--- a/01-foundations/NIST_RMF_SP_800-53/Espanol/NIST_RMF_and_SP_800-53_Release_5.2.0_Practical_Manual_Espanol_v1.0.docx
+++ b/01-foundations/NIST_RMF_SP_800-53/Espanol/NIST_RMF_and_SP_800-53_Release_5.2.0_Practical_Manual_Espanol_v1.0.docx
@@ -2,32 +2,6 @@
 <file path=word/document.xml><?xml version="1.0" encoding="utf-8"?>
 <w:document xmlns:w="http://schemas.openxmlformats.org/wordprocessingml/2006/main" xmlns:m="http://schemas.openxmlformats.org/officeDocument/2006/math" xmlns:r="http://schemas.openxmlformats.org/officeDocument/2006/relationships" xmlns:o="urn:schemas-microsoft-com:office:office" xmlns:v="urn:schemas-microsoft-com:vml" xmlns:w10="urn:schemas-microsoft-com:office:word" xmlns:a="http://schemas.openxmlformats.org/drawingml/2006/main" xmlns:pic="http://schemas.openxmlformats.org/drawingml/2006/picture" xmlns:wp="http://schemas.openxmlformats.org/drawingml/2006/wordprocessingDrawing">
   <w:body>
-    <w:sdt>
-      <w:sdtPr>
-        <w:docPartObj>
-          <w:docPartGallery w:val="Table of Contents"/>
-          <w:docPartUnique/>
-        </w:docPartObj>
-      </w:sdtPr>
-      <w:sdtContent>
-        <w:p>
-          <w:pPr>
-            <w:pStyle w:val="TOCHeading"/>
-          </w:pPr>
-          <w:r>
-            <w:t xml:space="preserve">Table of Contents</w:t>
-          </w:r>
-        </w:p>
-        <w:p>
-          <w:r>
-            <w:fldChar w:fldCharType="begin" w:dirty="true"/>
-            <w:instrText xml:space="preserve">TOC \o "1-3" \h \z \u</w:instrText>
-            <w:fldChar w:fldCharType="separate"/>
-            <w:fldChar w:fldCharType="end"/>
-          </w:r>
-        </w:p>
-      </w:sdtContent>
-    </w:sdt>
     <w:p>
       <w:pPr>
         <w:pStyle w:val="BlockText"/>

--- a/01-foundations/NIST_RMF_SP_800-53/Espanol/NIST_RMF_and_SP_800-53_Release_5.2.0_Practical_Manual_Espanol_v1.0.docx
+++ b/01-foundations/NIST_RMF_SP_800-53/Espanol/NIST_RMF_and_SP_800-53_Release_5.2.0_Practical_Manual_Espanol_v1.0.docx
@@ -2,6 +2,32 @@
 <file path=word/document.xml><?xml version="1.0" encoding="utf-8"?>
 <w:document xmlns:w="http://schemas.openxmlformats.org/wordprocessingml/2006/main" xmlns:m="http://schemas.openxmlformats.org/officeDocument/2006/math" xmlns:r="http://schemas.openxmlformats.org/officeDocument/2006/relationships" xmlns:o="urn:schemas-microsoft-com:office:office" xmlns:v="urn:schemas-microsoft-com:vml" xmlns:w10="urn:schemas-microsoft-com:office:word" xmlns:a="http://schemas.openxmlformats.org/drawingml/2006/main" xmlns:pic="http://schemas.openxmlformats.org/drawingml/2006/picture" xmlns:wp="http://schemas.openxmlformats.org/drawingml/2006/wordprocessingDrawing">
   <w:body>
+    <w:sdt>
+      <w:sdtPr>
+        <w:docPartObj>
+          <w:docPartGallery w:val="Table of Contents"/>
+          <w:docPartUnique/>
+        </w:docPartObj>
+      </w:sdtPr>
+      <w:sdtContent>
+        <w:p>
+          <w:pPr>
+            <w:pStyle w:val="TOCHeading"/>
+          </w:pPr>
+          <w:r>
+            <w:t xml:space="preserve">Table of Contents</w:t>
+          </w:r>
+        </w:p>
+        <w:p>
+          <w:r>
+            <w:fldChar w:fldCharType="begin" w:dirty="true"/>
+            <w:instrText xml:space="preserve">TOC \o "1-3" \h \z \u</w:instrText>
+            <w:fldChar w:fldCharType="separate"/>
+            <w:fldChar w:fldCharType="end"/>
+          </w:r>
+        </w:p>
+      </w:sdtContent>
+    </w:sdt>
     <w:p>
       <w:pPr>
         <w:pStyle w:val="BlockText"/>

--- a/01-foundations/NIST_RMF_SP_800-53/Espanol/NIST_RMF_and_SP_800-53_Release_5.2.0_Practical_Manual_Espanol_v1.0.docx
+++ b/01-foundations/NIST_RMF_SP_800-53/Espanol/NIST_RMF_and_SP_800-53_Release_5.2.0_Practical_Manual_Espanol_v1.0.docx
@@ -34,8 +34,8 @@
       </w:pPr>
       <w:r>
         <w:rPr>
+          <w:bCs/>
           <w:b/>
-          <w:bCs/>
         </w:rPr>
         <w:t xml:space="preserve">Estado de revisión:</w:t>
       </w:r>
@@ -52,8 +52,8 @@
       </w:pPr>
       <w:r>
         <w:rPr>
+          <w:bCs/>
           <w:b/>
-          <w:bCs/>
         </w:rPr>
         <w:t xml:space="preserve">NIST RISK MANAGEMENT FRAMEWORK</w:t>
       </w:r>
@@ -64,8 +64,8 @@
       </w:pPr>
       <w:r>
         <w:rPr>
+          <w:bCs/>
           <w:b/>
-          <w:bCs/>
         </w:rPr>
         <w:t xml:space="preserve">Y SP 800-53 RELEASE 5.2.0</w:t>
       </w:r>
@@ -90,8 +90,8 @@
       </w:r>
       <w:r>
         <w:rPr>
+          <w:bCs/>
           <w:b/>
-          <w:bCs/>
         </w:rPr>
         <w:t xml:space="preserve">Lo que este manual hace:</w:t>
       </w:r>
@@ -114,8 +114,8 @@
       </w:pPr>
       <w:r>
         <w:rPr>
+          <w:bCs/>
           <w:b/>
-          <w:bCs/>
         </w:rPr>
         <w:t xml:space="preserve">Alberto (Al) Leiva</w:t>
       </w:r>
@@ -128,7 +128,7 @@
         <w:t xml:space="preserve">Primera edición • Julio 2026</w:t>
       </w:r>
     </w:p>
-    <w:bookmarkStart w:id="10" w:name="prefacio"/>
+    <w:bookmarkStart w:id="21" w:name="prefacio"/>
     <w:p>
       <w:pPr>
         <w:pStyle w:val="Heading1"/>
@@ -169,7 +169,7 @@
         <w:t xml:space="preserve">|. |</w:t>
       </w:r>
     </w:p>
-    <w:bookmarkStart w:id="9" w:name="cómo-usar-este-manual"/>
+    <w:bookmarkStart w:id="20" w:name="cómo-usar-este-manual"/>
     <w:p>
       <w:pPr>
         <w:pStyle w:val="Heading2"/>
@@ -233,9 +233,9 @@
         <w:t xml:space="preserve">Adaptar cada artefacto a la autoridad de la organización, tolerancia al riesgo, sistema y obligaciones.</w:t>
       </w:r>
     </w:p>
-    <w:bookmarkEnd w:id="9"/>
-    <w:bookmarkEnd w:id="10"/>
-    <w:bookmarkStart w:id="11" w:name="tabla-de-contenidos"/>
+    <w:bookmarkEnd w:id="20"/>
+    <w:bookmarkEnd w:id="21"/>
+    <w:bookmarkStart w:id="22" w:name="tabla-de-contenidos"/>
     <w:p>
       <w:pPr>
         <w:pStyle w:val="Heading1"/>
@@ -1702,26 +1702,27 @@
       <w:tblPr>
         <w:tblStyle w:val="Table"/>
         <w:tblW w:type="pct" w:w="5000"/>
-        <w:tblLayout w:type="fixed"/>
         <w:tblLook w:firstRow="1" w:lastRow="0" w:firstColumn="0" w:lastColumn="0" w:noHBand="0" w:noVBand="0" w:val="0020"/>
+        <w:jc w:val="start"/>
       </w:tblPr>
       <w:tblGrid>
         <w:gridCol w:w="7920"/>
       </w:tblGrid>
       <w:tr>
         <w:trPr>
-          <w:tblHeader w:val="on"/>
+          <w:tblHeader w:val="true"/>
         </w:trPr>
         <w:tc>
           <w:tcPr/>
           <w:p>
             <w:pPr>
               <w:pStyle w:val="Compact"/>
+              <w:jc w:val="left"/>
             </w:pPr>
             <w:r>
               <w:rPr>
+                <w:bCs/>
                 <w:b/>
-                <w:bCs/>
               </w:rPr>
               <w:t xml:space="preserve">Capítulo</w:t>
             </w:r>
@@ -1734,6 +1735,7 @@
           <w:p>
             <w:pPr>
               <w:pStyle w:val="Compact"/>
+              <w:jc w:val="left"/>
             </w:pPr>
             <w:r>
               <w:t xml:space="preserve">1</w:t>
@@ -1747,6 +1749,7 @@
           <w:p>
             <w:pPr>
               <w:pStyle w:val="Compact"/>
+              <w:jc w:val="left"/>
             </w:pPr>
             <w:r>
               <w:t xml:space="preserve">2</w:t>
@@ -1760,6 +1763,7 @@
           <w:p>
             <w:pPr>
               <w:pStyle w:val="Compact"/>
+              <w:jc w:val="left"/>
             </w:pPr>
             <w:r>
               <w:t xml:space="preserve">3</w:t>
@@ -1773,6 +1777,7 @@
           <w:p>
             <w:pPr>
               <w:pStyle w:val="Compact"/>
+              <w:jc w:val="left"/>
             </w:pPr>
             <w:r>
               <w:t xml:space="preserve">4</w:t>
@@ -1786,6 +1791,7 @@
           <w:p>
             <w:pPr>
               <w:pStyle w:val="Compact"/>
+              <w:jc w:val="left"/>
             </w:pPr>
             <w:r>
               <w:t xml:space="preserve">5</w:t>
@@ -1799,6 +1805,7 @@
           <w:p>
             <w:pPr>
               <w:pStyle w:val="Compact"/>
+              <w:jc w:val="left"/>
             </w:pPr>
             <w:r>
               <w:t xml:space="preserve">6</w:t>
@@ -1812,6 +1819,7 @@
           <w:p>
             <w:pPr>
               <w:pStyle w:val="Compact"/>
+              <w:jc w:val="left"/>
             </w:pPr>
             <w:r>
               <w:t xml:space="preserve">7</w:t>
@@ -1825,6 +1833,7 @@
           <w:p>
             <w:pPr>
               <w:pStyle w:val="Compact"/>
+              <w:jc w:val="left"/>
             </w:pPr>
             <w:r>
               <w:t xml:space="preserve">8</w:t>
@@ -1838,6 +1847,7 @@
           <w:p>
             <w:pPr>
               <w:pStyle w:val="Compact"/>
+              <w:jc w:val="left"/>
             </w:pPr>
             <w:r>
               <w:t xml:space="preserve">9</w:t>
@@ -1851,6 +1861,7 @@
           <w:p>
             <w:pPr>
               <w:pStyle w:val="Compact"/>
+              <w:jc w:val="left"/>
             </w:pPr>
             <w:r>
               <w:t xml:space="preserve">10 TERRITORIO Assess Controls</w:t>
@@ -1864,6 +1875,7 @@
           <w:p>
             <w:pPr>
               <w:pStyle w:val="Compact"/>
+              <w:jc w:val="left"/>
             </w:pPr>
             <w:r>
               <w:t xml:space="preserve">11</w:t>
@@ -1877,6 +1889,7 @@
           <w:p>
             <w:pPr>
               <w:pStyle w:val="Compact"/>
+              <w:jc w:val="left"/>
             </w:pPr>
             <w:r>
               <w:t xml:space="preserve">12 Silencioso Monitor</w:t>
@@ -1890,6 +1903,7 @@
           <w:p>
             <w:pPr>
               <w:pStyle w:val="Compact"/>
+              <w:jc w:val="left"/>
             </w:pPr>
             <w:r>
               <w:t xml:space="preserve">13 Silenciosos Bases de control y Tailoring</w:t>
@@ -1903,6 +1917,7 @@
           <w:p>
             <w:pPr>
               <w:pStyle w:val="Compact"/>
+              <w:jc w:val="left"/>
             </w:pPr>
             <w:r>
               <w:t xml:space="preserve">TEN 14</w:t>
@@ -1916,6 +1931,7 @@
           <w:p>
             <w:pPr>
               <w:pStyle w:val="Compact"/>
+              <w:jc w:val="left"/>
             </w:pPr>
             <w:r>
               <w:t xml:space="preserve">15</w:t>
@@ -1929,6 +1945,7 @@
           <w:p>
             <w:pPr>
               <w:pStyle w:val="Compact"/>
+              <w:jc w:val="left"/>
             </w:pPr>
             <w:r>
               <w:t xml:space="preserve">16 Silencioso Evaluación Planificación y pruebas</w:t>
@@ -1942,6 +1959,7 @@
           <w:p>
             <w:pPr>
               <w:pStyle w:val="Compact"/>
+              <w:jc w:val="left"/>
             </w:pPr>
             <w:r>
               <w:t xml:space="preserve">17 Silencioso paquete de autorización y POA consigoM</w:t>
@@ -1955,6 +1973,7 @@
           <w:p>
             <w:pPr>
               <w:pStyle w:val="Compact"/>
+              <w:jc w:val="left"/>
             </w:pPr>
             <w:r>
               <w:t xml:space="preserve">18</w:t>
@@ -1968,6 +1987,7 @@
           <w:p>
             <w:pPr>
               <w:pStyle w:val="Compact"/>
+              <w:jc w:val="left"/>
             </w:pPr>
             <w:r>
               <w:t xml:space="preserve">19 Silencioso OSCAL y Automatización</w:t>
@@ -1981,6 +2001,7 @@
           <w:p>
             <w:pPr>
               <w:pStyle w:val="Compact"/>
+              <w:jc w:val="left"/>
             </w:pPr>
             <w:r>
               <w:t xml:space="preserve">TEN 20</w:t>
@@ -1994,6 +2015,7 @@
           <w:p>
             <w:pPr>
               <w:pStyle w:val="Compact"/>
+              <w:jc w:val="left"/>
             </w:pPr>
             <w:r>
               <w:t xml:space="preserve">TEN 21</w:t>
@@ -2007,6 +2029,7 @@
           <w:p>
             <w:pPr>
               <w:pStyle w:val="Compact"/>
+              <w:jc w:val="left"/>
             </w:pPr>
             <w:r>
               <w:t xml:space="preserve">TEN 22</w:t>
@@ -2020,6 +2043,7 @@
           <w:p>
             <w:pPr>
               <w:pStyle w:val="Compact"/>
+              <w:jc w:val="left"/>
             </w:pPr>
             <w:r>
               <w:t xml:space="preserve">TEN 23</w:t>
@@ -2033,6 +2057,7 @@
           <w:p>
             <w:pPr>
               <w:pStyle w:val="Compact"/>
+              <w:jc w:val="left"/>
             </w:pPr>
             <w:r>
               <w:t xml:space="preserve">24</w:t>
@@ -2046,6 +2071,7 @@
           <w:p>
             <w:pPr>
               <w:pStyle w:val="Compact"/>
+              <w:jc w:val="left"/>
             </w:pPr>
             <w:r>
               <w:t xml:space="preserve">TEN 25 TENIDOS Actualizaciones de software, Confiabilidad de parche y liberación 5.2.0 TEN 34</w:t>
@@ -2059,6 +2085,7 @@
           <w:p>
             <w:pPr>
               <w:pStyle w:val="Compact"/>
+              <w:jc w:val="left"/>
             </w:pPr>
             <w:r>
               <w:t xml:space="preserve">26</w:t>
@@ -2072,6 +2099,7 @@
           <w:p>
             <w:pPr>
               <w:pStyle w:val="Compact"/>
+              <w:jc w:val="left"/>
             </w:pPr>
             <w:r>
               <w:t xml:space="preserve">27 Silencioso Gerente de juegos RMF</w:t>
@@ -2085,6 +2113,7 @@
           <w:p>
             <w:pPr>
               <w:pStyle w:val="Compact"/>
+              <w:jc w:val="left"/>
             </w:pPr>
             <w:r>
               <w:t xml:space="preserve">28</w:t>
@@ -2098,6 +2127,7 @@
           <w:p>
             <w:pPr>
               <w:pStyle w:val="Compact"/>
+              <w:jc w:val="left"/>
             </w:pPr>
             <w:r>
               <w:t xml:space="preserve">29</w:t>
@@ -2111,6 +2141,7 @@
           <w:p>
             <w:pPr>
               <w:pStyle w:val="Compact"/>
+              <w:jc w:val="left"/>
             </w:pPr>
             <w:r>
               <w:t xml:space="preserve">30 TENIDOS Plantillas, Glosario, Índice y Referencias</w:t>
@@ -2119,8 +2150,8 @@
         </w:tc>
       </w:tr>
     </w:tbl>
-    <w:bookmarkEnd w:id="11"/>
-    <w:bookmarkStart w:id="12" w:name="rmf-and-sp-800-53-foundations"/>
+    <w:bookmarkEnd w:id="22"/>
+    <w:bookmarkStart w:id="23" w:name="rmf-and-sp-800-53-foundations"/>
     <w:p>
       <w:pPr>
         <w:pStyle w:val="Heading1"/>
@@ -2135,8 +2166,8 @@
       </w:pPr>
       <w:r>
         <w:rPr>
+          <w:iCs/>
           <w:i/>
-          <w:iCs/>
         </w:rPr>
         <w:t xml:space="preserve">RMF gestiona el riesgo de seguridad y privacidad mediante decisiones responsables del ciclo de vida</w:t>
       </w:r>
@@ -2152,7 +2183,13 @@
         <w:t xml:space="preserve">■img src=</w:t>
       </w:r>
       <w:r>
-        <w:t xml:space="preserve">“media/image1.png”</w:t>
+        <w:t xml:space="preserve">“</w:t>
+      </w:r>
+      <w:r>
+        <w:t xml:space="preserve">media/image1.png</w:t>
+      </w:r>
+      <w:r>
+        <w:t xml:space="preserve">”</w:t>
       </w:r>
       <w:r>
         <w:t xml:space="preserve"> </w:t>
@@ -2161,7 +2198,13 @@
         <w:t xml:space="preserve">estilo=</w:t>
       </w:r>
       <w:r>
-        <w:t xml:space="preserve">“width:6.15in;height:3.39605in”</w:t>
+        <w:t xml:space="preserve">“</w:t>
+      </w:r>
+      <w:r>
+        <w:t xml:space="preserve">width:6.15in;height:3.39605in</w:t>
+      </w:r>
+      <w:r>
+        <w:t xml:space="preserve">”</w:t>
       </w:r>
       <w:r>
         <w:t xml:space="preserve"> </w:t>
@@ -2170,7 +2213,13 @@
         <w:t xml:space="preserve">alt=</w:t>
       </w:r>
       <w:r>
-        <w:t xml:space="preserve">“Prepare soporta cada paso, y Monitor alimenta nueva información de nuevo en las decisiones de riesgo.”</w:t>
+        <w:t xml:space="preserve">“</w:t>
+      </w:r>
+      <w:r>
+        <w:t xml:space="preserve">Prepare soporta cada paso, y Monitor alimenta nueva información de nuevo en las decisiones de riesgo.</w:t>
+      </w:r>
+      <w:r>
+        <w:t xml:space="preserve">”</w:t>
       </w:r>
     </w:p>
     <w:p>
@@ -2187,8 +2236,8 @@
       </w:pPr>
       <w:r>
         <w:rPr>
+          <w:bCs/>
           <w:b/>
-          <w:bCs/>
         </w:rPr>
         <w:t xml:space="preserve">Item</w:t>
       </w:r>
@@ -2203,8 +2252,8 @@
       </w:r>
       <w:r>
         <w:rPr>
+          <w:bCs/>
           <w:b/>
-          <w:bCs/>
         </w:rPr>
         <w:t xml:space="preserve">Purpose</w:t>
       </w:r>
@@ -2257,8 +2306,8 @@
       </w:pPr>
       <w:r>
         <w:rPr>
+          <w:bCs/>
           <w:b/>
-          <w:bCs/>
         </w:rPr>
         <w:t xml:space="preserve">Core idea:</w:t>
       </w:r>
@@ -2277,8 +2326,8 @@
         <w:t xml:space="preserve">|. |</w:t>
       </w:r>
     </w:p>
-    <w:bookmarkEnd w:id="12"/>
-    <w:bookmarkStart w:id="13" w:name="actual-nist-publication-suite"/>
+    <w:bookmarkEnd w:id="23"/>
+    <w:bookmarkStart w:id="24" w:name="actual-nist-publication-suite"/>
     <w:p>
       <w:pPr>
         <w:pStyle w:val="Heading1"/>
@@ -2293,8 +2342,8 @@
       </w:pPr>
       <w:r>
         <w:rPr>
+          <w:iCs/>
           <w:i/>
-          <w:iCs/>
         </w:rPr>
         <w:t xml:space="preserve">Utilice la fuente oficial actual y entienda cómo cada publicación apoya el conjunto.</w:t>
       </w:r>
@@ -2305,8 +2354,8 @@
       </w:pPr>
       <w:r>
         <w:rPr>
+          <w:bCs/>
           <w:b/>
-          <w:bCs/>
         </w:rPr>
         <w:t xml:space="preserve">Publicación/recurso</w:t>
       </w:r>
@@ -2381,11 +2430,11 @@
     </w:p>
     <w:p>
       <w:pPr>
+        <w:numPr>
+          <w:ilvl w:val="0"/>
+          <w:numId w:val="1002"/>
+        </w:numPr>
         <w:pStyle w:val="Compact"/>
-        <w:numPr>
-          <w:ilvl w:val="0"/>
-          <w:numId w:val="1002"/>
-        </w:numPr>
       </w:pPr>
       <w:r>
         <w:t xml:space="preserve">Control de la versión* Grabar la publicación, publicación, formato, fecha de recuperación, versión perfil/baseline y configuración local. Nunca mezclar texto, procedimientos y bases de control de diferentes versiones sin análisis. |</w:t>
@@ -2397,8 +2446,8 @@
         <w:t xml:space="preserve">Respuesta</w:t>
       </w:r>
     </w:p>
-    <w:bookmarkEnd w:id="13"/>
-    <w:bookmarkStart w:id="14" w:name="X8615cd808e7183773b844c0bcb64bc2c43a5ea1"/>
+    <w:bookmarkEnd w:id="24"/>
+    <w:bookmarkStart w:id="25" w:name="X8615cd808e7183773b844c0bcb64bc2c43a5ea1"/>
     <w:p>
       <w:pPr>
         <w:pStyle w:val="Heading1"/>
@@ -2413,8 +2462,8 @@
       </w:pPr>
       <w:r>
         <w:rPr>
+          <w:iCs/>
           <w:i/>
-          <w:iCs/>
         </w:rPr>
         <w:t xml:space="preserve">RMF roles separados implementación, evaluación, propiedad y aceptación de riesgos</w:t>
       </w:r>
@@ -2430,7 +2479,13 @@
         <w:t xml:space="preserve">■img src=</w:t>
       </w:r>
       <w:r>
-        <w:t xml:space="preserve">“media/image2.png”</w:t>
+        <w:t xml:space="preserve">“</w:t>
+      </w:r>
+      <w:r>
+        <w:t xml:space="preserve">media/image2.png</w:t>
+      </w:r>
+      <w:r>
+        <w:t xml:space="preserve">”</w:t>
       </w:r>
       <w:r>
         <w:t xml:space="preserve"> </w:t>
@@ -2439,7 +2494,13 @@
         <w:t xml:space="preserve">estilo=</w:t>
       </w:r>
       <w:r>
-        <w:t xml:space="preserve">“width:6.15in;height:3.39605in”</w:t>
+        <w:t xml:space="preserve">“</w:t>
+      </w:r>
+      <w:r>
+        <w:t xml:space="preserve">width:6.15in;height:3.39605in</w:t>
+      </w:r>
+      <w:r>
+        <w:t xml:space="preserve">”</w:t>
       </w:r>
       <w:r>
         <w:t xml:space="preserve"> </w:t>
@@ -2448,7 +2509,13 @@
         <w:t xml:space="preserve">alt=</w:t>
       </w:r>
       <w:r>
-        <w:t xml:space="preserve">“Enterprise direction, mission/business needs, and system controls must stay connected.”</w:t>
+        <w:t xml:space="preserve">“</w:t>
+      </w:r>
+      <w:r>
+        <w:t xml:space="preserve">Enterprise direction, mission/business needs, and system controls must stay connected.</w:t>
+      </w:r>
+      <w:r>
+        <w:t xml:space="preserve">”</w:t>
       </w:r>
       <w:r>
         <w:t xml:space="preserve"> </w:t>
@@ -2471,8 +2538,8 @@
       </w:pPr>
       <w:r>
         <w:rPr>
+          <w:bCs/>
           <w:b/>
-          <w:bCs/>
         </w:rPr>
         <w:t xml:space="preserve">Rol</w:t>
       </w:r>
@@ -2557,8 +2624,8 @@
         <w:t xml:space="preserve">TEN Enterprise architect / mission owner ¦ Aligns systems, processes, dependencies, and organization architecture |</w:t>
       </w:r>
     </w:p>
-    <w:bookmarkEnd w:id="14"/>
-    <w:bookmarkStart w:id="17" w:name="X1c0e901585621abd373450fd79d361c83a0d1f7"/>
+    <w:bookmarkEnd w:id="25"/>
+    <w:bookmarkStart w:id="28" w:name="X1c0e901585621abd373450fd79d361c83a0d1f7"/>
     <w:p>
       <w:pPr>
         <w:pStyle w:val="Heading1"/>
@@ -2573,13 +2640,13 @@
       </w:pPr>
       <w:r>
         <w:rPr>
+          <w:iCs/>
           <w:i/>
-          <w:iCs/>
         </w:rPr>
         <w:t xml:space="preserve">Un límite claro es la base para la categorización, los controles, la evaluación y la autorización.</w:t>
       </w:r>
     </w:p>
-    <w:bookmarkStart w:id="15" w:name="preguntas-sobre-los-resultados"/>
+    <w:bookmarkStart w:id="26" w:name="preguntas-sobre-los-resultados"/>
     <w:p>
       <w:pPr>
         <w:pStyle w:val="Heading2"/>
@@ -2660,8 +2727,8 @@
       </w:pPr>
       <w:r>
         <w:rPr>
+          <w:bCs/>
           <w:b/>
-          <w:bCs/>
         </w:rPr>
         <w:t xml:space="preserve">Edificio literario</w:t>
       </w:r>
@@ -2718,11 +2785,11 @@
     </w:p>
     <w:p>
       <w:pPr>
+        <w:numPr>
+          <w:ilvl w:val="0"/>
+          <w:numId w:val="1004"/>
+        </w:numPr>
         <w:pStyle w:val="Compact"/>
-        <w:numPr>
-          <w:ilvl w:val="0"/>
-          <w:numId w:val="1004"/>
-        </w:numPr>
       </w:pPr>
       <w:r>
         <w:t xml:space="preserve">Prepararse a nivel de organización</w:t>
@@ -2730,18 +2797,18 @@
     </w:p>
     <w:p>
       <w:pPr>
+        <w:numPr>
+          <w:ilvl w:val="0"/>
+          <w:numId w:val="1005"/>
+        </w:numPr>
         <w:pStyle w:val="Compact"/>
-        <w:numPr>
-          <w:ilvl w:val="0"/>
-          <w:numId w:val="1005"/>
-        </w:numPr>
       </w:pPr>
       <w:r>
         <w:t xml:space="preserve">Preparación a nivel de organización hace que el sistema RMF funcione de manera coherente y eficiente.*</w:t>
       </w:r>
     </w:p>
-    <w:bookmarkEnd w:id="15"/>
-    <w:bookmarkStart w:id="16" w:name="organization-preparation"/>
+    <w:bookmarkEnd w:id="26"/>
+    <w:bookmarkStart w:id="27" w:name="organization-preparation"/>
     <w:p>
       <w:pPr>
         <w:pStyle w:val="Heading2"/>
@@ -2828,8 +2895,8 @@
       </w:r>
       <w:r>
         <w:rPr>
+          <w:bCs/>
           <w:b/>
-          <w:bCs/>
         </w:rPr>
         <w:t xml:space="preserve">Principio de eficiencia</w:t>
       </w:r>
@@ -2846,9 +2913,9 @@
         <w:t xml:space="preserve">|. |</w:t>
       </w:r>
     </w:p>
-    <w:bookmarkEnd w:id="16"/>
-    <w:bookmarkEnd w:id="17"/>
-    <w:bookmarkStart w:id="19" w:name="prepárate-en-el-nivel-del-sistema"/>
+    <w:bookmarkEnd w:id="27"/>
+    <w:bookmarkEnd w:id="28"/>
+    <w:bookmarkStart w:id="30" w:name="prepárate-en-el-nivel-del-sistema"/>
     <w:p>
       <w:pPr>
         <w:pStyle w:val="Heading1"/>
@@ -2863,8 +2930,8 @@
       </w:pPr>
       <w:r>
         <w:rPr>
+          <w:iCs/>
           <w:i/>
-          <w:iCs/>
         </w:rPr>
         <w:t xml:space="preserve">La preparación a nivel de sistemas define la misión específica, los interesados, los límites, la información y el enfoque</w:t>
       </w:r>
@@ -2872,7 +2939,7 @@
         <w:t xml:space="preserve">.</w:t>
       </w:r>
     </w:p>
-    <w:bookmarkStart w:id="18" w:name="preparación-del-sistema"/>
+    <w:bookmarkStart w:id="29" w:name="preparación-del-sistema"/>
     <w:p>
       <w:pPr>
         <w:pStyle w:val="Heading2"/>
@@ -2947,9 +3014,9 @@
         <w:t xml:space="preserve">Hipótesis de documentos, limitaciones, riesgos, decisiones requeridas y calendario de paquetes.</w:t>
       </w:r>
     </w:p>
-    <w:bookmarkEnd w:id="18"/>
-    <w:bookmarkEnd w:id="19"/>
-    <w:bookmarkStart w:id="21" w:name="categorizar-el-sistema"/>
+    <w:bookmarkEnd w:id="29"/>
+    <w:bookmarkEnd w:id="30"/>
+    <w:bookmarkStart w:id="32" w:name="categorizar-el-sistema"/>
     <w:p>
       <w:pPr>
         <w:pStyle w:val="Heading1"/>
@@ -2964,8 +3031,8 @@
       </w:pPr>
       <w:r>
         <w:rPr>
+          <w:iCs/>
           <w:i/>
-          <w:iCs/>
         </w:rPr>
         <w:t xml:space="preserve">Categorization describes the potential impact of the loss of confidentiality, integrity, or availability.</w:t>
       </w:r>
@@ -2978,7 +3045,13 @@
         <w:t xml:space="preserve">■img src=</w:t>
       </w:r>
       <w:r>
-        <w:t xml:space="preserve">“media/image3.png”</w:t>
+        <w:t xml:space="preserve">“</w:t>
+      </w:r>
+      <w:r>
+        <w:t xml:space="preserve">media/image3.png</w:t>
+      </w:r>
+      <w:r>
+        <w:t xml:space="preserve">”</w:t>
       </w:r>
       <w:r>
         <w:t xml:space="preserve"> </w:t>
@@ -2987,7 +3060,13 @@
         <w:t xml:space="preserve">style=</w:t>
       </w:r>
       <w:r>
-        <w:t xml:space="preserve">“width:6.15in;height:3.39605in”</w:t>
+        <w:t xml:space="preserve">“</w:t>
+      </w:r>
+      <w:r>
+        <w:t xml:space="preserve">width:6.15in;height:3.39605in</w:t>
+      </w:r>
+      <w:r>
+        <w:t xml:space="preserve">”</w:t>
       </w:r>
       <w:r>
         <w:t xml:space="preserve"> </w:t>
@@ -2996,7 +3075,13 @@
         <w:t xml:space="preserve">alt=</w:t>
       </w:r>
       <w:r>
-        <w:t xml:space="preserve">“La castgorización comienza con el impacto de la información y produce un nivel de impacto del sistema aprobado”</w:t>
+        <w:t xml:space="preserve">“</w:t>
+      </w:r>
+      <w:r>
+        <w:t xml:space="preserve">La castgorización comienza con el impacto de la información y produce un nivel de impacto del sistema aprobado</w:t>
+      </w:r>
+      <w:r>
+        <w:t xml:space="preserve">”</w:t>
       </w:r>
       <w:r>
         <w:t xml:space="preserve">.</w:t>
@@ -3010,7 +3095,7 @@
         <w:t xml:space="preserve">Gráfico 3</w:t>
       </w:r>
     </w:p>
-    <w:bookmarkStart w:id="20" w:name="method"/>
+    <w:bookmarkStart w:id="31" w:name="method"/>
     <w:p>
       <w:pPr>
         <w:pStyle w:val="Heading2"/>
@@ -3080,8 +3165,8 @@
       </w:pPr>
       <w:r>
         <w:rPr>
+          <w:bCs/>
           <w:b/>
-          <w:bCs/>
         </w:rPr>
         <w:t xml:space="preserve">Advertencia de la categórica:</w:t>
       </w:r>
@@ -3100,9 +3185,9 @@
         <w:t xml:space="preserve">Respuesta</w:t>
       </w:r>
     </w:p>
-    <w:bookmarkEnd w:id="20"/>
-    <w:bookmarkEnd w:id="21"/>
-    <w:bookmarkStart w:id="23" w:name="seleccione-controles"/>
+    <w:bookmarkEnd w:id="31"/>
+    <w:bookmarkEnd w:id="32"/>
+    <w:bookmarkStart w:id="34" w:name="seleccione-controles"/>
     <w:p>
       <w:pPr>
         <w:pStyle w:val="Heading1"/>
@@ -3117,13 +3202,13 @@
       </w:pPr>
       <w:r>
         <w:rPr>
+          <w:iCs/>
           <w:i/>
-          <w:iCs/>
         </w:rPr>
         <w:t xml:space="preserve">Selection crea un conjunto de controles adaptados que abordan el sistema y el riesgo organizativo.</w:t>
       </w:r>
     </w:p>
-    <w:bookmarkStart w:id="22" w:name="secuencia-de-selección"/>
+    <w:bookmarkStart w:id="33" w:name="secuencia-de-selección"/>
     <w:p>
       <w:pPr>
         <w:pStyle w:val="Heading2"/>
@@ -3226,9 +3311,9 @@
         <w:t xml:space="preserve">|. |</w:t>
       </w:r>
     </w:p>
-    <w:bookmarkEnd w:id="22"/>
-    <w:bookmarkEnd w:id="23"/>
-    <w:bookmarkStart w:id="25" w:name="controles-de-aplicación"/>
+    <w:bookmarkEnd w:id="33"/>
+    <w:bookmarkEnd w:id="34"/>
+    <w:bookmarkStart w:id="36" w:name="controles-de-aplicación"/>
     <w:p>
       <w:pPr>
         <w:pStyle w:val="Heading1"/>
@@ -3243,8 +3328,8 @@
       </w:pPr>
       <w:r>
         <w:rPr>
+          <w:iCs/>
           <w:i/>
-          <w:iCs/>
         </w:rPr>
         <w:t xml:space="preserve">La implementación convierte los controles seleccionados en salvaguardias reales, asignadas, configuradas y operadas</w:t>
       </w:r>
@@ -3252,7 +3337,7 @@
         <w:t xml:space="preserve">.</w:t>
       </w:r>
     </w:p>
-    <w:bookmarkStart w:id="24" w:name="implementation-workflow"/>
+    <w:bookmarkStart w:id="35" w:name="implementation-workflow"/>
     <w:p>
       <w:pPr>
         <w:pStyle w:val="Heading2"/>
@@ -3338,9 +3423,9 @@
         <w:t xml:space="preserve">Correcciones de diseño o operación correctas antes de la evaluación formal cuando sea posible.</w:t>
       </w:r>
     </w:p>
-    <w:bookmarkEnd w:id="24"/>
-    <w:bookmarkEnd w:id="25"/>
-    <w:bookmarkStart w:id="27" w:name="evaluar-los-controles"/>
+    <w:bookmarkEnd w:id="35"/>
+    <w:bookmarkEnd w:id="36"/>
+    <w:bookmarkStart w:id="38" w:name="evaluar-los-controles"/>
     <w:p>
       <w:pPr>
         <w:pStyle w:val="Heading1"/>
@@ -3355,8 +3440,8 @@
       </w:pPr>
       <w:r>
         <w:rPr>
+          <w:iCs/>
           <w:i/>
-          <w:iCs/>
         </w:rPr>
         <w:t xml:space="preserve">La evaluación determina si los controles se aplican correctamente, funcionan según lo previsto y producen el resultado deseado</w:t>
       </w:r>
@@ -3364,7 +3449,7 @@
         <w:t xml:space="preserve">.</w:t>
       </w:r>
     </w:p>
-    <w:bookmarkStart w:id="26" w:name="evaluación-secuencia"/>
+    <w:bookmarkStart w:id="37" w:name="evaluación-secuencia"/>
     <w:p>
       <w:pPr>
         <w:pStyle w:val="Heading2"/>
@@ -3464,9 +3549,9 @@
         <w:t xml:space="preserve">|. |</w:t>
       </w:r>
     </w:p>
-    <w:bookmarkEnd w:id="26"/>
-    <w:bookmarkEnd w:id="27"/>
-    <w:bookmarkStart w:id="29" w:name="X5d50ba505129005d140a4ac97deb03144b16df9"/>
+    <w:bookmarkEnd w:id="37"/>
+    <w:bookmarkEnd w:id="38"/>
+    <w:bookmarkStart w:id="40" w:name="X5d50ba505129005d140a4ac97deb03144b16df9"/>
     <w:p>
       <w:pPr>
         <w:pStyle w:val="Heading1"/>
@@ -3477,11 +3562,11 @@
     </w:p>
     <w:p>
       <w:pPr>
+        <w:numPr>
+          <w:ilvl w:val="0"/>
+          <w:numId w:val="1012"/>
+        </w:numPr>
         <w:pStyle w:val="Compact"/>
-        <w:numPr>
-          <w:ilvl w:val="0"/>
-          <w:numId w:val="1012"/>
-        </w:numPr>
       </w:pPr>
       <w:r>
         <w:t xml:space="preserve">La apropiación es una decisión explícita de alto riesgo basada en el conjunto de medidas y el contexto organizativo*.</w:t>
@@ -3495,7 +3580,13 @@
         <w:t xml:space="preserve">■img src=</w:t>
       </w:r>
       <w:r>
-        <w:t xml:space="preserve">“media/image4.png”</w:t>
+        <w:t xml:space="preserve">“</w:t>
+      </w:r>
+      <w:r>
+        <w:t xml:space="preserve">media/image4.png</w:t>
+      </w:r>
+      <w:r>
+        <w:t xml:space="preserve">”</w:t>
       </w:r>
       <w:r>
         <w:t xml:space="preserve"> </w:t>
@@ -3504,7 +3595,13 @@
         <w:t xml:space="preserve">style=</w:t>
       </w:r>
       <w:r>
-        <w:t xml:space="preserve">“width:6.15in;height:3.39605in”</w:t>
+        <w:t xml:space="preserve">“</w:t>
+      </w:r>
+      <w:r>
+        <w:t xml:space="preserve">width:6.15in;height:3.39605in</w:t>
+      </w:r>
+      <w:r>
+        <w:t xml:space="preserve">”</w:t>
       </w:r>
       <w:r>
         <w:t xml:space="preserve"> </w:t>
@@ -3513,7 +3610,13 @@
         <w:t xml:space="preserve">alt=</w:t>
       </w:r>
       <w:r>
-        <w:t xml:space="preserve">“El paquete es compatible con una decisión responsable con alcance definido, condiciones, duración y monitoreo”</w:t>
+        <w:t xml:space="preserve">“</w:t>
+      </w:r>
+      <w:r>
+        <w:t xml:space="preserve">El paquete es compatible con una decisión responsable con alcance definido, condiciones, duración y monitoreo</w:t>
+      </w:r>
+      <w:r>
+        <w:t xml:space="preserve">”</w:t>
       </w:r>
       <w:r>
         <w:t xml:space="preserve">.</w:t>
@@ -3527,7 +3630,7 @@
         <w:t xml:space="preserve">Figure 7. Authorization risk decision</w:t>
       </w:r>
     </w:p>
-    <w:bookmarkStart w:id="28" w:name="paquete-de-autorización"/>
+    <w:bookmarkStart w:id="39" w:name="paquete-de-autorización"/>
     <w:p>
       <w:pPr>
         <w:pStyle w:val="Heading2"/>
@@ -3608,8 +3711,8 @@
       </w:pPr>
       <w:r>
         <w:rPr>
+          <w:bCs/>
           <w:b/>
-          <w:bCs/>
         </w:rPr>
         <w:t xml:space="preserve">Posible decision</w:t>
       </w:r>
@@ -3664,8 +3767,8 @@
       </w:pPr>
       <w:r>
         <w:rPr>
+          <w:bCs/>
           <w:b/>
-          <w:bCs/>
         </w:rPr>
         <w:t xml:space="preserve">No hay certificación:</w:t>
       </w:r>
@@ -3682,9 +3785,9 @@
         <w:t xml:space="preserve">|. |</w:t>
       </w:r>
     </w:p>
-    <w:bookmarkEnd w:id="28"/>
-    <w:bookmarkEnd w:id="29"/>
-    <w:bookmarkStart w:id="31" w:name="monitor-continuo"/>
+    <w:bookmarkEnd w:id="39"/>
+    <w:bookmarkEnd w:id="40"/>
+    <w:bookmarkStart w:id="42" w:name="monitor-continuo"/>
     <w:p>
       <w:pPr>
         <w:pStyle w:val="Heading1"/>
@@ -3699,13 +3802,13 @@
       </w:pPr>
       <w:r>
         <w:rPr>
+          <w:iCs/>
           <w:i/>
-          <w:iCs/>
         </w:rPr>
         <w:t xml:space="preserve">Monitor controla, cambia el sistema, amenaza, hallazgos y riesgo después de la autorización.</w:t>
       </w:r>
     </w:p>
-    <w:bookmarkStart w:id="30" w:name="monitoring-activities"/>
+    <w:bookmarkStart w:id="41" w:name="monitoring-activities"/>
     <w:p>
       <w:pPr>
         <w:pStyle w:val="Heading2"/>
@@ -3786,8 +3889,8 @@
       </w:pPr>
       <w:r>
         <w:rPr>
+          <w:iCs/>
           <w:i/>
-          <w:iCs/>
         </w:rPr>
         <w:t xml:space="preserve">Monitor para las decisiones</w:t>
       </w:r>
@@ -3804,9 +3907,9 @@
         <w:t xml:space="preserve">|. |</w:t>
       </w:r>
     </w:p>
-    <w:bookmarkEnd w:id="30"/>
-    <w:bookmarkEnd w:id="31"/>
-    <w:bookmarkStart w:id="33" w:name="bases-de-control-y-adaptación"/>
+    <w:bookmarkEnd w:id="41"/>
+    <w:bookmarkEnd w:id="42"/>
+    <w:bookmarkStart w:id="44" w:name="bases-de-control-y-adaptación"/>
     <w:p>
       <w:pPr>
         <w:pStyle w:val="Heading1"/>
@@ -3821,8 +3924,8 @@
       </w:pPr>
       <w:r>
         <w:rPr>
+          <w:iCs/>
           <w:i/>
-          <w:iCs/>
         </w:rPr>
         <w:t xml:space="preserve">Las líneas de base son puntos de partida; la adaptación las hace apropiadas y defensibles.</w:t>
       </w:r>
@@ -3835,7 +3938,13 @@
         <w:t xml:space="preserve">■img src=</w:t>
       </w:r>
       <w:r>
-        <w:t xml:space="preserve">“media/image5.png”</w:t>
+        <w:t xml:space="preserve">“</w:t>
+      </w:r>
+      <w:r>
+        <w:t xml:space="preserve">media/image5.png</w:t>
+      </w:r>
+      <w:r>
+        <w:t xml:space="preserve">”</w:t>
       </w:r>
       <w:r>
         <w:t xml:space="preserve"> </w:t>
@@ -3844,7 +3953,13 @@
         <w:t xml:space="preserve">style=</w:t>
       </w:r>
       <w:r>
-        <w:t xml:space="preserve">“width:6.15in;height:3.39605in”</w:t>
+        <w:t xml:space="preserve">“</w:t>
+      </w:r>
+      <w:r>
+        <w:t xml:space="preserve">width:6.15in;height:3.39605in</w:t>
+      </w:r>
+      <w:r>
+        <w:t xml:space="preserve">”</w:t>
       </w:r>
       <w:r>
         <w:t xml:space="preserve"> </w:t>
@@ -3853,7 +3968,13 @@
         <w:t xml:space="preserve">alt=</w:t>
       </w:r>
       <w:r>
-        <w:t xml:space="preserve">“Tailoring cambia una base inicial en un conjunto de control documentado y basado en el riesgo.”</w:t>
+        <w:t xml:space="preserve">“</w:t>
+      </w:r>
+      <w:r>
+        <w:t xml:space="preserve">Tailoring cambia una base inicial en un conjunto de control documentado y basado en el riesgo.</w:t>
+      </w:r>
+      <w:r>
+        <w:t xml:space="preserve">”</w:t>
       </w:r>
     </w:p>
     <w:p>
@@ -3869,24 +3990,26 @@
         <w:tblStyle w:val="Table"/>
         <w:tblW w:type="auto" w:w="0"/>
         <w:tblLook w:firstRow="1" w:lastRow="0" w:firstColumn="0" w:lastColumn="0" w:noHBand="0" w:noVBand="0" w:val="0020"/>
+        <w:jc w:val="start"/>
       </w:tblPr>
       <w:tblGrid>
         <w:gridCol w:w="7920"/>
       </w:tblGrid>
       <w:tr>
         <w:trPr>
-          <w:tblHeader w:val="on"/>
+          <w:tblHeader w:val="true"/>
         </w:trPr>
         <w:tc>
           <w:tcPr/>
           <w:p>
             <w:pPr>
               <w:pStyle w:val="Compact"/>
+              <w:jc w:val="left"/>
             </w:pPr>
             <w:r>
               <w:rPr>
+                <w:bCs/>
                 <w:b/>
-                <w:bCs/>
               </w:rPr>
               <w:t xml:space="preserve">Baseline</w:t>
             </w:r>
@@ -3899,6 +4022,7 @@
           <w:p>
             <w:pPr>
               <w:pStyle w:val="Compact"/>
+              <w:jc w:val="left"/>
             </w:pPr>
             <w:r>
               <w:t xml:space="preserve">Bajo</w:t>
@@ -3927,7 +4051,7 @@
         <w:t xml:space="preserve">Controles de privacidad aplicados basados en el riesgo de procesamiento y privacidad, no el nivel de impacto del sistema solo</w:t>
       </w:r>
     </w:p>
-    <w:bookmarkStart w:id="32" w:name="tailoring-record"/>
+    <w:bookmarkStart w:id="43" w:name="tailoring-record"/>
     <w:p>
       <w:pPr>
         <w:pStyle w:val="Heading2"/>
@@ -4013,9 +4137,9 @@
         <w:t xml:space="preserve">Riesgo residual, aprobador, fecha y futuro gatillo de revisión.</w:t>
       </w:r>
     </w:p>
-    <w:bookmarkEnd w:id="32"/>
-    <w:bookmarkEnd w:id="33"/>
-    <w:bookmarkStart w:id="35" w:name="controles-comunes-híbridos-y-sistémicos"/>
+    <w:bookmarkEnd w:id="43"/>
+    <w:bookmarkEnd w:id="44"/>
+    <w:bookmarkStart w:id="46" w:name="controles-comunes-híbridos-y-sistémicos"/>
     <w:p>
       <w:pPr>
         <w:pStyle w:val="Heading1"/>
@@ -4030,8 +4154,8 @@
       </w:pPr>
       <w:r>
         <w:rPr>
+          <w:iCs/>
           <w:i/>
-          <w:iCs/>
         </w:rPr>
         <w:t xml:space="preserve">La asignación de control explica quién proporciona cada control y qué parte debe implementar el sistema</w:t>
       </w:r>
@@ -4043,26 +4167,27 @@
       <w:tblPr>
         <w:tblStyle w:val="Table"/>
         <w:tblW w:type="pct" w:w="5000"/>
-        <w:tblLayout w:type="fixed"/>
         <w:tblLook w:firstRow="1" w:lastRow="0" w:firstColumn="0" w:lastColumn="0" w:noHBand="0" w:noVBand="0" w:val="0020"/>
+        <w:jc w:val="start"/>
       </w:tblPr>
       <w:tblGrid>
         <w:gridCol w:w="7920"/>
       </w:tblGrid>
       <w:tr>
         <w:trPr>
-          <w:tblHeader w:val="on"/>
+          <w:tblHeader w:val="true"/>
         </w:trPr>
         <w:tc>
           <w:tcPr/>
           <w:p>
             <w:pPr>
               <w:pStyle w:val="Compact"/>
+              <w:jc w:val="left"/>
             </w:pPr>
             <w:r>
               <w:rPr>
+                <w:bCs/>
                 <w:b/>
-                <w:bCs/>
               </w:rPr>
               <w:t xml:space="preserve">Tipo</w:t>
             </w:r>
@@ -4102,7 +4227,7 @@
         <w:t xml:space="preserve">| Servicio externo | Proveedor y responsabilidades de los clientes se definen por servicio y acuerdo | SaaS logging, cliente SSO, infraestructura de proveedores</w:t>
       </w:r>
     </w:p>
-    <w:bookmarkStart w:id="34" w:name="controles-de-herencia"/>
+    <w:bookmarkStart w:id="45" w:name="controles-de-herencia"/>
     <w:p>
       <w:pPr>
         <w:pStyle w:val="Heading2"/>
@@ -4166,9 +4291,9 @@
         <w:t xml:space="preserve">Si el control común falla o se vuelve indisponible, los sistemas afectados reevaluan el riesgo y la respuesta.</w:t>
       </w:r>
     </w:p>
-    <w:bookmarkEnd w:id="34"/>
-    <w:bookmarkEnd w:id="35"/>
-    <w:bookmarkStart w:id="37" w:name="X954dbf3c58cdc8934dfb0a3551d6a39016ac79e"/>
+    <w:bookmarkEnd w:id="45"/>
+    <w:bookmarkEnd w:id="46"/>
+    <w:bookmarkStart w:id="48" w:name="X954dbf3c58cdc8934dfb0a3551d6a39016ac79e"/>
     <w:p>
       <w:pPr>
         <w:pStyle w:val="Heading1"/>
@@ -4183,8 +4308,8 @@
       </w:pPr>
       <w:r>
         <w:rPr>
+          <w:iCs/>
           <w:i/>
-          <w:iCs/>
         </w:rPr>
         <w:t xml:space="preserve">Una declaración de implementación debe permitir que otra persona entienda y pruebe el control real.</w:t>
       </w:r>
@@ -4194,7 +4319,13 @@
         <w:pStyle w:val="BodyText"/>
       </w:pPr>
       <w:r>
-        <w:t xml:space="preserve">“Estilo de control: 3.39605in”</w:t>
+        <w:t xml:space="preserve">“</w:t>
+      </w:r>
+      <w:r>
+        <w:t xml:space="preserve">Estilo de control: 3.39605in</w:t>
+      </w:r>
+      <w:r>
+        <w:t xml:space="preserve">”</w:t>
       </w:r>
       <w:r>
         <w:t xml:space="preserve"> </w:t>
@@ -4203,7 +4334,13 @@
         <w:t xml:space="preserve">alt=</w:t>
       </w:r>
       <w:r>
-        <w:t xml:space="preserve">“Los identificadores de control son insuficientes; los requisitos de lectura, los parámetros, la discusión y las mejoras juntos.”</w:t>
+        <w:t xml:space="preserve">“</w:t>
+      </w:r>
+      <w:r>
+        <w:t xml:space="preserve">Los identificadores de control son insuficientes; los requisitos de lectura, los parámetros, la discusión y las mejoras juntos.</w:t>
+      </w:r>
+      <w:r>
+        <w:t xml:space="preserve">”</w:t>
       </w:r>
       <w:r>
         <w:t xml:space="preserve"> </w:t>
@@ -4224,26 +4361,27 @@
       <w:tblPr>
         <w:tblStyle w:val="Table"/>
         <w:tblW w:type="pct" w:w="5000"/>
-        <w:tblLayout w:type="fixed"/>
         <w:tblLook w:firstRow="1" w:lastRow="0" w:firstColumn="0" w:lastColumn="0" w:noHBand="0" w:noVBand="0" w:val="0020"/>
+        <w:jc w:val="start"/>
       </w:tblPr>
       <w:tblGrid>
         <w:gridCol w:w="7920"/>
       </w:tblGrid>
       <w:tr>
         <w:trPr>
-          <w:tblHeader w:val="on"/>
+          <w:tblHeader w:val="true"/>
         </w:trPr>
         <w:tc>
           <w:tcPr/>
           <w:p>
             <w:pPr>
               <w:pStyle w:val="Compact"/>
+              <w:jc w:val="left"/>
             </w:pPr>
             <w:r>
               <w:rPr>
+                <w:bCs/>
                 <w:b/>
-                <w:bCs/>
               </w:rPr>
               <w:t xml:space="preserve">Declaración débil</w:t>
             </w:r>
@@ -4256,6 +4394,7 @@
           <w:p>
             <w:pPr>
               <w:pStyle w:val="Compact"/>
+              <w:jc w:val="left"/>
             </w:pPr>
             <w:r>
               <w:t xml:space="preserve">TEN La organización utiliza el MFA. TEN Identidad equipo requiere el MFA resistente al phishing para funciones de administrador nombradas a través del servicio de identidad aprobado; inscripción, excepciones y revisión trimestral de cobertura se registran en sistemas específicos.</w:t>
@@ -4269,6 +4408,7 @@
           <w:p>
             <w:pPr>
               <w:pStyle w:val="Compact"/>
+              <w:jc w:val="left"/>
             </w:pPr>
             <w:r>
               <w:t xml:space="preserve">Los registros son revisados.</w:t>
@@ -4285,7 +4425,7 @@
         <w:t xml:space="preserve">Los respaldos están realizados. TEN Operaciones crea copias de seguridad diarias encriptadas de las bases de datos Tier 1 listadas, mantiene una copia aislada, monitorea fallos y realiza pruebas trimestrales de restauración contra RTO de cuatro horas y RPO de 30 minutos.</w:t>
       </w:r>
     </w:p>
-    <w:bookmarkStart w:id="36" w:name="lista-de-comprobación-de-estados"/>
+    <w:bookmarkStart w:id="47" w:name="lista-de-comprobación-de-estados"/>
     <w:p>
       <w:pPr>
         <w:pStyle w:val="Heading2"/>
@@ -4371,9 +4511,9 @@
         <w:t xml:space="preserve">¿Cuál parte es heredada, compartida, planificada, no aplicable o aún no opera?</w:t>
       </w:r>
     </w:p>
-    <w:bookmarkEnd w:id="36"/>
-    <w:bookmarkEnd w:id="37"/>
-    <w:bookmarkStart w:id="39" w:name="assessment-planning-and-evidence"/>
+    <w:bookmarkEnd w:id="47"/>
+    <w:bookmarkEnd w:id="48"/>
+    <w:bookmarkStart w:id="50" w:name="assessment-planning-and-evidence"/>
     <w:p>
       <w:pPr>
         <w:pStyle w:val="Heading1"/>
@@ -4388,8 +4528,8 @@
       </w:pPr>
       <w:r>
         <w:rPr>
+          <w:iCs/>
           <w:i/>
-          <w:iCs/>
         </w:rPr>
         <w:t xml:space="preserve">Los procedimientos del SP 800-53A se adaptan a un plan de evaluación aprobado</w:t>
       </w:r>
@@ -4402,7 +4542,13 @@
         <w:pStyle w:val="BodyText"/>
       </w:pPr>
       <w:r>
-        <w:t xml:space="preserve">“Methods, objetos, profundidad y cobertura deben ajustarse al objetivo y al riesgo.”</w:t>
+        <w:t xml:space="preserve">“</w:t>
+      </w:r>
+      <w:r>
+        <w:t xml:space="preserve">Methods, objetos, profundidad y cobertura deben ajustarse al objetivo y al riesgo.</w:t>
+      </w:r>
+      <w:r>
+        <w:t xml:space="preserve">”</w:t>
       </w:r>
       <w:r>
         <w:t xml:space="preserve"> </w:t>
@@ -4425,8 +4571,8 @@
       </w:pPr>
       <w:r>
         <w:rPr>
+          <w:bCs/>
           <w:b/>
-          <w:bCs/>
         </w:rPr>
         <w:t xml:space="preserve">Element</w:t>
       </w:r>
@@ -4487,7 +4633,7 @@
         <w:t xml:space="preserve">Silencioso Result | Satisfecho u otro que satisfecho, con excepciones y limitaciones</w:t>
       </w:r>
     </w:p>
-    <w:bookmarkStart w:id="38" w:name="población-y-muestreo"/>
+    <w:bookmarkStart w:id="49" w:name="población-y-muestreo"/>
     <w:p>
       <w:pPr>
         <w:pStyle w:val="Heading2"/>
@@ -4551,9 +4697,9 @@
         <w:t xml:space="preserve">Ampliar las pruebas cuando las excepciones sugieren un patrón o debilidad de la población.</w:t>
       </w:r>
     </w:p>
-    <w:bookmarkEnd w:id="38"/>
-    <w:bookmarkEnd w:id="39"/>
-    <w:bookmarkStart w:id="41" w:name="paquete-de-autorización-y-poa-plagam"/>
+    <w:bookmarkEnd w:id="49"/>
+    <w:bookmarkEnd w:id="50"/>
+    <w:bookmarkStart w:id="52" w:name="paquete-de-autorización-y-poa-plagam"/>
     <w:p>
       <w:pPr>
         <w:pStyle w:val="Heading1"/>
@@ -4568,13 +4714,13 @@
       </w:pPr>
       <w:r>
         <w:rPr>
+          <w:iCs/>
           <w:i/>
-          <w:iCs/>
         </w:rPr>
         <w:t xml:space="preserve">El paquete cuenta la historia de riesgo del propósito del sistema para abrir debilidad y monitoreo.</w:t>
       </w:r>
     </w:p>
-    <w:bookmarkStart w:id="40" w:name="poaюm-quality"/>
+    <w:bookmarkStart w:id="51" w:name="poaюm-quality"/>
     <w:p>
       <w:pPr>
         <w:pStyle w:val="Heading2"/>
@@ -4677,13 +4823,25 @@
         <w:t xml:space="preserve"> </w:t>
       </w:r>
       <w:r>
-        <w:t xml:space="preserve">“Anchura: 35%”</w:t>
-      </w:r>
-      <w:r>
-        <w:t xml:space="preserve"> </w:t>
-      </w:r>
-      <w:r>
-        <w:t xml:space="preserve">“Anchura: 64%”</w:t>
+        <w:t xml:space="preserve">“</w:t>
+      </w:r>
+      <w:r>
+        <w:t xml:space="preserve">Anchura: 35%</w:t>
+      </w:r>
+      <w:r>
+        <w:t xml:space="preserve">”</w:t>
+      </w:r>
+      <w:r>
+        <w:t xml:space="preserve"> </w:t>
+      </w:r>
+      <w:r>
+        <w:t xml:space="preserve">“</w:t>
+      </w:r>
+      <w:r>
+        <w:t xml:space="preserve">Anchura: 64%</w:t>
+      </w:r>
+      <w:r>
+        <w:t xml:space="preserve">”</w:t>
       </w:r>
       <w:r>
         <w:t xml:space="preserve"> </w:t>
@@ -4701,7 +4859,13 @@
         <w:t xml:space="preserve"> </w:t>
       </w:r>
       <w:r>
-        <w:t xml:space="preserve">“Clase de dirección”</w:t>
+        <w:t xml:space="preserve">“</w:t>
+      </w:r>
+      <w:r>
+        <w:t xml:space="preserve">Clase de dirección</w:t>
+      </w:r>
+      <w:r>
+        <w:t xml:space="preserve">”</w:t>
       </w:r>
       <w:r>
         <w:t xml:space="preserve"> </w:t>
@@ -4761,7 +4925,13 @@
         <w:t xml:space="preserve"> </w:t>
       </w:r>
       <w:r>
-        <w:t xml:space="preserve">“Clase”</w:t>
+        <w:t xml:space="preserve">“</w:t>
+      </w:r>
+      <w:r>
+        <w:t xml:space="preserve">Clase</w:t>
+      </w:r>
+      <w:r>
+        <w:t xml:space="preserve">”</w:t>
       </w:r>
       <w:r>
         <w:t xml:space="preserve"> </w:t>
@@ -4809,7 +4979,13 @@
         <w:t xml:space="preserve"> </w:t>
       </w:r>
       <w:r>
-        <w:t xml:space="preserve">“Clase”</w:t>
+        <w:t xml:space="preserve">“</w:t>
+      </w:r>
+      <w:r>
+        <w:t xml:space="preserve">Clase</w:t>
+      </w:r>
+      <w:r>
+        <w:t xml:space="preserve">”</w:t>
       </w:r>
       <w:r>
         <w:t xml:space="preserve"> </w:t>
@@ -4857,7 +5033,13 @@
         <w:t xml:space="preserve"> </w:t>
       </w:r>
       <w:r>
-        <w:t xml:space="preserve">“Clase”</w:t>
+        <w:t xml:space="preserve">“</w:t>
+      </w:r>
+      <w:r>
+        <w:t xml:space="preserve">Clase</w:t>
+      </w:r>
+      <w:r>
+        <w:t xml:space="preserve">”</w:t>
       </w:r>
       <w:r>
         <w:t xml:space="preserve"> </w:t>
@@ -4916,11 +5098,11 @@
     </w:p>
     <w:p>
       <w:pPr>
+        <w:numPr>
+          <w:ilvl w:val="0"/>
+          <w:numId w:val="1020"/>
+        </w:numPr>
         <w:pStyle w:val="Compact"/>
-        <w:numPr>
-          <w:ilvl w:val="0"/>
-          <w:numId w:val="1020"/>
-        </w:numPr>
       </w:pPr>
       <w:r>
         <w:t xml:space="preserve">Estrategia de vigilancia continua</w:t>
@@ -4932,8 +5114,8 @@
       </w:pPr>
       <w:r>
         <w:rPr>
+          <w:iCs/>
           <w:i/>
-          <w:iCs/>
         </w:rPr>
         <w:t xml:space="preserve">Una estrategia de vigilancia define qué pruebas se recogen, con qué frecuencia y qué decisión sigue</w:t>
       </w:r>
@@ -4949,7 +5131,13 @@
         <w:t xml:space="preserve">Altura:3.39605in” alt=</w:t>
       </w:r>
       <w:r>
-        <w:t xml:space="preserve">“Monitoring cierra el bucle del cambio y la evidencia para corregir las decisiones de riesgo.”</w:t>
+        <w:t xml:space="preserve">“</w:t>
+      </w:r>
+      <w:r>
+        <w:t xml:space="preserve">Monitoring cierra el bucle del cambio y la evidencia para corregir las decisiones de riesgo.</w:t>
+      </w:r>
+      <w:r>
+        <w:t xml:space="preserve">”</w:t>
       </w:r>
       <w:r>
         <w:t xml:space="preserve"> </w:t>
@@ -4972,8 +5160,8 @@
       </w:pPr>
       <w:r>
         <w:rPr>
+          <w:bCs/>
           <w:b/>
-          <w:bCs/>
         </w:rPr>
         <w:t xml:space="preserve">Field</w:t>
       </w:r>
@@ -4988,8 +5176,8 @@
       </w:r>
       <w:r>
         <w:rPr>
+          <w:bCs/>
           <w:b/>
-          <w:bCs/>
         </w:rPr>
         <w:t xml:space="preserve">Example decision content</w:t>
       </w:r>
@@ -5050,9 +5238,9 @@
         <w:t xml:space="preserve">← Retención | Historia requerida, protección de pruebas y actualización de paquetes</w:t>
       </w:r>
     </w:p>
-    <w:bookmarkEnd w:id="40"/>
-    <w:bookmarkEnd w:id="41"/>
-    <w:bookmarkStart w:id="43" w:name="oscal-and-automation"/>
+    <w:bookmarkEnd w:id="51"/>
+    <w:bookmarkEnd w:id="52"/>
+    <w:bookmarkStart w:id="54" w:name="oscal-and-automation"/>
     <w:p>
       <w:pPr>
         <w:pStyle w:val="Heading1"/>
@@ -5067,8 +5255,8 @@
       </w:pPr>
       <w:r>
         <w:rPr>
+          <w:iCs/>
           <w:i/>
-          <w:iCs/>
         </w:rPr>
         <w:t xml:space="preserve">OSCAL apoya la información de control, implementación, evaluación y remediación legible por máquina</w:t>
       </w:r>
@@ -5084,7 +5272,13 @@
         <w:t xml:space="preserve">יimg src=</w:t>
       </w:r>
       <w:r>
-        <w:t xml:space="preserve">“media/image9.png”</w:t>
+        <w:t xml:space="preserve">“</w:t>
+      </w:r>
+      <w:r>
+        <w:t xml:space="preserve">media/image9.png</w:t>
+      </w:r>
+      <w:r>
+        <w:t xml:space="preserve">”</w:t>
       </w:r>
       <w:r>
         <w:t xml:space="preserve"> </w:t>
@@ -5093,7 +5287,13 @@
         <w:t xml:space="preserve">style=</w:t>
       </w:r>
       <w:r>
-        <w:t xml:space="preserve">“width:6.15in;height:3.39605in”</w:t>
+        <w:t xml:space="preserve">“</w:t>
+      </w:r>
+      <w:r>
+        <w:t xml:space="preserve">width:6.15in;height:3.39605in</w:t>
+      </w:r>
+      <w:r>
+        <w:t xml:space="preserve">”</w:t>
       </w:r>
       <w:r>
         <w:t xml:space="preserve"> </w:t>
@@ -5102,7 +5302,13 @@
         <w:t xml:space="preserve">alt=</w:t>
       </w:r>
       <w:r>
-        <w:t xml:space="preserve">“OSCAL modelos conectan lo que se requiere, cómo se implementa, cómo se evalúa, y lo que permanece abierto.”</w:t>
+        <w:t xml:space="preserve">“</w:t>
+      </w:r>
+      <w:r>
+        <w:t xml:space="preserve">OSCAL modelos conectan lo que se requiere, cómo se implementa, cómo se evalúa, y lo que permanece abierto.</w:t>
+      </w:r>
+      <w:r>
+        <w:t xml:space="preserve">”</w:t>
       </w:r>
     </w:p>
     <w:p>
@@ -5169,7 +5375,7 @@
         <w:t xml:space="preserve">tención Plan de Acción y Hitos Silenciosos Temas riesgos, hallazgos, acciones, hitos y estatus</w:t>
       </w:r>
     </w:p>
-    <w:bookmarkStart w:id="42" w:name="salvaguardias-de-automatización"/>
+    <w:bookmarkStart w:id="53" w:name="salvaguardias-de-automatización"/>
     <w:p>
       <w:pPr>
         <w:pStyle w:val="Heading2"/>
@@ -5244,9 +5450,9 @@
         <w:t xml:space="preserve">Seguimiento de la versión, cambio, aprobación, transformación, herencia e historia de exportación.</w:t>
       </w:r>
     </w:p>
-    <w:bookmarkEnd w:id="42"/>
-    <w:bookmarkEnd w:id="43"/>
-    <w:bookmarkStart w:id="48" w:name="X5caa4d71b645acca4ad519a3628681453af137b"/>
+    <w:bookmarkEnd w:id="53"/>
+    <w:bookmarkEnd w:id="54"/>
+    <w:bookmarkStart w:id="59" w:name="X5caa4d71b645acca4ad519a3628681453af137b"/>
     <w:p>
       <w:pPr>
         <w:pStyle w:val="Heading1"/>
@@ -5261,13 +5467,13 @@
       </w:pPr>
       <w:r>
         <w:rPr>
+          <w:iCs/>
           <w:i/>
-          <w:iCs/>
         </w:rPr>
         <w:t xml:space="preserve">Four families establish who may act, how people learn, what is logged, and how assurance decisions are made.</w:t>
       </w:r>
     </w:p>
-    <w:bookmarkStart w:id="44" w:name="ac-access-control"/>
+    <w:bookmarkStart w:id="55" w:name="ac-access-control"/>
     <w:p>
       <w:pPr>
         <w:pStyle w:val="Heading2"/>
@@ -5288,26 +5494,27 @@
       <w:tblPr>
         <w:tblStyle w:val="Table"/>
         <w:tblW w:type="pct" w:w="5000"/>
-        <w:tblLayout w:type="fixed"/>
         <w:tblLook w:firstRow="1" w:lastRow="0" w:firstColumn="0" w:lastColumn="0" w:noHBand="0" w:noVBand="0" w:val="0020"/>
+        <w:jc w:val="start"/>
       </w:tblPr>
       <w:tblGrid>
         <w:gridCol w:w="7920"/>
       </w:tblGrid>
       <w:tr>
         <w:trPr>
-          <w:tblHeader w:val="on"/>
+          <w:tblHeader w:val="true"/>
         </w:trPr>
         <w:tc>
           <w:tcPr/>
           <w:p>
             <w:pPr>
               <w:pStyle w:val="Compact"/>
+              <w:jc w:val="left"/>
             </w:pPr>
             <w:r>
               <w:rPr>
+                <w:bCs/>
                 <w:b/>
-                <w:bCs/>
               </w:rPr>
               <w:t xml:space="preserve">Implementation focus</w:t>
             </w:r>
@@ -5320,6 +5527,7 @@
           <w:p>
             <w:pPr>
               <w:pStyle w:val="Compact"/>
+              <w:jc w:val="left"/>
             </w:pPr>
             <w:r>
               <w:t xml:space="preserve">tención Definir el alcance, propietario, requisitos, procedimientos, tecnología, responsabilidades, excepciones y monitoreo. inventario, roles, aprobaciones, MFA, reglas de acceso, revisiones, revocaciones, registros</w:t>
@@ -5328,8 +5536,8 @@
         </w:tc>
       </w:tr>
     </w:tbl>
-    <w:bookmarkEnd w:id="44"/>
-    <w:bookmarkStart w:id="45" w:name="at-awareness-and-training"/>
+    <w:bookmarkEnd w:id="55"/>
+    <w:bookmarkStart w:id="56" w:name="at-awareness-and-training"/>
     <w:p>
       <w:pPr>
         <w:pStyle w:val="Heading2"/>
@@ -5350,26 +5558,27 @@
       <w:tblPr>
         <w:tblStyle w:val="Table"/>
         <w:tblW w:type="pct" w:w="5000"/>
-        <w:tblLayout w:type="fixed"/>
         <w:tblLook w:firstRow="1" w:lastRow="0" w:firstColumn="0" w:lastColumn="0" w:noHBand="0" w:noVBand="0" w:val="0020"/>
+        <w:jc w:val="start"/>
       </w:tblPr>
       <w:tblGrid>
         <w:gridCol w:w="7920"/>
       </w:tblGrid>
       <w:tr>
         <w:trPr>
-          <w:tblHeader w:val="on"/>
+          <w:tblHeader w:val="true"/>
         </w:trPr>
         <w:tc>
           <w:tcPr/>
           <w:p>
             <w:pPr>
               <w:pStyle w:val="Compact"/>
+              <w:jc w:val="left"/>
             </w:pPr>
             <w:r>
               <w:rPr>
+                <w:bCs/>
                 <w:b/>
-                <w:bCs/>
               </w:rPr>
               <w:t xml:space="preserve">Implementation focus</w:t>
             </w:r>
@@ -5382,6 +5591,7 @@
           <w:p>
             <w:pPr>
               <w:pStyle w:val="Compact"/>
+              <w:jc w:val="left"/>
             </w:pPr>
             <w:r>
               <w:t xml:space="preserve">tención Definir el alcance, propietario, requisitos, procedimientos, tecnología, responsabilidades, excepciones y monitoreo. tención de la población, el plan de estudios, la asignación de roles, la terminación, ejercicios, excepciones, evaluación</w:t>
@@ -5390,8 +5600,8 @@
         </w:tc>
       </w:tr>
     </w:tbl>
-    <w:bookmarkEnd w:id="45"/>
-    <w:bookmarkStart w:id="46" w:name="au-audit-and-accountability"/>
+    <w:bookmarkEnd w:id="56"/>
+    <w:bookmarkStart w:id="57" w:name="au-audit-and-accountability"/>
     <w:p>
       <w:pPr>
         <w:pStyle w:val="Heading2"/>
@@ -5414,8 +5624,8 @@
       </w:pPr>
       <w:r>
         <w:rPr>
+          <w:bCs/>
           <w:b/>
-          <w:bCs/>
         </w:rPr>
         <w:t xml:space="preserve">Implementation focus</w:t>
       </w:r>
@@ -5430,8 +5640,8 @@
       </w:r>
       <w:r>
         <w:rPr>
+          <w:bCs/>
           <w:b/>
-          <w:bCs/>
         </w:rPr>
         <w:t xml:space="preserve">Posibles pruebas</w:t>
       </w:r>
@@ -5456,8 +5666,8 @@
         <w:t xml:space="preserve">tención Definir el alcance, propietario, requisitos, procedimientos, tecnología, responsabilidades, excepciones y monitoreo. | Lista de eventos, fuentes de registro, sincronización de tiempo, campos, retención, acceso, revisión, alertas | evidencia al control exacto; validar la población, fecha, configuración, operación, excepciones, y retest.</w:t>
       </w:r>
     </w:p>
-    <w:bookmarkEnd w:id="46"/>
-    <w:bookmarkStart w:id="47" w:name="Xc98ea6f8ca46f0bf37260c606c8a62e81f7e1c1"/>
+    <w:bookmarkEnd w:id="57"/>
+    <w:bookmarkStart w:id="58" w:name="Xc98ea6f8ca46f0bf37260c606c8a62e81f7e1c1"/>
     <w:p>
       <w:pPr>
         <w:pStyle w:val="Heading2"/>
@@ -5480,8 +5690,8 @@
       </w:pPr>
       <w:r>
         <w:rPr>
+          <w:bCs/>
           <w:b/>
-          <w:bCs/>
         </w:rPr>
         <w:t xml:space="preserve">Implementation focus</w:t>
       </w:r>
@@ -5496,8 +5706,8 @@
       </w:r>
       <w:r>
         <w:rPr>
+          <w:bCs/>
           <w:b/>
-          <w:bCs/>
         </w:rPr>
         <w:t xml:space="preserve">Posibles pruebas</w:t>
       </w:r>
@@ -5522,9 +5732,9 @@
         <w:t xml:space="preserve">tención Definir el alcance, propietario, requisitos, procedimientos, tecnología, responsabilidades, excepciones y monitoreo. ← Planes de evaluación/reportaciones, autorizaciones, POA plagaM, estrategia de monitoreo, resultados | evidencia al control exacto; validar la población, fecha, configuración, operación, excepciones, y retest.</w:t>
       </w:r>
     </w:p>
-    <w:bookmarkEnd w:id="47"/>
-    <w:bookmarkEnd w:id="48"/>
-    <w:bookmarkStart w:id="53" w:name="X0e7d1f60a491b3e8f8b7c9cb8a077cb92739272"/>
+    <w:bookmarkEnd w:id="58"/>
+    <w:bookmarkEnd w:id="59"/>
+    <w:bookmarkStart w:id="64" w:name="X0e7d1f60a491b3e8f8b7c9cb8a077cb92739272"/>
     <w:p>
       <w:pPr>
         <w:pStyle w:val="Heading1"/>
@@ -5539,13 +5749,13 @@
       </w:pPr>
       <w:r>
         <w:rPr>
+          <w:iCs/>
           <w:i/>
-          <w:iCs/>
         </w:rPr>
         <w:t xml:space="preserve">Estas familias aseguran la configuración, resiliencia, identidad, respuesta y mantenimiento controlado.</w:t>
       </w:r>
     </w:p>
-    <w:bookmarkStart w:id="49" w:name="cm-configuration-management"/>
+    <w:bookmarkStart w:id="60" w:name="cm-configuration-management"/>
     <w:p>
       <w:pPr>
         <w:pStyle w:val="Heading2"/>
@@ -5566,26 +5776,27 @@
       <w:tblPr>
         <w:tblStyle w:val="Table"/>
         <w:tblW w:type="pct" w:w="5000"/>
-        <w:tblLayout w:type="fixed"/>
         <w:tblLook w:firstRow="1" w:lastRow="0" w:firstColumn="0" w:lastColumn="0" w:noHBand="0" w:noVBand="0" w:val="0020"/>
+        <w:jc w:val="start"/>
       </w:tblPr>
       <w:tblGrid>
         <w:gridCol w:w="7920"/>
       </w:tblGrid>
       <w:tr>
         <w:trPr>
-          <w:tblHeader w:val="on"/>
+          <w:tblHeader w:val="true"/>
         </w:trPr>
         <w:tc>
           <w:tcPr/>
           <w:p>
             <w:pPr>
               <w:pStyle w:val="Compact"/>
+              <w:jc w:val="left"/>
             </w:pPr>
             <w:r>
               <w:rPr>
+                <w:bCs/>
                 <w:b/>
-                <w:bCs/>
               </w:rPr>
               <w:t xml:space="preserve">Implementation focus</w:t>
             </w:r>
@@ -5598,6 +5809,7 @@
           <w:p>
             <w:pPr>
               <w:pStyle w:val="Compact"/>
+              <w:jc w:val="left"/>
             </w:pPr>
             <w:r>
               <w:t xml:space="preserve">tención Definir el alcance, propietario, requisitos, procedimientos, tecnología, responsabilidades, excepciones y monitoreo. TEN Baselines, inventarios, aprobaciones, pruebas de cambio, escaneos, desviaciones, revisiones</w:t>
@@ -5606,8 +5818,8 @@
         </w:tc>
       </w:tr>
     </w:tbl>
-    <w:bookmarkEnd w:id="49"/>
-    <w:bookmarkStart w:id="50" w:name="cp-contingency-planning"/>
+    <w:bookmarkEnd w:id="60"/>
+    <w:bookmarkStart w:id="61" w:name="cp-contingency-planning"/>
     <w:p>
       <w:pPr>
         <w:pStyle w:val="Heading2"/>
@@ -5628,26 +5840,27 @@
       <w:tblPr>
         <w:tblStyle w:val="Table"/>
         <w:tblW w:type="pct" w:w="5000"/>
-        <w:tblLayout w:type="fixed"/>
         <w:tblLook w:firstRow="1" w:lastRow="0" w:firstColumn="0" w:lastColumn="0" w:noHBand="0" w:noVBand="0" w:val="0020"/>
+        <w:jc w:val="start"/>
       </w:tblPr>
       <w:tblGrid>
         <w:gridCol w:w="7920"/>
       </w:tblGrid>
       <w:tr>
         <w:trPr>
-          <w:tblHeader w:val="on"/>
+          <w:tblHeader w:val="true"/>
         </w:trPr>
         <w:tc>
           <w:tcPr/>
           <w:p>
             <w:pPr>
               <w:pStyle w:val="Compact"/>
+              <w:jc w:val="left"/>
             </w:pPr>
             <w:r>
               <w:rPr>
+                <w:bCs/>
                 <w:b/>
-                <w:bCs/>
               </w:rPr>
               <w:t xml:space="preserve">Implementation focus</w:t>
             </w:r>
@@ -5660,6 +5873,7 @@
           <w:p>
             <w:pPr>
               <w:pStyle w:val="Compact"/>
+              <w:jc w:val="left"/>
             </w:pPr>
             <w:r>
               <w:t xml:space="preserve">tención Definir el alcance, propietario, requisitos, procedimientos, tecnología, responsabilidades, excepciones y monitoreo. TEN BIA, planes, copias de seguridad, procesamiento alternativo, ejercicios, restauraciones, evidencia RTO/RPO</w:t>
@@ -5688,26 +5902,27 @@
       <w:tblPr>
         <w:tblStyle w:val="Table"/>
         <w:tblW w:type="pct" w:w="5000"/>
-        <w:tblLayout w:type="fixed"/>
         <w:tblLook w:firstRow="1" w:lastRow="0" w:firstColumn="0" w:lastColumn="0" w:noHBand="0" w:noVBand="0" w:val="0020"/>
+        <w:jc w:val="start"/>
       </w:tblPr>
       <w:tblGrid>
         <w:gridCol w:w="7920"/>
       </w:tblGrid>
       <w:tr>
         <w:trPr>
-          <w:tblHeader w:val="on"/>
+          <w:tblHeader w:val="true"/>
         </w:trPr>
         <w:tc>
           <w:tcPr/>
           <w:p>
             <w:pPr>
               <w:pStyle w:val="Compact"/>
+              <w:jc w:val="left"/>
             </w:pPr>
             <w:r>
               <w:rPr>
+                <w:bCs/>
                 <w:b/>
-                <w:bCs/>
               </w:rPr>
               <w:t xml:space="preserve">Implementation focus</w:t>
             </w:r>
@@ -5720,6 +5935,7 @@
           <w:p>
             <w:pPr>
               <w:pStyle w:val="Compact"/>
+              <w:jc w:val="left"/>
             </w:pPr>
             <w:r>
               <w:t xml:space="preserve">tención Definir el alcance, propietario, requisitos, procedimientos, tecnología, responsabilidades, excepciones y monitoreo. prueba de identidad, autenticadores, MFA, federación, identidades de servicio, registros de ciclo de vida</w:t>
@@ -5728,8 +5944,8 @@
         </w:tc>
       </w:tr>
     </w:tbl>
-    <w:bookmarkEnd w:id="50"/>
-    <w:bookmarkStart w:id="51" w:name="ir-respuesta-de-incidentes"/>
+    <w:bookmarkEnd w:id="61"/>
+    <w:bookmarkStart w:id="62" w:name="ir-respuesta-de-incidentes"/>
     <w:p>
       <w:pPr>
         <w:pStyle w:val="Heading2"/>
@@ -5750,26 +5966,27 @@
       <w:tblPr>
         <w:tblStyle w:val="Table"/>
         <w:tblW w:type="pct" w:w="5000"/>
-        <w:tblLayout w:type="fixed"/>
         <w:tblLook w:firstRow="1" w:lastRow="0" w:firstColumn="0" w:lastColumn="0" w:noHBand="0" w:noVBand="0" w:val="0020"/>
+        <w:jc w:val="start"/>
       </w:tblPr>
       <w:tblGrid>
         <w:gridCol w:w="7920"/>
       </w:tblGrid>
       <w:tr>
         <w:trPr>
-          <w:tblHeader w:val="on"/>
+          <w:tblHeader w:val="true"/>
         </w:trPr>
         <w:tc>
           <w:tcPr/>
           <w:p>
             <w:pPr>
               <w:pStyle w:val="Compact"/>
+              <w:jc w:val="left"/>
             </w:pPr>
             <w:r>
               <w:rPr>
+                <w:bCs/>
                 <w:b/>
-                <w:bCs/>
               </w:rPr>
               <w:t xml:space="preserve">Implementation focus</w:t>
             </w:r>
@@ -5782,6 +5999,7 @@
           <w:p>
             <w:pPr>
               <w:pStyle w:val="Compact"/>
+              <w:jc w:val="left"/>
             </w:pPr>
             <w:r>
               <w:t xml:space="preserve">tención Definir el alcance, propietario, requisitos, procedimientos, tecnología, responsabilidades, excepciones y monitoreo. Plan, roles, libros de juego, casos, evidencia, notificación, ejercicios, lecciones</w:t>
@@ -5790,8 +6008,8 @@
         </w:tc>
       </w:tr>
     </w:tbl>
-    <w:bookmarkEnd w:id="51"/>
-    <w:bookmarkStart w:id="52" w:name="ma-maintenance"/>
+    <w:bookmarkEnd w:id="62"/>
+    <w:bookmarkStart w:id="63" w:name="ma-maintenance"/>
     <w:p>
       <w:pPr>
         <w:pStyle w:val="Heading2"/>
@@ -5812,26 +6030,27 @@
       <w:tblPr>
         <w:tblStyle w:val="Table"/>
         <w:tblW w:type="pct" w:w="5000"/>
-        <w:tblLayout w:type="fixed"/>
         <w:tblLook w:firstRow="1" w:lastRow="0" w:firstColumn="0" w:lastColumn="0" w:noHBand="0" w:noVBand="0" w:val="0020"/>
+        <w:jc w:val="start"/>
       </w:tblPr>
       <w:tblGrid>
         <w:gridCol w:w="7920"/>
       </w:tblGrid>
       <w:tr>
         <w:trPr>
-          <w:tblHeader w:val="on"/>
+          <w:tblHeader w:val="true"/>
         </w:trPr>
         <w:tc>
           <w:tcPr/>
           <w:p>
             <w:pPr>
               <w:pStyle w:val="Compact"/>
+              <w:jc w:val="left"/>
             </w:pPr>
             <w:r>
               <w:rPr>
+                <w:bCs/>
                 <w:b/>
-                <w:bCs/>
               </w:rPr>
               <w:t xml:space="preserve">Implementation focus</w:t>
             </w:r>
@@ -5847,9 +6066,9 @@
         <w:t xml:space="preserve">tención Definir el alcance, propietario, requisitos, procedimientos, tecnología, responsabilidades, excepciones y monitoreo. Calendario de mantenimiento, aprobaciones, herramientas, sanitización, sesiones remotas, logs tención Pruebas coinciden con el control exacto; validar la población, fecha, configuración, operación, excepciones, y retest.</w:t>
       </w:r>
     </w:p>
-    <w:bookmarkEnd w:id="52"/>
-    <w:bookmarkEnd w:id="53"/>
-    <w:bookmarkStart w:id="58" w:name="X83ee796cc6731b6acf948417de23fc7649c0bec"/>
+    <w:bookmarkEnd w:id="63"/>
+    <w:bookmarkEnd w:id="64"/>
+    <w:bookmarkStart w:id="69" w:name="X83ee796cc6731b6acf948417de23fc7649c0bec"/>
     <w:p>
       <w:pPr>
         <w:pStyle w:val="Heading1"/>
@@ -5864,13 +6083,13 @@
       </w:pPr>
       <w:r>
         <w:rPr>
+          <w:iCs/>
           <w:i/>
-          <w:iCs/>
         </w:rPr>
         <w:t xml:space="preserve">Estas familias protegen medios, instalaciones, planes, programas y personal.</w:t>
       </w:r>
     </w:p>
-    <w:bookmarkStart w:id="54" w:name="mp-media-protection"/>
+    <w:bookmarkStart w:id="65" w:name="mp-media-protection"/>
     <w:p>
       <w:pPr>
         <w:pStyle w:val="Heading2"/>
@@ -5891,26 +6110,27 @@
       <w:tblPr>
         <w:tblStyle w:val="Table"/>
         <w:tblW w:type="pct" w:w="5000"/>
-        <w:tblLayout w:type="fixed"/>
         <w:tblLook w:firstRow="1" w:lastRow="0" w:firstColumn="0" w:lastColumn="0" w:noHBand="0" w:noVBand="0" w:val="0020"/>
+        <w:jc w:val="start"/>
       </w:tblPr>
       <w:tblGrid>
         <w:gridCol w:w="7920"/>
       </w:tblGrid>
       <w:tr>
         <w:trPr>
-          <w:tblHeader w:val="on"/>
+          <w:tblHeader w:val="true"/>
         </w:trPr>
         <w:tc>
           <w:tcPr/>
           <w:p>
             <w:pPr>
               <w:pStyle w:val="Compact"/>
+              <w:jc w:val="left"/>
             </w:pPr>
             <w:r>
               <w:rPr>
+                <w:bCs/>
                 <w:b/>
-                <w:bCs/>
               </w:rPr>
               <w:t xml:space="preserve">Implementation focus</w:t>
             </w:r>
@@ -5923,6 +6143,7 @@
           <w:p>
             <w:pPr>
               <w:pStyle w:val="Compact"/>
+              <w:jc w:val="left"/>
             </w:pPr>
             <w:r>
               <w:t xml:space="preserve">tención Definir el alcance, propietario, requisitos, procedimientos, tecnología, responsabilidades, excepciones y monitoreo. Silencioso inventario de medios, acceso, marcación, transporte, encriptación, sanitización, eliminación</w:t>
@@ -5953,8 +6174,8 @@
       </w:pPr>
       <w:r>
         <w:rPr>
+          <w:bCs/>
           <w:b/>
-          <w:bCs/>
         </w:rPr>
         <w:t xml:space="preserve">Implementation focus</w:t>
       </w:r>
@@ -5969,8 +6190,8 @@
       </w:r>
       <w:r>
         <w:rPr>
+          <w:bCs/>
           <w:b/>
-          <w:bCs/>
         </w:rPr>
         <w:t xml:space="preserve">Posibles pruebas</w:t>
       </w:r>
@@ -5995,8 +6216,8 @@
         <w:t xml:space="preserve">tención Definir el alcance, propietario, requisitos, procedimientos, tecnología, responsabilidades, excepciones y monitoreo. Silenciosas, visitantes, cámaras, alarmas, potencia, fuego, temperatura, instalaciones críticas TENENCIA Pruebas coinciden con el control exacto; validar la población, fecha, configuración, operación, excepciones y retest. |</w:t>
       </w:r>
     </w:p>
-    <w:bookmarkEnd w:id="54"/>
-    <w:bookmarkStart w:id="55" w:name="pl-planning"/>
+    <w:bookmarkEnd w:id="65"/>
+    <w:bookmarkStart w:id="66" w:name="pl-planning"/>
     <w:p>
       <w:pPr>
         <w:pStyle w:val="Heading2"/>
@@ -6017,26 +6238,27 @@
       <w:tblPr>
         <w:tblStyle w:val="Table"/>
         <w:tblW w:type="pct" w:w="5000"/>
-        <w:tblLayout w:type="fixed"/>
         <w:tblLook w:firstRow="1" w:lastRow="0" w:firstColumn="0" w:lastColumn="0" w:noHBand="0" w:noVBand="0" w:val="0020"/>
+        <w:jc w:val="start"/>
       </w:tblPr>
       <w:tblGrid>
         <w:gridCol w:w="7920"/>
       </w:tblGrid>
       <w:tr>
         <w:trPr>
-          <w:tblHeader w:val="on"/>
+          <w:tblHeader w:val="true"/>
         </w:trPr>
         <w:tc>
           <w:tcPr/>
           <w:p>
             <w:pPr>
               <w:pStyle w:val="Compact"/>
+              <w:jc w:val="left"/>
             </w:pPr>
             <w:r>
               <w:rPr>
+                <w:bCs/>
                 <w:b/>
-                <w:bCs/>
               </w:rPr>
               <w:t xml:space="preserve">Implementation focus</w:t>
             </w:r>
@@ -6049,6 +6271,7 @@
           <w:p>
             <w:pPr>
               <w:pStyle w:val="Compact"/>
+              <w:jc w:val="left"/>
             </w:pPr>
             <w:r>
               <w:t xml:space="preserve">tención Definir el alcance, propietario, requisitos, procedimientos, tecnología, responsabilidades, excepciones y monitoreo.</w:t>
@@ -6057,8 +6280,8 @@
         </w:tc>
       </w:tr>
     </w:tbl>
-    <w:bookmarkEnd w:id="55"/>
-    <w:bookmarkStart w:id="56" w:name="pm-gestión-de-programas"/>
+    <w:bookmarkEnd w:id="66"/>
+    <w:bookmarkStart w:id="67" w:name="pm-gestión-de-programas"/>
     <w:p>
       <w:pPr>
         <w:pStyle w:val="Heading2"/>
@@ -6079,26 +6302,27 @@
       <w:tblPr>
         <w:tblStyle w:val="Table"/>
         <w:tblW w:type="pct" w:w="5000"/>
-        <w:tblLayout w:type="fixed"/>
         <w:tblLook w:firstRow="1" w:lastRow="0" w:firstColumn="0" w:lastColumn="0" w:noHBand="0" w:noVBand="0" w:val="0020"/>
+        <w:jc w:val="start"/>
       </w:tblPr>
       <w:tblGrid>
         <w:gridCol w:w="7920"/>
       </w:tblGrid>
       <w:tr>
         <w:trPr>
-          <w:tblHeader w:val="on"/>
+          <w:tblHeader w:val="true"/>
         </w:trPr>
         <w:tc>
           <w:tcPr/>
           <w:p>
             <w:pPr>
               <w:pStyle w:val="Compact"/>
+              <w:jc w:val="left"/>
             </w:pPr>
             <w:r>
               <w:rPr>
+                <w:bCs/>
                 <w:b/>
-                <w:bCs/>
               </w:rPr>
               <w:t xml:space="preserve">Implementation focus</w:t>
             </w:r>
@@ -6114,8 +6338,8 @@
         <w:t xml:space="preserve">tención Definir el alcance, propietario, requisitos, procedimientos, tecnología, responsabilidades, excepciones y monitoreo. Planes de programas, líderes, recursos, estrategia de riesgo, métricas, inventarios de empresas TENA evidencia al control exacto; validar la población, fecha, configuración, operación, excepciones, y retest.</w:t>
       </w:r>
     </w:p>
-    <w:bookmarkEnd w:id="56"/>
-    <w:bookmarkStart w:id="57" w:name="ps-seguridad-del-personal"/>
+    <w:bookmarkEnd w:id="67"/>
+    <w:bookmarkStart w:id="68" w:name="ps-seguridad-del-personal"/>
     <w:p>
       <w:pPr>
         <w:pStyle w:val="Heading2"/>
@@ -6136,26 +6360,27 @@
       <w:tblPr>
         <w:tblStyle w:val="Table"/>
         <w:tblW w:type="pct" w:w="5000"/>
-        <w:tblLayout w:type="fixed"/>
         <w:tblLook w:firstRow="1" w:lastRow="0" w:firstColumn="0" w:lastColumn="0" w:noHBand="0" w:noVBand="0" w:val="0020"/>
+        <w:jc w:val="start"/>
       </w:tblPr>
       <w:tblGrid>
         <w:gridCol w:w="7920"/>
       </w:tblGrid>
       <w:tr>
         <w:trPr>
-          <w:tblHeader w:val="on"/>
+          <w:tblHeader w:val="true"/>
         </w:trPr>
         <w:tc>
           <w:tcPr/>
           <w:p>
             <w:pPr>
               <w:pStyle w:val="Compact"/>
+              <w:jc w:val="left"/>
             </w:pPr>
             <w:r>
               <w:rPr>
+                <w:bCs/>
                 <w:b/>
-                <w:bCs/>
               </w:rPr>
               <w:t xml:space="preserve">Implementation focus</w:t>
             </w:r>
@@ -6168,6 +6393,7 @@
           <w:p>
             <w:pPr>
               <w:pStyle w:val="Compact"/>
+              <w:jc w:val="left"/>
             </w:pPr>
             <w:r>
               <w:t xml:space="preserve">tención Definir el alcance, propietario, requisitos, procedimientos, tecnología, responsabilidades, excepciones y monitoreo. tención de pruebas, acuerdos, cambios de roles, terminación de acceso, personal de terceros</w:t>
@@ -6176,9 +6402,9 @@
         </w:tc>
       </w:tr>
     </w:tbl>
-    <w:bookmarkEnd w:id="57"/>
-    <w:bookmarkEnd w:id="58"/>
-    <w:bookmarkStart w:id="65" w:name="Xed9b6e21312b9288e1973ce0f3ba0b8252117ba"/>
+    <w:bookmarkEnd w:id="68"/>
+    <w:bookmarkEnd w:id="69"/>
+    <w:bookmarkStart w:id="76" w:name="Xed9b6e21312b9288e1973ce0f3ba0b8252117ba"/>
     <w:p>
       <w:pPr>
         <w:pStyle w:val="Heading1"/>
@@ -6193,13 +6419,13 @@
       </w:pPr>
       <w:r>
         <w:rPr>
+          <w:iCs/>
           <w:i/>
-          <w:iCs/>
         </w:rPr>
         <w:t xml:space="preserve">Estas familias cubren PII, riesgo, adquisición, arquitectura/comunicaciones, integridad y cadenas de suministro.</w:t>
       </w:r>
     </w:p>
-    <w:bookmarkStart w:id="59" w:name="pt-pii-procesamiento-y-transparencia"/>
+    <w:bookmarkStart w:id="70" w:name="pt-pii-procesamiento-y-transparencia"/>
     <w:p>
       <w:pPr>
         <w:pStyle w:val="Heading2"/>
@@ -6220,26 +6446,27 @@
       <w:tblPr>
         <w:tblStyle w:val="Table"/>
         <w:tblW w:type="pct" w:w="5000"/>
-        <w:tblLayout w:type="fixed"/>
         <w:tblLook w:firstRow="1" w:lastRow="0" w:firstColumn="0" w:lastColumn="0" w:noHBand="0" w:noVBand="0" w:val="0020"/>
+        <w:jc w:val="start"/>
       </w:tblPr>
       <w:tblGrid>
         <w:gridCol w:w="7920"/>
       </w:tblGrid>
       <w:tr>
         <w:trPr>
-          <w:tblHeader w:val="on"/>
+          <w:tblHeader w:val="true"/>
         </w:trPr>
         <w:tc>
           <w:tcPr/>
           <w:p>
             <w:pPr>
               <w:pStyle w:val="Compact"/>
+              <w:jc w:val="left"/>
             </w:pPr>
             <w:r>
               <w:rPr>
+                <w:bCs/>
                 <w:b/>
-                <w:bCs/>
               </w:rPr>
               <w:t xml:space="preserve">Implementation focus</w:t>
             </w:r>
@@ -6252,6 +6479,7 @@
           <w:p>
             <w:pPr>
               <w:pStyle w:val="Compact"/>
+              <w:jc w:val="left"/>
             </w:pPr>
             <w:r>
               <w:t xml:space="preserve">tención Definir el alcance, propietario, requisitos, procedimientos, tecnología, responsabilidades, excepciones y monitoreo. tención Inventario de datos, finalidad/autoridad, avisos, consentimiento, minimización, derechos, evaluaciones</w:t>
@@ -6260,8 +6488,8 @@
         </w:tc>
       </w:tr>
     </w:tbl>
-    <w:bookmarkEnd w:id="59"/>
-    <w:bookmarkStart w:id="60" w:name="ra-risk-assessment"/>
+    <w:bookmarkEnd w:id="70"/>
+    <w:bookmarkStart w:id="71" w:name="ra-risk-assessment"/>
     <w:p>
       <w:pPr>
         <w:pStyle w:val="Heading2"/>
@@ -6282,26 +6510,27 @@
       <w:tblPr>
         <w:tblStyle w:val="Table"/>
         <w:tblW w:type="pct" w:w="5000"/>
-        <w:tblLayout w:type="fixed"/>
         <w:tblLook w:firstRow="1" w:lastRow="0" w:firstColumn="0" w:lastColumn="0" w:noHBand="0" w:noVBand="0" w:val="0020"/>
+        <w:jc w:val="start"/>
       </w:tblPr>
       <w:tblGrid>
         <w:gridCol w:w="7920"/>
       </w:tblGrid>
       <w:tr>
         <w:trPr>
-          <w:tblHeader w:val="on"/>
+          <w:tblHeader w:val="true"/>
         </w:trPr>
         <w:tc>
           <w:tcPr/>
           <w:p>
             <w:pPr>
               <w:pStyle w:val="Compact"/>
+              <w:jc w:val="left"/>
             </w:pPr>
             <w:r>
               <w:rPr>
+                <w:bCs/>
                 <w:b/>
-                <w:bCs/>
               </w:rPr>
               <w:t xml:space="preserve">Implementation focus</w:t>
             </w:r>
@@ -6314,6 +6543,7 @@
           <w:p>
             <w:pPr>
               <w:pStyle w:val="Compact"/>
+              <w:jc w:val="left"/>
             </w:pPr>
             <w:r>
               <w:t xml:space="preserve">tención Definir el alcance, propietario, requisitos, procedimientos, tecnología, responsabilidades, excepciones y monitoreo.</w:t>
@@ -6322,8 +6552,8 @@
         </w:tc>
       </w:tr>
     </w:tbl>
-    <w:bookmarkEnd w:id="60"/>
-    <w:bookmarkStart w:id="61" w:name="sa-adquisición-de-sistemas-y-servicios"/>
+    <w:bookmarkEnd w:id="71"/>
+    <w:bookmarkStart w:id="72" w:name="sa-adquisición-de-sistemas-y-servicios"/>
     <w:p>
       <w:pPr>
         <w:pStyle w:val="Heading2"/>
@@ -6344,26 +6574,27 @@
       <w:tblPr>
         <w:tblStyle w:val="Table"/>
         <w:tblW w:type="pct" w:w="5000"/>
-        <w:tblLayout w:type="fixed"/>
         <w:tblLook w:firstRow="1" w:lastRow="0" w:firstColumn="0" w:lastColumn="0" w:noHBand="0" w:noVBand="0" w:val="0020"/>
+        <w:jc w:val="start"/>
       </w:tblPr>
       <w:tblGrid>
         <w:gridCol w:w="7920"/>
       </w:tblGrid>
       <w:tr>
         <w:trPr>
-          <w:tblHeader w:val="on"/>
+          <w:tblHeader w:val="true"/>
         </w:trPr>
         <w:tc>
           <w:tcPr/>
           <w:p>
             <w:pPr>
               <w:pStyle w:val="Compact"/>
+              <w:jc w:val="left"/>
             </w:pPr>
             <w:r>
               <w:rPr>
+                <w:bCs/>
                 <w:b/>
-                <w:bCs/>
               </w:rPr>
               <w:t xml:space="preserve">Implementation focus</w:t>
             </w:r>
@@ -6379,8 +6610,8 @@
         <w:t xml:space="preserve">tención Definir el alcance, propietario, requisitos, procedimientos, tecnología, responsabilidades, excepciones y monitoreo. Ø Requisitos, contratos, SDLC, arquitectura, desarrolladores, pruebas, SBOM, evidencia de proveedores TENA evidencia para el control exacto; validar la población, fecha, configuración, operación, excepciones y retest.</w:t>
       </w:r>
     </w:p>
-    <w:bookmarkEnd w:id="61"/>
-    <w:bookmarkStart w:id="62" w:name="X14fec50978b54d9ff3aa129e868c1e575748908"/>
+    <w:bookmarkEnd w:id="72"/>
+    <w:bookmarkStart w:id="73" w:name="X14fec50978b54d9ff3aa129e868c1e575748908"/>
     <w:p>
       <w:pPr>
         <w:pStyle w:val="Heading2"/>
@@ -6401,26 +6632,27 @@
       <w:tblPr>
         <w:tblStyle w:val="Table"/>
         <w:tblW w:type="pct" w:w="5000"/>
-        <w:tblLayout w:type="fixed"/>
         <w:tblLook w:firstRow="1" w:lastRow="0" w:firstColumn="0" w:lastColumn="0" w:noHBand="0" w:noVBand="0" w:val="0020"/>
+        <w:jc w:val="start"/>
       </w:tblPr>
       <w:tblGrid>
         <w:gridCol w:w="7920"/>
       </w:tblGrid>
       <w:tr>
         <w:trPr>
-          <w:tblHeader w:val="on"/>
+          <w:tblHeader w:val="true"/>
         </w:trPr>
         <w:tc>
           <w:tcPr/>
           <w:p>
             <w:pPr>
               <w:pStyle w:val="Compact"/>
+              <w:jc w:val="left"/>
             </w:pPr>
             <w:r>
               <w:rPr>
+                <w:bCs/>
                 <w:b/>
-                <w:bCs/>
               </w:rPr>
               <w:t xml:space="preserve">Implementation focus</w:t>
             </w:r>
@@ -6433,6 +6665,7 @@
           <w:p>
             <w:pPr>
               <w:pStyle w:val="Compact"/>
+              <w:jc w:val="left"/>
             </w:pPr>
             <w:r>
               <w:t xml:space="preserve">tención Definir el alcance, propietario, requisitos, procedimientos, tecnología, responsabilidades, excepciones y monitoreo. Ø Diagramas, segmentación, reglas de cortafuegos, encriptación, claves, protocolos, pruebas de límites</w:t>
@@ -6441,8 +6674,8 @@
         </w:tc>
       </w:tr>
     </w:tbl>
-    <w:bookmarkEnd w:id="62"/>
-    <w:bookmarkStart w:id="63" w:name="si-system-and-information-integrity"/>
+    <w:bookmarkEnd w:id="73"/>
+    <w:bookmarkStart w:id="74" w:name="si-system-and-information-integrity"/>
     <w:p>
       <w:pPr>
         <w:pStyle w:val="Heading2"/>
@@ -6463,26 +6696,27 @@
       <w:tblPr>
         <w:tblStyle w:val="Table"/>
         <w:tblW w:type="pct" w:w="5000"/>
-        <w:tblLayout w:type="fixed"/>
         <w:tblLook w:firstRow="1" w:lastRow="0" w:firstColumn="0" w:lastColumn="0" w:noHBand="0" w:noVBand="0" w:val="0020"/>
+        <w:jc w:val="start"/>
       </w:tblPr>
       <w:tblGrid>
         <w:gridCol w:w="7920"/>
       </w:tblGrid>
       <w:tr>
         <w:trPr>
-          <w:tblHeader w:val="on"/>
+          <w:tblHeader w:val="true"/>
         </w:trPr>
         <w:tc>
           <w:tcPr/>
           <w:p>
             <w:pPr>
               <w:pStyle w:val="Compact"/>
+              <w:jc w:val="left"/>
             </w:pPr>
             <w:r>
               <w:rPr>
+                <w:bCs/>
                 <w:b/>
-                <w:bCs/>
               </w:rPr>
               <w:t xml:space="preserve">Implementation focus</w:t>
             </w:r>
@@ -6495,6 +6729,7 @@
           <w:p>
             <w:pPr>
               <w:pStyle w:val="Compact"/>
+              <w:jc w:val="left"/>
             </w:pPr>
             <w:r>
               <w:t xml:space="preserve">tención Definir el alcance, propietario, requisitos, procedimientos, tecnología, responsabilidades, excepciones y monitoreo. Ø vulnerabilidades, parches, validación de la integridad, defensas de malware, alertas, correcciones</w:t>
@@ -6503,8 +6738,8 @@
         </w:tc>
       </w:tr>
     </w:tbl>
-    <w:bookmarkEnd w:id="63"/>
-    <w:bookmarkStart w:id="64" w:name="sr-supply-chain-risk-management"/>
+    <w:bookmarkEnd w:id="74"/>
+    <w:bookmarkStart w:id="75" w:name="sr-supply-chain-risk-management"/>
     <w:p>
       <w:pPr>
         <w:pStyle w:val="Heading2"/>
@@ -6525,26 +6760,27 @@
       <w:tblPr>
         <w:tblStyle w:val="Table"/>
         <w:tblW w:type="pct" w:w="5000"/>
-        <w:tblLayout w:type="fixed"/>
         <w:tblLook w:firstRow="1" w:lastRow="0" w:firstColumn="0" w:lastColumn="0" w:noHBand="0" w:noVBand="0" w:val="0020"/>
+        <w:jc w:val="start"/>
       </w:tblPr>
       <w:tblGrid>
         <w:gridCol w:w="7920"/>
       </w:tblGrid>
       <w:tr>
         <w:trPr>
-          <w:tblHeader w:val="on"/>
+          <w:tblHeader w:val="true"/>
         </w:trPr>
         <w:tc>
           <w:tcPr/>
           <w:p>
             <w:pPr>
               <w:pStyle w:val="Compact"/>
+              <w:jc w:val="left"/>
             </w:pPr>
             <w:r>
               <w:rPr>
+                <w:bCs/>
                 <w:b/>
-                <w:bCs/>
               </w:rPr>
               <w:t xml:space="preserve">Implementation focus</w:t>
             </w:r>
@@ -6557,6 +6793,7 @@
           <w:p>
             <w:pPr>
               <w:pStyle w:val="Compact"/>
+              <w:jc w:val="left"/>
             </w:pPr>
             <w:r>
               <w:t xml:space="preserve">tención Definir el alcance, propietario, requisitos, procedimientos, tecnología, responsabilidades, excepciones y monitoreo. TEN C-SCRM plan, inventario de proveedores, crítica, contratos, procedencia, monitoreo, salida</w:t>
@@ -6565,9 +6802,9 @@
         </w:tc>
       </w:tr>
     </w:tbl>
-    <w:bookmarkEnd w:id="64"/>
-    <w:bookmarkEnd w:id="65"/>
-    <w:bookmarkStart w:id="67" w:name="Xcb5297862379a9af9331c9d0dd96f25db783e18"/>
+    <w:bookmarkEnd w:id="75"/>
+    <w:bookmarkEnd w:id="76"/>
+    <w:bookmarkStart w:id="78" w:name="Xcb5297862379a9af9331c9d0dd96f25db783e18"/>
     <w:p>
       <w:pPr>
         <w:pStyle w:val="Heading1"/>
@@ -6582,8 +6819,8 @@
       </w:pPr>
       <w:r>
         <w:rPr>
+          <w:iCs/>
           <w:i/>
-          <w:iCs/>
         </w:rPr>
         <w:t xml:space="preserve">Rev. 5 integra los controles de seguridad y privacidad preservando al mismo tiempo objetivos y métodos de riesgo distintos</w:t>
       </w:r>
@@ -6591,7 +6828,7 @@
         <w:t xml:space="preserve">.</w:t>
       </w:r>
     </w:p>
-    <w:bookmarkStart w:id="66" w:name="colaboración"/>
+    <w:bookmarkStart w:id="77" w:name="colaboración"/>
     <w:p>
       <w:pPr>
         <w:pStyle w:val="Heading2"/>
@@ -6661,8 +6898,8 @@
       </w:pPr>
       <w:r>
         <w:rPr>
+          <w:bCs/>
           <w:b/>
-          <w:bCs/>
         </w:rPr>
         <w:t xml:space="preserve">Pregunta</w:t>
       </w:r>
@@ -6711,9 +6948,9 @@
         <w:t xml:space="preserve">¿Cómo se coordinan los controles de seguridad y privacidad? tención Índice de colaboración, asignaciones, pruebas conjuntas y conclusiones</w:t>
       </w:r>
     </w:p>
-    <w:bookmarkEnd w:id="66"/>
-    <w:bookmarkEnd w:id="67"/>
-    <w:bookmarkStart w:id="69" w:name="X8528bed6cb766978700edae3575c95c9477fe5a"/>
+    <w:bookmarkEnd w:id="77"/>
+    <w:bookmarkEnd w:id="78"/>
+    <w:bookmarkStart w:id="80" w:name="X8528bed6cb766978700edae3575c95c9477fe5a"/>
     <w:p>
       <w:pPr>
         <w:pStyle w:val="Heading1"/>
@@ -6728,8 +6965,8 @@
       </w:pPr>
       <w:r>
         <w:rPr>
+          <w:iCs/>
           <w:i/>
-          <w:iCs/>
         </w:rPr>
         <w:t xml:space="preserve">Release 5.2.0 fortalece la actualización de software, parche, integridad y cobertura de desarrollo resiliente.</w:t>
       </w:r>
@@ -6740,8 +6977,8 @@
       </w:pPr>
       <w:r>
         <w:rPr>
+          <w:bCs/>
           <w:b/>
-          <w:bCs/>
         </w:rPr>
         <w:t xml:space="preserve">Release 5.2.0 cambio</w:t>
       </w:r>
@@ -6802,7 +7039,7 @@
         <w:t xml:space="preserve">tención SP 800-53B 5.2.0 Ø Reissued for consistency; NIST indica que las selecciones de base no cambiaron</w:t>
       </w:r>
     </w:p>
-    <w:bookmarkStart w:id="68" w:name="enfoque-de-evidencia"/>
+    <w:bookmarkStart w:id="79" w:name="enfoque-de-evidencia"/>
     <w:p>
       <w:pPr>
         <w:pStyle w:val="Heading2"/>
@@ -6844,9 +7081,9 @@
         <w:t xml:space="preserve">Hipótesis de diseño resistentes, comportamiento de condición adversa, aislamiento, degradación, recuperación, diversidad, redundancia y resultados de ejercicio.</w:t>
       </w:r>
     </w:p>
-    <w:bookmarkEnd w:id="68"/>
-    <w:bookmarkEnd w:id="69"/>
-    <w:bookmarkStart w:id="100" w:name="open-source-tools-and-official-resources"/>
+    <w:bookmarkEnd w:id="79"/>
+    <w:bookmarkEnd w:id="80"/>
+    <w:bookmarkStart w:id="111" w:name="open-source-tools-and-official-resources"/>
     <w:p>
       <w:pPr>
         <w:pStyle w:val="Heading1"/>
@@ -6861,8 +7098,8 @@
       </w:pPr>
       <w:r>
         <w:rPr>
+          <w:iCs/>
           <w:i/>
-          <w:iCs/>
         </w:rPr>
         <w:t xml:space="preserve">Los recursos oficiales y los instrumentos de código abierto pueden apoyar la autorización, las pruebas, la evaluación y la vigilancia continua.</w:t>
       </w:r>
@@ -6873,8 +7110,8 @@
       </w:pPr>
       <w:r>
         <w:rPr>
+          <w:bCs/>
           <w:b/>
-          <w:bCs/>
         </w:rPr>
         <w:t xml:space="preserve">Recurso/herramienta</w:t>
       </w:r>
@@ -7007,8 +7244,8 @@
       </w:pPr>
       <w:r>
         <w:rPr>
+          <w:bCs/>
           <w:b/>
-          <w:bCs/>
         </w:rPr>
         <w:t xml:space="preserve">Autorización y límites:</w:t>
       </w:r>
@@ -7025,7 +7262,7 @@
         <w:t xml:space="preserve">Respuesta</w:t>
       </w:r>
     </w:p>
-    <w:bookmarkStart w:id="70" w:name="nist-cprt"/>
+    <w:bookmarkStart w:id="81" w:name="nist-cprt"/>
     <w:p>
       <w:pPr>
         <w:pStyle w:val="Heading2"/>
@@ -7058,8 +7295,8 @@
         <w:t xml:space="preserve">Retain: authority, scope, source/release, version, configuración/query, population, date, raw result, analista validation, limitation, control mapping, finding, correction, and retest. Proteger el sistema y la información de vulnerabilidad.</w:t>
       </w:r>
     </w:p>
-    <w:bookmarkEnd w:id="70"/>
-    <w:bookmarkStart w:id="71" w:name="nist-oscal-content"/>
+    <w:bookmarkEnd w:id="81"/>
+    <w:bookmarkStart w:id="82" w:name="nist-oscal-content"/>
     <w:p>
       <w:pPr>
         <w:pStyle w:val="Heading2"/>
@@ -7092,8 +7329,8 @@
         <w:t xml:space="preserve">Retain: authority, scope, source/release, version, configuración/query, population, date, raw result, analista validation, limitation, control mapping, finding, correction, and retest. Proteger el sistema y la información de vulnerabilidad.</w:t>
       </w:r>
     </w:p>
-    <w:bookmarkEnd w:id="71"/>
-    <w:bookmarkStart w:id="72" w:name="compliance-trestle"/>
+    <w:bookmarkEnd w:id="82"/>
+    <w:bookmarkStart w:id="83" w:name="compliance-trestle"/>
     <w:p>
       <w:pPr>
         <w:pStyle w:val="Heading2"/>
@@ -7126,8 +7363,8 @@
         <w:t xml:space="preserve">Retain: authority, scope, source/release, version, configuración/query, population, date, raw result, analista validation, limitation, control mapping, finding, correction, and retest. Proteger el sistema y la información de vulnerabilidad.</w:t>
       </w:r>
     </w:p>
-    <w:bookmarkEnd w:id="72"/>
-    <w:bookmarkStart w:id="74" w:name="lula"/>
+    <w:bookmarkEnd w:id="83"/>
+    <w:bookmarkStart w:id="85" w:name="lula"/>
     <w:p>
       <w:pPr>
         <w:pStyle w:val="Heading2"/>
@@ -7146,7 +7383,7 @@
       <w:r>
         <w:t xml:space="preserve"> </w:t>
       </w:r>
-      <w:hyperlink r:id="rId73">
+      <w:hyperlink r:id="rId84">
         <w:r>
           <w:rPr>
             <w:rStyle w:val="Hyperlink"/>
@@ -7171,8 +7408,8 @@
         <w:t xml:space="preserve">Retain: authority, scope, source/release, version, configuración/query, population, date, raw result, analista validation, limitation, control mapping, finding, correction, and retest. Proteger el sistema y la información de vulnerabilidad.</w:t>
       </w:r>
     </w:p>
-    <w:bookmarkEnd w:id="74"/>
-    <w:bookmarkStart w:id="76" w:name="ciso-assistant"/>
+    <w:bookmarkEnd w:id="85"/>
+    <w:bookmarkStart w:id="87" w:name="ciso-assistant"/>
     <w:p>
       <w:pPr>
         <w:pStyle w:val="Heading2"/>
@@ -7191,7 +7428,7 @@
       <w:r>
         <w:t xml:space="preserve"> </w:t>
       </w:r>
-      <w:hyperlink r:id="rId75">
+      <w:hyperlink r:id="rId86">
         <w:r>
           <w:rPr>
             <w:rStyle w:val="Hyperlink"/>
@@ -7216,8 +7453,8 @@
         <w:t xml:space="preserve">Retain: authority, scope, source/release, version, configuración/query, population, date, raw result, analista validation, limitation, control mapping, finding, correction, and retest. Proteger el sistema y la información de vulnerabilidad.</w:t>
       </w:r>
     </w:p>
-    <w:bookmarkEnd w:id="76"/>
-    <w:bookmarkStart w:id="78" w:name="heimdall"/>
+    <w:bookmarkEnd w:id="87"/>
+    <w:bookmarkStart w:id="89" w:name="heimdall"/>
     <w:p>
       <w:pPr>
         <w:pStyle w:val="Heading2"/>
@@ -7236,7 +7473,7 @@
       <w:r>
         <w:t xml:space="preserve"> </w:t>
       </w:r>
-      <w:hyperlink r:id="rId77">
+      <w:hyperlink r:id="rId88">
         <w:r>
           <w:rPr>
             <w:rStyle w:val="Hyperlink"/>
@@ -7261,8 +7498,8 @@
         <w:t xml:space="preserve">Retain: authority, scope, source/release, version, configuración/query, population, date, raw result, analista validation, limitation, control mapping, finding, correction, and retest. Proteger el sistema y la información de vulnerabilidad.</w:t>
       </w:r>
     </w:p>
-    <w:bookmarkEnd w:id="78"/>
-    <w:bookmarkStart w:id="80" w:name="opencontrol"/>
+    <w:bookmarkEnd w:id="89"/>
+    <w:bookmarkStart w:id="91" w:name="opencontrol"/>
     <w:p>
       <w:pPr>
         <w:pStyle w:val="Heading2"/>
@@ -7281,7 +7518,7 @@
       <w:r>
         <w:t xml:space="preserve"> </w:t>
       </w:r>
-      <w:hyperlink r:id="rId79">
+      <w:hyperlink r:id="rId90">
         <w:r>
           <w:rPr>
             <w:rStyle w:val="Hyperlink"/>
@@ -7306,8 +7543,8 @@
         <w:t xml:space="preserve">Retain: authority, scope, source/release, version, configuración/query, population, date, raw result, analista validation, limitation, control mapping, finding, correction, and retest. Proteger el sistema y la información de vulnerabilidad.</w:t>
       </w:r>
     </w:p>
-    <w:bookmarkEnd w:id="80"/>
-    <w:bookmarkStart w:id="82" w:name="oscal-cli"/>
+    <w:bookmarkEnd w:id="91"/>
+    <w:bookmarkStart w:id="93" w:name="oscal-cli"/>
     <w:p>
       <w:pPr>
         <w:pStyle w:val="Heading2"/>
@@ -7326,7 +7563,7 @@
       <w:r>
         <w:t xml:space="preserve"> </w:t>
       </w:r>
-      <w:hyperlink r:id="rId81">
+      <w:hyperlink r:id="rId92">
         <w:r>
           <w:rPr>
             <w:rStyle w:val="Hyperlink"/>
@@ -7351,8 +7588,8 @@
         <w:t xml:space="preserve">Retain: authority, scope, source/release, version, configuración/query, population, date, raw result, analista validation, limitation, control mapping, finding, correction, and retest. Proteger el sistema y la información de vulnerabilidad.</w:t>
       </w:r>
     </w:p>
-    <w:bookmarkEnd w:id="82"/>
-    <w:bookmarkStart w:id="84" w:name="wazuh"/>
+    <w:bookmarkEnd w:id="93"/>
+    <w:bookmarkStart w:id="95" w:name="wazuh"/>
     <w:p>
       <w:pPr>
         <w:pStyle w:val="Heading2"/>
@@ -7371,7 +7608,7 @@
       <w:r>
         <w:t xml:space="preserve"> </w:t>
       </w:r>
-      <w:hyperlink r:id="rId83">
+      <w:hyperlink r:id="rId94">
         <w:r>
           <w:rPr>
             <w:rStyle w:val="Hyperlink"/>
@@ -7396,8 +7633,8 @@
         <w:t xml:space="preserve">Retain: authority, scope, source/release, version, configuración/query, population, date, raw result, analista validation, limitation, control mapping, finding, correction, and retest. Proteger el sistema y la información de vulnerabilidad.</w:t>
       </w:r>
     </w:p>
-    <w:bookmarkEnd w:id="84"/>
-    <w:bookmarkStart w:id="86" w:name="openscap"/>
+    <w:bookmarkEnd w:id="95"/>
+    <w:bookmarkStart w:id="97" w:name="openscap"/>
     <w:p>
       <w:pPr>
         <w:pStyle w:val="Heading2"/>
@@ -7416,7 +7653,7 @@
       <w:r>
         <w:t xml:space="preserve"> </w:t>
       </w:r>
-      <w:hyperlink r:id="rId85">
+      <w:hyperlink r:id="rId96">
         <w:r>
           <w:rPr>
             <w:rStyle w:val="Hyperlink"/>
@@ -7441,8 +7678,8 @@
         <w:t xml:space="preserve">Retain: authority, scope, source/release, version, configuración/query, population, date, raw result, analista validation, limitation, control mapping, finding, correction, and retest. Proteger el sistema y la información de vulnerabilidad.</w:t>
       </w:r>
     </w:p>
-    <w:bookmarkEnd w:id="86"/>
-    <w:bookmarkStart w:id="87" w:name="osquery"/>
+    <w:bookmarkEnd w:id="97"/>
+    <w:bookmarkStart w:id="98" w:name="osquery"/>
     <w:p>
       <w:pPr>
         <w:pStyle w:val="Heading2"/>
@@ -7475,8 +7712,8 @@
         <w:t xml:space="preserve">Retain: authority, scope, source/release, version, configuración/query, population, date, raw result, analista validation, limitation, control mapping, finding, correction, and retest. Proteger el sistema y la información de vulnerabilidad.</w:t>
       </w:r>
     </w:p>
-    <w:bookmarkEnd w:id="87"/>
-    <w:bookmarkStart w:id="89" w:name="nmap"/>
+    <w:bookmarkEnd w:id="98"/>
+    <w:bookmarkStart w:id="100" w:name="nmap"/>
     <w:p>
       <w:pPr>
         <w:pStyle w:val="Heading2"/>
@@ -7495,7 +7732,7 @@
       <w:r>
         <w:t xml:space="preserve"> </w:t>
       </w:r>
-      <w:hyperlink r:id="rId88">
+      <w:hyperlink r:id="rId99">
         <w:r>
           <w:rPr>
             <w:rStyle w:val="Hyperlink"/>
@@ -7520,8 +7757,8 @@
         <w:t xml:space="preserve">Retain: authority, scope, source/release, version, configuración/query, population, date, raw result, analista validation, limitation, control mapping, finding, correction, and retest. Proteger el sistema y la información de vulnerabilidad.</w:t>
       </w:r>
     </w:p>
-    <w:bookmarkEnd w:id="89"/>
-    <w:bookmarkStart w:id="90" w:name="greenbone-community-edition"/>
+    <w:bookmarkEnd w:id="100"/>
+    <w:bookmarkStart w:id="101" w:name="greenbone-community-edition"/>
     <w:p>
       <w:pPr>
         <w:pStyle w:val="Heading2"/>
@@ -7554,8 +7791,8 @@
         <w:t xml:space="preserve">Retain: authority, scope, source/release, version, configuración/query, population, date, raw result, analista validation, limitation, control mapping, finding, correction, and retest. Proteger el sistema y la información de vulnerabilidad.</w:t>
       </w:r>
     </w:p>
-    <w:bookmarkEnd w:id="90"/>
-    <w:bookmarkStart w:id="92" w:name="trivy"/>
+    <w:bookmarkEnd w:id="101"/>
+    <w:bookmarkStart w:id="103" w:name="trivy"/>
     <w:p>
       <w:pPr>
         <w:pStyle w:val="Heading2"/>
@@ -7574,7 +7811,7 @@
       <w:r>
         <w:t xml:space="preserve"> </w:t>
       </w:r>
-      <w:hyperlink r:id="rId91">
+      <w:hyperlink r:id="rId102">
         <w:r>
           <w:rPr>
             <w:rStyle w:val="Hyperlink"/>
@@ -7599,8 +7836,8 @@
         <w:t xml:space="preserve">Retain: authority, scope, source/release, version, configuración/query, population, date, raw result, analista validation, limitation, control mapping, finding, correction, and retest. Proteger el sistema y la información de vulnerabilidad.</w:t>
       </w:r>
     </w:p>
-    <w:bookmarkEnd w:id="92"/>
-    <w:bookmarkStart w:id="93" w:name="owasp-zap"/>
+    <w:bookmarkEnd w:id="103"/>
+    <w:bookmarkStart w:id="104" w:name="owasp-zap"/>
     <w:p>
       <w:pPr>
         <w:pStyle w:val="Heading2"/>
@@ -7633,8 +7870,8 @@
         <w:t xml:space="preserve">Retain: authority, scope, source/release, version, configuración/query, population, date, raw result, analista validation, limitation, control mapping, finding, correction, and retest. Proteger el sistema y la información de vulnerabilidad.</w:t>
       </w:r>
     </w:p>
-    <w:bookmarkEnd w:id="93"/>
-    <w:bookmarkStart w:id="95" w:name="keycloak"/>
+    <w:bookmarkEnd w:id="104"/>
+    <w:bookmarkStart w:id="106" w:name="keycloak"/>
     <w:p>
       <w:pPr>
         <w:pStyle w:val="Heading2"/>
@@ -7653,7 +7890,7 @@
       <w:r>
         <w:t xml:space="preserve"> </w:t>
       </w:r>
-      <w:hyperlink r:id="rId94">
+      <w:hyperlink r:id="rId105">
         <w:r>
           <w:rPr>
             <w:rStyle w:val="Hyperlink"/>
@@ -7678,8 +7915,8 @@
         <w:t xml:space="preserve">Retain: authority, scope, source/release, version, configuración/query, population, date, raw result, analista validation, limitation, control mapping, finding, correction, and retest. Proteger el sistema y la información de vulnerabilidad.</w:t>
       </w:r>
     </w:p>
-    <w:bookmarkEnd w:id="95"/>
-    <w:bookmarkStart w:id="97" w:name="defectodojo"/>
+    <w:bookmarkEnd w:id="106"/>
+    <w:bookmarkStart w:id="108" w:name="defectodojo"/>
     <w:p>
       <w:pPr>
         <w:pStyle w:val="Heading2"/>
@@ -7698,7 +7935,7 @@
       <w:r>
         <w:t xml:space="preserve"> </w:t>
       </w:r>
-      <w:hyperlink r:id="rId96">
+      <w:hyperlink r:id="rId107">
         <w:r>
           <w:rPr>
             <w:rStyle w:val="Hyperlink"/>
@@ -7723,8 +7960,8 @@
         <w:t xml:space="preserve">Retain: authority, scope, source/release, version, configuración/query, population, date, raw result, analista validation, limitation, control mapping, finding, correction, and retest. Proteger el sistema y la información de vulnerabilidad.</w:t>
       </w:r>
     </w:p>
-    <w:bookmarkEnd w:id="97"/>
-    <w:bookmarkStart w:id="99" w:name="open-policy-agent"/>
+    <w:bookmarkEnd w:id="108"/>
+    <w:bookmarkStart w:id="110" w:name="open-policy-agent"/>
     <w:p>
       <w:pPr>
         <w:pStyle w:val="Heading2"/>
@@ -7743,7 +7980,7 @@
       <w:r>
         <w:t xml:space="preserve"> </w:t>
       </w:r>
-      <w:hyperlink r:id="rId98">
+      <w:hyperlink r:id="rId109">
         <w:r>
           <w:rPr>
             <w:rStyle w:val="Hyperlink"/>
@@ -7768,9 +8005,9 @@
         <w:t xml:space="preserve">Retain: authority, scope, source/release, version, configuración/query, population, date, raw result, analista validation, limitation, control mapping, finding, correction, and retest. Proteger el sistema y la información de vulnerabilidad.</w:t>
       </w:r>
     </w:p>
-    <w:bookmarkEnd w:id="99"/>
-    <w:bookmarkEnd w:id="100"/>
-    <w:bookmarkStart w:id="104" w:name="libro-de-juegos-rmf-de-manager"/>
+    <w:bookmarkEnd w:id="110"/>
+    <w:bookmarkEnd w:id="111"/>
+    <w:bookmarkStart w:id="115" w:name="libro-de-juegos-rmf-de-manager"/>
     <w:p>
       <w:pPr>
         <w:pStyle w:val="Heading1"/>
@@ -7785,8 +8022,8 @@
       </w:pPr>
       <w:r>
         <w:rPr>
+          <w:iCs/>
           <w:i/>
-          <w:iCs/>
         </w:rPr>
         <w:t xml:space="preserve">Managers keep RMF focused on mission risk, reliable evidence, timely decisions, and correction.</w:t>
       </w:r>
@@ -7797,8 +8034,8 @@
       </w:pPr>
       <w:r>
         <w:rPr>
+          <w:bCs/>
           <w:b/>
-          <w:bCs/>
         </w:rPr>
         <w:t xml:space="preserve">Area</w:t>
       </w:r>
@@ -7813,8 +8050,8 @@
       </w:r>
       <w:r>
         <w:rPr>
+          <w:bCs/>
           <w:b/>
-          <w:bCs/>
         </w:rPr>
         <w:t xml:space="preserve">Pregunta principal</w:t>
       </w:r>
@@ -7873,7 +8110,7 @@
         <w:t xml:space="preserve">¿Se financian acciones severas y atrasadas y se prueban de forma independiente? Extensiones repetidas sin decisión de riesgo</w:t>
       </w:r>
     </w:p>
-    <w:bookmarkStart w:id="101" w:name="gestor-ritmo"/>
+    <w:bookmarkStart w:id="112" w:name="gestor-ritmo"/>
     <w:p>
       <w:pPr>
         <w:pStyle w:val="Heading2"/>
@@ -7928,11 +8165,11 @@
     </w:p>
     <w:p>
       <w:pPr>
+        <w:numPr>
+          <w:ilvl w:val="0"/>
+          <w:numId w:val="1025"/>
+        </w:numPr>
         <w:pStyle w:val="Compact"/>
-        <w:numPr>
-          <w:ilvl w:val="0"/>
-          <w:numId w:val="1025"/>
-        </w:numPr>
       </w:pPr>
       <w:r>
         <w:t xml:space="preserve">Guía de la carrera de analista junior</w:t>
@@ -7944,8 +8181,8 @@
       </w:pPr>
       <w:r>
         <w:rPr>
+          <w:iCs/>
           <w:i/>
-          <w:iCs/>
         </w:rPr>
         <w:t xml:space="preserve">Los analistas Junior RMF crean valor a través de límites precisos, mapas, declaraciones, evidencias, hallazgos y seguimiento.</w:t>
       </w:r>
@@ -7958,7 +8195,13 @@
         <w:t xml:space="preserve">■img src=</w:t>
       </w:r>
       <w:r>
-        <w:t xml:space="preserve">“media/image10.png”</w:t>
+        <w:t xml:space="preserve">“</w:t>
+      </w:r>
+      <w:r>
+        <w:t xml:space="preserve">media/image10.png</w:t>
+      </w:r>
+      <w:r>
+        <w:t xml:space="preserve">”</w:t>
       </w:r>
       <w:r>
         <w:t xml:space="preserve"> </w:t>
@@ -7967,7 +8210,13 @@
         <w:t xml:space="preserve">estilo=</w:t>
       </w:r>
       <w:r>
-        <w:t xml:space="preserve">“width:6.15in;height:3.39605in”</w:t>
+        <w:t xml:space="preserve">“</w:t>
+      </w:r>
+      <w:r>
+        <w:t xml:space="preserve">width:6.15in;height:3.39605in</w:t>
+      </w:r>
+      <w:r>
+        <w:t xml:space="preserve">”</w:t>
       </w:r>
       <w:r>
         <w:t xml:space="preserve"> </w:t>
@@ -7976,7 +8225,13 @@
         <w:t xml:space="preserve">alt=</w:t>
       </w:r>
       <w:r>
-        <w:t xml:space="preserve">“Trace cada conclusión del requisito a la implementación, evidencia, resultado, riesgo, y acción.”</w:t>
+        <w:t xml:space="preserve">“</w:t>
+      </w:r>
+      <w:r>
+        <w:t xml:space="preserve">Trace cada conclusión del requisito a la implementación, evidencia, resultado, riesgo, y acción.</w:t>
+      </w:r>
+      <w:r>
+        <w:t xml:space="preserve">”</w:t>
       </w:r>
     </w:p>
     <w:p>
@@ -7987,8 +8242,8 @@
         <w:t xml:space="preserve">Gráfico 10 Júnior RMF vía analista</w:t>
       </w:r>
     </w:p>
-    <w:bookmarkEnd w:id="101"/>
-    <w:bookmarkStart w:id="102" w:name="funciones-comunes"/>
+    <w:bookmarkEnd w:id="112"/>
+    <w:bookmarkStart w:id="113" w:name="funciones-comunes"/>
     <w:p>
       <w:pPr>
         <w:pStyle w:val="Heading2"/>
@@ -8085,8 +8340,8 @@
         <w:t xml:space="preserve">Analista de Monitoreo continuo</w:t>
       </w:r>
     </w:p>
-    <w:bookmarkEnd w:id="102"/>
-    <w:bookmarkStart w:id="103" w:name="típico-trabajo"/>
+    <w:bookmarkEnd w:id="113"/>
+    <w:bookmarkStart w:id="114" w:name="típico-trabajo"/>
     <w:p>
       <w:pPr>
         <w:pStyle w:val="Heading2"/>
@@ -8161,9 +8416,9 @@
         <w:t xml:space="preserve">Usar CPRT, OSCAL, hojas de cálculo, repositorios, paneles y herramientas técnicas aprobadas sin reclamar autoridad más allá del papel.</w:t>
       </w:r>
     </w:p>
-    <w:bookmarkEnd w:id="103"/>
-    <w:bookmarkEnd w:id="104"/>
-    <w:bookmarkStart w:id="117" w:name="X63f7ead03adb023a9ee2fdd52a700da050674b2"/>
+    <w:bookmarkEnd w:id="114"/>
+    <w:bookmarkEnd w:id="115"/>
+    <w:bookmarkStart w:id="128" w:name="X63f7ead03adb023a9ee2fdd52a700da050674b2"/>
     <w:p>
       <w:pPr>
         <w:pStyle w:val="Heading1"/>
@@ -8178,8 +8433,8 @@
       </w:pPr>
       <w:r>
         <w:rPr>
+          <w:iCs/>
           <w:i/>
-          <w:iCs/>
         </w:rPr>
         <w:t xml:space="preserve">Un sistema ficticio y un laboratorio autorizado pueden convertirse en una sólida cartera de nivel de entrada</w:t>
       </w:r>
@@ -8189,11 +8444,11 @@
     </w:p>
     <w:p>
       <w:pPr>
+        <w:numPr>
+          <w:ilvl w:val="0"/>
+          <w:numId w:val="1028"/>
+        </w:numPr>
         <w:pStyle w:val="Compact"/>
-        <w:numPr>
-          <w:ilvl w:val="0"/>
-          <w:numId w:val="1028"/>
-        </w:numPr>
       </w:pPr>
       <w:r>
         <w:t xml:space="preserve">La regla del laboratorio* Utilizar organizaciones ficticias, datos sintéticos, sistemas aislados y autorización escrita. Nunca escanee objetivos públicos o publique planes de sistema real, vulnerabilidades, credenciales, diagramas o pruebas de evaluación.</w:t>
@@ -8205,7 +8460,7 @@
         <w:t xml:space="preserve">Respuesta</w:t>
       </w:r>
     </w:p>
-    <w:bookmarkStart w:id="105" w:name="portfolio-lab"/>
+    <w:bookmarkStart w:id="116" w:name="portfolio-lab"/>
     <w:p>
       <w:pPr>
         <w:pStyle w:val="Heading2"/>
@@ -8324,8 +8579,8 @@
         <w:t xml:space="preserve">Publicar artefactos sanitizados claramente etiquetados ficticios y no una autorización NIST.</w:t>
       </w:r>
     </w:p>
-    <w:bookmarkEnd w:id="105"/>
-    <w:bookmarkStart w:id="106" w:name="plan-de-30-días"/>
+    <w:bookmarkEnd w:id="116"/>
+    <w:bookmarkStart w:id="117" w:name="plan-de-30-días"/>
     <w:p>
       <w:pPr>
         <w:pStyle w:val="Heading2"/>
@@ -8339,24 +8594,26 @@
         <w:tblStyle w:val="Table"/>
         <w:tblW w:type="auto" w:w="0"/>
         <w:tblLook w:firstRow="1" w:lastRow="0" w:firstColumn="0" w:lastColumn="0" w:noHBand="0" w:noVBand="0" w:val="0020"/>
+        <w:jc w:val="start"/>
       </w:tblPr>
       <w:tblGrid>
         <w:gridCol w:w="7920"/>
       </w:tblGrid>
       <w:tr>
         <w:trPr>
-          <w:tblHeader w:val="on"/>
+          <w:tblHeader w:val="true"/>
         </w:trPr>
         <w:tc>
           <w:tcPr/>
           <w:p>
             <w:pPr>
               <w:pStyle w:val="Compact"/>
+              <w:jc w:val="left"/>
             </w:pPr>
             <w:r>
               <w:rPr>
+                <w:bCs/>
                 <w:b/>
-                <w:bCs/>
               </w:rPr>
               <w:t xml:space="preserve">Días</w:t>
             </w:r>
@@ -8369,6 +8626,7 @@
           <w:p>
             <w:pPr>
               <w:pStyle w:val="Compact"/>
+              <w:jc w:val="left"/>
             </w:pPr>
             <w:r>
               <w:t xml:space="preserve">1–4</w:t>
@@ -8382,6 +8640,7 @@
           <w:p>
             <w:pPr>
               <w:pStyle w:val="Compact"/>
+              <w:jc w:val="left"/>
             </w:pPr>
             <w:r>
               <w:t xml:space="preserve">TEN 5–7</w:t>
@@ -8395,6 +8654,7 @@
           <w:p>
             <w:pPr>
               <w:pStyle w:val="Compact"/>
+              <w:jc w:val="left"/>
             </w:pPr>
             <w:r>
               <w:t xml:space="preserve">TEN 8–11</w:t>
@@ -8408,6 +8668,7 @@
           <w:p>
             <w:pPr>
               <w:pStyle w:val="Compact"/>
+              <w:jc w:val="left"/>
             </w:pPr>
             <w:r>
               <w:t xml:space="preserve">12–15 Silencioso Aplicación y estudio de la familia</w:t>
@@ -8421,6 +8682,7 @@
           <w:p>
             <w:pPr>
               <w:pStyle w:val="Compact"/>
+              <w:jc w:val="left"/>
             </w:pPr>
             <w:r>
               <w:t xml:space="preserve">TEN 16–19</w:t>
@@ -8455,8 +8717,8 @@
         <w:t xml:space="preserve">TEN 28–30 | Portfolio y entrevista | Portafolio Sanitizado y cinco historias de STAR</w:t>
       </w:r>
     </w:p>
-    <w:bookmarkEnd w:id="106"/>
-    <w:bookmarkStart w:id="107" w:name="qué-es-rmf"/>
+    <w:bookmarkEnd w:id="117"/>
+    <w:bookmarkStart w:id="118" w:name="qué-es-rmf"/>
     <w:p>
       <w:pPr>
         <w:pStyle w:val="Heading2"/>
@@ -8473,8 +8735,8 @@
         <w:t xml:space="preserve">Un proceso de ciclo de vida de siete pasos para gestionar el riesgo de seguridad y privacidad: Preparar, Categorizar, Seleccionar, Implementar, Evaluar, Autorizar y Monitorizar.</w:t>
       </w:r>
     </w:p>
-    <w:bookmarkEnd w:id="107"/>
-    <w:bookmarkStart w:id="108" w:name="es-sp-800-53-una-lista-de-verificación"/>
+    <w:bookmarkEnd w:id="118"/>
+    <w:bookmarkStart w:id="119" w:name="es-sp-800-53-una-lista-de-verificación"/>
     <w:p>
       <w:pPr>
         <w:pStyle w:val="Heading2"/>
@@ -8491,8 +8753,8 @@
         <w:t xml:space="preserve">No. Es un catálogo de control flexible. Las organizaciones eligen y ajustan los controles mediante la gestión de riesgos y los requisitos aplicables.</w:t>
       </w:r>
     </w:p>
-    <w:bookmarkEnd w:id="108"/>
-    <w:bookmarkStart w:id="109" w:name="qué-es-una-base-de-referencia"/>
+    <w:bookmarkEnd w:id="119"/>
+    <w:bookmarkStart w:id="120" w:name="qué-es-una-base-de-referencia"/>
     <w:p>
       <w:pPr>
         <w:pStyle w:val="Heading2"/>
@@ -8509,8 +8771,8 @@
         <w:t xml:space="preserve">Un conjunto inicial de controles. SP 800-53B proporciona bases de referencia bajas, moderadas, altas y de privacidad para uso federal.</w:t>
       </w:r>
     </w:p>
-    <w:bookmarkEnd w:id="109"/>
-    <w:bookmarkStart w:id="110" w:name="qué-está-adaptando"/>
+    <w:bookmarkEnd w:id="120"/>
+    <w:bookmarkStart w:id="121" w:name="qué-está-adaptando"/>
     <w:p>
       <w:pPr>
         <w:pStyle w:val="Heading2"/>
@@ -8527,8 +8789,8 @@
         <w:t xml:space="preserve">Escopia documentada, parámetros, adiciones, especialización, asignación y controles de compensación aprobados que hacen que el conjunto de inicio se ajuste al sistema y el riesgo.</w:t>
       </w:r>
     </w:p>
-    <w:bookmarkEnd w:id="110"/>
-    <w:bookmarkStart w:id="111" w:name="qué-es-la-herencia-de-control"/>
+    <w:bookmarkEnd w:id="121"/>
+    <w:bookmarkStart w:id="122" w:name="qué-es-la-herencia-de-control"/>
     <w:p>
       <w:pPr>
         <w:pStyle w:val="Heading2"/>
@@ -8545,8 +8807,8 @@
         <w:t xml:space="preserve">Un sistema se basa en un control proporcionado por otro proveedor autorizado, al tiempo que sigue implementando y probando sus propias responsabilidades de clientes.</w:t>
       </w:r>
     </w:p>
-    <w:bookmarkEnd w:id="111"/>
-    <w:bookmarkStart w:id="112" w:name="cómo-evalúas-un-control"/>
+    <w:bookmarkEnd w:id="122"/>
+    <w:bookmarkStart w:id="123" w:name="cómo-evalúas-un-control"/>
     <w:p>
       <w:pPr>
         <w:pStyle w:val="Heading2"/>
@@ -8563,8 +8825,8 @@
         <w:t xml:space="preserve">Use objetivos aprobados y examine, entrevista o métodos de prueba con objetos definidos, profundidad, cobertura, población, evidencia, excepciones y limitaciones.</w:t>
       </w:r>
     </w:p>
-    <w:bookmarkEnd w:id="112"/>
-    <w:bookmarkStart w:id="113" w:name="qué-es-la-autorización"/>
+    <w:bookmarkEnd w:id="123"/>
+    <w:bookmarkStart w:id="124" w:name="qué-es-la-autorización"/>
     <w:p>
       <w:pPr>
         <w:pStyle w:val="Heading2"/>
@@ -8581,8 +8843,8 @@
         <w:t xml:space="preserve">La decisión de un funcionario superior autorizado de aceptar un riesgo residual definido para un sistema o controles comunes en términos declarados.</w:t>
       </w:r>
     </w:p>
-    <w:bookmarkEnd w:id="113"/>
-    <w:bookmarkStart w:id="114" w:name="qué-es-un-poa"/>
+    <w:bookmarkEnd w:id="124"/>
+    <w:bookmarkStart w:id="125" w:name="qué-es-un-poa"/>
     <w:p>
       <w:pPr>
         <w:pStyle w:val="Heading2"/>
@@ -8599,8 +8861,8 @@
         <w:t xml:space="preserve">Un plan rastreado para corregir debilidades identificadas, con riesgo, propietario, hitos, recursos, calendario, estado y retest.</w:t>
       </w:r>
     </w:p>
-    <w:bookmarkEnd w:id="114"/>
-    <w:bookmarkStart w:id="115" w:name="qué-es-oscal"/>
+    <w:bookmarkEnd w:id="125"/>
+    <w:bookmarkStart w:id="126" w:name="qué-es-oscal"/>
     <w:p>
       <w:pPr>
         <w:pStyle w:val="Heading2"/>
@@ -8617,8 +8879,8 @@
         <w:t xml:space="preserve">Modelos legibles para máquinas NIST para controles, perfiles, implementaciones, evaluaciones, resultados y POA plagaMs.</w:t>
       </w:r>
     </w:p>
-    <w:bookmarkEnd w:id="115"/>
-    <w:bookmarkStart w:id="116" w:name="qué-es-el-sp-800-53-actual"/>
+    <w:bookmarkEnd w:id="126"/>
+    <w:bookmarkStart w:id="127" w:name="qué-es-el-sp-800-53-actual"/>
     <w:p>
       <w:pPr>
         <w:pStyle w:val="Heading2"/>
@@ -8635,9 +8897,9 @@
         <w:t xml:space="preserve">Revisión 5, Comunicado 5.2.0, emitido en agosto de 2025.</w:t>
       </w:r>
     </w:p>
-    <w:bookmarkEnd w:id="116"/>
-    <w:bookmarkEnd w:id="117"/>
-    <w:bookmarkStart w:id="126" w:name="plantillas-glosario-índice-y-referencias"/>
+    <w:bookmarkEnd w:id="127"/>
+    <w:bookmarkEnd w:id="128"/>
+    <w:bookmarkStart w:id="137" w:name="plantillas-glosario-índice-y-referencias"/>
     <w:p>
       <w:pPr>
         <w:pStyle w:val="Heading1"/>
@@ -8648,17 +8910,17 @@
     </w:p>
     <w:p>
       <w:pPr>
+        <w:numPr>
+          <w:ilvl w:val="0"/>
+          <w:numId w:val="1030"/>
+        </w:numPr>
         <w:pStyle w:val="Compact"/>
-        <w:numPr>
-          <w:ilvl w:val="0"/>
-          <w:numId w:val="1030"/>
-        </w:numPr>
       </w:pPr>
       <w:r>
         <w:t xml:space="preserve">Estructuras de trabajo reutilizables, términos clave, índice de sujeto y fuentes oficiales.*</w:t>
       </w:r>
     </w:p>
-    <w:bookmarkStart w:id="118" w:name="registro-de-sistemas-y-límites"/>
+    <w:bookmarkStart w:id="129" w:name="registro-de-sistemas-y-límites"/>
     <w:p>
       <w:pPr>
         <w:pStyle w:val="Heading2"/>
@@ -8684,25 +8946,49 @@
         <w:t xml:space="preserve"> </w:t>
       </w:r>
       <w:r>
-        <w:t xml:space="preserve">“Sistema/propietario/misión”</w:t>
-      </w:r>
-      <w:r>
-        <w:t xml:space="preserve"> </w:t>
-      </w:r>
-      <w:r>
-        <w:t xml:space="preserve">“La autorización de la autoridad en la vida”</w:t>
-      </w:r>
-      <w:r>
-        <w:t xml:space="preserve"> </w:t>
-      </w:r>
-      <w:r>
-        <w:t xml:space="preserve">“La información sobre los tipos de información y el flujo de datos son insostenibles”</w:t>
-      </w:r>
-      <w:r>
-        <w:t xml:space="preserve"> </w:t>
-      </w:r>
-      <w:r>
-        <w:t xml:space="preserve">“Antes Arquitectura/interfaces”</w:t>
+        <w:t xml:space="preserve">“</w:t>
+      </w:r>
+      <w:r>
+        <w:t xml:space="preserve">Sistema/propietario/misión</w:t>
+      </w:r>
+      <w:r>
+        <w:t xml:space="preserve">”</w:t>
+      </w:r>
+      <w:r>
+        <w:t xml:space="preserve"> </w:t>
+      </w:r>
+      <w:r>
+        <w:t xml:space="preserve">“</w:t>
+      </w:r>
+      <w:r>
+        <w:t xml:space="preserve">La autorización de la autoridad en la vida</w:t>
+      </w:r>
+      <w:r>
+        <w:t xml:space="preserve">”</w:t>
+      </w:r>
+      <w:r>
+        <w:t xml:space="preserve"> </w:t>
+      </w:r>
+      <w:r>
+        <w:t xml:space="preserve">“</w:t>
+      </w:r>
+      <w:r>
+        <w:t xml:space="preserve">La información sobre los tipos de información y el flujo de datos son insostenibles</w:t>
+      </w:r>
+      <w:r>
+        <w:t xml:space="preserve">”</w:t>
+      </w:r>
+      <w:r>
+        <w:t xml:space="preserve"> </w:t>
+      </w:r>
+      <w:r>
+        <w:t xml:space="preserve">“</w:t>
+      </w:r>
+      <w:r>
+        <w:t xml:space="preserve">Antes Arquitectura/interfaces</w:t>
+      </w:r>
+      <w:r>
+        <w:t xml:space="preserve">”</w:t>
       </w:r>
       <w:r>
         <w:t xml:space="preserve"> </w:t>
@@ -8720,7 +9006,13 @@
         <w:t xml:space="preserve"> </w:t>
       </w:r>
       <w:r>
-        <w:t xml:space="preserve">“Dependencias/localizaciones”</w:t>
+        <w:t xml:space="preserve">“</w:t>
+      </w:r>
+      <w:r>
+        <w:t xml:space="preserve">Dependencias/localizaciones</w:t>
+      </w:r>
+      <w:r>
+        <w:t xml:space="preserve">”</w:t>
       </w:r>
       <w:r>
         <w:t xml:space="preserve"> </w:t>
@@ -8732,17 +9024,29 @@
         <w:br/>
       </w:r>
       <w:r>
-        <w:t xml:space="preserve">“La etapa/cambios del ciclo de vida en la vida”</w:t>
-      </w:r>
-      <w:r>
-        <w:t xml:space="preserve"> </w:t>
-      </w:r>
-      <w:r>
-        <w:t xml:space="preserve">“Aprobaciones/versión en la vida”</w:t>
-      </w:r>
-    </w:p>
-    <w:bookmarkEnd w:id="118"/>
-    <w:bookmarkStart w:id="119" w:name="X9c9e47cc1b7140b3c6deb388b9e41bcf20023f7"/>
+        <w:t xml:space="preserve">“</w:t>
+      </w:r>
+      <w:r>
+        <w:t xml:space="preserve">La etapa/cambios del ciclo de vida en la vida</w:t>
+      </w:r>
+      <w:r>
+        <w:t xml:space="preserve">”</w:t>
+      </w:r>
+      <w:r>
+        <w:t xml:space="preserve"> </w:t>
+      </w:r>
+      <w:r>
+        <w:t xml:space="preserve">“</w:t>
+      </w:r>
+      <w:r>
+        <w:t xml:space="preserve">Aprobaciones/versión en la vida</w:t>
+      </w:r>
+      <w:r>
+        <w:t xml:space="preserve">”</w:t>
+      </w:r>
+    </w:p>
+    <w:bookmarkEnd w:id="129"/>
+    <w:bookmarkStart w:id="130" w:name="X9c9e47cc1b7140b3c6deb388b9e41bcf20023f7"/>
     <w:p>
       <w:pPr>
         <w:pStyle w:val="Heading2"/>
@@ -8780,13 +9084,25 @@
         <w:t xml:space="preserve"> </w:t>
       </w:r>
       <w:r>
-        <w:t xml:space="preserve">“Asignación/providente en la vida”</w:t>
-      </w:r>
-      <w:r>
-        <w:t xml:space="preserve"> </w:t>
-      </w:r>
-      <w:r>
-        <w:t xml:space="preserve">“La vida escoge/población”</w:t>
+        <w:t xml:space="preserve">“</w:t>
+      </w:r>
+      <w:r>
+        <w:t xml:space="preserve">Asignación/providente en la vida</w:t>
+      </w:r>
+      <w:r>
+        <w:t xml:space="preserve">”</w:t>
+      </w:r>
+      <w:r>
+        <w:t xml:space="preserve"> </w:t>
+      </w:r>
+      <w:r>
+        <w:t xml:space="preserve">“</w:t>
+      </w:r>
+      <w:r>
+        <w:t xml:space="preserve">La vida escoge/población</w:t>
+      </w:r>
+      <w:r>
+        <w:t xml:space="preserve">”</w:t>
       </w:r>
       <w:r>
         <w:t xml:space="preserve"> </w:t>
@@ -8816,17 +9132,29 @@
         <w:t xml:space="preserve"> </w:t>
       </w:r>
       <w:r>
-        <w:t xml:space="preserve">“Excepción/failure/review”</w:t>
-      </w:r>
-      <w:r>
-        <w:t xml:space="preserve"> </w:t>
-      </w:r>
-      <w:r>
-        <w:t xml:space="preserve">“Prisionista/aprobada/actualizada”</w:t>
-      </w:r>
-    </w:p>
-    <w:bookmarkEnd w:id="119"/>
-    <w:bookmarkStart w:id="120" w:name="assessment-and-finding-record"/>
+        <w:t xml:space="preserve">“</w:t>
+      </w:r>
+      <w:r>
+        <w:t xml:space="preserve">Excepción/failure/review</w:t>
+      </w:r>
+      <w:r>
+        <w:t xml:space="preserve">”</w:t>
+      </w:r>
+      <w:r>
+        <w:t xml:space="preserve"> </w:t>
+      </w:r>
+      <w:r>
+        <w:t xml:space="preserve">“</w:t>
+      </w:r>
+      <w:r>
+        <w:t xml:space="preserve">Prisionista/aprobada/actualizada</w:t>
+      </w:r>
+      <w:r>
+        <w:t xml:space="preserve">”</w:t>
+      </w:r>
+    </w:p>
+    <w:bookmarkEnd w:id="130"/>
+    <w:bookmarkStart w:id="131" w:name="assessment-and-finding-record"/>
     <w:p>
       <w:pPr>
         <w:pStyle w:val="Heading2"/>
@@ -8888,25 +9216,49 @@
         <w:t xml:space="preserve"> </w:t>
       </w:r>
       <w:r>
-        <w:t xml:space="preserve">“Asunto/porque viviste”</w:t>
-      </w:r>
-      <w:r>
-        <w:t xml:space="preserve"> </w:t>
-      </w:r>
-      <w:r>
-        <w:t xml:space="preserve">“Acción/propietario/miles de piedras preciosas”</w:t>
-      </w:r>
-      <w:r>
-        <w:t xml:space="preserve"> </w:t>
-      </w:r>
-      <w:r>
-        <w:t xml:space="preserve">“La protección provisional de la vida”</w:t>
-      </w:r>
-      <w:r>
-        <w:t xml:space="preserve"> </w:t>
-      </w:r>
-      <w:r>
-        <w:t xml:space="preserve">“Retest/closure”</w:t>
+        <w:t xml:space="preserve">“</w:t>
+      </w:r>
+      <w:r>
+        <w:t xml:space="preserve">Asunto/porque viviste</w:t>
+      </w:r>
+      <w:r>
+        <w:t xml:space="preserve">”</w:t>
+      </w:r>
+      <w:r>
+        <w:t xml:space="preserve"> </w:t>
+      </w:r>
+      <w:r>
+        <w:t xml:space="preserve">“</w:t>
+      </w:r>
+      <w:r>
+        <w:t xml:space="preserve">Acción/propietario/miles de piedras preciosas</w:t>
+      </w:r>
+      <w:r>
+        <w:t xml:space="preserve">”</w:t>
+      </w:r>
+      <w:r>
+        <w:t xml:space="preserve"> </w:t>
+      </w:r>
+      <w:r>
+        <w:t xml:space="preserve">“</w:t>
+      </w:r>
+      <w:r>
+        <w:t xml:space="preserve">La protección provisional de la vida</w:t>
+      </w:r>
+      <w:r>
+        <w:t xml:space="preserve">”</w:t>
+      </w:r>
+      <w:r>
+        <w:t xml:space="preserve"> </w:t>
+      </w:r>
+      <w:r>
+        <w:t xml:space="preserve">“</w:t>
+      </w:r>
+      <w:r>
+        <w:t xml:space="preserve">Retest/closure</w:t>
+      </w:r>
+      <w:r>
+        <w:t xml:space="preserve">”</w:t>
       </w:r>
       <w:r>
         <w:t xml:space="preserve"> </w:t>
@@ -8918,11 +9270,17 @@
         <w:t xml:space="preserve"> </w:t>
       </w:r>
       <w:r>
-        <w:t xml:space="preserve">“Perfecto”</w:t>
-      </w:r>
-    </w:p>
-    <w:bookmarkEnd w:id="120"/>
-    <w:bookmarkStart w:id="121" w:name="registro-de-autorización-y-seguimiento"/>
+        <w:t xml:space="preserve">“</w:t>
+      </w:r>
+      <w:r>
+        <w:t xml:space="preserve">Perfecto</w:t>
+      </w:r>
+      <w:r>
+        <w:t xml:space="preserve">”</w:t>
+      </w:r>
+    </w:p>
+    <w:bookmarkEnd w:id="131"/>
+    <w:bookmarkStart w:id="132" w:name="registro-de-autorización-y-seguimiento"/>
     <w:p>
       <w:pPr>
         <w:pStyle w:val="Heading2"/>
@@ -8960,13 +9318,25 @@
         <w:br/>
       </w:r>
       <w:r>
-        <w:t xml:space="preserve">“La decisión/oficial/termina”</w:t>
-      </w:r>
-      <w:r>
-        <w:t xml:space="preserve"> </w:t>
-      </w:r>
-      <w:r>
-        <w:t xml:space="preserve">“Permiso”</w:t>
+        <w:t xml:space="preserve">“</w:t>
+      </w:r>
+      <w:r>
+        <w:t xml:space="preserve">La decisión/oficial/termina</w:t>
+      </w:r>
+      <w:r>
+        <w:t xml:space="preserve">”</w:t>
+      </w:r>
+      <w:r>
+        <w:t xml:space="preserve"> </w:t>
+      </w:r>
+      <w:r>
+        <w:t xml:space="preserve">“</w:t>
+      </w:r>
+      <w:r>
+        <w:t xml:space="preserve">Permiso</w:t>
+      </w:r>
+      <w:r>
+        <w:t xml:space="preserve">”</w:t>
       </w:r>
       <w:r>
         <w:t xml:space="preserve"> </w:t>
@@ -8984,7 +9354,13 @@
         <w:br/>
       </w:r>
       <w:r>
-        <w:t xml:space="preserve">“Indicadores/fuentes/frecuencias”</w:t>
+        <w:t xml:space="preserve">“</w:t>
+      </w:r>
+      <w:r>
+        <w:t xml:space="preserve">Indicadores/fuentes/frecuencias</w:t>
+      </w:r>
+      <w:r>
+        <w:t xml:space="preserve">”</w:t>
       </w:r>
       <w:r>
         <w:t xml:space="preserve"> </w:t>
@@ -9011,8 +9387,8 @@
         <w:t xml:space="preserve">Reautorización/cerramiento en la vida</w:t>
       </w:r>
     </w:p>
-    <w:bookmarkEnd w:id="121"/>
-    <w:bookmarkStart w:id="122" w:name="glosario"/>
+    <w:bookmarkEnd w:id="132"/>
+    <w:bookmarkStart w:id="133" w:name="glosario"/>
     <w:p>
       <w:pPr>
         <w:pStyle w:val="Heading2"/>
@@ -9131,8 +9507,8 @@
         <w:t xml:space="preserve">TEN Tailoring | Ajuste basado en el riesgo y especificación de un conjunto de control inicial.</w:t>
       </w:r>
     </w:p>
-    <w:bookmarkEnd w:id="122"/>
-    <w:bookmarkStart w:id="123" w:name="subject-index"/>
+    <w:bookmarkEnd w:id="133"/>
+    <w:bookmarkStart w:id="134" w:name="subject-index"/>
     <w:p>
       <w:pPr>
         <w:pStyle w:val="Heading2"/>
@@ -9263,8 +9639,8 @@
         <w:t xml:space="preserve">Ø Herramientas para prevenir la muerte</w:t>
       </w:r>
     </w:p>
-    <w:bookmarkEnd w:id="123"/>
-    <w:bookmarkStart w:id="125" w:name="referencias-oficiales"/>
+    <w:bookmarkEnd w:id="134"/>
+    <w:bookmarkStart w:id="136" w:name="referencias-oficiales"/>
     <w:p>
       <w:pPr>
         <w:pStyle w:val="Heading2"/>
@@ -9418,7 +9794,7 @@
       <w:r>
         <w:t xml:space="preserve"> </w:t>
       </w:r>
-      <w:hyperlink r:id="rId124">
+      <w:hyperlink r:id="rId135">
         <w:r>
           <w:rPr>
             <w:rStyle w:val="Hyperlink"/>
@@ -9439,8 +9815,8 @@
       </w:r>
       <w:r>
         <w:rPr>
+          <w:bCs/>
           <w:b/>
-          <w:bCs/>
         </w:rPr>
         <w:t xml:space="preserve">Recordaje final:</w:t>
       </w:r>
@@ -9457,13 +9833,9 @@
         <w:t xml:space="preserve">|. |</w:t>
       </w:r>
     </w:p>
-    <w:bookmarkEnd w:id="125"/>
-    <w:bookmarkEnd w:id="126"/>
-    <w:sectPr>
-      <w:footnotePr>
-        <w:numRestart w:val="eachSect"/>
-      </w:footnotePr>
-    </w:sectPr>
+    <w:bookmarkEnd w:id="136"/>
+    <w:bookmarkEnd w:id="137"/>
+    <w:sectPr/>
   </w:body>
 </w:document>
 </file>
@@ -9494,14 +9866,14 @@
 <file path=word/numbering.xml><?xml version="1.0" encoding="utf-8"?>
 <w:numbering xmlns:w="http://schemas.openxmlformats.org/wordprocessingml/2006/main">
   <w:abstractNum w:abstractNumId="990">
-    <w:nsid w:val="0000A990"/>
+    <w:nsid w:val="A990"/>
     <w:multiLevelType w:val="multilevel"/>
     <w:lvl w:ilvl="0">
       <w:numFmt w:val="bullet"/>
       <w:lvlText w:val=" "/>
       <w:lvlJc w:val="left"/>
       <w:pPr>
-        <w:ind w:left="720" w:hanging="360"/>
+        <w:ind w:left="720" w:hanging="480"/>
       </w:pPr>
     </w:lvl>
     <w:lvl w:ilvl="1">
@@ -9509,7 +9881,7 @@
       <w:lvlText w:val=" "/>
       <w:lvlJc w:val="left"/>
       <w:pPr>
-        <w:ind w:left="1440" w:hanging="360"/>
+        <w:ind w:left="1440" w:hanging="480"/>
       </w:pPr>
     </w:lvl>
     <w:lvl w:ilvl="2">
@@ -9517,7 +9889,7 @@
       <w:lvlText w:val=" "/>
       <w:lvlJc w:val="left"/>
       <w:pPr>
-        <w:ind w:left="2160" w:hanging="360"/>
+        <w:ind w:left="2160" w:hanging="480"/>
       </w:pPr>
     </w:lvl>
     <w:lvl w:ilvl="3">
@@ -9525,7 +9897,7 @@
       <w:lvlText w:val=" "/>
       <w:lvlJc w:val="left"/>
       <w:pPr>
-        <w:ind w:left="2880" w:hanging="360"/>
+        <w:ind w:left="2880" w:hanging="480"/>
       </w:pPr>
     </w:lvl>
     <w:lvl w:ilvl="4">
@@ -9533,7 +9905,7 @@
       <w:lvlText w:val=" "/>
       <w:lvlJc w:val="left"/>
       <w:pPr>
-        <w:ind w:left="3600" w:hanging="360"/>
+        <w:ind w:left="3600" w:hanging="480"/>
       </w:pPr>
     </w:lvl>
     <w:lvl w:ilvl="5">
@@ -9541,7 +9913,7 @@
       <w:lvlText w:val=" "/>
       <w:lvlJc w:val="left"/>
       <w:pPr>
-        <w:ind w:left="4320" w:hanging="360"/>
+        <w:ind w:left="4320" w:hanging="480"/>
       </w:pPr>
     </w:lvl>
     <w:lvl w:ilvl="6">
@@ -9549,7 +9921,7 @@
       <w:lvlText w:val=" "/>
       <w:lvlJc w:val="left"/>
       <w:pPr>
-        <w:ind w:left="5040" w:hanging="360"/>
+        <w:ind w:left="5040" w:hanging="480"/>
       </w:pPr>
     </w:lvl>
     <w:lvl w:ilvl="7">
@@ -9557,7 +9929,7 @@
       <w:lvlText w:val=" "/>
       <w:lvlJc w:val="left"/>
       <w:pPr>
-        <w:ind w:left="5760" w:hanging="360"/>
+        <w:ind w:left="5760" w:hanging="480"/>
       </w:pPr>
     </w:lvl>
     <w:lvl w:ilvl="8">
@@ -9565,115 +9937,88 @@
       <w:lvlText w:val=" "/>
       <w:lvlJc w:val="left"/>
       <w:pPr>
-        <w:ind w:left="6480" w:hanging="360"/>
+        <w:ind w:left="6480" w:hanging="480"/>
       </w:pPr>
     </w:lvl>
   </w:abstractNum>
   <w:abstractNum w:abstractNumId="991">
-    <w:nsid w:val="0000A991"/>
+    <w:nsid w:val="A991"/>
     <w:multiLevelType w:val="multilevel"/>
     <w:lvl w:ilvl="0">
       <w:numFmt w:val="bullet"/>
-      <w:lvlText w:val=""/>
+      <w:lvlText w:val="•"/>
       <w:lvlJc w:val="left"/>
       <w:pPr>
-        <w:ind w:left="720" w:hanging="360"/>
-      </w:pPr>
-      <w:rPr>
-        <w:rFonts w:ascii="Symbol" w:hAnsi="Symbol" w:cs="Symbol" w:hint="default"/>
-      </w:rPr>
+        <w:ind w:left="720" w:hanging="480"/>
+      </w:pPr>
     </w:lvl>
     <w:lvl w:ilvl="1">
       <w:numFmt w:val="bullet"/>
-      <w:lvlText w:val="o"/>
+      <w:lvlText w:val="–"/>
       <w:lvlJc w:val="left"/>
       <w:pPr>
-        <w:ind w:left="1440" w:hanging="360"/>
-      </w:pPr>
-      <w:rPr>
-        <w:rFonts w:ascii="Courier New" w:hAnsi="Courier New" w:cs="Courier New" w:hint="default"/>
-      </w:rPr>
+        <w:ind w:left="1440" w:hanging="480"/>
+      </w:pPr>
     </w:lvl>
     <w:lvl w:ilvl="2">
       <w:numFmt w:val="bullet"/>
-      <w:lvlText w:val=""/>
+      <w:lvlText w:val="•"/>
       <w:lvlJc w:val="left"/>
       <w:pPr>
-        <w:ind w:left="2160" w:hanging="360"/>
-      </w:pPr>
-      <w:rPr>
-        <w:rFonts w:ascii="Wingdings" w:hAnsi="Wingdings" w:cs="Wingdings" w:hint="default"/>
-      </w:rPr>
+        <w:ind w:left="2160" w:hanging="480"/>
+      </w:pPr>
     </w:lvl>
     <w:lvl w:ilvl="3">
       <w:numFmt w:val="bullet"/>
-      <w:lvlText w:val=""/>
+      <w:lvlText w:val="–"/>
       <w:lvlJc w:val="left"/>
       <w:pPr>
-        <w:ind w:left="2880" w:hanging="360"/>
-      </w:pPr>
-      <w:rPr>
-        <w:rFonts w:ascii="Symbol" w:hAnsi="Symbol" w:cs="Symbol" w:hint="default"/>
-      </w:rPr>
+        <w:ind w:left="2880" w:hanging="480"/>
+      </w:pPr>
     </w:lvl>
     <w:lvl w:ilvl="4">
       <w:numFmt w:val="bullet"/>
-      <w:lvlText w:val="o"/>
+      <w:lvlText w:val="•"/>
       <w:lvlJc w:val="left"/>
       <w:pPr>
-        <w:ind w:left="3600" w:hanging="360"/>
-      </w:pPr>
-      <w:rPr>
-        <w:rFonts w:ascii="Courier New" w:hAnsi="Courier New" w:cs="Courier New" w:hint="default"/>
-      </w:rPr>
+        <w:ind w:left="3600" w:hanging="480"/>
+      </w:pPr>
     </w:lvl>
     <w:lvl w:ilvl="5">
       <w:numFmt w:val="bullet"/>
-      <w:lvlText w:val=""/>
+      <w:lvlText w:val="–"/>
       <w:lvlJc w:val="left"/>
       <w:pPr>
-        <w:ind w:left="4320" w:hanging="360"/>
-      </w:pPr>
-      <w:rPr>
-        <w:rFonts w:ascii="Wingdings" w:hAnsi="Wingdings" w:cs="Wingdings" w:hint="default"/>
-      </w:rPr>
+        <w:ind w:left="4320" w:hanging="480"/>
+      </w:pPr>
     </w:lvl>
     <w:lvl w:ilvl="6">
       <w:numFmt w:val="bullet"/>
-      <w:lvlText w:val=""/>
+      <w:lvlText w:val="•"/>
       <w:lvlJc w:val="left"/>
       <w:pPr>
-        <w:ind w:left="5040" w:hanging="360"/>
-      </w:pPr>
-      <w:rPr>
-        <w:rFonts w:ascii="Symbol" w:hAnsi="Symbol" w:cs="Symbol" w:hint="default"/>
-      </w:rPr>
+        <w:ind w:left="5040" w:hanging="480"/>
+      </w:pPr>
     </w:lvl>
     <w:lvl w:ilvl="7">
       <w:numFmt w:val="bullet"/>
-      <w:lvlText w:val="o"/>
+      <w:lvlText w:val="–"/>
       <w:lvlJc w:val="left"/>
       <w:pPr>
-        <w:ind w:left="5760" w:hanging="360"/>
-      </w:pPr>
-      <w:rPr>
-        <w:rFonts w:ascii="Courier New" w:hAnsi="Courier New" w:cs="Courier New" w:hint="default"/>
-      </w:rPr>
+        <w:ind w:left="5760" w:hanging="480"/>
+      </w:pPr>
     </w:lvl>
     <w:lvl w:ilvl="8">
       <w:numFmt w:val="bullet"/>
-      <w:lvlText w:val=""/>
+      <w:lvlText w:val="•"/>
       <w:lvlJc w:val="left"/>
       <w:pPr>
-        <w:ind w:left="6480" w:hanging="360"/>
-      </w:pPr>
-      <w:rPr>
-        <w:rFonts w:ascii="Wingdings" w:hAnsi="Wingdings" w:cs="Wingdings" w:hint="default"/>
-      </w:rPr>
+        <w:ind w:left="6480" w:hanging="480"/>
+      </w:pPr>
     </w:lvl>
   </w:abstractNum>
   <w:abstractNum w:abstractNumId="99415">
-    <w:nsid w:val="00A99415"/>
+    <w:nsid w:val="A99415"/>
     <w:multiLevelType w:val="multilevel"/>
     <w:lvl w:ilvl="0">
       <w:start w:val="5"/>
@@ -9681,7 +10026,7 @@
       <w:lvlText w:val="%1."/>
       <w:lvlJc w:val="left"/>
       <w:pPr>
-        <w:ind w:left="720" w:hanging="360"/>
+        <w:ind w:left="720" w:hanging="480"/>
       </w:pPr>
     </w:lvl>
     <w:lvl w:ilvl="1">
@@ -9690,7 +10035,7 @@
       <w:lvlText w:val="%2."/>
       <w:lvlJc w:val="left"/>
       <w:pPr>
-        <w:ind w:left="1440" w:hanging="360"/>
+        <w:ind w:left="1440" w:hanging="480"/>
       </w:pPr>
     </w:lvl>
     <w:lvl w:ilvl="2">
@@ -9699,7 +10044,7 @@
       <w:lvlText w:val="%3."/>
       <w:lvlJc w:val="left"/>
       <w:pPr>
-        <w:ind w:left="2160" w:hanging="360"/>
+        <w:ind w:left="2160" w:hanging="480"/>
       </w:pPr>
     </w:lvl>
     <w:lvl w:ilvl="3">
@@ -9708,7 +10053,7 @@
       <w:lvlText w:val="%4."/>
       <w:lvlJc w:val="left"/>
       <w:pPr>
-        <w:ind w:left="2880" w:hanging="360"/>
+        <w:ind w:left="2880" w:hanging="480"/>
       </w:pPr>
     </w:lvl>
     <w:lvl w:ilvl="4">
@@ -9717,7 +10062,7 @@
       <w:lvlText w:val="%5."/>
       <w:lvlJc w:val="left"/>
       <w:pPr>
-        <w:ind w:left="3600" w:hanging="360"/>
+        <w:ind w:left="3600" w:hanging="480"/>
       </w:pPr>
     </w:lvl>
     <w:lvl w:ilvl="5">
@@ -9726,7 +10071,7 @@
       <w:lvlText w:val="%6."/>
       <w:lvlJc w:val="left"/>
       <w:pPr>
-        <w:ind w:left="4320" w:hanging="360"/>
+        <w:ind w:left="4320" w:hanging="480"/>
       </w:pPr>
     </w:lvl>
     <w:lvl w:ilvl="6">
@@ -9735,7 +10080,7 @@
       <w:lvlText w:val="%7."/>
       <w:lvlJc w:val="left"/>
       <w:pPr>
-        <w:ind w:left="5040" w:hanging="360"/>
+        <w:ind w:left="5040" w:hanging="480"/>
       </w:pPr>
     </w:lvl>
     <w:lvl w:ilvl="7">
@@ -9744,7 +10089,7 @@
       <w:lvlText w:val="%8."/>
       <w:lvlJc w:val="left"/>
       <w:pPr>
-        <w:ind w:left="5760" w:hanging="360"/>
+        <w:ind w:left="5760" w:hanging="480"/>
       </w:pPr>
     </w:lvl>
     <w:lvl w:ilvl="8">
@@ -9753,12 +10098,12 @@
       <w:lvlText w:val="%9."/>
       <w:lvlJc w:val="left"/>
       <w:pPr>
-        <w:ind w:left="6480" w:hanging="360"/>
+        <w:ind w:left="6480" w:hanging="480"/>
       </w:pPr>
     </w:lvl>
   </w:abstractNum>
   <w:abstractNum w:abstractNumId="994118">
-    <w:nsid w:val="0A994118"/>
+    <w:nsid w:val="A994118"/>
     <w:multiLevelType w:val="multilevel"/>
     <w:lvl w:ilvl="0">
       <w:start w:val="18"/>
@@ -9766,7 +10111,7 @@
       <w:lvlText w:val="%1."/>
       <w:lvlJc w:val="left"/>
       <w:pPr>
-        <w:ind w:left="720" w:hanging="360"/>
+        <w:ind w:left="720" w:hanging="480"/>
       </w:pPr>
     </w:lvl>
     <w:lvl w:ilvl="1">
@@ -9775,7 +10120,7 @@
       <w:lvlText w:val="%2."/>
       <w:lvlJc w:val="left"/>
       <w:pPr>
-        <w:ind w:left="1440" w:hanging="360"/>
+        <w:ind w:left="1440" w:hanging="480"/>
       </w:pPr>
     </w:lvl>
     <w:lvl w:ilvl="2">
@@ -9784,7 +10129,7 @@
       <w:lvlText w:val="%3."/>
       <w:lvlJc w:val="left"/>
       <w:pPr>
-        <w:ind w:left="2160" w:hanging="360"/>
+        <w:ind w:left="2160" w:hanging="480"/>
       </w:pPr>
     </w:lvl>
     <w:lvl w:ilvl="3">
@@ -9793,7 +10138,7 @@
       <w:lvlText w:val="%4."/>
       <w:lvlJc w:val="left"/>
       <w:pPr>
-        <w:ind w:left="2880" w:hanging="360"/>
+        <w:ind w:left="2880" w:hanging="480"/>
       </w:pPr>
     </w:lvl>
     <w:lvl w:ilvl="4">
@@ -9802,7 +10147,7 @@
       <w:lvlText w:val="%5."/>
       <w:lvlJc w:val="left"/>
       <w:pPr>
-        <w:ind w:left="3600" w:hanging="360"/>
+        <w:ind w:left="3600" w:hanging="480"/>
       </w:pPr>
     </w:lvl>
     <w:lvl w:ilvl="5">
@@ -9811,7 +10156,7 @@
       <w:lvlText w:val="%6."/>
       <w:lvlJc w:val="left"/>
       <w:pPr>
-        <w:ind w:left="4320" w:hanging="360"/>
+        <w:ind w:left="4320" w:hanging="480"/>
       </w:pPr>
     </w:lvl>
     <w:lvl w:ilvl="6">
@@ -9820,7 +10165,7 @@
       <w:lvlText w:val="%7."/>
       <w:lvlJc w:val="left"/>
       <w:pPr>
-        <w:ind w:left="5040" w:hanging="360"/>
+        <w:ind w:left="5040" w:hanging="480"/>
       </w:pPr>
     </w:lvl>
     <w:lvl w:ilvl="7">
@@ -9829,7 +10174,7 @@
       <w:lvlText w:val="%8."/>
       <w:lvlJc w:val="left"/>
       <w:pPr>
-        <w:ind w:left="5760" w:hanging="360"/>
+        <w:ind w:left="5760" w:hanging="480"/>
       </w:pPr>
     </w:lvl>
     <w:lvl w:ilvl="8">
@@ -9838,12 +10183,12 @@
       <w:lvlText w:val="%9."/>
       <w:lvlJc w:val="left"/>
       <w:pPr>
-        <w:ind w:left="6480" w:hanging="360"/>
+        <w:ind w:left="6480" w:hanging="480"/>
       </w:pPr>
     </w:lvl>
   </w:abstractNum>
   <w:abstractNum w:abstractNumId="994128">
-    <w:nsid w:val="0A994128"/>
+    <w:nsid w:val="A994128"/>
     <w:multiLevelType w:val="multilevel"/>
     <w:lvl w:ilvl="0">
       <w:start w:val="28"/>
@@ -9851,7 +10196,7 @@
       <w:lvlText w:val="%1."/>
       <w:lvlJc w:val="left"/>
       <w:pPr>
-        <w:ind w:left="720" w:hanging="360"/>
+        <w:ind w:left="720" w:hanging="480"/>
       </w:pPr>
     </w:lvl>
     <w:lvl w:ilvl="1">
@@ -9860,7 +10205,7 @@
       <w:lvlText w:val="%2."/>
       <w:lvlJc w:val="left"/>
       <w:pPr>
-        <w:ind w:left="1440" w:hanging="360"/>
+        <w:ind w:left="1440" w:hanging="480"/>
       </w:pPr>
     </w:lvl>
     <w:lvl w:ilvl="2">
@@ -9869,7 +10214,7 @@
       <w:lvlText w:val="%3."/>
       <w:lvlJc w:val="left"/>
       <w:pPr>
-        <w:ind w:left="2160" w:hanging="360"/>
+        <w:ind w:left="2160" w:hanging="480"/>
       </w:pPr>
     </w:lvl>
     <w:lvl w:ilvl="3">
@@ -9878,7 +10223,7 @@
       <w:lvlText w:val="%4."/>
       <w:lvlJc w:val="left"/>
       <w:pPr>
-        <w:ind w:left="2880" w:hanging="360"/>
+        <w:ind w:left="2880" w:hanging="480"/>
       </w:pPr>
     </w:lvl>
     <w:lvl w:ilvl="4">
@@ -9887,7 +10232,7 @@
       <w:lvlText w:val="%5."/>
       <w:lvlJc w:val="left"/>
       <w:pPr>
-        <w:ind w:left="3600" w:hanging="360"/>
+        <w:ind w:left="3600" w:hanging="480"/>
       </w:pPr>
     </w:lvl>
     <w:lvl w:ilvl="5">
@@ -9896,7 +10241,7 @@
       <w:lvlText w:val="%6."/>
       <w:lvlJc w:val="left"/>
       <w:pPr>
-        <w:ind w:left="4320" w:hanging="360"/>
+        <w:ind w:left="4320" w:hanging="480"/>
       </w:pPr>
     </w:lvl>
     <w:lvl w:ilvl="6">
@@ -9905,7 +10250,7 @@
       <w:lvlText w:val="%7."/>
       <w:lvlJc w:val="left"/>
       <w:pPr>
-        <w:ind w:left="5040" w:hanging="360"/>
+        <w:ind w:left="5040" w:hanging="480"/>
       </w:pPr>
     </w:lvl>
     <w:lvl w:ilvl="7">
@@ -9914,7 +10259,7 @@
       <w:lvlText w:val="%8."/>
       <w:lvlJc w:val="left"/>
       <w:pPr>
-        <w:ind w:left="5760" w:hanging="360"/>
+        <w:ind w:left="5760" w:hanging="480"/>
       </w:pPr>
     </w:lvl>
     <w:lvl w:ilvl="8">
@@ -9923,7 +10268,7 @@
       <w:lvlText w:val="%9."/>
       <w:lvlJc w:val="left"/>
       <w:pPr>
-        <w:ind w:left="6480" w:hanging="360"/>
+        <w:ind w:left="6480" w:hanging="480"/>
       </w:pPr>
     </w:lvl>
   </w:abstractNum>
@@ -10112,10 +10457,10 @@
   <w:docDefaults>
     <w:rPrDefault>
       <w:rPr>
-        <w:rFonts w:asciiTheme="minorHAnsi" w:cstheme="minorBidi" w:eastAsiaTheme="minorEastAsia" w:hAnsiTheme="minorHAnsi"/>
+        <w:rFonts w:asciiTheme="minorHAnsi" w:cstheme="minorBidi" w:eastAsiaTheme="minorHAnsi" w:hAnsiTheme="minorHAnsi"/>
         <w:sz w:val="24"/>
         <w:szCs w:val="24"/>
-        <w:lang w:bidi="ar-SA" w:eastAsia="zh-CN" w:val="en-US"/>
+        <w:lang w:bidi="ar-SA" w:eastAsia="en-US" w:val="en-US"/>
       </w:rPr>
     </w:rPrDefault>
     <w:pPrDefault>
@@ -10133,10 +10478,10 @@
     <w:name w:val="Body Text"/>
     <w:basedOn w:val="Normal"/>
     <w:link w:val="BodyTextChar"/>
-    <w:qFormat/>
     <w:pPr>
       <w:spacing w:after="180" w:before="180"/>
     </w:pPr>
+    <w:qFormat/>
   </w:style>
   <w:style w:customStyle="1" w:styleId="FirstParagraph" w:type="paragraph">
     <w:name w:val="First Paragraph"/>
@@ -10156,94 +10501,57 @@
     <w:name w:val="Title"/>
     <w:basedOn w:val="Normal"/>
     <w:next w:val="BodyText"/>
-    <w:link w:val="TitleChar"/>
-    <w:uiPriority w:val="10"/>
     <w:qFormat/>
-    <w:rsid w:val="00A10FD9"/>
     <w:pPr>
-      <w:spacing w:after="80" w:line="240" w:lineRule="auto"/>
-      <w:contextualSpacing/>
+      <w:keepNext/>
+      <w:keepLines/>
+      <w:spacing w:after="240" w:before="480"/>
       <w:jc w:val="center"/>
     </w:pPr>
     <w:rPr>
       <w:rFonts w:asciiTheme="majorHAnsi" w:cstheme="majorBidi" w:eastAsiaTheme="majorEastAsia" w:hAnsiTheme="majorHAnsi"/>
-      <w:sz w:val="56"/>
-      <w:szCs w:val="56"/>
-    </w:rPr>
-  </w:style>
-  <w:style w:customStyle="1" w:styleId="TitleChar" w:type="character">
-    <w:name w:val="Title Char"/>
-    <w:basedOn w:val="DefaultParagraphFont"/>
-    <w:link w:val="Title"/>
-    <w:uiPriority w:val="10"/>
-    <w:rsid w:val="00A10FD9"/>
-    <w:rPr>
-      <w:rFonts w:asciiTheme="majorHAnsi" w:cstheme="majorBidi" w:eastAsiaTheme="majorEastAsia" w:hAnsiTheme="majorHAnsi"/>
-      <w:sz w:val="56"/>
-      <w:szCs w:val="56"/>
+      <w:b/>
+      <w:bCs/>
+      <w:color w:themeColor="accent1" w:themeShade="B5" w:val="345A8A"/>
+      <w:sz w:val="36"/>
+      <w:szCs w:val="36"/>
     </w:rPr>
   </w:style>
   <w:style w:styleId="Subtitle" w:type="paragraph">
     <w:name w:val="Subtitle"/>
     <w:basedOn w:val="Title"/>
     <w:next w:val="BodyText"/>
-    <w:link w:val="SubtitleChar"/>
-    <w:uiPriority w:val="11"/>
     <w:qFormat/>
-    <w:rsid w:val="00A10FD9"/>
     <w:pPr>
-      <w:numPr>
-        <w:ilvl w:val="1"/>
-      </w:numPr>
+      <w:keepNext/>
+      <w:keepLines/>
+      <w:spacing w:after="240" w:before="240"/>
+      <w:jc w:val="center"/>
     </w:pPr>
     <w:rPr>
-      <w:rFonts w:cstheme="majorBidi" w:eastAsiaTheme="majorEastAsia"/>
-      <w:spacing w:val="15"/>
-      <w:sz w:val="28"/>
-      <w:szCs w:val="28"/>
-    </w:rPr>
-  </w:style>
-  <w:style w:customStyle="1" w:styleId="SubtitleChar" w:type="character">
-    <w:name w:val="Subtitle Char"/>
-    <w:basedOn w:val="DefaultParagraphFont"/>
-    <w:link w:val="Subtitle"/>
-    <w:uiPriority w:val="11"/>
-    <w:rsid w:val="00A10FD9"/>
-    <w:rPr>
-      <w:rFonts w:cstheme="majorBidi" w:eastAsiaTheme="majorEastAsia"/>
-      <w:color w:themeColor="text1" w:themeTint="A6" w:val="595959"/>
-      <w:spacing w:val="15"/>
-      <w:sz w:val="28"/>
-      <w:szCs w:val="28"/>
+      <w:sz w:val="30"/>
+      <w:szCs w:val="30"/>
     </w:rPr>
   </w:style>
   <w:style w:customStyle="1" w:styleId="Author" w:type="paragraph">
     <w:name w:val="Author"/>
-    <w:basedOn w:val="Title"/>
     <w:next w:val="BodyText"/>
     <w:qFormat/>
     <w:pPr>
       <w:keepNext/>
       <w:keepLines/>
+      <w:jc w:val="center"/>
     </w:pPr>
-    <w:rPr>
-      <w:sz w:val="24"/>
-      <w:szCs w:val="24"/>
-    </w:rPr>
   </w:style>
   <w:style w:styleId="Date" w:type="paragraph">
     <w:name w:val="Date"/>
-    <w:basedOn w:val="Title"/>
     <w:next w:val="BodyText"/>
     <w:qFormat/>
     <w:pPr>
       <w:keepNext/>
       <w:keepLines/>
+      <w:jc w:val="center"/>
     </w:pPr>
-    <w:rPr>
-      <w:sz w:val="24"/>
-      <w:szCs w:val="24"/>
-    </w:rPr>
   </w:style>
   <w:style w:customStyle="1" w:styleId="AbstractTitle" w:type="paragraph">
     <w:name w:val="Abstract Title"/>
@@ -10253,13 +10561,15 @@
     <w:pPr>
       <w:keepNext/>
       <w:keepLines/>
+      <w:jc w:val="center"/>
       <w:spacing w:after="0" w:before="300"/>
-      <w:jc w:val="center"/>
     </w:pPr>
     <w:rPr>
-      <w:b/>
       <w:sz w:val="20"/>
       <w:szCs w:val="20"/>
+      <w:b/>
+      <w:color w:val="345A8A"/>
+      &gt;
     </w:rPr>
   </w:style>
   <w:style w:customStyle="1" w:styleId="Abstract" w:type="paragraph">
@@ -10286,321 +10596,191 @@
     <w:rPr/>
   </w:style>
   <w:style w:styleId="Heading1" w:type="paragraph">
-    <w:name w:val="heading 1"/>
+    <w:name w:val="Heading 1"/>
     <w:basedOn w:val="Normal"/>
     <w:next w:val="BodyText"/>
-    <w:link w:val="Heading1Char"/>
     <w:uiPriority w:val="9"/>
     <w:qFormat/>
-    <w:rsid w:val="00A10FD9"/>
     <w:pPr>
       <w:keepNext/>
       <w:keepLines/>
-      <w:spacing w:after="80" w:before="360"/>
+      <w:spacing w:after="0" w:before="480"/>
       <w:outlineLvl w:val="0"/>
     </w:pPr>
     <w:rPr>
       <w:rFonts w:asciiTheme="majorHAnsi" w:cstheme="majorBidi" w:eastAsiaTheme="majorEastAsia" w:hAnsiTheme="majorHAnsi"/>
-      <w:color w:themeColor="accent1" w:themeShade="BF" w:val="0F4761"/>
-      <w:sz w:val="40"/>
-      <w:szCs w:val="40"/>
+      <w:b/>
+      <w:bCs/>
+      <w:color w:themeColor="accent1" w:val="4F81BD"/>
+      <w:sz w:val="32"/>
+      <w:szCs w:val="32"/>
     </w:rPr>
   </w:style>
   <w:style w:styleId="Heading2" w:type="paragraph">
-    <w:name w:val="heading 2"/>
+    <w:name w:val="Heading 2"/>
     <w:basedOn w:val="Normal"/>
     <w:next w:val="BodyText"/>
-    <w:link w:val="Heading2Char"/>
     <w:uiPriority w:val="9"/>
-    <w:semiHidden/>
     <w:unhideWhenUsed/>
     <w:qFormat/>
-    <w:rsid w:val="00A10FD9"/>
     <w:pPr>
       <w:keepNext/>
       <w:keepLines/>
-      <w:spacing w:after="80" w:before="160"/>
+      <w:spacing w:after="0" w:before="200"/>
       <w:outlineLvl w:val="1"/>
     </w:pPr>
     <w:rPr>
       <w:rFonts w:asciiTheme="majorHAnsi" w:cstheme="majorBidi" w:eastAsiaTheme="majorEastAsia" w:hAnsiTheme="majorHAnsi"/>
-      <w:color w:themeColor="accent1" w:themeShade="BF" w:val="0F4761"/>
-      <w:sz w:val="32"/>
-      <w:szCs w:val="32"/>
-    </w:rPr>
-  </w:style>
-  <w:style w:styleId="Heading3" w:type="paragraph">
-    <w:name w:val="heading 3"/>
-    <w:basedOn w:val="Normal"/>
-    <w:next w:val="BodyText"/>
-    <w:link w:val="Heading3Char"/>
-    <w:uiPriority w:val="9"/>
-    <w:semiHidden/>
-    <w:unhideWhenUsed/>
-    <w:qFormat/>
-    <w:rsid w:val="00A10FD9"/>
-    <w:pPr>
-      <w:keepNext/>
-      <w:keepLines/>
-      <w:spacing w:after="80" w:before="160"/>
-      <w:outlineLvl w:val="2"/>
-    </w:pPr>
-    <w:rPr>
-      <w:rFonts w:cstheme="majorBidi" w:eastAsiaTheme="majorEastAsia"/>
-      <w:color w:themeColor="accent1" w:themeShade="BF" w:val="0F4761"/>
+      <w:b/>
+      <w:bCs/>
+      <w:color w:themeColor="accent1" w:val="4F81BD"/>
       <w:sz w:val="28"/>
       <w:szCs w:val="28"/>
     </w:rPr>
   </w:style>
-  <w:style w:styleId="Heading4" w:type="paragraph">
-    <w:name w:val="heading 4"/>
+  <w:style w:styleId="Heading3" w:type="paragraph">
+    <w:name w:val="Heading 3"/>
     <w:basedOn w:val="Normal"/>
     <w:next w:val="BodyText"/>
-    <w:link w:val="Heading4Char"/>
     <w:uiPriority w:val="9"/>
-    <w:semiHidden/>
     <w:unhideWhenUsed/>
     <w:qFormat/>
-    <w:rsid w:val="00A10FD9"/>
     <w:pPr>
       <w:keepNext/>
       <w:keepLines/>
-      <w:spacing w:after="40" w:before="80"/>
+      <w:spacing w:after="0" w:before="200"/>
+      <w:outlineLvl w:val="2"/>
+    </w:pPr>
+    <w:rPr>
+      <w:rFonts w:asciiTheme="majorHAnsi" w:cstheme="majorBidi" w:eastAsiaTheme="majorEastAsia" w:hAnsiTheme="majorHAnsi"/>
+      <w:b/>
+      <w:bCs/>
+      <w:color w:themeColor="accent1" w:val="4F81BD"/>
+      <w:sz w:val="24"/>
+      <w:szCs w:val="24"/>
+    </w:rPr>
+  </w:style>
+  <w:style w:styleId="Heading4" w:type="paragraph">
+    <w:name w:val="Heading 4"/>
+    <w:basedOn w:val="Normal"/>
+    <w:next w:val="BodyText"/>
+    <w:uiPriority w:val="9"/>
+    <w:unhideWhenUsed/>
+    <w:qFormat/>
+    <w:pPr>
+      <w:keepNext/>
+      <w:keepLines/>
+      <w:spacing w:after="0" w:before="200"/>
       <w:outlineLvl w:val="3"/>
     </w:pPr>
     <w:rPr>
-      <w:rFonts w:cstheme="majorBidi" w:eastAsiaTheme="majorEastAsia"/>
+      <w:rFonts w:asciiTheme="majorHAnsi" w:cstheme="majorBidi" w:eastAsiaTheme="majorEastAsia" w:hAnsiTheme="majorHAnsi"/>
       <w:i/>
-      <w:iCs/>
-      <w:color w:themeColor="accent1" w:themeShade="BF" w:val="0F4761"/>
+      <w:bCs/>
+      <w:color w:themeColor="accent1" w:val="4F81BD"/>
+      <w:sz w:val="24"/>
+      <w:szCs w:val="24"/>
     </w:rPr>
   </w:style>
   <w:style w:styleId="Heading5" w:type="paragraph">
-    <w:name w:val="heading 5"/>
+    <w:name w:val="Heading 5"/>
     <w:basedOn w:val="Normal"/>
     <w:next w:val="BodyText"/>
-    <w:link w:val="Heading5Char"/>
     <w:uiPriority w:val="9"/>
-    <w:semiHidden/>
     <w:unhideWhenUsed/>
     <w:qFormat/>
-    <w:rsid w:val="00A10FD9"/>
     <w:pPr>
       <w:keepNext/>
       <w:keepLines/>
-      <w:spacing w:after="40" w:before="80"/>
+      <w:spacing w:after="0" w:before="200"/>
       <w:outlineLvl w:val="4"/>
     </w:pPr>
     <w:rPr>
-      <w:rFonts w:cstheme="majorBidi" w:eastAsiaTheme="majorEastAsia"/>
-      <w:color w:themeColor="accent1" w:themeShade="BF" w:val="0F4761"/>
+      <w:rFonts w:asciiTheme="majorHAnsi" w:cstheme="majorBidi" w:eastAsiaTheme="majorEastAsia" w:hAnsiTheme="majorHAnsi"/>
+      <w:iCs/>
+      <w:color w:themeColor="accent1" w:val="4F81BD"/>
+      <w:sz w:val="24"/>
+      <w:szCs w:val="24"/>
     </w:rPr>
   </w:style>
   <w:style w:styleId="Heading6" w:type="paragraph">
-    <w:name w:val="heading 6"/>
+    <w:name w:val="Heading 6"/>
     <w:basedOn w:val="Normal"/>
     <w:next w:val="BodyText"/>
-    <w:link w:val="Heading6Char"/>
     <w:uiPriority w:val="9"/>
-    <w:semiHidden/>
     <w:unhideWhenUsed/>
     <w:qFormat/>
-    <w:rsid w:val="00A10FD9"/>
     <w:pPr>
       <w:keepNext/>
       <w:keepLines/>
-      <w:spacing w:after="0" w:before="40"/>
+      <w:spacing w:after="0" w:before="200"/>
       <w:outlineLvl w:val="5"/>
     </w:pPr>
     <w:rPr>
-      <w:rFonts w:cstheme="majorBidi" w:eastAsiaTheme="majorEastAsia"/>
-      <w:i/>
-      <w:iCs/>
-      <w:color w:themeColor="text1" w:themeTint="A6" w:val="595959"/>
+      <w:rFonts w:asciiTheme="majorHAnsi" w:cstheme="majorBidi" w:eastAsiaTheme="majorEastAsia" w:hAnsiTheme="majorHAnsi"/>
+      <w:color w:themeColor="accent1" w:val="4F81BD"/>
+      <w:sz w:val="24"/>
+      <w:szCs w:val="24"/>
     </w:rPr>
   </w:style>
   <w:style w:styleId="Heading7" w:type="paragraph">
-    <w:name w:val="heading 7"/>
+    <w:name w:val="Heading 7"/>
     <w:basedOn w:val="Normal"/>
     <w:next w:val="BodyText"/>
-    <w:link w:val="Heading7Char"/>
     <w:uiPriority w:val="9"/>
-    <w:semiHidden/>
     <w:unhideWhenUsed/>
     <w:qFormat/>
-    <w:rsid w:val="00A10FD9"/>
     <w:pPr>
       <w:keepNext/>
       <w:keepLines/>
-      <w:spacing w:after="0" w:before="40"/>
+      <w:spacing w:after="0" w:before="200"/>
       <w:outlineLvl w:val="6"/>
     </w:pPr>
     <w:rPr>
-      <w:rFonts w:cstheme="majorBidi" w:eastAsiaTheme="majorEastAsia"/>
-      <w:color w:themeColor="text1" w:themeTint="A6" w:val="595959"/>
+      <w:rFonts w:asciiTheme="majorHAnsi" w:cstheme="majorBidi" w:eastAsiaTheme="majorEastAsia" w:hAnsiTheme="majorHAnsi"/>
+      <w:color w:themeColor="accent1" w:val="4F81BD"/>
+      <w:sz w:val="24"/>
+      <w:szCs w:val="24"/>
     </w:rPr>
   </w:style>
   <w:style w:styleId="Heading8" w:type="paragraph">
-    <w:name w:val="heading 8"/>
+    <w:name w:val="Heading 8"/>
     <w:basedOn w:val="Normal"/>
     <w:next w:val="BodyText"/>
-    <w:link w:val="Heading8Char"/>
     <w:uiPriority w:val="9"/>
-    <w:semiHidden/>
     <w:unhideWhenUsed/>
     <w:qFormat/>
-    <w:rsid w:val="00A10FD9"/>
     <w:pPr>
       <w:keepNext/>
       <w:keepLines/>
-      <w:spacing w:after="0"/>
+      <w:spacing w:after="0" w:before="200"/>
       <w:outlineLvl w:val="7"/>
     </w:pPr>
     <w:rPr>
-      <w:rFonts w:cstheme="majorBidi" w:eastAsiaTheme="majorEastAsia"/>
-      <w:i/>
-      <w:iCs/>
-      <w:color w:themeColor="text1" w:themeTint="D8" w:val="272727"/>
+      <w:rFonts w:asciiTheme="majorHAnsi" w:cstheme="majorBidi" w:eastAsiaTheme="majorEastAsia" w:hAnsiTheme="majorHAnsi"/>
+      <w:color w:themeColor="accent1" w:val="4F81BD"/>
+      <w:sz w:val="24"/>
+      <w:szCs w:val="24"/>
     </w:rPr>
   </w:style>
   <w:style w:styleId="Heading9" w:type="paragraph">
-    <w:name w:val="heading 9"/>
+    <w:name w:val="Heading 9"/>
     <w:basedOn w:val="Normal"/>
     <w:next w:val="BodyText"/>
-    <w:link w:val="Heading9Char"/>
     <w:uiPriority w:val="9"/>
-    <w:semiHidden/>
     <w:unhideWhenUsed/>
     <w:qFormat/>
-    <w:rsid w:val="00A10FD9"/>
     <w:pPr>
       <w:keepNext/>
       <w:keepLines/>
-      <w:spacing w:after="0"/>
+      <w:spacing w:after="0" w:before="200"/>
       <w:outlineLvl w:val="8"/>
     </w:pPr>
     <w:rPr>
-      <w:rFonts w:cstheme="majorBidi" w:eastAsiaTheme="majorEastAsia"/>
-      <w:color w:themeColor="text1" w:themeTint="D8" w:val="272727"/>
-    </w:rPr>
-  </w:style>
-  <w:style w:customStyle="1" w:styleId="Heading1Char" w:type="character">
-    <w:name w:val="Heading 1 Char"/>
-    <w:basedOn w:val="DefaultParagraphFont"/>
-    <w:link w:val="Heading1"/>
-    <w:uiPriority w:val="9"/>
-    <w:rsid w:val="00A10FD9"/>
-    <w:rPr>
       <w:rFonts w:asciiTheme="majorHAnsi" w:cstheme="majorBidi" w:eastAsiaTheme="majorEastAsia" w:hAnsiTheme="majorHAnsi"/>
-      <w:color w:themeColor="accent1" w:themeShade="BF" w:val="0F4761"/>
-      <w:sz w:val="40"/>
-      <w:szCs w:val="40"/>
-    </w:rPr>
-  </w:style>
-  <w:style w:customStyle="1" w:styleId="Heading2Char" w:type="character">
-    <w:name w:val="Heading 2 Char"/>
-    <w:basedOn w:val="DefaultParagraphFont"/>
-    <w:link w:val="Heading2"/>
-    <w:uiPriority w:val="9"/>
-    <w:semiHidden/>
-    <w:rsid w:val="00A10FD9"/>
-    <w:rPr>
-      <w:rFonts w:asciiTheme="majorHAnsi" w:cstheme="majorBidi" w:eastAsiaTheme="majorEastAsia" w:hAnsiTheme="majorHAnsi"/>
-      <w:color w:themeColor="accent1" w:themeShade="BF" w:val="0F4761"/>
-      <w:sz w:val="32"/>
-      <w:szCs w:val="32"/>
-    </w:rPr>
-  </w:style>
-  <w:style w:customStyle="1" w:styleId="Heading3Char" w:type="character">
-    <w:name w:val="Heading 3 Char"/>
-    <w:basedOn w:val="DefaultParagraphFont"/>
-    <w:link w:val="Heading3"/>
-    <w:uiPriority w:val="9"/>
-    <w:semiHidden/>
-    <w:rsid w:val="00A10FD9"/>
-    <w:rPr>
-      <w:rFonts w:cstheme="majorBidi" w:eastAsiaTheme="majorEastAsia"/>
-      <w:color w:themeColor="accent1" w:themeShade="BF" w:val="0F4761"/>
-      <w:sz w:val="28"/>
-      <w:szCs w:val="28"/>
-    </w:rPr>
-  </w:style>
-  <w:style w:customStyle="1" w:styleId="Heading4Char" w:type="character">
-    <w:name w:val="Heading 4 Char"/>
-    <w:basedOn w:val="DefaultParagraphFont"/>
-    <w:link w:val="Heading4"/>
-    <w:uiPriority w:val="9"/>
-    <w:semiHidden/>
-    <w:rsid w:val="00A10FD9"/>
-    <w:rPr>
-      <w:rFonts w:cstheme="majorBidi" w:eastAsiaTheme="majorEastAsia"/>
-      <w:i/>
-      <w:iCs/>
-      <w:color w:themeColor="accent1" w:themeShade="BF" w:val="0F4761"/>
-    </w:rPr>
-  </w:style>
-  <w:style w:customStyle="1" w:styleId="Heading5Char" w:type="character">
-    <w:name w:val="Heading 5 Char"/>
-    <w:basedOn w:val="DefaultParagraphFont"/>
-    <w:link w:val="Heading5"/>
-    <w:uiPriority w:val="9"/>
-    <w:semiHidden/>
-    <w:rsid w:val="00A10FD9"/>
-    <w:rPr>
-      <w:rFonts w:cstheme="majorBidi" w:eastAsiaTheme="majorEastAsia"/>
-      <w:color w:themeColor="accent1" w:themeShade="BF" w:val="0F4761"/>
-    </w:rPr>
-  </w:style>
-  <w:style w:customStyle="1" w:styleId="Heading6Char" w:type="character">
-    <w:name w:val="Heading 6 Char"/>
-    <w:basedOn w:val="DefaultParagraphFont"/>
-    <w:link w:val="Heading6"/>
-    <w:uiPriority w:val="9"/>
-    <w:semiHidden/>
-    <w:rsid w:val="00A10FD9"/>
-    <w:rPr>
-      <w:rFonts w:cstheme="majorBidi" w:eastAsiaTheme="majorEastAsia"/>
-      <w:i/>
-      <w:iCs/>
-      <w:color w:themeColor="text1" w:themeTint="A6" w:val="595959"/>
-    </w:rPr>
-  </w:style>
-  <w:style w:customStyle="1" w:styleId="Heading7Char" w:type="character">
-    <w:name w:val="Heading 7 Char"/>
-    <w:basedOn w:val="DefaultParagraphFont"/>
-    <w:link w:val="Heading7"/>
-    <w:uiPriority w:val="9"/>
-    <w:semiHidden/>
-    <w:rsid w:val="00A10FD9"/>
-    <w:rPr>
-      <w:rFonts w:cstheme="majorBidi" w:eastAsiaTheme="majorEastAsia"/>
-      <w:color w:themeColor="text1" w:themeTint="A6" w:val="595959"/>
-    </w:rPr>
-  </w:style>
-  <w:style w:customStyle="1" w:styleId="Heading8Char" w:type="character">
-    <w:name w:val="Heading 8 Char"/>
-    <w:basedOn w:val="DefaultParagraphFont"/>
-    <w:link w:val="Heading8"/>
-    <w:uiPriority w:val="9"/>
-    <w:semiHidden/>
-    <w:rsid w:val="00A10FD9"/>
-    <w:rPr>
-      <w:rFonts w:cstheme="majorBidi" w:eastAsiaTheme="majorEastAsia"/>
-      <w:i/>
-      <w:iCs/>
-      <w:color w:themeColor="text1" w:themeTint="D8" w:val="272727"/>
-    </w:rPr>
-  </w:style>
-  <w:style w:customStyle="1" w:styleId="Heading9Char" w:type="character">
-    <w:name w:val="Heading 9 Char"/>
-    <w:basedOn w:val="DefaultParagraphFont"/>
-    <w:link w:val="Heading9"/>
-    <w:uiPriority w:val="9"/>
-    <w:semiHidden/>
-    <w:rsid w:val="00A10FD9"/>
-    <w:rPr>
-      <w:rFonts w:cstheme="majorBidi" w:eastAsiaTheme="majorEastAsia"/>
-      <w:color w:themeColor="text1" w:themeTint="D8" w:val="272727"/>
+      <w:color w:themeColor="accent1" w:val="4F81BD"/>
+      <w:sz w:val="24"/>
+      <w:szCs w:val="24"/>
     </w:rPr>
   </w:style>
   <w:style w:styleId="BlockText" w:type="paragraph">
@@ -10623,18 +10803,6 @@
     <w:unhideWhenUsed/>
     <w:qFormat/>
   </w:style>
-  <w:style w:styleId="FootnoteBlockText" w:type="paragraph">
-    <w:name w:val="Footnote Block Text"/>
-    <w:basedOn w:val="FootnoteText"/>
-    <w:next w:val="FootnoteText"/>
-    <w:uiPriority w:val="9"/>
-    <w:unhideWhenUsed/>
-    <w:qFormat/>
-    <w:pPr>
-      <w:spacing w:after="100" w:before="100"/>
-      <w:ind w:firstLine="0" w:left="480" w:right="480"/>
-    </w:pPr>
-  </w:style>
   <w:style w:default="1" w:styleId="DefaultParagraphFont" w:type="character">
     <w:name w:val="Default Paragraph Font"/>
     <w:semiHidden/>
@@ -10656,11 +10824,18 @@
       </w:tblCellMar>
     </w:tblPr>
     <w:tblStylePr w:type="firstRow">
+      <w:tblPr>
+        <w:jc w:val="left"/>
+        <w:tblInd w:type="dxa" w:w="0"/>
+      </w:tblPr>
+      <w:trPr>
+        <w:jc w:val="left"/>
+      </w:trPr>
       <w:tcPr>
+        <w:vAlign w:val="bottom"/>
         <w:tcBorders>
           <w:bottom w:val="single"/>
         </w:tcBorders>
-        <w:vAlign w:val="bottom"/>
       </w:tcPr>
     </w:tblStylePr>
   </w:style>
@@ -10775,8 +10950,8 @@
     <w:name w:val="KeywordTok"/>
     <w:basedOn w:val="VerbatimChar"/>
     <w:rPr>
+      <w:color w:val="007020"/>
       <w:b/>
-      <w:color w:val="007020"/>
     </w:rPr>
   </w:style>
   <w:style w:type="character" w:customStyle="1" w:styleId="DataTypeTok">
@@ -10853,42 +11028,42 @@
     <w:name w:val="ImportTok"/>
     <w:basedOn w:val="VerbatimChar"/>
     <w:rPr>
+      <w:color w:val="008000"/>
       <w:b/>
-      <w:color w:val="008000"/>
     </w:rPr>
   </w:style>
   <w:style w:type="character" w:customStyle="1" w:styleId="CommentTok">
     <w:name w:val="CommentTok"/>
     <w:basedOn w:val="VerbatimChar"/>
     <w:rPr>
+      <w:color w:val="60a0b0"/>
       <w:i/>
-      <w:color w:val="60a0b0"/>
     </w:rPr>
   </w:style>
   <w:style w:type="character" w:customStyle="1" w:styleId="DocumentationTok">
     <w:name w:val="DocumentationTok"/>
     <w:basedOn w:val="VerbatimChar"/>
     <w:rPr>
+      <w:color w:val="ba2121"/>
       <w:i/>
-      <w:color w:val="ba2121"/>
     </w:rPr>
   </w:style>
   <w:style w:type="character" w:customStyle="1" w:styleId="AnnotationTok">
     <w:name w:val="AnnotationTok"/>
     <w:basedOn w:val="VerbatimChar"/>
     <w:rPr>
+      <w:color w:val="60a0b0"/>
       <w:b/>
       <w:i/>
-      <w:color w:val="60a0b0"/>
     </w:rPr>
   </w:style>
   <w:style w:type="character" w:customStyle="1" w:styleId="CommentVarTok">
     <w:name w:val="CommentVarTok"/>
     <w:basedOn w:val="VerbatimChar"/>
     <w:rPr>
+      <w:color w:val="60a0b0"/>
       <w:b/>
       <w:i/>
-      <w:color w:val="60a0b0"/>
     </w:rPr>
   </w:style>
   <w:style w:type="character" w:customStyle="1" w:styleId="OtherTok">
@@ -10916,8 +11091,8 @@
     <w:name w:val="ControlFlowTok"/>
     <w:basedOn w:val="VerbatimChar"/>
     <w:rPr>
+      <w:color w:val="007020"/>
       <w:b/>
-      <w:color w:val="007020"/>
     </w:rPr>
   </w:style>
   <w:style w:type="character" w:customStyle="1" w:styleId="OperatorTok">
@@ -10962,34 +11137,34 @@
     <w:name w:val="InformationTok"/>
     <w:basedOn w:val="VerbatimChar"/>
     <w:rPr>
+      <w:color w:val="60a0b0"/>
       <w:b/>
       <w:i/>
-      <w:color w:val="60a0b0"/>
     </w:rPr>
   </w:style>
   <w:style w:type="character" w:customStyle="1" w:styleId="WarningTok">
     <w:name w:val="WarningTok"/>
     <w:basedOn w:val="VerbatimChar"/>
     <w:rPr>
+      <w:color w:val="60a0b0"/>
       <w:b/>
       <w:i/>
-      <w:color w:val="60a0b0"/>
     </w:rPr>
   </w:style>
   <w:style w:type="character" w:customStyle="1" w:styleId="AlertTok">
     <w:name w:val="AlertTok"/>
     <w:basedOn w:val="VerbatimChar"/>
     <w:rPr>
+      <w:color w:val="ff0000"/>
       <w:b/>
-      <w:color w:val="ff0000"/>
     </w:rPr>
   </w:style>
   <w:style w:type="character" w:customStyle="1" w:styleId="ErrorTok">
     <w:name w:val="ErrorTok"/>
     <w:basedOn w:val="VerbatimChar"/>
     <w:rPr>
+      <w:color w:val="ff0000"/>
       <w:b/>
-      <w:color w:val="ff0000"/>
     </w:rPr>
   </w:style>
   <w:style w:type="character" w:customStyle="1" w:styleId="NormalTok">
@@ -11011,44 +11186,44 @@
         <a:sysClr val="window" lastClr="FFFFFF"/>
       </a:lt1>
       <a:dk2>
-        <a:srgbClr val="0E2841"/>
+        <a:srgbClr val="1F497D"/>
       </a:dk2>
       <a:lt2>
-        <a:srgbClr val="E8E8E8"/>
+        <a:srgbClr val="EEECE1"/>
       </a:lt2>
       <a:accent1>
-        <a:srgbClr val="156082"/>
+        <a:srgbClr val="4F81BD"/>
       </a:accent1>
       <a:accent2>
-        <a:srgbClr val="E97132"/>
+        <a:srgbClr val="C0504D"/>
       </a:accent2>
       <a:accent3>
-        <a:srgbClr val="196B24"/>
+        <a:srgbClr val="9BBB59"/>
       </a:accent3>
       <a:accent4>
-        <a:srgbClr val="0F9ED5"/>
+        <a:srgbClr val="8064A2"/>
       </a:accent4>
       <a:accent5>
-        <a:srgbClr val="A02B93"/>
+        <a:srgbClr val="4BACC6"/>
       </a:accent5>
       <a:accent6>
-        <a:srgbClr val="4EA72E"/>
+        <a:srgbClr val="F79646"/>
       </a:accent6>
       <a:hlink>
-        <a:srgbClr val="467886"/>
+        <a:srgbClr val="0000FF"/>
       </a:hlink>
       <a:folHlink>
-        <a:srgbClr val="96607D"/>
+        <a:srgbClr val="800080"/>
       </a:folHlink>
     </a:clrScheme>
     <a:fontScheme name="Office">
       <a:majorFont>
-        <a:latin typeface="Aptos Display" panose="02110004020202020204"/>
+        <a:latin typeface="Calibri"/>
         <a:ea typeface=""/>
         <a:cs typeface=""/>
-        <a:font script="Jpan" typeface="游ゴシック Light"/>
+        <a:font script="Jpan" typeface="ＭＳ ゴシック"/>
         <a:font script="Hang" typeface="맑은 고딕"/>
-        <a:font script="Hans" typeface="等线 Light"/>
+        <a:font script="Hans" typeface="宋体"/>
         <a:font script="Hant" typeface="新細明體"/>
         <a:font script="Arab" typeface="Times New Roman"/>
         <a:font script="Hebr" typeface="Times New Roman"/>
@@ -11075,32 +11250,14 @@
         <a:font script="Mong" typeface="Mongolian Baiti"/>
         <a:font script="Viet" typeface="Times New Roman"/>
         <a:font script="Uigh" typeface="Microsoft Uighur"/>
-        <a:font script="Geor" typeface="Sylfaen"/>
-        <a:font script="Armn" typeface="Arial"/>
-        <a:font script="Bugi" typeface="Leelawadee UI"/>
-        <a:font script="Bopo" typeface="Microsoft JhengHei"/>
-        <a:font script="Java" typeface="Javanese Text"/>
-        <a:font script="Lisu" typeface="Segoe UI"/>
-        <a:font script="Mymr" typeface="Myanmar Text"/>
-        <a:font script="Nkoo" typeface="Ebrima"/>
-        <a:font script="Olck" typeface="Nirmala UI"/>
-        <a:font script="Osma" typeface="Ebrima"/>
-        <a:font script="Phag" typeface="Phagspa"/>
-        <a:font script="Syrn" typeface="Estrangelo Edessa"/>
-        <a:font script="Syrj" typeface="Estrangelo Edessa"/>
-        <a:font script="Syre" typeface="Estrangelo Edessa"/>
-        <a:font script="Sora" typeface="Nirmala UI"/>
-        <a:font script="Tale" typeface="Microsoft Tai Le"/>
-        <a:font script="Talu" typeface="Microsoft New Tai Lue"/>
-        <a:font script="Tfng" typeface="Ebrima"/>
       </a:majorFont>
       <a:minorFont>
-        <a:latin typeface="Aptos" panose="02110004020202020204"/>
+        <a:latin typeface="Cambria"/>
         <a:ea typeface=""/>
         <a:cs typeface=""/>
-        <a:font script="Jpan" typeface="游明朝"/>
+        <a:font script="Jpan" typeface="ＭＳ 明朝"/>
         <a:font script="Hang" typeface="맑은 고딕"/>
-        <a:font script="Hans" typeface="等线"/>
+        <a:font script="Hans" typeface="宋体"/>
         <a:font script="Hant" typeface="新細明體"/>
         <a:font script="Arab" typeface="Arial"/>
         <a:font script="Hebr" typeface="Arial"/>
@@ -11127,24 +11284,6 @@
         <a:font script="Mong" typeface="Mongolian Baiti"/>
         <a:font script="Viet" typeface="Arial"/>
         <a:font script="Uigh" typeface="Microsoft Uighur"/>
-        <a:font script="Geor" typeface="Sylfaen"/>
-        <a:font script="Armn" typeface="Arial"/>
-        <a:font script="Bugi" typeface="Leelawadee UI"/>
-        <a:font script="Bopo" typeface="Microsoft JhengHei"/>
-        <a:font script="Java" typeface="Javanese Text"/>
-        <a:font script="Lisu" typeface="Segoe UI"/>
-        <a:font script="Mymr" typeface="Myanmar Text"/>
-        <a:font script="Nkoo" typeface="Ebrima"/>
-        <a:font script="Olck" typeface="Nirmala UI"/>
-        <a:font script="Osma" typeface="Ebrima"/>
-        <a:font script="Phag" typeface="Phagspa"/>
-        <a:font script="Syrn" typeface="Estrangelo Edessa"/>
-        <a:font script="Syrj" typeface="Estrangelo Edessa"/>
-        <a:font script="Syre" typeface="Estrangelo Edessa"/>
-        <a:font script="Sora" typeface="Nirmala UI"/>
-        <a:font script="Tale" typeface="Microsoft Tai Le"/>
-        <a:font script="Talu" typeface="Microsoft New Tai Lue"/>
-        <a:font script="Tfng" typeface="Ebrima"/>
       </a:minorFont>
     </a:fontScheme>
     <a:fmtScheme name="Office">
@@ -11156,141 +11295,200 @@
           <a:gsLst>
             <a:gs pos="0">
               <a:schemeClr val="phClr">
-                <a:lumMod val="110000"/>
-                <a:satMod val="105000"/>
-                <a:tint val="67000"/>
+                <a:tint val="50000"/>
+                <a:satMod val="300000"/>
               </a:schemeClr>
             </a:gs>
-            <a:gs pos="50000">
+            <a:gs pos="35000">
               <a:schemeClr val="phClr">
-                <a:lumMod val="105000"/>
-                <a:satMod val="103000"/>
-                <a:tint val="73000"/>
+                <a:tint val="37000"/>
+                <a:satMod val="300000"/>
               </a:schemeClr>
             </a:gs>
             <a:gs pos="100000">
               <a:schemeClr val="phClr">
-                <a:lumMod val="105000"/>
-                <a:satMod val="109000"/>
-                <a:tint val="81000"/>
+                <a:tint val="15000"/>
+                <a:satMod val="350000"/>
               </a:schemeClr>
             </a:gs>
           </a:gsLst>
-          <a:lin ang="5400000" scaled="0"/>
+          <a:lin ang="16200000" scaled="1"/>
         </a:gradFill>
         <a:gradFill rotWithShape="1">
           <a:gsLst>
             <a:gs pos="0">
               <a:schemeClr val="phClr">
-                <a:satMod val="103000"/>
-                <a:lumMod val="102000"/>
-                <a:tint val="94000"/>
-              </a:schemeClr>
-            </a:gs>
-            <a:gs pos="50000">
-              <a:schemeClr val="phClr">
-                <a:satMod val="110000"/>
-                <a:lumMod val="100000"/>
+                <a:tint val="100000"/>
                 <a:shade val="100000"/>
+                <a:satMod val="130000"/>
               </a:schemeClr>
             </a:gs>
             <a:gs pos="100000">
               <a:schemeClr val="phClr">
-                <a:lumMod val="99000"/>
-                <a:satMod val="120000"/>
-                <a:shade val="78000"/>
+                <a:tint val="50000"/>
+                <a:shade val="100000"/>
+                <a:satMod val="350000"/>
               </a:schemeClr>
             </a:gs>
           </a:gsLst>
-          <a:lin ang="5400000" scaled="0"/>
+          <a:lin ang="16200000" scaled="0"/>
         </a:gradFill>
       </a:fillStyleLst>
       <a:lnStyleLst>
-        <a:ln w="6350" cap="flat" cmpd="sng" algn="ctr">
+        <a:ln w="9525" cap="flat" cmpd="sng" algn="ctr">
+          <a:solidFill>
+            <a:schemeClr val="phClr">
+              <a:shade val="95000"/>
+              <a:satMod val="105000"/>
+            </a:schemeClr>
+          </a:solidFill>
+          <a:prstDash val="solid"/>
+        </a:ln>
+        <a:ln w="25400" cap="flat" cmpd="sng" algn="ctr">
           <a:solidFill>
             <a:schemeClr val="phClr"/>
           </a:solidFill>
           <a:prstDash val="solid"/>
-          <a:miter lim="800000"/>
         </a:ln>
-        <a:ln w="12700" cap="flat" cmpd="sng" algn="ctr">
+        <a:ln w="38100" cap="flat" cmpd="sng" algn="ctr">
           <a:solidFill>
             <a:schemeClr val="phClr"/>
           </a:solidFill>
           <a:prstDash val="solid"/>
-          <a:miter lim="800000"/>
-        </a:ln>
-        <a:ln w="19050" cap="flat" cmpd="sng" algn="ctr">
-          <a:solidFill>
-            <a:schemeClr val="phClr"/>
-          </a:solidFill>
-          <a:prstDash val="solid"/>
-          <a:miter lim="800000"/>
         </a:ln>
       </a:lnStyleLst>
       <a:effectStyleLst>
         <a:effectStyle>
-          <a:effectLst/>
-        </a:effectStyle>
-        <a:effectStyle>
-          <a:effectLst/>
+          <a:effectLst>
+            <a:outerShdw blurRad="40000" dist="20000" dir="5400000" rotWithShape="0">
+              <a:srgbClr val="000000">
+                <a:alpha val="38000"/>
+              </a:srgbClr>
+            </a:outerShdw>
+          </a:effectLst>
         </a:effectStyle>
         <a:effectStyle>
           <a:effectLst>
-            <a:outerShdw blurRad="57150" dist="19050" dir="5400000" algn="ctr" rotWithShape="0">
+            <a:outerShdw blurRad="40000" dist="23000" dir="5400000" rotWithShape="0">
               <a:srgbClr val="000000">
-                <a:alpha val="63000"/>
+                <a:alpha val="35000"/>
               </a:srgbClr>
             </a:outerShdw>
           </a:effectLst>
+        </a:effectStyle>
+        <a:effectStyle>
+          <a:effectLst>
+            <a:outerShdw blurRad="40000" dist="23000" dir="5400000" rotWithShape="0">
+              <a:srgbClr val="000000">
+                <a:alpha val="35000"/>
+              </a:srgbClr>
+            </a:outerShdw>
+          </a:effectLst>
+          <a:scene3d>
+            <a:camera prst="orthographicFront">
+              <a:rot lat="0" lon="0" rev="0"/>
+            </a:camera>
+            <a:lightRig rig="threePt" dir="t">
+              <a:rot lat="0" lon="0" rev="1200000"/>
+            </a:lightRig>
+          </a:scene3d>
+          <a:sp3d>
+            <a:bevelT w="63500" h="25400"/>
+          </a:sp3d>
         </a:effectStyle>
       </a:effectStyleLst>
       <a:bgFillStyleLst>
         <a:solidFill>
           <a:schemeClr val="phClr"/>
         </a:solidFill>
-        <a:solidFill>
-          <a:schemeClr val="phClr">
-            <a:tint val="95000"/>
-            <a:satMod val="170000"/>
-          </a:schemeClr>
-        </a:solidFill>
         <a:gradFill rotWithShape="1">
           <a:gsLst>
             <a:gs pos="0">
               <a:schemeClr val="phClr">
-                <a:tint val="93000"/>
-                <a:satMod val="150000"/>
-                <a:shade val="98000"/>
-                <a:lumMod val="102000"/>
+                <a:tint val="40000"/>
+                <a:satMod val="350000"/>
               </a:schemeClr>
             </a:gs>
-            <a:gs pos="50000">
+            <a:gs pos="40000">
               <a:schemeClr val="phClr">
-                <a:tint val="98000"/>
-                <a:satMod val="130000"/>
-                <a:shade val="90000"/>
-                <a:lumMod val="103000"/>
+                <a:tint val="45000"/>
+                <a:shade val="99000"/>
+                <a:satMod val="350000"/>
               </a:schemeClr>
             </a:gs>
             <a:gs pos="100000">
               <a:schemeClr val="phClr">
-                <a:shade val="63000"/>
-                <a:satMod val="120000"/>
+                <a:shade val="20000"/>
+                <a:satMod val="255000"/>
               </a:schemeClr>
             </a:gs>
           </a:gsLst>
-          <a:lin ang="5400000" scaled="0"/>
+          <a:path path="circle">
+            <a:fillToRect l="50000" t="-80000" r="50000" b="180000"/>
+          </a:path>
+        </a:gradFill>
+        <a:gradFill rotWithShape="1">
+          <a:gsLst>
+            <a:gs pos="0">
+              <a:schemeClr val="phClr">
+                <a:tint val="80000"/>
+                <a:satMod val="300000"/>
+              </a:schemeClr>
+            </a:gs>
+            <a:gs pos="100000">
+              <a:schemeClr val="phClr">
+                <a:shade val="30000"/>
+                <a:satMod val="200000"/>
+              </a:schemeClr>
+            </a:gs>
+          </a:gsLst>
+          <a:path path="circle">
+            <a:fillToRect l="50000" t="50000" r="50000" b="50000"/>
+          </a:path>
         </a:gradFill>
       </a:bgFillStyleLst>
     </a:fmtScheme>
   </a:themeElements>
-  <a:objectDefaults/>
+  <a:objectDefaults>
+    <a:spDef>
+      <a:spPr/>
+      <a:bodyPr/>
+      <a:lstStyle/>
+      <a:style>
+        <a:lnRef idx="1">
+          <a:schemeClr val="accent1"/>
+        </a:lnRef>
+        <a:fillRef idx="3">
+          <a:schemeClr val="accent1"/>
+        </a:fillRef>
+        <a:effectRef idx="2">
+          <a:schemeClr val="accent1"/>
+        </a:effectRef>
+        <a:fontRef idx="minor">
+          <a:schemeClr val="lt1"/>
+        </a:fontRef>
+      </a:style>
+    </a:spDef>
+    <a:lnDef>
+      <a:spPr/>
+      <a:bodyPr/>
+      <a:lstStyle/>
+      <a:style>
+        <a:lnRef idx="2">
+          <a:schemeClr val="accent1"/>
+        </a:lnRef>
+        <a:fillRef idx="0">
+          <a:schemeClr val="accent1"/>
+        </a:fillRef>
+        <a:effectRef idx="1">
+          <a:schemeClr val="accent1"/>
+        </a:effectRef>
+        <a:fontRef idx="minor">
+          <a:schemeClr val="tx1"/>
+        </a:fontRef>
+      </a:style>
+    </a:lnDef>
+  </a:objectDefaults>
   <a:extraClrSchemeLst/>
-  <a:extLst>
-    <a:ext uri="{05A4C25C-085E-4340-85A3-A5531E510DB2}">
-      <thm15:themeFamily xmlns:thm15="http://schemas.microsoft.com/office/thememl/2012/main" name="Office Theme" id="{2E142A2C-CD16-42D6-873A-C26D2A0506FA}" vid="{1BDDFF52-6CD6-40A5-AB3C-68EB2F1E4D0A}"/>
-    </a:ext>
-  </a:extLst>
 </a:theme>
 </file>
--- a/01-foundations/NIST_RMF_SP_800-53/Espanol/NIST_RMF_and_SP_800-53_Release_5.2.0_Practical_Manual_Espanol_v1.0.docx
+++ b/01-foundations/NIST_RMF_SP_800-53/Espanol/NIST_RMF_and_SP_800-53_Release_5.2.0_Practical_Manual_Espanol_v1.0.docx
@@ -2,40 +2,14 @@
 <file path=word/document.xml><?xml version="1.0" encoding="utf-8"?>
 <w:document xmlns:w="http://schemas.openxmlformats.org/wordprocessingml/2006/main" xmlns:m="http://schemas.openxmlformats.org/officeDocument/2006/math" xmlns:r="http://schemas.openxmlformats.org/officeDocument/2006/relationships" xmlns:o="urn:schemas-microsoft-com:office:office" xmlns:v="urn:schemas-microsoft-com:vml" xmlns:w10="urn:schemas-microsoft-com:office:word" xmlns:a="http://schemas.openxmlformats.org/drawingml/2006/main" xmlns:pic="http://schemas.openxmlformats.org/drawingml/2006/picture" xmlns:wp="http://schemas.openxmlformats.org/drawingml/2006/wordprocessingDrawing">
   <w:body>
-    <w:sdt>
-      <w:sdtPr>
-        <w:docPartObj>
-          <w:docPartGallery w:val="Table of Contents"/>
-          <w:docPartUnique/>
-        </w:docPartObj>
-      </w:sdtPr>
-      <w:sdtContent>
-        <w:p>
-          <w:pPr>
-            <w:pStyle w:val="TOCHeading"/>
-          </w:pPr>
-          <w:r>
-            <w:t xml:space="preserve">Table of Contents</w:t>
-          </w:r>
-        </w:p>
-        <w:p>
-          <w:r>
-            <w:fldChar w:fldCharType="begin" w:dirty="true"/>
-            <w:instrText xml:space="preserve">TOC \o "1-3" \h \z \u</w:instrText>
-            <w:fldChar w:fldCharType="separate"/>
-            <w:fldChar w:fldCharType="end"/>
-          </w:r>
-        </w:p>
-      </w:sdtContent>
-    </w:sdt>
     <w:p>
       <w:pPr>
         <w:pStyle w:val="BlockText"/>
       </w:pPr>
       <w:r>
         <w:rPr>
+          <w:b/>
           <w:bCs/>
-          <w:b/>
         </w:rPr>
         <w:t xml:space="preserve">Estado de revisión:</w:t>
       </w:r>
@@ -52,8 +26,8 @@
       </w:pPr>
       <w:r>
         <w:rPr>
+          <w:b/>
           <w:bCs/>
-          <w:b/>
         </w:rPr>
         <w:t xml:space="preserve">NIST RISK MANAGEMENT FRAMEWORK</w:t>
       </w:r>
@@ -64,8 +38,8 @@
       </w:pPr>
       <w:r>
         <w:rPr>
+          <w:b/>
           <w:bCs/>
-          <w:b/>
         </w:rPr>
         <w:t xml:space="preserve">Y SP 800-53 RELEASE 5.2.0</w:t>
       </w:r>
@@ -90,8 +64,8 @@
       </w:r>
       <w:r>
         <w:rPr>
+          <w:b/>
           <w:bCs/>
-          <w:b/>
         </w:rPr>
         <w:t xml:space="preserve">Lo que este manual hace:</w:t>
       </w:r>
@@ -114,8 +88,8 @@
       </w:pPr>
       <w:r>
         <w:rPr>
+          <w:b/>
           <w:bCs/>
-          <w:b/>
         </w:rPr>
         <w:t xml:space="preserve">Alberto (Al) Leiva</w:t>
       </w:r>
@@ -128,7 +102,7 @@
         <w:t xml:space="preserve">Primera edición • Julio 2026</w:t>
       </w:r>
     </w:p>
-    <w:bookmarkStart w:id="21" w:name="prefacio"/>
+    <w:bookmarkStart w:id="10" w:name="prefacio"/>
     <w:p>
       <w:pPr>
         <w:pStyle w:val="Heading1"/>
@@ -169,7 +143,7 @@
         <w:t xml:space="preserve">|. |</w:t>
       </w:r>
     </w:p>
-    <w:bookmarkStart w:id="20" w:name="cómo-usar-este-manual"/>
+    <w:bookmarkStart w:id="9" w:name="cómo-usar-este-manual"/>
     <w:p>
       <w:pPr>
         <w:pStyle w:val="Heading2"/>
@@ -233,9 +207,9 @@
         <w:t xml:space="preserve">Adaptar cada artefacto a la autoridad de la organización, tolerancia al riesgo, sistema y obligaciones.</w:t>
       </w:r>
     </w:p>
-    <w:bookmarkEnd w:id="20"/>
-    <w:bookmarkEnd w:id="21"/>
-    <w:bookmarkStart w:id="22" w:name="tabla-de-contenidos"/>
+    <w:bookmarkEnd w:id="9"/>
+    <w:bookmarkEnd w:id="10"/>
+    <w:bookmarkStart w:id="11" w:name="tabla-de-contenidos"/>
     <w:p>
       <w:pPr>
         <w:pStyle w:val="Heading1"/>
@@ -1702,27 +1676,26 @@
       <w:tblPr>
         <w:tblStyle w:val="Table"/>
         <w:tblW w:type="pct" w:w="5000"/>
+        <w:tblLayout w:type="fixed"/>
         <w:tblLook w:firstRow="1" w:lastRow="0" w:firstColumn="0" w:lastColumn="0" w:noHBand="0" w:noVBand="0" w:val="0020"/>
-        <w:jc w:val="start"/>
       </w:tblPr>
       <w:tblGrid>
         <w:gridCol w:w="7920"/>
       </w:tblGrid>
       <w:tr>
         <w:trPr>
-          <w:tblHeader w:val="true"/>
+          <w:tblHeader w:val="on"/>
         </w:trPr>
         <w:tc>
           <w:tcPr/>
           <w:p>
             <w:pPr>
               <w:pStyle w:val="Compact"/>
-              <w:jc w:val="left"/>
             </w:pPr>
             <w:r>
               <w:rPr>
+                <w:b/>
                 <w:bCs/>
-                <w:b/>
               </w:rPr>
               <w:t xml:space="preserve">Capítulo</w:t>
             </w:r>
@@ -1735,7 +1708,6 @@
           <w:p>
             <w:pPr>
               <w:pStyle w:val="Compact"/>
-              <w:jc w:val="left"/>
             </w:pPr>
             <w:r>
               <w:t xml:space="preserve">1</w:t>
@@ -1749,7 +1721,6 @@
           <w:p>
             <w:pPr>
               <w:pStyle w:val="Compact"/>
-              <w:jc w:val="left"/>
             </w:pPr>
             <w:r>
               <w:t xml:space="preserve">2</w:t>
@@ -1763,7 +1734,6 @@
           <w:p>
             <w:pPr>
               <w:pStyle w:val="Compact"/>
-              <w:jc w:val="left"/>
             </w:pPr>
             <w:r>
               <w:t xml:space="preserve">3</w:t>
@@ -1777,7 +1747,6 @@
           <w:p>
             <w:pPr>
               <w:pStyle w:val="Compact"/>
-              <w:jc w:val="left"/>
             </w:pPr>
             <w:r>
               <w:t xml:space="preserve">4</w:t>
@@ -1791,7 +1760,6 @@
           <w:p>
             <w:pPr>
               <w:pStyle w:val="Compact"/>
-              <w:jc w:val="left"/>
             </w:pPr>
             <w:r>
               <w:t xml:space="preserve">5</w:t>
@@ -1805,7 +1773,6 @@
           <w:p>
             <w:pPr>
               <w:pStyle w:val="Compact"/>
-              <w:jc w:val="left"/>
             </w:pPr>
             <w:r>
               <w:t xml:space="preserve">6</w:t>
@@ -1819,7 +1786,6 @@
           <w:p>
             <w:pPr>
               <w:pStyle w:val="Compact"/>
-              <w:jc w:val="left"/>
             </w:pPr>
             <w:r>
               <w:t xml:space="preserve">7</w:t>
@@ -1833,7 +1799,6 @@
           <w:p>
             <w:pPr>
               <w:pStyle w:val="Compact"/>
-              <w:jc w:val="left"/>
             </w:pPr>
             <w:r>
               <w:t xml:space="preserve">8</w:t>
@@ -1847,7 +1812,6 @@
           <w:p>
             <w:pPr>
               <w:pStyle w:val="Compact"/>
-              <w:jc w:val="left"/>
             </w:pPr>
             <w:r>
               <w:t xml:space="preserve">9</w:t>
@@ -1861,7 +1825,6 @@
           <w:p>
             <w:pPr>
               <w:pStyle w:val="Compact"/>
-              <w:jc w:val="left"/>
             </w:pPr>
             <w:r>
               <w:t xml:space="preserve">10 TERRITORIO Assess Controls</w:t>
@@ -1875,7 +1838,6 @@
           <w:p>
             <w:pPr>
               <w:pStyle w:val="Compact"/>
-              <w:jc w:val="left"/>
             </w:pPr>
             <w:r>
               <w:t xml:space="preserve">11</w:t>
@@ -1889,7 +1851,6 @@
           <w:p>
             <w:pPr>
               <w:pStyle w:val="Compact"/>
-              <w:jc w:val="left"/>
             </w:pPr>
             <w:r>
               <w:t xml:space="preserve">12 Silencioso Monitor</w:t>
@@ -1903,7 +1864,6 @@
           <w:p>
             <w:pPr>
               <w:pStyle w:val="Compact"/>
-              <w:jc w:val="left"/>
             </w:pPr>
             <w:r>
               <w:t xml:space="preserve">13 Silenciosos Bases de control y Tailoring</w:t>
@@ -1917,7 +1877,6 @@
           <w:p>
             <w:pPr>
               <w:pStyle w:val="Compact"/>
-              <w:jc w:val="left"/>
             </w:pPr>
             <w:r>
               <w:t xml:space="preserve">TEN 14</w:t>
@@ -1931,7 +1890,6 @@
           <w:p>
             <w:pPr>
               <w:pStyle w:val="Compact"/>
-              <w:jc w:val="left"/>
             </w:pPr>
             <w:r>
               <w:t xml:space="preserve">15</w:t>
@@ -1945,7 +1903,6 @@
           <w:p>
             <w:pPr>
               <w:pStyle w:val="Compact"/>
-              <w:jc w:val="left"/>
             </w:pPr>
             <w:r>
               <w:t xml:space="preserve">16 Silencioso Evaluación Planificación y pruebas</w:t>
@@ -1959,7 +1916,6 @@
           <w:p>
             <w:pPr>
               <w:pStyle w:val="Compact"/>
-              <w:jc w:val="left"/>
             </w:pPr>
             <w:r>
               <w:t xml:space="preserve">17 Silencioso paquete de autorización y POA consigoM</w:t>
@@ -1973,7 +1929,6 @@
           <w:p>
             <w:pPr>
               <w:pStyle w:val="Compact"/>
-              <w:jc w:val="left"/>
             </w:pPr>
             <w:r>
               <w:t xml:space="preserve">18</w:t>
@@ -1987,7 +1942,6 @@
           <w:p>
             <w:pPr>
               <w:pStyle w:val="Compact"/>
-              <w:jc w:val="left"/>
             </w:pPr>
             <w:r>
               <w:t xml:space="preserve">19 Silencioso OSCAL y Automatización</w:t>
@@ -2001,7 +1955,6 @@
           <w:p>
             <w:pPr>
               <w:pStyle w:val="Compact"/>
-              <w:jc w:val="left"/>
             </w:pPr>
             <w:r>
               <w:t xml:space="preserve">TEN 20</w:t>
@@ -2015,7 +1968,6 @@
           <w:p>
             <w:pPr>
               <w:pStyle w:val="Compact"/>
-              <w:jc w:val="left"/>
             </w:pPr>
             <w:r>
               <w:t xml:space="preserve">TEN 21</w:t>
@@ -2029,7 +1981,6 @@
           <w:p>
             <w:pPr>
               <w:pStyle w:val="Compact"/>
-              <w:jc w:val="left"/>
             </w:pPr>
             <w:r>
               <w:t xml:space="preserve">TEN 22</w:t>
@@ -2043,7 +1994,6 @@
           <w:p>
             <w:pPr>
               <w:pStyle w:val="Compact"/>
-              <w:jc w:val="left"/>
             </w:pPr>
             <w:r>
               <w:t xml:space="preserve">TEN 23</w:t>
@@ -2057,7 +2007,6 @@
           <w:p>
             <w:pPr>
               <w:pStyle w:val="Compact"/>
-              <w:jc w:val="left"/>
             </w:pPr>
             <w:r>
               <w:t xml:space="preserve">24</w:t>
@@ -2071,7 +2020,6 @@
           <w:p>
             <w:pPr>
               <w:pStyle w:val="Compact"/>
-              <w:jc w:val="left"/>
             </w:pPr>
             <w:r>
               <w:t xml:space="preserve">TEN 25 TENIDOS Actualizaciones de software, Confiabilidad de parche y liberación 5.2.0 TEN 34</w:t>
@@ -2085,7 +2033,6 @@
           <w:p>
             <w:pPr>
               <w:pStyle w:val="Compact"/>
-              <w:jc w:val="left"/>
             </w:pPr>
             <w:r>
               <w:t xml:space="preserve">26</w:t>
@@ -2099,7 +2046,6 @@
           <w:p>
             <w:pPr>
               <w:pStyle w:val="Compact"/>
-              <w:jc w:val="left"/>
             </w:pPr>
             <w:r>
               <w:t xml:space="preserve">27 Silencioso Gerente de juegos RMF</w:t>
@@ -2113,7 +2059,6 @@
           <w:p>
             <w:pPr>
               <w:pStyle w:val="Compact"/>
-              <w:jc w:val="left"/>
             </w:pPr>
             <w:r>
               <w:t xml:space="preserve">28</w:t>
@@ -2127,7 +2072,6 @@
           <w:p>
             <w:pPr>
               <w:pStyle w:val="Compact"/>
-              <w:jc w:val="left"/>
             </w:pPr>
             <w:r>
               <w:t xml:space="preserve">29</w:t>
@@ -2141,7 +2085,6 @@
           <w:p>
             <w:pPr>
               <w:pStyle w:val="Compact"/>
-              <w:jc w:val="left"/>
             </w:pPr>
             <w:r>
               <w:t xml:space="preserve">30 TENIDOS Plantillas, Glosario, Índice y Referencias</w:t>
@@ -2150,8 +2093,8 @@
         </w:tc>
       </w:tr>
     </w:tbl>
-    <w:bookmarkEnd w:id="22"/>
-    <w:bookmarkStart w:id="23" w:name="rmf-and-sp-800-53-foundations"/>
+    <w:bookmarkEnd w:id="11"/>
+    <w:bookmarkStart w:id="12" w:name="rmf-and-sp-800-53-foundations"/>
     <w:p>
       <w:pPr>
         <w:pStyle w:val="Heading1"/>
@@ -2166,8 +2109,8 @@
       </w:pPr>
       <w:r>
         <w:rPr>
+          <w:i/>
           <w:iCs/>
-          <w:i/>
         </w:rPr>
         <w:t xml:space="preserve">RMF gestiona el riesgo de seguridad y privacidad mediante decisiones responsables del ciclo de vida</w:t>
       </w:r>
@@ -2183,13 +2126,7 @@
         <w:t xml:space="preserve">■img src=</w:t>
       </w:r>
       <w:r>
-        <w:t xml:space="preserve">“</w:t>
-      </w:r>
-      <w:r>
-        <w:t xml:space="preserve">media/image1.png</w:t>
-      </w:r>
-      <w:r>
-        <w:t xml:space="preserve">”</w:t>
+        <w:t xml:space="preserve">“media/image1.png”</w:t>
       </w:r>
       <w:r>
         <w:t xml:space="preserve"> </w:t>
@@ -2198,13 +2135,7 @@
         <w:t xml:space="preserve">estilo=</w:t>
       </w:r>
       <w:r>
-        <w:t xml:space="preserve">“</w:t>
-      </w:r>
-      <w:r>
-        <w:t xml:space="preserve">width:6.15in;height:3.39605in</w:t>
-      </w:r>
-      <w:r>
-        <w:t xml:space="preserve">”</w:t>
+        <w:t xml:space="preserve">“width:6.15in;height:3.39605in”</w:t>
       </w:r>
       <w:r>
         <w:t xml:space="preserve"> </w:t>
@@ -2213,13 +2144,7 @@
         <w:t xml:space="preserve">alt=</w:t>
       </w:r>
       <w:r>
-        <w:t xml:space="preserve">“</w:t>
-      </w:r>
-      <w:r>
-        <w:t xml:space="preserve">Prepare soporta cada paso, y Monitor alimenta nueva información de nuevo en las decisiones de riesgo.</w:t>
-      </w:r>
-      <w:r>
-        <w:t xml:space="preserve">”</w:t>
+        <w:t xml:space="preserve">“Prepare soporta cada paso, y Monitor alimenta nueva información de nuevo en las decisiones de riesgo.”</w:t>
       </w:r>
     </w:p>
     <w:p>
@@ -2236,8 +2161,8 @@
       </w:pPr>
       <w:r>
         <w:rPr>
+          <w:b/>
           <w:bCs/>
-          <w:b/>
         </w:rPr>
         <w:t xml:space="preserve">Item</w:t>
       </w:r>
@@ -2252,8 +2177,8 @@
       </w:r>
       <w:r>
         <w:rPr>
+          <w:b/>
           <w:bCs/>
-          <w:b/>
         </w:rPr>
         <w:t xml:space="preserve">Purpose</w:t>
       </w:r>
@@ -2306,8 +2231,8 @@
       </w:pPr>
       <w:r>
         <w:rPr>
+          <w:b/>
           <w:bCs/>
-          <w:b/>
         </w:rPr>
         <w:t xml:space="preserve">Core idea:</w:t>
       </w:r>
@@ -2326,8 +2251,8 @@
         <w:t xml:space="preserve">|. |</w:t>
       </w:r>
     </w:p>
-    <w:bookmarkEnd w:id="23"/>
-    <w:bookmarkStart w:id="24" w:name="actual-nist-publication-suite"/>
+    <w:bookmarkEnd w:id="12"/>
+    <w:bookmarkStart w:id="13" w:name="actual-nist-publication-suite"/>
     <w:p>
       <w:pPr>
         <w:pStyle w:val="Heading1"/>
@@ -2342,8 +2267,8 @@
       </w:pPr>
       <w:r>
         <w:rPr>
+          <w:i/>
           <w:iCs/>
-          <w:i/>
         </w:rPr>
         <w:t xml:space="preserve">Utilice la fuente oficial actual y entienda cómo cada publicación apoya el conjunto.</w:t>
       </w:r>
@@ -2354,8 +2279,8 @@
       </w:pPr>
       <w:r>
         <w:rPr>
+          <w:b/>
           <w:bCs/>
-          <w:b/>
         </w:rPr>
         <w:t xml:space="preserve">Publicación/recurso</w:t>
       </w:r>
@@ -2430,11 +2355,11 @@
     </w:p>
     <w:p>
       <w:pPr>
+        <w:pStyle w:val="Compact"/>
         <w:numPr>
           <w:ilvl w:val="0"/>
           <w:numId w:val="1002"/>
         </w:numPr>
-        <w:pStyle w:val="Compact"/>
       </w:pPr>
       <w:r>
         <w:t xml:space="preserve">Control de la versión* Grabar la publicación, publicación, formato, fecha de recuperación, versión perfil/baseline y configuración local. Nunca mezclar texto, procedimientos y bases de control de diferentes versiones sin análisis. |</w:t>
@@ -2446,8 +2371,8 @@
         <w:t xml:space="preserve">Respuesta</w:t>
       </w:r>
     </w:p>
-    <w:bookmarkEnd w:id="24"/>
-    <w:bookmarkStart w:id="25" w:name="X8615cd808e7183773b844c0bcb64bc2c43a5ea1"/>
+    <w:bookmarkEnd w:id="13"/>
+    <w:bookmarkStart w:id="14" w:name="X8615cd808e7183773b844c0bcb64bc2c43a5ea1"/>
     <w:p>
       <w:pPr>
         <w:pStyle w:val="Heading1"/>
@@ -2462,8 +2387,8 @@
       </w:pPr>
       <w:r>
         <w:rPr>
+          <w:i/>
           <w:iCs/>
-          <w:i/>
         </w:rPr>
         <w:t xml:space="preserve">RMF roles separados implementación, evaluación, propiedad y aceptación de riesgos</w:t>
       </w:r>
@@ -2479,13 +2404,7 @@
         <w:t xml:space="preserve">■img src=</w:t>
       </w:r>
       <w:r>
-        <w:t xml:space="preserve">“</w:t>
-      </w:r>
-      <w:r>
-        <w:t xml:space="preserve">media/image2.png</w:t>
-      </w:r>
-      <w:r>
-        <w:t xml:space="preserve">”</w:t>
+        <w:t xml:space="preserve">“media/image2.png”</w:t>
       </w:r>
       <w:r>
         <w:t xml:space="preserve"> </w:t>
@@ -2494,13 +2413,7 @@
         <w:t xml:space="preserve">estilo=</w:t>
       </w:r>
       <w:r>
-        <w:t xml:space="preserve">“</w:t>
-      </w:r>
-      <w:r>
-        <w:t xml:space="preserve">width:6.15in;height:3.39605in</w:t>
-      </w:r>
-      <w:r>
-        <w:t xml:space="preserve">”</w:t>
+        <w:t xml:space="preserve">“width:6.15in;height:3.39605in”</w:t>
       </w:r>
       <w:r>
         <w:t xml:space="preserve"> </w:t>
@@ -2509,13 +2422,7 @@
         <w:t xml:space="preserve">alt=</w:t>
       </w:r>
       <w:r>
-        <w:t xml:space="preserve">“</w:t>
-      </w:r>
-      <w:r>
-        <w:t xml:space="preserve">Enterprise direction, mission/business needs, and system controls must stay connected.</w:t>
-      </w:r>
-      <w:r>
-        <w:t xml:space="preserve">”</w:t>
+        <w:t xml:space="preserve">“Enterprise direction, mission/business needs, and system controls must stay connected.”</w:t>
       </w:r>
       <w:r>
         <w:t xml:space="preserve"> </w:t>
@@ -2538,8 +2445,8 @@
       </w:pPr>
       <w:r>
         <w:rPr>
+          <w:b/>
           <w:bCs/>
-          <w:b/>
         </w:rPr>
         <w:t xml:space="preserve">Rol</w:t>
       </w:r>
@@ -2624,8 +2531,8 @@
         <w:t xml:space="preserve">TEN Enterprise architect / mission owner ¦ Aligns systems, processes, dependencies, and organization architecture |</w:t>
       </w:r>
     </w:p>
-    <w:bookmarkEnd w:id="25"/>
-    <w:bookmarkStart w:id="28" w:name="X1c0e901585621abd373450fd79d361c83a0d1f7"/>
+    <w:bookmarkEnd w:id="14"/>
+    <w:bookmarkStart w:id="17" w:name="X1c0e901585621abd373450fd79d361c83a0d1f7"/>
     <w:p>
       <w:pPr>
         <w:pStyle w:val="Heading1"/>
@@ -2640,13 +2547,13 @@
       </w:pPr>
       <w:r>
         <w:rPr>
+          <w:i/>
           <w:iCs/>
-          <w:i/>
         </w:rPr>
         <w:t xml:space="preserve">Un límite claro es la base para la categorización, los controles, la evaluación y la autorización.</w:t>
       </w:r>
     </w:p>
-    <w:bookmarkStart w:id="26" w:name="preguntas-sobre-los-resultados"/>
+    <w:bookmarkStart w:id="15" w:name="preguntas-sobre-los-resultados"/>
     <w:p>
       <w:pPr>
         <w:pStyle w:val="Heading2"/>
@@ -2727,8 +2634,8 @@
       </w:pPr>
       <w:r>
         <w:rPr>
+          <w:b/>
           <w:bCs/>
-          <w:b/>
         </w:rPr>
         <w:t xml:space="preserve">Edificio literario</w:t>
       </w:r>
@@ -2785,30 +2692,30 @@
     </w:p>
     <w:p>
       <w:pPr>
+        <w:pStyle w:val="Compact"/>
         <w:numPr>
           <w:ilvl w:val="0"/>
           <w:numId w:val="1004"/>
         </w:numPr>
+      </w:pPr>
+      <w:r>
+        <w:t xml:space="preserve">Prepararse a nivel de organización</w:t>
+      </w:r>
+    </w:p>
+    <w:p>
+      <w:pPr>
         <w:pStyle w:val="Compact"/>
-      </w:pPr>
-      <w:r>
-        <w:t xml:space="preserve">Prepararse a nivel de organización</w:t>
-      </w:r>
-    </w:p>
-    <w:p>
-      <w:pPr>
         <w:numPr>
           <w:ilvl w:val="0"/>
           <w:numId w:val="1005"/>
         </w:numPr>
-        <w:pStyle w:val="Compact"/>
       </w:pPr>
       <w:r>
         <w:t xml:space="preserve">Preparación a nivel de organización hace que el sistema RMF funcione de manera coherente y eficiente.*</w:t>
       </w:r>
     </w:p>
-    <w:bookmarkEnd w:id="26"/>
-    <w:bookmarkStart w:id="27" w:name="organization-preparation"/>
+    <w:bookmarkEnd w:id="15"/>
+    <w:bookmarkStart w:id="16" w:name="organization-preparation"/>
     <w:p>
       <w:pPr>
         <w:pStyle w:val="Heading2"/>
@@ -2895,8 +2802,8 @@
       </w:r>
       <w:r>
         <w:rPr>
+          <w:b/>
           <w:bCs/>
-          <w:b/>
         </w:rPr>
         <w:t xml:space="preserve">Principio de eficiencia</w:t>
       </w:r>
@@ -2913,9 +2820,9 @@
         <w:t xml:space="preserve">|. |</w:t>
       </w:r>
     </w:p>
-    <w:bookmarkEnd w:id="27"/>
-    <w:bookmarkEnd w:id="28"/>
-    <w:bookmarkStart w:id="30" w:name="prepárate-en-el-nivel-del-sistema"/>
+    <w:bookmarkEnd w:id="16"/>
+    <w:bookmarkEnd w:id="17"/>
+    <w:bookmarkStart w:id="19" w:name="prepárate-en-el-nivel-del-sistema"/>
     <w:p>
       <w:pPr>
         <w:pStyle w:val="Heading1"/>
@@ -2930,8 +2837,8 @@
       </w:pPr>
       <w:r>
         <w:rPr>
+          <w:i/>
           <w:iCs/>
-          <w:i/>
         </w:rPr>
         <w:t xml:space="preserve">La preparación a nivel de sistemas define la misión específica, los interesados, los límites, la información y el enfoque</w:t>
       </w:r>
@@ -2939,7 +2846,7 @@
         <w:t xml:space="preserve">.</w:t>
       </w:r>
     </w:p>
-    <w:bookmarkStart w:id="29" w:name="preparación-del-sistema"/>
+    <w:bookmarkStart w:id="18" w:name="preparación-del-sistema"/>
     <w:p>
       <w:pPr>
         <w:pStyle w:val="Heading2"/>
@@ -3014,9 +2921,9 @@
         <w:t xml:space="preserve">Hipótesis de documentos, limitaciones, riesgos, decisiones requeridas y calendario de paquetes.</w:t>
       </w:r>
     </w:p>
-    <w:bookmarkEnd w:id="29"/>
-    <w:bookmarkEnd w:id="30"/>
-    <w:bookmarkStart w:id="32" w:name="categorizar-el-sistema"/>
+    <w:bookmarkEnd w:id="18"/>
+    <w:bookmarkEnd w:id="19"/>
+    <w:bookmarkStart w:id="21" w:name="categorizar-el-sistema"/>
     <w:p>
       <w:pPr>
         <w:pStyle w:val="Heading1"/>
@@ -3031,8 +2938,8 @@
       </w:pPr>
       <w:r>
         <w:rPr>
+          <w:i/>
           <w:iCs/>
-          <w:i/>
         </w:rPr>
         <w:t xml:space="preserve">Categorization describes the potential impact of the loss of confidentiality, integrity, or availability.</w:t>
       </w:r>
@@ -3045,13 +2952,7 @@
         <w:t xml:space="preserve">■img src=</w:t>
       </w:r>
       <w:r>
-        <w:t xml:space="preserve">“</w:t>
-      </w:r>
-      <w:r>
-        <w:t xml:space="preserve">media/image3.png</w:t>
-      </w:r>
-      <w:r>
-        <w:t xml:space="preserve">”</w:t>
+        <w:t xml:space="preserve">“media/image3.png”</w:t>
       </w:r>
       <w:r>
         <w:t xml:space="preserve"> </w:t>
@@ -3060,13 +2961,7 @@
         <w:t xml:space="preserve">style=</w:t>
       </w:r>
       <w:r>
-        <w:t xml:space="preserve">“</w:t>
-      </w:r>
-      <w:r>
-        <w:t xml:space="preserve">width:6.15in;height:3.39605in</w:t>
-      </w:r>
-      <w:r>
-        <w:t xml:space="preserve">”</w:t>
+        <w:t xml:space="preserve">“width:6.15in;height:3.39605in”</w:t>
       </w:r>
       <w:r>
         <w:t xml:space="preserve"> </w:t>
@@ -3075,13 +2970,7 @@
         <w:t xml:space="preserve">alt=</w:t>
       </w:r>
       <w:r>
-        <w:t xml:space="preserve">“</w:t>
-      </w:r>
-      <w:r>
-        <w:t xml:space="preserve">La castgorización comienza con el impacto de la información y produce un nivel de impacto del sistema aprobado</w:t>
-      </w:r>
-      <w:r>
-        <w:t xml:space="preserve">”</w:t>
+        <w:t xml:space="preserve">“La castgorización comienza con el impacto de la información y produce un nivel de impacto del sistema aprobado”</w:t>
       </w:r>
       <w:r>
         <w:t xml:space="preserve">.</w:t>
@@ -3095,7 +2984,7 @@
         <w:t xml:space="preserve">Gráfico 3</w:t>
       </w:r>
     </w:p>
-    <w:bookmarkStart w:id="31" w:name="method"/>
+    <w:bookmarkStart w:id="20" w:name="method"/>
     <w:p>
       <w:pPr>
         <w:pStyle w:val="Heading2"/>
@@ -3165,8 +3054,8 @@
       </w:pPr>
       <w:r>
         <w:rPr>
+          <w:b/>
           <w:bCs/>
-          <w:b/>
         </w:rPr>
         <w:t xml:space="preserve">Advertencia de la categórica:</w:t>
       </w:r>
@@ -3185,9 +3074,9 @@
         <w:t xml:space="preserve">Respuesta</w:t>
       </w:r>
     </w:p>
-    <w:bookmarkEnd w:id="31"/>
-    <w:bookmarkEnd w:id="32"/>
-    <w:bookmarkStart w:id="34" w:name="seleccione-controles"/>
+    <w:bookmarkEnd w:id="20"/>
+    <w:bookmarkEnd w:id="21"/>
+    <w:bookmarkStart w:id="23" w:name="seleccione-controles"/>
     <w:p>
       <w:pPr>
         <w:pStyle w:val="Heading1"/>
@@ -3202,13 +3091,13 @@
       </w:pPr>
       <w:r>
         <w:rPr>
+          <w:i/>
           <w:iCs/>
-          <w:i/>
         </w:rPr>
         <w:t xml:space="preserve">Selection crea un conjunto de controles adaptados que abordan el sistema y el riesgo organizativo.</w:t>
       </w:r>
     </w:p>
-    <w:bookmarkStart w:id="33" w:name="secuencia-de-selección"/>
+    <w:bookmarkStart w:id="22" w:name="secuencia-de-selección"/>
     <w:p>
       <w:pPr>
         <w:pStyle w:val="Heading2"/>
@@ -3311,9 +3200,9 @@
         <w:t xml:space="preserve">|. |</w:t>
       </w:r>
     </w:p>
-    <w:bookmarkEnd w:id="33"/>
-    <w:bookmarkEnd w:id="34"/>
-    <w:bookmarkStart w:id="36" w:name="controles-de-aplicación"/>
+    <w:bookmarkEnd w:id="22"/>
+    <w:bookmarkEnd w:id="23"/>
+    <w:bookmarkStart w:id="25" w:name="controles-de-aplicación"/>
     <w:p>
       <w:pPr>
         <w:pStyle w:val="Heading1"/>
@@ -3328,8 +3217,8 @@
       </w:pPr>
       <w:r>
         <w:rPr>
+          <w:i/>
           <w:iCs/>
-          <w:i/>
         </w:rPr>
         <w:t xml:space="preserve">La implementación convierte los controles seleccionados en salvaguardias reales, asignadas, configuradas y operadas</w:t>
       </w:r>
@@ -3337,7 +3226,7 @@
         <w:t xml:space="preserve">.</w:t>
       </w:r>
     </w:p>
-    <w:bookmarkStart w:id="35" w:name="implementation-workflow"/>
+    <w:bookmarkStart w:id="24" w:name="implementation-workflow"/>
     <w:p>
       <w:pPr>
         <w:pStyle w:val="Heading2"/>
@@ -3423,9 +3312,9 @@
         <w:t xml:space="preserve">Correcciones de diseño o operación correctas antes de la evaluación formal cuando sea posible.</w:t>
       </w:r>
     </w:p>
-    <w:bookmarkEnd w:id="35"/>
-    <w:bookmarkEnd w:id="36"/>
-    <w:bookmarkStart w:id="38" w:name="evaluar-los-controles"/>
+    <w:bookmarkEnd w:id="24"/>
+    <w:bookmarkEnd w:id="25"/>
+    <w:bookmarkStart w:id="27" w:name="evaluar-los-controles"/>
     <w:p>
       <w:pPr>
         <w:pStyle w:val="Heading1"/>
@@ -3440,8 +3329,8 @@
       </w:pPr>
       <w:r>
         <w:rPr>
+          <w:i/>
           <w:iCs/>
-          <w:i/>
         </w:rPr>
         <w:t xml:space="preserve">La evaluación determina si los controles se aplican correctamente, funcionan según lo previsto y producen el resultado deseado</w:t>
       </w:r>
@@ -3449,7 +3338,7 @@
         <w:t xml:space="preserve">.</w:t>
       </w:r>
     </w:p>
-    <w:bookmarkStart w:id="37" w:name="evaluación-secuencia"/>
+    <w:bookmarkStart w:id="26" w:name="evaluación-secuencia"/>
     <w:p>
       <w:pPr>
         <w:pStyle w:val="Heading2"/>
@@ -3549,9 +3438,9 @@
         <w:t xml:space="preserve">|. |</w:t>
       </w:r>
     </w:p>
-    <w:bookmarkEnd w:id="37"/>
-    <w:bookmarkEnd w:id="38"/>
-    <w:bookmarkStart w:id="40" w:name="X5d50ba505129005d140a4ac97deb03144b16df9"/>
+    <w:bookmarkEnd w:id="26"/>
+    <w:bookmarkEnd w:id="27"/>
+    <w:bookmarkStart w:id="29" w:name="X5d50ba505129005d140a4ac97deb03144b16df9"/>
     <w:p>
       <w:pPr>
         <w:pStyle w:val="Heading1"/>
@@ -3562,11 +3451,11 @@
     </w:p>
     <w:p>
       <w:pPr>
+        <w:pStyle w:val="Compact"/>
         <w:numPr>
           <w:ilvl w:val="0"/>
           <w:numId w:val="1012"/>
         </w:numPr>
-        <w:pStyle w:val="Compact"/>
       </w:pPr>
       <w:r>
         <w:t xml:space="preserve">La apropiación es una decisión explícita de alto riesgo basada en el conjunto de medidas y el contexto organizativo*.</w:t>
@@ -3580,13 +3469,7 @@
         <w:t xml:space="preserve">■img src=</w:t>
       </w:r>
       <w:r>
-        <w:t xml:space="preserve">“</w:t>
-      </w:r>
-      <w:r>
-        <w:t xml:space="preserve">media/image4.png</w:t>
-      </w:r>
-      <w:r>
-        <w:t xml:space="preserve">”</w:t>
+        <w:t xml:space="preserve">“media/image4.png”</w:t>
       </w:r>
       <w:r>
         <w:t xml:space="preserve"> </w:t>
@@ -3595,13 +3478,7 @@
         <w:t xml:space="preserve">style=</w:t>
       </w:r>
       <w:r>
-        <w:t xml:space="preserve">“</w:t>
-      </w:r>
-      <w:r>
-        <w:t xml:space="preserve">width:6.15in;height:3.39605in</w:t>
-      </w:r>
-      <w:r>
-        <w:t xml:space="preserve">”</w:t>
+        <w:t xml:space="preserve">“width:6.15in;height:3.39605in”</w:t>
       </w:r>
       <w:r>
         <w:t xml:space="preserve"> </w:t>
@@ -3610,13 +3487,7 @@
         <w:t xml:space="preserve">alt=</w:t>
       </w:r>
       <w:r>
-        <w:t xml:space="preserve">“</w:t>
-      </w:r>
-      <w:r>
-        <w:t xml:space="preserve">El paquete es compatible con una decisión responsable con alcance definido, condiciones, duración y monitoreo</w:t>
-      </w:r>
-      <w:r>
-        <w:t xml:space="preserve">”</w:t>
+        <w:t xml:space="preserve">“El paquete es compatible con una decisión responsable con alcance definido, condiciones, duración y monitoreo”</w:t>
       </w:r>
       <w:r>
         <w:t xml:space="preserve">.</w:t>
@@ -3630,7 +3501,7 @@
         <w:t xml:space="preserve">Figure 7. Authorization risk decision</w:t>
       </w:r>
     </w:p>
-    <w:bookmarkStart w:id="39" w:name="paquete-de-autorización"/>
+    <w:bookmarkStart w:id="28" w:name="paquete-de-autorización"/>
     <w:p>
       <w:pPr>
         <w:pStyle w:val="Heading2"/>
@@ -3711,8 +3582,8 @@
       </w:pPr>
       <w:r>
         <w:rPr>
+          <w:b/>
           <w:bCs/>
-          <w:b/>
         </w:rPr>
         <w:t xml:space="preserve">Posible decision</w:t>
       </w:r>
@@ -3767,8 +3638,8 @@
       </w:pPr>
       <w:r>
         <w:rPr>
+          <w:b/>
           <w:bCs/>
-          <w:b/>
         </w:rPr>
         <w:t xml:space="preserve">No hay certificación:</w:t>
       </w:r>
@@ -3785,9 +3656,9 @@
         <w:t xml:space="preserve">|. |</w:t>
       </w:r>
     </w:p>
-    <w:bookmarkEnd w:id="39"/>
-    <w:bookmarkEnd w:id="40"/>
-    <w:bookmarkStart w:id="42" w:name="monitor-continuo"/>
+    <w:bookmarkEnd w:id="28"/>
+    <w:bookmarkEnd w:id="29"/>
+    <w:bookmarkStart w:id="31" w:name="monitor-continuo"/>
     <w:p>
       <w:pPr>
         <w:pStyle w:val="Heading1"/>
@@ -3802,13 +3673,13 @@
       </w:pPr>
       <w:r>
         <w:rPr>
+          <w:i/>
           <w:iCs/>
-          <w:i/>
         </w:rPr>
         <w:t xml:space="preserve">Monitor controla, cambia el sistema, amenaza, hallazgos y riesgo después de la autorización.</w:t>
       </w:r>
     </w:p>
-    <w:bookmarkStart w:id="41" w:name="monitoring-activities"/>
+    <w:bookmarkStart w:id="30" w:name="monitoring-activities"/>
     <w:p>
       <w:pPr>
         <w:pStyle w:val="Heading2"/>
@@ -3889,8 +3760,8 @@
       </w:pPr>
       <w:r>
         <w:rPr>
+          <w:i/>
           <w:iCs/>
-          <w:i/>
         </w:rPr>
         <w:t xml:space="preserve">Monitor para las decisiones</w:t>
       </w:r>
@@ -3907,9 +3778,9 @@
         <w:t xml:space="preserve">|. |</w:t>
       </w:r>
     </w:p>
-    <w:bookmarkEnd w:id="41"/>
-    <w:bookmarkEnd w:id="42"/>
-    <w:bookmarkStart w:id="44" w:name="bases-de-control-y-adaptación"/>
+    <w:bookmarkEnd w:id="30"/>
+    <w:bookmarkEnd w:id="31"/>
+    <w:bookmarkStart w:id="33" w:name="bases-de-control-y-adaptación"/>
     <w:p>
       <w:pPr>
         <w:pStyle w:val="Heading1"/>
@@ -3924,8 +3795,8 @@
       </w:pPr>
       <w:r>
         <w:rPr>
+          <w:i/>
           <w:iCs/>
-          <w:i/>
         </w:rPr>
         <w:t xml:space="preserve">Las líneas de base son puntos de partida; la adaptación las hace apropiadas y defensibles.</w:t>
       </w:r>
@@ -3938,13 +3809,7 @@
         <w:t xml:space="preserve">■img src=</w:t>
       </w:r>
       <w:r>
-        <w:t xml:space="preserve">“</w:t>
-      </w:r>
-      <w:r>
-        <w:t xml:space="preserve">media/image5.png</w:t>
-      </w:r>
-      <w:r>
-        <w:t xml:space="preserve">”</w:t>
+        <w:t xml:space="preserve">“media/image5.png”</w:t>
       </w:r>
       <w:r>
         <w:t xml:space="preserve"> </w:t>
@@ -3953,13 +3818,7 @@
         <w:t xml:space="preserve">style=</w:t>
       </w:r>
       <w:r>
-        <w:t xml:space="preserve">“</w:t>
-      </w:r>
-      <w:r>
-        <w:t xml:space="preserve">width:6.15in;height:3.39605in</w:t>
-      </w:r>
-      <w:r>
-        <w:t xml:space="preserve">”</w:t>
+        <w:t xml:space="preserve">“width:6.15in;height:3.39605in”</w:t>
       </w:r>
       <w:r>
         <w:t xml:space="preserve"> </w:t>
@@ -3968,13 +3827,7 @@
         <w:t xml:space="preserve">alt=</w:t>
       </w:r>
       <w:r>
-        <w:t xml:space="preserve">“</w:t>
-      </w:r>
-      <w:r>
-        <w:t xml:space="preserve">Tailoring cambia una base inicial en un conjunto de control documentado y basado en el riesgo.</w:t>
-      </w:r>
-      <w:r>
-        <w:t xml:space="preserve">”</w:t>
+        <w:t xml:space="preserve">“Tailoring cambia una base inicial en un conjunto de control documentado y basado en el riesgo.”</w:t>
       </w:r>
     </w:p>
     <w:p>
@@ -3990,26 +3843,24 @@
         <w:tblStyle w:val="Table"/>
         <w:tblW w:type="auto" w:w="0"/>
         <w:tblLook w:firstRow="1" w:lastRow="0" w:firstColumn="0" w:lastColumn="0" w:noHBand="0" w:noVBand="0" w:val="0020"/>
-        <w:jc w:val="start"/>
       </w:tblPr>
       <w:tblGrid>
         <w:gridCol w:w="7920"/>
       </w:tblGrid>
       <w:tr>
         <w:trPr>
-          <w:tblHeader w:val="true"/>
+          <w:tblHeader w:val="on"/>
         </w:trPr>
         <w:tc>
           <w:tcPr/>
           <w:p>
             <w:pPr>
               <w:pStyle w:val="Compact"/>
-              <w:jc w:val="left"/>
             </w:pPr>
             <w:r>
               <w:rPr>
+                <w:b/>
                 <w:bCs/>
-                <w:b/>
               </w:rPr>
               <w:t xml:space="preserve">Baseline</w:t>
             </w:r>
@@ -4022,7 +3873,6 @@
           <w:p>
             <w:pPr>
               <w:pStyle w:val="Compact"/>
-              <w:jc w:val="left"/>
             </w:pPr>
             <w:r>
               <w:t xml:space="preserve">Bajo</w:t>
@@ -4051,7 +3901,7 @@
         <w:t xml:space="preserve">Controles de privacidad aplicados basados en el riesgo de procesamiento y privacidad, no el nivel de impacto del sistema solo</w:t>
       </w:r>
     </w:p>
-    <w:bookmarkStart w:id="43" w:name="tailoring-record"/>
+    <w:bookmarkStart w:id="32" w:name="tailoring-record"/>
     <w:p>
       <w:pPr>
         <w:pStyle w:val="Heading2"/>
@@ -4137,9 +3987,9 @@
         <w:t xml:space="preserve">Riesgo residual, aprobador, fecha y futuro gatillo de revisión.</w:t>
       </w:r>
     </w:p>
-    <w:bookmarkEnd w:id="43"/>
-    <w:bookmarkEnd w:id="44"/>
-    <w:bookmarkStart w:id="46" w:name="controles-comunes-híbridos-y-sistémicos"/>
+    <w:bookmarkEnd w:id="32"/>
+    <w:bookmarkEnd w:id="33"/>
+    <w:bookmarkStart w:id="35" w:name="controles-comunes-híbridos-y-sistémicos"/>
     <w:p>
       <w:pPr>
         <w:pStyle w:val="Heading1"/>
@@ -4154,8 +4004,8 @@
       </w:pPr>
       <w:r>
         <w:rPr>
+          <w:i/>
           <w:iCs/>
-          <w:i/>
         </w:rPr>
         <w:t xml:space="preserve">La asignación de control explica quién proporciona cada control y qué parte debe implementar el sistema</w:t>
       </w:r>
@@ -4167,27 +4017,26 @@
       <w:tblPr>
         <w:tblStyle w:val="Table"/>
         <w:tblW w:type="pct" w:w="5000"/>
+        <w:tblLayout w:type="fixed"/>
         <w:tblLook w:firstRow="1" w:lastRow="0" w:firstColumn="0" w:lastColumn="0" w:noHBand="0" w:noVBand="0" w:val="0020"/>
-        <w:jc w:val="start"/>
       </w:tblPr>
       <w:tblGrid>
         <w:gridCol w:w="7920"/>
       </w:tblGrid>
       <w:tr>
         <w:trPr>
-          <w:tblHeader w:val="true"/>
+          <w:tblHeader w:val="on"/>
         </w:trPr>
         <w:tc>
           <w:tcPr/>
           <w:p>
             <w:pPr>
               <w:pStyle w:val="Compact"/>
-              <w:jc w:val="left"/>
             </w:pPr>
             <w:r>
               <w:rPr>
+                <w:b/>
                 <w:bCs/>
-                <w:b/>
               </w:rPr>
               <w:t xml:space="preserve">Tipo</w:t>
             </w:r>
@@ -4227,7 +4076,7 @@
         <w:t xml:space="preserve">| Servicio externo | Proveedor y responsabilidades de los clientes se definen por servicio y acuerdo | SaaS logging, cliente SSO, infraestructura de proveedores</w:t>
       </w:r>
     </w:p>
-    <w:bookmarkStart w:id="45" w:name="controles-de-herencia"/>
+    <w:bookmarkStart w:id="34" w:name="controles-de-herencia"/>
     <w:p>
       <w:pPr>
         <w:pStyle w:val="Heading2"/>
@@ -4291,9 +4140,9 @@
         <w:t xml:space="preserve">Si el control común falla o se vuelve indisponible, los sistemas afectados reevaluan el riesgo y la respuesta.</w:t>
       </w:r>
     </w:p>
-    <w:bookmarkEnd w:id="45"/>
-    <w:bookmarkEnd w:id="46"/>
-    <w:bookmarkStart w:id="48" w:name="X954dbf3c58cdc8934dfb0a3551d6a39016ac79e"/>
+    <w:bookmarkEnd w:id="34"/>
+    <w:bookmarkEnd w:id="35"/>
+    <w:bookmarkStart w:id="37" w:name="X954dbf3c58cdc8934dfb0a3551d6a39016ac79e"/>
     <w:p>
       <w:pPr>
         <w:pStyle w:val="Heading1"/>
@@ -4308,8 +4157,8 @@
       </w:pPr>
       <w:r>
         <w:rPr>
+          <w:i/>
           <w:iCs/>
-          <w:i/>
         </w:rPr>
         <w:t xml:space="preserve">Una declaración de implementación debe permitir que otra persona entienda y pruebe el control real.</w:t>
       </w:r>
@@ -4319,13 +4168,7 @@
         <w:pStyle w:val="BodyText"/>
       </w:pPr>
       <w:r>
-        <w:t xml:space="preserve">“</w:t>
-      </w:r>
-      <w:r>
-        <w:t xml:space="preserve">Estilo de control: 3.39605in</w:t>
-      </w:r>
-      <w:r>
-        <w:t xml:space="preserve">”</w:t>
+        <w:t xml:space="preserve">“Estilo de control: 3.39605in”</w:t>
       </w:r>
       <w:r>
         <w:t xml:space="preserve"> </w:t>
@@ -4334,13 +4177,7 @@
         <w:t xml:space="preserve">alt=</w:t>
       </w:r>
       <w:r>
-        <w:t xml:space="preserve">“</w:t>
-      </w:r>
-      <w:r>
-        <w:t xml:space="preserve">Los identificadores de control son insuficientes; los requisitos de lectura, los parámetros, la discusión y las mejoras juntos.</w:t>
-      </w:r>
-      <w:r>
-        <w:t xml:space="preserve">”</w:t>
+        <w:t xml:space="preserve">“Los identificadores de control son insuficientes; los requisitos de lectura, los parámetros, la discusión y las mejoras juntos.”</w:t>
       </w:r>
       <w:r>
         <w:t xml:space="preserve"> </w:t>
@@ -4361,27 +4198,26 @@
       <w:tblPr>
         <w:tblStyle w:val="Table"/>
         <w:tblW w:type="pct" w:w="5000"/>
+        <w:tblLayout w:type="fixed"/>
         <w:tblLook w:firstRow="1" w:lastRow="0" w:firstColumn="0" w:lastColumn="0" w:noHBand="0" w:noVBand="0" w:val="0020"/>
-        <w:jc w:val="start"/>
       </w:tblPr>
       <w:tblGrid>
         <w:gridCol w:w="7920"/>
       </w:tblGrid>
       <w:tr>
         <w:trPr>
-          <w:tblHeader w:val="true"/>
+          <w:tblHeader w:val="on"/>
         </w:trPr>
         <w:tc>
           <w:tcPr/>
           <w:p>
             <w:pPr>
               <w:pStyle w:val="Compact"/>
-              <w:jc w:val="left"/>
             </w:pPr>
             <w:r>
               <w:rPr>
+                <w:b/>
                 <w:bCs/>
-                <w:b/>
               </w:rPr>
               <w:t xml:space="preserve">Declaración débil</w:t>
             </w:r>
@@ -4394,7 +4230,6 @@
           <w:p>
             <w:pPr>
               <w:pStyle w:val="Compact"/>
-              <w:jc w:val="left"/>
             </w:pPr>
             <w:r>
               <w:t xml:space="preserve">TEN La organización utiliza el MFA. TEN Identidad equipo requiere el MFA resistente al phishing para funciones de administrador nombradas a través del servicio de identidad aprobado; inscripción, excepciones y revisión trimestral de cobertura se registran en sistemas específicos.</w:t>
@@ -4408,7 +4243,6 @@
           <w:p>
             <w:pPr>
               <w:pStyle w:val="Compact"/>
-              <w:jc w:val="left"/>
             </w:pPr>
             <w:r>
               <w:t xml:space="preserve">Los registros son revisados.</w:t>
@@ -4425,7 +4259,7 @@
         <w:t xml:space="preserve">Los respaldos están realizados. TEN Operaciones crea copias de seguridad diarias encriptadas de las bases de datos Tier 1 listadas, mantiene una copia aislada, monitorea fallos y realiza pruebas trimestrales de restauración contra RTO de cuatro horas y RPO de 30 minutos.</w:t>
       </w:r>
     </w:p>
-    <w:bookmarkStart w:id="47" w:name="lista-de-comprobación-de-estados"/>
+    <w:bookmarkStart w:id="36" w:name="lista-de-comprobación-de-estados"/>
     <w:p>
       <w:pPr>
         <w:pStyle w:val="Heading2"/>
@@ -4511,9 +4345,9 @@
         <w:t xml:space="preserve">¿Cuál parte es heredada, compartida, planificada, no aplicable o aún no opera?</w:t>
       </w:r>
     </w:p>
-    <w:bookmarkEnd w:id="47"/>
-    <w:bookmarkEnd w:id="48"/>
-    <w:bookmarkStart w:id="50" w:name="assessment-planning-and-evidence"/>
+    <w:bookmarkEnd w:id="36"/>
+    <w:bookmarkEnd w:id="37"/>
+    <w:bookmarkStart w:id="39" w:name="assessment-planning-and-evidence"/>
     <w:p>
       <w:pPr>
         <w:pStyle w:val="Heading1"/>
@@ -4528,8 +4362,8 @@
       </w:pPr>
       <w:r>
         <w:rPr>
+          <w:i/>
           <w:iCs/>
-          <w:i/>
         </w:rPr>
         <w:t xml:space="preserve">Los procedimientos del SP 800-53A se adaptan a un plan de evaluación aprobado</w:t>
       </w:r>
@@ -4542,13 +4376,7 @@
         <w:pStyle w:val="BodyText"/>
       </w:pPr>
       <w:r>
-        <w:t xml:space="preserve">“</w:t>
-      </w:r>
-      <w:r>
-        <w:t xml:space="preserve">Methods, objetos, profundidad y cobertura deben ajustarse al objetivo y al riesgo.</w:t>
-      </w:r>
-      <w:r>
-        <w:t xml:space="preserve">”</w:t>
+        <w:t xml:space="preserve">“Methods, objetos, profundidad y cobertura deben ajustarse al objetivo y al riesgo.”</w:t>
       </w:r>
       <w:r>
         <w:t xml:space="preserve"> </w:t>
@@ -4571,8 +4399,8 @@
       </w:pPr>
       <w:r>
         <w:rPr>
+          <w:b/>
           <w:bCs/>
-          <w:b/>
         </w:rPr>
         <w:t xml:space="preserve">Element</w:t>
       </w:r>
@@ -4633,7 +4461,7 @@
         <w:t xml:space="preserve">Silencioso Result | Satisfecho u otro que satisfecho, con excepciones y limitaciones</w:t>
       </w:r>
     </w:p>
-    <w:bookmarkStart w:id="49" w:name="población-y-muestreo"/>
+    <w:bookmarkStart w:id="38" w:name="población-y-muestreo"/>
     <w:p>
       <w:pPr>
         <w:pStyle w:val="Heading2"/>
@@ -4697,9 +4525,9 @@
         <w:t xml:space="preserve">Ampliar las pruebas cuando las excepciones sugieren un patrón o debilidad de la población.</w:t>
       </w:r>
     </w:p>
-    <w:bookmarkEnd w:id="49"/>
-    <w:bookmarkEnd w:id="50"/>
-    <w:bookmarkStart w:id="52" w:name="paquete-de-autorización-y-poa-plagam"/>
+    <w:bookmarkEnd w:id="38"/>
+    <w:bookmarkEnd w:id="39"/>
+    <w:bookmarkStart w:id="41" w:name="paquete-de-autorización-y-poa-plagam"/>
     <w:p>
       <w:pPr>
         <w:pStyle w:val="Heading1"/>
@@ -4714,13 +4542,13 @@
       </w:pPr>
       <w:r>
         <w:rPr>
+          <w:i/>
           <w:iCs/>
-          <w:i/>
         </w:rPr>
         <w:t xml:space="preserve">El paquete cuenta la historia de riesgo del propósito del sistema para abrir debilidad y monitoreo.</w:t>
       </w:r>
     </w:p>
-    <w:bookmarkStart w:id="51" w:name="poaюm-quality"/>
+    <w:bookmarkStart w:id="40" w:name="poaюm-quality"/>
     <w:p>
       <w:pPr>
         <w:pStyle w:val="Heading2"/>
@@ -4823,25 +4651,13 @@
         <w:t xml:space="preserve"> </w:t>
       </w:r>
       <w:r>
-        <w:t xml:space="preserve">“</w:t>
-      </w:r>
-      <w:r>
-        <w:t xml:space="preserve">Anchura: 35%</w:t>
-      </w:r>
-      <w:r>
-        <w:t xml:space="preserve">”</w:t>
-      </w:r>
-      <w:r>
-        <w:t xml:space="preserve"> </w:t>
-      </w:r>
-      <w:r>
-        <w:t xml:space="preserve">“</w:t>
-      </w:r>
-      <w:r>
-        <w:t xml:space="preserve">Anchura: 64%</w:t>
-      </w:r>
-      <w:r>
-        <w:t xml:space="preserve">”</w:t>
+        <w:t xml:space="preserve">“Anchura: 35%”</w:t>
+      </w:r>
+      <w:r>
+        <w:t xml:space="preserve"> </w:t>
+      </w:r>
+      <w:r>
+        <w:t xml:space="preserve">“Anchura: 64%”</w:t>
       </w:r>
       <w:r>
         <w:t xml:space="preserve"> </w:t>
@@ -4859,13 +4675,7 @@
         <w:t xml:space="preserve"> </w:t>
       </w:r>
       <w:r>
-        <w:t xml:space="preserve">“</w:t>
-      </w:r>
-      <w:r>
-        <w:t xml:space="preserve">Clase de dirección</w:t>
-      </w:r>
-      <w:r>
-        <w:t xml:space="preserve">”</w:t>
+        <w:t xml:space="preserve">“Clase de dirección”</w:t>
       </w:r>
       <w:r>
         <w:t xml:space="preserve"> </w:t>
@@ -4925,13 +4735,7 @@
         <w:t xml:space="preserve"> </w:t>
       </w:r>
       <w:r>
-        <w:t xml:space="preserve">“</w:t>
-      </w:r>
-      <w:r>
-        <w:t xml:space="preserve">Clase</w:t>
-      </w:r>
-      <w:r>
-        <w:t xml:space="preserve">”</w:t>
+        <w:t xml:space="preserve">“Clase”</w:t>
       </w:r>
       <w:r>
         <w:t xml:space="preserve"> </w:t>
@@ -4979,13 +4783,7 @@
         <w:t xml:space="preserve"> </w:t>
       </w:r>
       <w:r>
-        <w:t xml:space="preserve">“</w:t>
-      </w:r>
-      <w:r>
-        <w:t xml:space="preserve">Clase</w:t>
-      </w:r>
-      <w:r>
-        <w:t xml:space="preserve">”</w:t>
+        <w:t xml:space="preserve">“Clase”</w:t>
       </w:r>
       <w:r>
         <w:t xml:space="preserve"> </w:t>
@@ -5033,13 +4831,7 @@
         <w:t xml:space="preserve"> </w:t>
       </w:r>
       <w:r>
-        <w:t xml:space="preserve">“</w:t>
-      </w:r>
-      <w:r>
-        <w:t xml:space="preserve">Clase</w:t>
-      </w:r>
-      <w:r>
-        <w:t xml:space="preserve">”</w:t>
+        <w:t xml:space="preserve">“Clase”</w:t>
       </w:r>
       <w:r>
         <w:t xml:space="preserve"> </w:t>
@@ -5098,11 +4890,11 @@
     </w:p>
     <w:p>
       <w:pPr>
+        <w:pStyle w:val="Compact"/>
         <w:numPr>
           <w:ilvl w:val="0"/>
           <w:numId w:val="1020"/>
         </w:numPr>
-        <w:pStyle w:val="Compact"/>
       </w:pPr>
       <w:r>
         <w:t xml:space="preserve">Estrategia de vigilancia continua</w:t>
@@ -5114,8 +4906,8 @@
       </w:pPr>
       <w:r>
         <w:rPr>
+          <w:i/>
           <w:iCs/>
-          <w:i/>
         </w:rPr>
         <w:t xml:space="preserve">Una estrategia de vigilancia define qué pruebas se recogen, con qué frecuencia y qué decisión sigue</w:t>
       </w:r>
@@ -5131,13 +4923,7 @@
         <w:t xml:space="preserve">Altura:3.39605in” alt=</w:t>
       </w:r>
       <w:r>
-        <w:t xml:space="preserve">“</w:t>
-      </w:r>
-      <w:r>
-        <w:t xml:space="preserve">Monitoring cierra el bucle del cambio y la evidencia para corregir las decisiones de riesgo.</w:t>
-      </w:r>
-      <w:r>
-        <w:t xml:space="preserve">”</w:t>
+        <w:t xml:space="preserve">“Monitoring cierra el bucle del cambio y la evidencia para corregir las decisiones de riesgo.”</w:t>
       </w:r>
       <w:r>
         <w:t xml:space="preserve"> </w:t>
@@ -5160,8 +4946,8 @@
       </w:pPr>
       <w:r>
         <w:rPr>
+          <w:b/>
           <w:bCs/>
-          <w:b/>
         </w:rPr>
         <w:t xml:space="preserve">Field</w:t>
       </w:r>
@@ -5176,8 +4962,8 @@
       </w:r>
       <w:r>
         <w:rPr>
+          <w:b/>
           <w:bCs/>
-          <w:b/>
         </w:rPr>
         <w:t xml:space="preserve">Example decision content</w:t>
       </w:r>
@@ -5238,9 +5024,9 @@
         <w:t xml:space="preserve">← Retención | Historia requerida, protección de pruebas y actualización de paquetes</w:t>
       </w:r>
     </w:p>
-    <w:bookmarkEnd w:id="51"/>
-    <w:bookmarkEnd w:id="52"/>
-    <w:bookmarkStart w:id="54" w:name="oscal-and-automation"/>
+    <w:bookmarkEnd w:id="40"/>
+    <w:bookmarkEnd w:id="41"/>
+    <w:bookmarkStart w:id="43" w:name="oscal-and-automation"/>
     <w:p>
       <w:pPr>
         <w:pStyle w:val="Heading1"/>
@@ -5255,8 +5041,8 @@
       </w:pPr>
       <w:r>
         <w:rPr>
+          <w:i/>
           <w:iCs/>
-          <w:i/>
         </w:rPr>
         <w:t xml:space="preserve">OSCAL apoya la información de control, implementación, evaluación y remediación legible por máquina</w:t>
       </w:r>
@@ -5272,13 +5058,7 @@
         <w:t xml:space="preserve">יimg src=</w:t>
       </w:r>
       <w:r>
-        <w:t xml:space="preserve">“</w:t>
-      </w:r>
-      <w:r>
-        <w:t xml:space="preserve">media/image9.png</w:t>
-      </w:r>
-      <w:r>
-        <w:t xml:space="preserve">”</w:t>
+        <w:t xml:space="preserve">“media/image9.png”</w:t>
       </w:r>
       <w:r>
         <w:t xml:space="preserve"> </w:t>
@@ -5287,13 +5067,7 @@
         <w:t xml:space="preserve">style=</w:t>
       </w:r>
       <w:r>
-        <w:t xml:space="preserve">“</w:t>
-      </w:r>
-      <w:r>
-        <w:t xml:space="preserve">width:6.15in;height:3.39605in</w:t>
-      </w:r>
-      <w:r>
-        <w:t xml:space="preserve">”</w:t>
+        <w:t xml:space="preserve">“width:6.15in;height:3.39605in”</w:t>
       </w:r>
       <w:r>
         <w:t xml:space="preserve"> </w:t>
@@ -5302,13 +5076,7 @@
         <w:t xml:space="preserve">alt=</w:t>
       </w:r>
       <w:r>
-        <w:t xml:space="preserve">“</w:t>
-      </w:r>
-      <w:r>
-        <w:t xml:space="preserve">OSCAL modelos conectan lo que se requiere, cómo se implementa, cómo se evalúa, y lo que permanece abierto.</w:t>
-      </w:r>
-      <w:r>
-        <w:t xml:space="preserve">”</w:t>
+        <w:t xml:space="preserve">“OSCAL modelos conectan lo que se requiere, cómo se implementa, cómo se evalúa, y lo que permanece abierto.”</w:t>
       </w:r>
     </w:p>
     <w:p>
@@ -5375,7 +5143,7 @@
         <w:t xml:space="preserve">tención Plan de Acción y Hitos Silenciosos Temas riesgos, hallazgos, acciones, hitos y estatus</w:t>
       </w:r>
     </w:p>
-    <w:bookmarkStart w:id="53" w:name="salvaguardias-de-automatización"/>
+    <w:bookmarkStart w:id="42" w:name="salvaguardias-de-automatización"/>
     <w:p>
       <w:pPr>
         <w:pStyle w:val="Heading2"/>
@@ -5450,9 +5218,9 @@
         <w:t xml:space="preserve">Seguimiento de la versión, cambio, aprobación, transformación, herencia e historia de exportación.</w:t>
       </w:r>
     </w:p>
-    <w:bookmarkEnd w:id="53"/>
-    <w:bookmarkEnd w:id="54"/>
-    <w:bookmarkStart w:id="59" w:name="X5caa4d71b645acca4ad519a3628681453af137b"/>
+    <w:bookmarkEnd w:id="42"/>
+    <w:bookmarkEnd w:id="43"/>
+    <w:bookmarkStart w:id="48" w:name="X5caa4d71b645acca4ad519a3628681453af137b"/>
     <w:p>
       <w:pPr>
         <w:pStyle w:val="Heading1"/>
@@ -5467,13 +5235,13 @@
       </w:pPr>
       <w:r>
         <w:rPr>
+          <w:i/>
           <w:iCs/>
-          <w:i/>
         </w:rPr>
         <w:t xml:space="preserve">Four families establish who may act, how people learn, what is logged, and how assurance decisions are made.</w:t>
       </w:r>
     </w:p>
-    <w:bookmarkStart w:id="55" w:name="ac-access-control"/>
+    <w:bookmarkStart w:id="44" w:name="ac-access-control"/>
     <w:p>
       <w:pPr>
         <w:pStyle w:val="Heading2"/>
@@ -5494,27 +5262,26 @@
       <w:tblPr>
         <w:tblStyle w:val="Table"/>
         <w:tblW w:type="pct" w:w="5000"/>
+        <w:tblLayout w:type="fixed"/>
         <w:tblLook w:firstRow="1" w:lastRow="0" w:firstColumn="0" w:lastColumn="0" w:noHBand="0" w:noVBand="0" w:val="0020"/>
-        <w:jc w:val="start"/>
       </w:tblPr>
       <w:tblGrid>
         <w:gridCol w:w="7920"/>
       </w:tblGrid>
       <w:tr>
         <w:trPr>
-          <w:tblHeader w:val="true"/>
+          <w:tblHeader w:val="on"/>
         </w:trPr>
         <w:tc>
           <w:tcPr/>
           <w:p>
             <w:pPr>
               <w:pStyle w:val="Compact"/>
-              <w:jc w:val="left"/>
             </w:pPr>
             <w:r>
               <w:rPr>
+                <w:b/>
                 <w:bCs/>
-                <w:b/>
               </w:rPr>
               <w:t xml:space="preserve">Implementation focus</w:t>
             </w:r>
@@ -5527,7 +5294,6 @@
           <w:p>
             <w:pPr>
               <w:pStyle w:val="Compact"/>
-              <w:jc w:val="left"/>
             </w:pPr>
             <w:r>
               <w:t xml:space="preserve">tención Definir el alcance, propietario, requisitos, procedimientos, tecnología, responsabilidades, excepciones y monitoreo. inventario, roles, aprobaciones, MFA, reglas de acceso, revisiones, revocaciones, registros</w:t>
@@ -5536,8 +5302,8 @@
         </w:tc>
       </w:tr>
     </w:tbl>
-    <w:bookmarkEnd w:id="55"/>
-    <w:bookmarkStart w:id="56" w:name="at-awareness-and-training"/>
+    <w:bookmarkEnd w:id="44"/>
+    <w:bookmarkStart w:id="45" w:name="at-awareness-and-training"/>
     <w:p>
       <w:pPr>
         <w:pStyle w:val="Heading2"/>
@@ -5558,27 +5324,26 @@
       <w:tblPr>
         <w:tblStyle w:val="Table"/>
         <w:tblW w:type="pct" w:w="5000"/>
+        <w:tblLayout w:type="fixed"/>
         <w:tblLook w:firstRow="1" w:lastRow="0" w:firstColumn="0" w:lastColumn="0" w:noHBand="0" w:noVBand="0" w:val="0020"/>
-        <w:jc w:val="start"/>
       </w:tblPr>
       <w:tblGrid>
         <w:gridCol w:w="7920"/>
       </w:tblGrid>
       <w:tr>
         <w:trPr>
-          <w:tblHeader w:val="true"/>
+          <w:tblHeader w:val="on"/>
         </w:trPr>
         <w:tc>
           <w:tcPr/>
           <w:p>
             <w:pPr>
               <w:pStyle w:val="Compact"/>
-              <w:jc w:val="left"/>
             </w:pPr>
             <w:r>
               <w:rPr>
+                <w:b/>
                 <w:bCs/>
-                <w:b/>
               </w:rPr>
               <w:t xml:space="preserve">Implementation focus</w:t>
             </w:r>
@@ -5591,7 +5356,6 @@
           <w:p>
             <w:pPr>
               <w:pStyle w:val="Compact"/>
-              <w:jc w:val="left"/>
             </w:pPr>
             <w:r>
               <w:t xml:space="preserve">tención Definir el alcance, propietario, requisitos, procedimientos, tecnología, responsabilidades, excepciones y monitoreo. tención de la población, el plan de estudios, la asignación de roles, la terminación, ejercicios, excepciones, evaluación</w:t>
@@ -5600,8 +5364,8 @@
         </w:tc>
       </w:tr>
     </w:tbl>
-    <w:bookmarkEnd w:id="56"/>
-    <w:bookmarkStart w:id="57" w:name="au-audit-and-accountability"/>
+    <w:bookmarkEnd w:id="45"/>
+    <w:bookmarkStart w:id="46" w:name="au-audit-and-accountability"/>
     <w:p>
       <w:pPr>
         <w:pStyle w:val="Heading2"/>
@@ -5624,8 +5388,8 @@
       </w:pPr>
       <w:r>
         <w:rPr>
+          <w:b/>
           <w:bCs/>
-          <w:b/>
         </w:rPr>
         <w:t xml:space="preserve">Implementation focus</w:t>
       </w:r>
@@ -5640,8 +5404,8 @@
       </w:r>
       <w:r>
         <w:rPr>
+          <w:b/>
           <w:bCs/>
-          <w:b/>
         </w:rPr>
         <w:t xml:space="preserve">Posibles pruebas</w:t>
       </w:r>
@@ -5666,8 +5430,8 @@
         <w:t xml:space="preserve">tención Definir el alcance, propietario, requisitos, procedimientos, tecnología, responsabilidades, excepciones y monitoreo. | Lista de eventos, fuentes de registro, sincronización de tiempo, campos, retención, acceso, revisión, alertas | evidencia al control exacto; validar la población, fecha, configuración, operación, excepciones, y retest.</w:t>
       </w:r>
     </w:p>
-    <w:bookmarkEnd w:id="57"/>
-    <w:bookmarkStart w:id="58" w:name="Xc98ea6f8ca46f0bf37260c606c8a62e81f7e1c1"/>
+    <w:bookmarkEnd w:id="46"/>
+    <w:bookmarkStart w:id="47" w:name="Xc98ea6f8ca46f0bf37260c606c8a62e81f7e1c1"/>
     <w:p>
       <w:pPr>
         <w:pStyle w:val="Heading2"/>
@@ -5690,8 +5454,8 @@
       </w:pPr>
       <w:r>
         <w:rPr>
+          <w:b/>
           <w:bCs/>
-          <w:b/>
         </w:rPr>
         <w:t xml:space="preserve">Implementation focus</w:t>
       </w:r>
@@ -5706,8 +5470,8 @@
       </w:r>
       <w:r>
         <w:rPr>
+          <w:b/>
           <w:bCs/>
-          <w:b/>
         </w:rPr>
         <w:t xml:space="preserve">Posibles pruebas</w:t>
       </w:r>
@@ -5732,9 +5496,9 @@
         <w:t xml:space="preserve">tención Definir el alcance, propietario, requisitos, procedimientos, tecnología, responsabilidades, excepciones y monitoreo. ← Planes de evaluación/reportaciones, autorizaciones, POA plagaM, estrategia de monitoreo, resultados | evidencia al control exacto; validar la población, fecha, configuración, operación, excepciones, y retest.</w:t>
       </w:r>
     </w:p>
-    <w:bookmarkEnd w:id="58"/>
-    <w:bookmarkEnd w:id="59"/>
-    <w:bookmarkStart w:id="64" w:name="X0e7d1f60a491b3e8f8b7c9cb8a077cb92739272"/>
+    <w:bookmarkEnd w:id="47"/>
+    <w:bookmarkEnd w:id="48"/>
+    <w:bookmarkStart w:id="53" w:name="X0e7d1f60a491b3e8f8b7c9cb8a077cb92739272"/>
     <w:p>
       <w:pPr>
         <w:pStyle w:val="Heading1"/>
@@ -5749,13 +5513,13 @@
       </w:pPr>
       <w:r>
         <w:rPr>
+          <w:i/>
           <w:iCs/>
-          <w:i/>
         </w:rPr>
         <w:t xml:space="preserve">Estas familias aseguran la configuración, resiliencia, identidad, respuesta y mantenimiento controlado.</w:t>
       </w:r>
     </w:p>
-    <w:bookmarkStart w:id="60" w:name="cm-configuration-management"/>
+    <w:bookmarkStart w:id="49" w:name="cm-configuration-management"/>
     <w:p>
       <w:pPr>
         <w:pStyle w:val="Heading2"/>
@@ -5776,27 +5540,26 @@
       <w:tblPr>
         <w:tblStyle w:val="Table"/>
         <w:tblW w:type="pct" w:w="5000"/>
+        <w:tblLayout w:type="fixed"/>
         <w:tblLook w:firstRow="1" w:lastRow="0" w:firstColumn="0" w:lastColumn="0" w:noHBand="0" w:noVBand="0" w:val="0020"/>
-        <w:jc w:val="start"/>
       </w:tblPr>
       <w:tblGrid>
         <w:gridCol w:w="7920"/>
       </w:tblGrid>
       <w:tr>
         <w:trPr>
-          <w:tblHeader w:val="true"/>
+          <w:tblHeader w:val="on"/>
         </w:trPr>
         <w:tc>
           <w:tcPr/>
           <w:p>
             <w:pPr>
               <w:pStyle w:val="Compact"/>
-              <w:jc w:val="left"/>
             </w:pPr>
             <w:r>
               <w:rPr>
+                <w:b/>
                 <w:bCs/>
-                <w:b/>
               </w:rPr>
               <w:t xml:space="preserve">Implementation focus</w:t>
             </w:r>
@@ -5809,7 +5572,6 @@
           <w:p>
             <w:pPr>
               <w:pStyle w:val="Compact"/>
-              <w:jc w:val="left"/>
             </w:pPr>
             <w:r>
               <w:t xml:space="preserve">tención Definir el alcance, propietario, requisitos, procedimientos, tecnología, responsabilidades, excepciones y monitoreo. TEN Baselines, inventarios, aprobaciones, pruebas de cambio, escaneos, desviaciones, revisiones</w:t>
@@ -5818,8 +5580,8 @@
         </w:tc>
       </w:tr>
     </w:tbl>
-    <w:bookmarkEnd w:id="60"/>
-    <w:bookmarkStart w:id="61" w:name="cp-contingency-planning"/>
+    <w:bookmarkEnd w:id="49"/>
+    <w:bookmarkStart w:id="50" w:name="cp-contingency-planning"/>
     <w:p>
       <w:pPr>
         <w:pStyle w:val="Heading2"/>
@@ -5840,27 +5602,26 @@
       <w:tblPr>
         <w:tblStyle w:val="Table"/>
         <w:tblW w:type="pct" w:w="5000"/>
+        <w:tblLayout w:type="fixed"/>
         <w:tblLook w:firstRow="1" w:lastRow="0" w:firstColumn="0" w:lastColumn="0" w:noHBand="0" w:noVBand="0" w:val="0020"/>
-        <w:jc w:val="start"/>
       </w:tblPr>
       <w:tblGrid>
         <w:gridCol w:w="7920"/>
       </w:tblGrid>
       <w:tr>
         <w:trPr>
-          <w:tblHeader w:val="true"/>
+          <w:tblHeader w:val="on"/>
         </w:trPr>
         <w:tc>
           <w:tcPr/>
           <w:p>
             <w:pPr>
               <w:pStyle w:val="Compact"/>
-              <w:jc w:val="left"/>
             </w:pPr>
             <w:r>
               <w:rPr>
+                <w:b/>
                 <w:bCs/>
-                <w:b/>
               </w:rPr>
               <w:t xml:space="preserve">Implementation focus</w:t>
             </w:r>
@@ -5873,7 +5634,6 @@
           <w:p>
             <w:pPr>
               <w:pStyle w:val="Compact"/>
-              <w:jc w:val="left"/>
             </w:pPr>
             <w:r>
               <w:t xml:space="preserve">tención Definir el alcance, propietario, requisitos, procedimientos, tecnología, responsabilidades, excepciones y monitoreo. TEN BIA, planes, copias de seguridad, procesamiento alternativo, ejercicios, restauraciones, evidencia RTO/RPO</w:t>
@@ -5902,27 +5662,26 @@
       <w:tblPr>
         <w:tblStyle w:val="Table"/>
         <w:tblW w:type="pct" w:w="5000"/>
+        <w:tblLayout w:type="fixed"/>
         <w:tblLook w:firstRow="1" w:lastRow="0" w:firstColumn="0" w:lastColumn="0" w:noHBand="0" w:noVBand="0" w:val="0020"/>
-        <w:jc w:val="start"/>
       </w:tblPr>
       <w:tblGrid>
         <w:gridCol w:w="7920"/>
       </w:tblGrid>
       <w:tr>
         <w:trPr>
-          <w:tblHeader w:val="true"/>
+          <w:tblHeader w:val="on"/>
         </w:trPr>
         <w:tc>
           <w:tcPr/>
           <w:p>
             <w:pPr>
               <w:pStyle w:val="Compact"/>
-              <w:jc w:val="left"/>
             </w:pPr>
             <w:r>
               <w:rPr>
+                <w:b/>
                 <w:bCs/>
-                <w:b/>
               </w:rPr>
               <w:t xml:space="preserve">Implementation focus</w:t>
             </w:r>
@@ -5935,7 +5694,6 @@
           <w:p>
             <w:pPr>
               <w:pStyle w:val="Compact"/>
-              <w:jc w:val="left"/>
             </w:pPr>
             <w:r>
               <w:t xml:space="preserve">tención Definir el alcance, propietario, requisitos, procedimientos, tecnología, responsabilidades, excepciones y monitoreo. prueba de identidad, autenticadores, MFA, federación, identidades de servicio, registros de ciclo de vida</w:t>
@@ -5944,8 +5702,8 @@
         </w:tc>
       </w:tr>
     </w:tbl>
-    <w:bookmarkEnd w:id="61"/>
-    <w:bookmarkStart w:id="62" w:name="ir-respuesta-de-incidentes"/>
+    <w:bookmarkEnd w:id="50"/>
+    <w:bookmarkStart w:id="51" w:name="ir-respuesta-de-incidentes"/>
     <w:p>
       <w:pPr>
         <w:pStyle w:val="Heading2"/>
@@ -5966,27 +5724,26 @@
       <w:tblPr>
         <w:tblStyle w:val="Table"/>
         <w:tblW w:type="pct" w:w="5000"/>
+        <w:tblLayout w:type="fixed"/>
         <w:tblLook w:firstRow="1" w:lastRow="0" w:firstColumn="0" w:lastColumn="0" w:noHBand="0" w:noVBand="0" w:val="0020"/>
-        <w:jc w:val="start"/>
       </w:tblPr>
       <w:tblGrid>
         <w:gridCol w:w="7920"/>
       </w:tblGrid>
       <w:tr>
         <w:trPr>
-          <w:tblHeader w:val="true"/>
+          <w:tblHeader w:val="on"/>
         </w:trPr>
         <w:tc>
           <w:tcPr/>
           <w:p>
             <w:pPr>
               <w:pStyle w:val="Compact"/>
-              <w:jc w:val="left"/>
             </w:pPr>
             <w:r>
               <w:rPr>
+                <w:b/>
                 <w:bCs/>
-                <w:b/>
               </w:rPr>
               <w:t xml:space="preserve">Implementation focus</w:t>
             </w:r>
@@ -5999,7 +5756,6 @@
           <w:p>
             <w:pPr>
               <w:pStyle w:val="Compact"/>
-              <w:jc w:val="left"/>
             </w:pPr>
             <w:r>
               <w:t xml:space="preserve">tención Definir el alcance, propietario, requisitos, procedimientos, tecnología, responsabilidades, excepciones y monitoreo. Plan, roles, libros de juego, casos, evidencia, notificación, ejercicios, lecciones</w:t>
@@ -6008,8 +5764,8 @@
         </w:tc>
       </w:tr>
     </w:tbl>
-    <w:bookmarkEnd w:id="62"/>
-    <w:bookmarkStart w:id="63" w:name="ma-maintenance"/>
+    <w:bookmarkEnd w:id="51"/>
+    <w:bookmarkStart w:id="52" w:name="ma-maintenance"/>
     <w:p>
       <w:pPr>
         <w:pStyle w:val="Heading2"/>
@@ -6030,27 +5786,26 @@
       <w:tblPr>
         <w:tblStyle w:val="Table"/>
         <w:tblW w:type="pct" w:w="5000"/>
+        <w:tblLayout w:type="fixed"/>
         <w:tblLook w:firstRow="1" w:lastRow="0" w:firstColumn="0" w:lastColumn="0" w:noHBand="0" w:noVBand="0" w:val="0020"/>
-        <w:jc w:val="start"/>
       </w:tblPr>
       <w:tblGrid>
         <w:gridCol w:w="7920"/>
       </w:tblGrid>
       <w:tr>
         <w:trPr>
-          <w:tblHeader w:val="true"/>
+          <w:tblHeader w:val="on"/>
         </w:trPr>
         <w:tc>
           <w:tcPr/>
           <w:p>
             <w:pPr>
               <w:pStyle w:val="Compact"/>
-              <w:jc w:val="left"/>
             </w:pPr>
             <w:r>
               <w:rPr>
+                <w:b/>
                 <w:bCs/>
-                <w:b/>
               </w:rPr>
               <w:t xml:space="preserve">Implementation focus</w:t>
             </w:r>
@@ -6066,9 +5821,9 @@
         <w:t xml:space="preserve">tención Definir el alcance, propietario, requisitos, procedimientos, tecnología, responsabilidades, excepciones y monitoreo. Calendario de mantenimiento, aprobaciones, herramientas, sanitización, sesiones remotas, logs tención Pruebas coinciden con el control exacto; validar la población, fecha, configuración, operación, excepciones, y retest.</w:t>
       </w:r>
     </w:p>
-    <w:bookmarkEnd w:id="63"/>
-    <w:bookmarkEnd w:id="64"/>
-    <w:bookmarkStart w:id="69" w:name="X83ee796cc6731b6acf948417de23fc7649c0bec"/>
+    <w:bookmarkEnd w:id="52"/>
+    <w:bookmarkEnd w:id="53"/>
+    <w:bookmarkStart w:id="58" w:name="X83ee796cc6731b6acf948417de23fc7649c0bec"/>
     <w:p>
       <w:pPr>
         <w:pStyle w:val="Heading1"/>
@@ -6083,13 +5838,13 @@
       </w:pPr>
       <w:r>
         <w:rPr>
+          <w:i/>
           <w:iCs/>
-          <w:i/>
         </w:rPr>
         <w:t xml:space="preserve">Estas familias protegen medios, instalaciones, planes, programas y personal.</w:t>
       </w:r>
     </w:p>
-    <w:bookmarkStart w:id="65" w:name="mp-media-protection"/>
+    <w:bookmarkStart w:id="54" w:name="mp-media-protection"/>
     <w:p>
       <w:pPr>
         <w:pStyle w:val="Heading2"/>
@@ -6110,27 +5865,26 @@
       <w:tblPr>
         <w:tblStyle w:val="Table"/>
         <w:tblW w:type="pct" w:w="5000"/>
+        <w:tblLayout w:type="fixed"/>
         <w:tblLook w:firstRow="1" w:lastRow="0" w:firstColumn="0" w:lastColumn="0" w:noHBand="0" w:noVBand="0" w:val="0020"/>
-        <w:jc w:val="start"/>
       </w:tblPr>
       <w:tblGrid>
         <w:gridCol w:w="7920"/>
       </w:tblGrid>
       <w:tr>
         <w:trPr>
-          <w:tblHeader w:val="true"/>
+          <w:tblHeader w:val="on"/>
         </w:trPr>
         <w:tc>
           <w:tcPr/>
           <w:p>
             <w:pPr>
               <w:pStyle w:val="Compact"/>
-              <w:jc w:val="left"/>
             </w:pPr>
             <w:r>
               <w:rPr>
+                <w:b/>
                 <w:bCs/>
-                <w:b/>
               </w:rPr>
               <w:t xml:space="preserve">Implementation focus</w:t>
             </w:r>
@@ -6143,7 +5897,6 @@
           <w:p>
             <w:pPr>
               <w:pStyle w:val="Compact"/>
-              <w:jc w:val="left"/>
             </w:pPr>
             <w:r>
               <w:t xml:space="preserve">tención Definir el alcance, propietario, requisitos, procedimientos, tecnología, responsabilidades, excepciones y monitoreo. Silencioso inventario de medios, acceso, marcación, transporte, encriptación, sanitización, eliminación</w:t>
@@ -6174,8 +5927,8 @@
       </w:pPr>
       <w:r>
         <w:rPr>
+          <w:b/>
           <w:bCs/>
-          <w:b/>
         </w:rPr>
         <w:t xml:space="preserve">Implementation focus</w:t>
       </w:r>
@@ -6190,8 +5943,8 @@
       </w:r>
       <w:r>
         <w:rPr>
+          <w:b/>
           <w:bCs/>
-          <w:b/>
         </w:rPr>
         <w:t xml:space="preserve">Posibles pruebas</w:t>
       </w:r>
@@ -6216,8 +5969,8 @@
         <w:t xml:space="preserve">tención Definir el alcance, propietario, requisitos, procedimientos, tecnología, responsabilidades, excepciones y monitoreo. Silenciosas, visitantes, cámaras, alarmas, potencia, fuego, temperatura, instalaciones críticas TENENCIA Pruebas coinciden con el control exacto; validar la población, fecha, configuración, operación, excepciones y retest. |</w:t>
       </w:r>
     </w:p>
-    <w:bookmarkEnd w:id="65"/>
-    <w:bookmarkStart w:id="66" w:name="pl-planning"/>
+    <w:bookmarkEnd w:id="54"/>
+    <w:bookmarkStart w:id="55" w:name="pl-planning"/>
     <w:p>
       <w:pPr>
         <w:pStyle w:val="Heading2"/>
@@ -6238,27 +5991,26 @@
       <w:tblPr>
         <w:tblStyle w:val="Table"/>
         <w:tblW w:type="pct" w:w="5000"/>
+        <w:tblLayout w:type="fixed"/>
         <w:tblLook w:firstRow="1" w:lastRow="0" w:firstColumn="0" w:lastColumn="0" w:noHBand="0" w:noVBand="0" w:val="0020"/>
-        <w:jc w:val="start"/>
       </w:tblPr>
       <w:tblGrid>
         <w:gridCol w:w="7920"/>
       </w:tblGrid>
       <w:tr>
         <w:trPr>
-          <w:tblHeader w:val="true"/>
+          <w:tblHeader w:val="on"/>
         </w:trPr>
         <w:tc>
           <w:tcPr/>
           <w:p>
             <w:pPr>
               <w:pStyle w:val="Compact"/>
-              <w:jc w:val="left"/>
             </w:pPr>
             <w:r>
               <w:rPr>
+                <w:b/>
                 <w:bCs/>
-                <w:b/>
               </w:rPr>
               <w:t xml:space="preserve">Implementation focus</w:t>
             </w:r>
@@ -6271,7 +6023,6 @@
           <w:p>
             <w:pPr>
               <w:pStyle w:val="Compact"/>
-              <w:jc w:val="left"/>
             </w:pPr>
             <w:r>
               <w:t xml:space="preserve">tención Definir el alcance, propietario, requisitos, procedimientos, tecnología, responsabilidades, excepciones y monitoreo.</w:t>
@@ -6280,8 +6031,8 @@
         </w:tc>
       </w:tr>
     </w:tbl>
-    <w:bookmarkEnd w:id="66"/>
-    <w:bookmarkStart w:id="67" w:name="pm-gestión-de-programas"/>
+    <w:bookmarkEnd w:id="55"/>
+    <w:bookmarkStart w:id="56" w:name="pm-gestión-de-programas"/>
     <w:p>
       <w:pPr>
         <w:pStyle w:val="Heading2"/>
@@ -6302,27 +6053,26 @@
       <w:tblPr>
         <w:tblStyle w:val="Table"/>
         <w:tblW w:type="pct" w:w="5000"/>
+        <w:tblLayout w:type="fixed"/>
         <w:tblLook w:firstRow="1" w:lastRow="0" w:firstColumn="0" w:lastColumn="0" w:noHBand="0" w:noVBand="0" w:val="0020"/>
-        <w:jc w:val="start"/>
       </w:tblPr>
       <w:tblGrid>
         <w:gridCol w:w="7920"/>
       </w:tblGrid>
       <w:tr>
         <w:trPr>
-          <w:tblHeader w:val="true"/>
+          <w:tblHeader w:val="on"/>
         </w:trPr>
         <w:tc>
           <w:tcPr/>
           <w:p>
             <w:pPr>
               <w:pStyle w:val="Compact"/>
-              <w:jc w:val="left"/>
             </w:pPr>
             <w:r>
               <w:rPr>
+                <w:b/>
                 <w:bCs/>
-                <w:b/>
               </w:rPr>
               <w:t xml:space="preserve">Implementation focus</w:t>
             </w:r>
@@ -6338,8 +6088,8 @@
         <w:t xml:space="preserve">tención Definir el alcance, propietario, requisitos, procedimientos, tecnología, responsabilidades, excepciones y monitoreo. Planes de programas, líderes, recursos, estrategia de riesgo, métricas, inventarios de empresas TENA evidencia al control exacto; validar la población, fecha, configuración, operación, excepciones, y retest.</w:t>
       </w:r>
     </w:p>
-    <w:bookmarkEnd w:id="67"/>
-    <w:bookmarkStart w:id="68" w:name="ps-seguridad-del-personal"/>
+    <w:bookmarkEnd w:id="56"/>
+    <w:bookmarkStart w:id="57" w:name="ps-seguridad-del-personal"/>
     <w:p>
       <w:pPr>
         <w:pStyle w:val="Heading2"/>
@@ -6360,27 +6110,26 @@
       <w:tblPr>
         <w:tblStyle w:val="Table"/>
         <w:tblW w:type="pct" w:w="5000"/>
+        <w:tblLayout w:type="fixed"/>
         <w:tblLook w:firstRow="1" w:lastRow="0" w:firstColumn="0" w:lastColumn="0" w:noHBand="0" w:noVBand="0" w:val="0020"/>
-        <w:jc w:val="start"/>
       </w:tblPr>
       <w:tblGrid>
         <w:gridCol w:w="7920"/>
       </w:tblGrid>
       <w:tr>
         <w:trPr>
-          <w:tblHeader w:val="true"/>
+          <w:tblHeader w:val="on"/>
         </w:trPr>
         <w:tc>
           <w:tcPr/>
           <w:p>
             <w:pPr>
               <w:pStyle w:val="Compact"/>
-              <w:jc w:val="left"/>
             </w:pPr>
             <w:r>
               <w:rPr>
+                <w:b/>
                 <w:bCs/>
-                <w:b/>
               </w:rPr>
               <w:t xml:space="preserve">Implementation focus</w:t>
             </w:r>
@@ -6393,7 +6142,6 @@
           <w:p>
             <w:pPr>
               <w:pStyle w:val="Compact"/>
-              <w:jc w:val="left"/>
             </w:pPr>
             <w:r>
               <w:t xml:space="preserve">tención Definir el alcance, propietario, requisitos, procedimientos, tecnología, responsabilidades, excepciones y monitoreo. tención de pruebas, acuerdos, cambios de roles, terminación de acceso, personal de terceros</w:t>
@@ -6402,9 +6150,9 @@
         </w:tc>
       </w:tr>
     </w:tbl>
-    <w:bookmarkEnd w:id="68"/>
-    <w:bookmarkEnd w:id="69"/>
-    <w:bookmarkStart w:id="76" w:name="Xed9b6e21312b9288e1973ce0f3ba0b8252117ba"/>
+    <w:bookmarkEnd w:id="57"/>
+    <w:bookmarkEnd w:id="58"/>
+    <w:bookmarkStart w:id="65" w:name="Xed9b6e21312b9288e1973ce0f3ba0b8252117ba"/>
     <w:p>
       <w:pPr>
         <w:pStyle w:val="Heading1"/>
@@ -6419,13 +6167,13 @@
       </w:pPr>
       <w:r>
         <w:rPr>
+          <w:i/>
           <w:iCs/>
-          <w:i/>
         </w:rPr>
         <w:t xml:space="preserve">Estas familias cubren PII, riesgo, adquisición, arquitectura/comunicaciones, integridad y cadenas de suministro.</w:t>
       </w:r>
     </w:p>
-    <w:bookmarkStart w:id="70" w:name="pt-pii-procesamiento-y-transparencia"/>
+    <w:bookmarkStart w:id="59" w:name="pt-pii-procesamiento-y-transparencia"/>
     <w:p>
       <w:pPr>
         <w:pStyle w:val="Heading2"/>
@@ -6446,27 +6194,26 @@
       <w:tblPr>
         <w:tblStyle w:val="Table"/>
         <w:tblW w:type="pct" w:w="5000"/>
+        <w:tblLayout w:type="fixed"/>
         <w:tblLook w:firstRow="1" w:lastRow="0" w:firstColumn="0" w:lastColumn="0" w:noHBand="0" w:noVBand="0" w:val="0020"/>
-        <w:jc w:val="start"/>
       </w:tblPr>
       <w:tblGrid>
         <w:gridCol w:w="7920"/>
       </w:tblGrid>
       <w:tr>
         <w:trPr>
-          <w:tblHeader w:val="true"/>
+          <w:tblHeader w:val="on"/>
         </w:trPr>
         <w:tc>
           <w:tcPr/>
           <w:p>
             <w:pPr>
               <w:pStyle w:val="Compact"/>
-              <w:jc w:val="left"/>
             </w:pPr>
             <w:r>
               <w:rPr>
+                <w:b/>
                 <w:bCs/>
-                <w:b/>
               </w:rPr>
               <w:t xml:space="preserve">Implementation focus</w:t>
             </w:r>
@@ -6479,7 +6226,6 @@
           <w:p>
             <w:pPr>
               <w:pStyle w:val="Compact"/>
-              <w:jc w:val="left"/>
             </w:pPr>
             <w:r>
               <w:t xml:space="preserve">tención Definir el alcance, propietario, requisitos, procedimientos, tecnología, responsabilidades, excepciones y monitoreo. tención Inventario de datos, finalidad/autoridad, avisos, consentimiento, minimización, derechos, evaluaciones</w:t>
@@ -6488,8 +6234,8 @@
         </w:tc>
       </w:tr>
     </w:tbl>
-    <w:bookmarkEnd w:id="70"/>
-    <w:bookmarkStart w:id="71" w:name="ra-risk-assessment"/>
+    <w:bookmarkEnd w:id="59"/>
+    <w:bookmarkStart w:id="60" w:name="ra-risk-assessment"/>
     <w:p>
       <w:pPr>
         <w:pStyle w:val="Heading2"/>
@@ -6510,27 +6256,26 @@
       <w:tblPr>
         <w:tblStyle w:val="Table"/>
         <w:tblW w:type="pct" w:w="5000"/>
+        <w:tblLayout w:type="fixed"/>
         <w:tblLook w:firstRow="1" w:lastRow="0" w:firstColumn="0" w:lastColumn="0" w:noHBand="0" w:noVBand="0" w:val="0020"/>
-        <w:jc w:val="start"/>
       </w:tblPr>
       <w:tblGrid>
         <w:gridCol w:w="7920"/>
       </w:tblGrid>
       <w:tr>
         <w:trPr>
-          <w:tblHeader w:val="true"/>
+          <w:tblHeader w:val="on"/>
         </w:trPr>
         <w:tc>
           <w:tcPr/>
           <w:p>
             <w:pPr>
               <w:pStyle w:val="Compact"/>
-              <w:jc w:val="left"/>
             </w:pPr>
             <w:r>
               <w:rPr>
+                <w:b/>
                 <w:bCs/>
-                <w:b/>
               </w:rPr>
               <w:t xml:space="preserve">Implementation focus</w:t>
             </w:r>
@@ -6543,7 +6288,6 @@
           <w:p>
             <w:pPr>
               <w:pStyle w:val="Compact"/>
-              <w:jc w:val="left"/>
             </w:pPr>
             <w:r>
               <w:t xml:space="preserve">tención Definir el alcance, propietario, requisitos, procedimientos, tecnología, responsabilidades, excepciones y monitoreo.</w:t>
@@ -6552,8 +6296,8 @@
         </w:tc>
       </w:tr>
     </w:tbl>
-    <w:bookmarkEnd w:id="71"/>
-    <w:bookmarkStart w:id="72" w:name="sa-adquisición-de-sistemas-y-servicios"/>
+    <w:bookmarkEnd w:id="60"/>
+    <w:bookmarkStart w:id="61" w:name="sa-adquisición-de-sistemas-y-servicios"/>
     <w:p>
       <w:pPr>
         <w:pStyle w:val="Heading2"/>
@@ -6574,27 +6318,26 @@
       <w:tblPr>
         <w:tblStyle w:val="Table"/>
         <w:tblW w:type="pct" w:w="5000"/>
+        <w:tblLayout w:type="fixed"/>
         <w:tblLook w:firstRow="1" w:lastRow="0" w:firstColumn="0" w:lastColumn="0" w:noHBand="0" w:noVBand="0" w:val="0020"/>
-        <w:jc w:val="start"/>
       </w:tblPr>
       <w:tblGrid>
         <w:gridCol w:w="7920"/>
       </w:tblGrid>
       <w:tr>
         <w:trPr>
-          <w:tblHeader w:val="true"/>
+          <w:tblHeader w:val="on"/>
         </w:trPr>
         <w:tc>
           <w:tcPr/>
           <w:p>
             <w:pPr>
               <w:pStyle w:val="Compact"/>
-              <w:jc w:val="left"/>
             </w:pPr>
             <w:r>
               <w:rPr>
+                <w:b/>
                 <w:bCs/>
-                <w:b/>
               </w:rPr>
               <w:t xml:space="preserve">Implementation focus</w:t>
             </w:r>
@@ -6610,8 +6353,8 @@
         <w:t xml:space="preserve">tención Definir el alcance, propietario, requisitos, procedimientos, tecnología, responsabilidades, excepciones y monitoreo. Ø Requisitos, contratos, SDLC, arquitectura, desarrolladores, pruebas, SBOM, evidencia de proveedores TENA evidencia para el control exacto; validar la población, fecha, configuración, operación, excepciones y retest.</w:t>
       </w:r>
     </w:p>
-    <w:bookmarkEnd w:id="72"/>
-    <w:bookmarkStart w:id="73" w:name="X14fec50978b54d9ff3aa129e868c1e575748908"/>
+    <w:bookmarkEnd w:id="61"/>
+    <w:bookmarkStart w:id="62" w:name="X14fec50978b54d9ff3aa129e868c1e575748908"/>
     <w:p>
       <w:pPr>
         <w:pStyle w:val="Heading2"/>
@@ -6632,27 +6375,26 @@
       <w:tblPr>
         <w:tblStyle w:val="Table"/>
         <w:tblW w:type="pct" w:w="5000"/>
+        <w:tblLayout w:type="fixed"/>
         <w:tblLook w:firstRow="1" w:lastRow="0" w:firstColumn="0" w:lastColumn="0" w:noHBand="0" w:noVBand="0" w:val="0020"/>
-        <w:jc w:val="start"/>
       </w:tblPr>
       <w:tblGrid>
         <w:gridCol w:w="7920"/>
       </w:tblGrid>
       <w:tr>
         <w:trPr>
-          <w:tblHeader w:val="true"/>
+          <w:tblHeader w:val="on"/>
         </w:trPr>
         <w:tc>
           <w:tcPr/>
           <w:p>
             <w:pPr>
               <w:pStyle w:val="Compact"/>
-              <w:jc w:val="left"/>
             </w:pPr>
             <w:r>
               <w:rPr>
+                <w:b/>
                 <w:bCs/>
-                <w:b/>
               </w:rPr>
               <w:t xml:space="preserve">Implementation focus</w:t>
             </w:r>
@@ -6665,7 +6407,6 @@
           <w:p>
             <w:pPr>
               <w:pStyle w:val="Compact"/>
-              <w:jc w:val="left"/>
             </w:pPr>
             <w:r>
               <w:t xml:space="preserve">tención Definir el alcance, propietario, requisitos, procedimientos, tecnología, responsabilidades, excepciones y monitoreo. Ø Diagramas, segmentación, reglas de cortafuegos, encriptación, claves, protocolos, pruebas de límites</w:t>
@@ -6674,8 +6415,8 @@
         </w:tc>
       </w:tr>
     </w:tbl>
-    <w:bookmarkEnd w:id="73"/>
-    <w:bookmarkStart w:id="74" w:name="si-system-and-information-integrity"/>
+    <w:bookmarkEnd w:id="62"/>
+    <w:bookmarkStart w:id="63" w:name="si-system-and-information-integrity"/>
     <w:p>
       <w:pPr>
         <w:pStyle w:val="Heading2"/>
@@ -6696,27 +6437,26 @@
       <w:tblPr>
         <w:tblStyle w:val="Table"/>
         <w:tblW w:type="pct" w:w="5000"/>
+        <w:tblLayout w:type="fixed"/>
         <w:tblLook w:firstRow="1" w:lastRow="0" w:firstColumn="0" w:lastColumn="0" w:noHBand="0" w:noVBand="0" w:val="0020"/>
-        <w:jc w:val="start"/>
       </w:tblPr>
       <w:tblGrid>
         <w:gridCol w:w="7920"/>
       </w:tblGrid>
       <w:tr>
         <w:trPr>
-          <w:tblHeader w:val="true"/>
+          <w:tblHeader w:val="on"/>
         </w:trPr>
         <w:tc>
           <w:tcPr/>
           <w:p>
             <w:pPr>
               <w:pStyle w:val="Compact"/>
-              <w:jc w:val="left"/>
             </w:pPr>
             <w:r>
               <w:rPr>
+                <w:b/>
                 <w:bCs/>
-                <w:b/>
               </w:rPr>
               <w:t xml:space="preserve">Implementation focus</w:t>
             </w:r>
@@ -6729,7 +6469,6 @@
           <w:p>
             <w:pPr>
               <w:pStyle w:val="Compact"/>
-              <w:jc w:val="left"/>
             </w:pPr>
             <w:r>
               <w:t xml:space="preserve">tención Definir el alcance, propietario, requisitos, procedimientos, tecnología, responsabilidades, excepciones y monitoreo. Ø vulnerabilidades, parches, validación de la integridad, defensas de malware, alertas, correcciones</w:t>
@@ -6738,8 +6477,8 @@
         </w:tc>
       </w:tr>
     </w:tbl>
-    <w:bookmarkEnd w:id="74"/>
-    <w:bookmarkStart w:id="75" w:name="sr-supply-chain-risk-management"/>
+    <w:bookmarkEnd w:id="63"/>
+    <w:bookmarkStart w:id="64" w:name="sr-supply-chain-risk-management"/>
     <w:p>
       <w:pPr>
         <w:pStyle w:val="Heading2"/>
@@ -6760,27 +6499,26 @@
       <w:tblPr>
         <w:tblStyle w:val="Table"/>
         <w:tblW w:type="pct" w:w="5000"/>
+        <w:tblLayout w:type="fixed"/>
         <w:tblLook w:firstRow="1" w:lastRow="0" w:firstColumn="0" w:lastColumn="0" w:noHBand="0" w:noVBand="0" w:val="0020"/>
-        <w:jc w:val="start"/>
       </w:tblPr>
       <w:tblGrid>
         <w:gridCol w:w="7920"/>
       </w:tblGrid>
       <w:tr>
         <w:trPr>
-          <w:tblHeader w:val="true"/>
+          <w:tblHeader w:val="on"/>
         </w:trPr>
         <w:tc>
           <w:tcPr/>
           <w:p>
             <w:pPr>
               <w:pStyle w:val="Compact"/>
-              <w:jc w:val="left"/>
             </w:pPr>
             <w:r>
               <w:rPr>
+                <w:b/>
                 <w:bCs/>
-                <w:b/>
               </w:rPr>
               <w:t xml:space="preserve">Implementation focus</w:t>
             </w:r>
@@ -6793,7 +6531,6 @@
           <w:p>
             <w:pPr>
               <w:pStyle w:val="Compact"/>
-              <w:jc w:val="left"/>
             </w:pPr>
             <w:r>
               <w:t xml:space="preserve">tención Definir el alcance, propietario, requisitos, procedimientos, tecnología, responsabilidades, excepciones y monitoreo. TEN C-SCRM plan, inventario de proveedores, crítica, contratos, procedencia, monitoreo, salida</w:t>
@@ -6802,9 +6539,9 @@
         </w:tc>
       </w:tr>
     </w:tbl>
-    <w:bookmarkEnd w:id="75"/>
-    <w:bookmarkEnd w:id="76"/>
-    <w:bookmarkStart w:id="78" w:name="Xcb5297862379a9af9331c9d0dd96f25db783e18"/>
+    <w:bookmarkEnd w:id="64"/>
+    <w:bookmarkEnd w:id="65"/>
+    <w:bookmarkStart w:id="67" w:name="Xcb5297862379a9af9331c9d0dd96f25db783e18"/>
     <w:p>
       <w:pPr>
         <w:pStyle w:val="Heading1"/>
@@ -6819,8 +6556,8 @@
       </w:pPr>
       <w:r>
         <w:rPr>
+          <w:i/>
           <w:iCs/>
-          <w:i/>
         </w:rPr>
         <w:t xml:space="preserve">Rev. 5 integra los controles de seguridad y privacidad preservando al mismo tiempo objetivos y métodos de riesgo distintos</w:t>
       </w:r>
@@ -6828,7 +6565,7 @@
         <w:t xml:space="preserve">.</w:t>
       </w:r>
     </w:p>
-    <w:bookmarkStart w:id="77" w:name="colaboración"/>
+    <w:bookmarkStart w:id="66" w:name="colaboración"/>
     <w:p>
       <w:pPr>
         <w:pStyle w:val="Heading2"/>
@@ -6898,8 +6635,8 @@
       </w:pPr>
       <w:r>
         <w:rPr>
+          <w:b/>
           <w:bCs/>
-          <w:b/>
         </w:rPr>
         <w:t xml:space="preserve">Pregunta</w:t>
       </w:r>
@@ -6948,9 +6685,9 @@
         <w:t xml:space="preserve">¿Cómo se coordinan los controles de seguridad y privacidad? tención Índice de colaboración, asignaciones, pruebas conjuntas y conclusiones</w:t>
       </w:r>
     </w:p>
-    <w:bookmarkEnd w:id="77"/>
-    <w:bookmarkEnd w:id="78"/>
-    <w:bookmarkStart w:id="80" w:name="X8528bed6cb766978700edae3575c95c9477fe5a"/>
+    <w:bookmarkEnd w:id="66"/>
+    <w:bookmarkEnd w:id="67"/>
+    <w:bookmarkStart w:id="69" w:name="X8528bed6cb766978700edae3575c95c9477fe5a"/>
     <w:p>
       <w:pPr>
         <w:pStyle w:val="Heading1"/>
@@ -6965,8 +6702,8 @@
       </w:pPr>
       <w:r>
         <w:rPr>
+          <w:i/>
           <w:iCs/>
-          <w:i/>
         </w:rPr>
         <w:t xml:space="preserve">Release 5.2.0 fortalece la actualización de software, parche, integridad y cobertura de desarrollo resiliente.</w:t>
       </w:r>
@@ -6977,8 +6714,8 @@
       </w:pPr>
       <w:r>
         <w:rPr>
+          <w:b/>
           <w:bCs/>
-          <w:b/>
         </w:rPr>
         <w:t xml:space="preserve">Release 5.2.0 cambio</w:t>
       </w:r>
@@ -7039,7 +6776,7 @@
         <w:t xml:space="preserve">tención SP 800-53B 5.2.0 Ø Reissued for consistency; NIST indica que las selecciones de base no cambiaron</w:t>
       </w:r>
     </w:p>
-    <w:bookmarkStart w:id="79" w:name="enfoque-de-evidencia"/>
+    <w:bookmarkStart w:id="68" w:name="enfoque-de-evidencia"/>
     <w:p>
       <w:pPr>
         <w:pStyle w:val="Heading2"/>
@@ -7081,9 +6818,9 @@
         <w:t xml:space="preserve">Hipótesis de diseño resistentes, comportamiento de condición adversa, aislamiento, degradación, recuperación, diversidad, redundancia y resultados de ejercicio.</w:t>
       </w:r>
     </w:p>
-    <w:bookmarkEnd w:id="79"/>
-    <w:bookmarkEnd w:id="80"/>
-    <w:bookmarkStart w:id="111" w:name="open-source-tools-and-official-resources"/>
+    <w:bookmarkEnd w:id="68"/>
+    <w:bookmarkEnd w:id="69"/>
+    <w:bookmarkStart w:id="100" w:name="open-source-tools-and-official-resources"/>
     <w:p>
       <w:pPr>
         <w:pStyle w:val="Heading1"/>
@@ -7098,8 +6835,8 @@
       </w:pPr>
       <w:r>
         <w:rPr>
+          <w:i/>
           <w:iCs/>
-          <w:i/>
         </w:rPr>
         <w:t xml:space="preserve">Los recursos oficiales y los instrumentos de código abierto pueden apoyar la autorización, las pruebas, la evaluación y la vigilancia continua.</w:t>
       </w:r>
@@ -7110,8 +6847,8 @@
       </w:pPr>
       <w:r>
         <w:rPr>
+          <w:b/>
           <w:bCs/>
-          <w:b/>
         </w:rPr>
         <w:t xml:space="preserve">Recurso/herramienta</w:t>
       </w:r>
@@ -7244,8 +6981,8 @@
       </w:pPr>
       <w:r>
         <w:rPr>
+          <w:b/>
           <w:bCs/>
-          <w:b/>
         </w:rPr>
         <w:t xml:space="preserve">Autorización y límites:</w:t>
       </w:r>
@@ -7262,7 +6999,7 @@
         <w:t xml:space="preserve">Respuesta</w:t>
       </w:r>
     </w:p>
-    <w:bookmarkStart w:id="81" w:name="nist-cprt"/>
+    <w:bookmarkStart w:id="70" w:name="nist-cprt"/>
     <w:p>
       <w:pPr>
         <w:pStyle w:val="Heading2"/>
@@ -7295,8 +7032,8 @@
         <w:t xml:space="preserve">Retain: authority, scope, source/release, version, configuración/query, population, date, raw result, analista validation, limitation, control mapping, finding, correction, and retest. Proteger el sistema y la información de vulnerabilidad.</w:t>
       </w:r>
     </w:p>
-    <w:bookmarkEnd w:id="81"/>
-    <w:bookmarkStart w:id="82" w:name="nist-oscal-content"/>
+    <w:bookmarkEnd w:id="70"/>
+    <w:bookmarkStart w:id="71" w:name="nist-oscal-content"/>
     <w:p>
       <w:pPr>
         <w:pStyle w:val="Heading2"/>
@@ -7329,14 +7066,273 @@
         <w:t xml:space="preserve">Retain: authority, scope, source/release, version, configuración/query, population, date, raw result, analista validation, limitation, control mapping, finding, correction, and retest. Proteger el sistema y la información de vulnerabilidad.</w:t>
       </w:r>
     </w:p>
+    <w:bookmarkEnd w:id="71"/>
+    <w:bookmarkStart w:id="72" w:name="compliance-trestle"/>
+    <w:p>
+      <w:pPr>
+        <w:pStyle w:val="Heading2"/>
+      </w:pPr>
+      <w:r>
+        <w:t xml:space="preserve">26.3 Compliance Trestle</w:t>
+      </w:r>
+    </w:p>
+    <w:p>
+      <w:pPr>
+        <w:pStyle w:val="FirstParagraph"/>
+      </w:pPr>
+      <w:r>
+        <w:t xml:space="preserve">Objetivo: Autorización, transformación y gobernanza OSCAL. Proyecto oficial: [ejecutado]Compliance Trestle obtenidos/u contacto](https://github.com/oscal-compass/compliance-trestle)</w:t>
+      </w:r>
+    </w:p>
+    <w:p>
+      <w:pPr>
+        <w:pStyle w:val="BodyText"/>
+      </w:pPr>
+      <w:r>
+        <w:t xml:space="preserve">Inicio rápido seguro: Crear un espacio de trabajo de laboratorio, importar OSCAL oficial, autor de un pequeño perfil y definición de componentes, validar, revisar cambios y exportar.</w:t>
+      </w:r>
+    </w:p>
+    <w:p>
+      <w:pPr>
+        <w:pStyle w:val="BodyText"/>
+      </w:pPr>
+      <w:r>
+        <w:t xml:space="preserve">Retain: authority, scope, source/release, version, configuración/query, population, date, raw result, analista validation, limitation, control mapping, finding, correction, and retest. Proteger el sistema y la información de vulnerabilidad.</w:t>
+      </w:r>
+    </w:p>
+    <w:bookmarkEnd w:id="72"/>
+    <w:bookmarkStart w:id="74" w:name="lula"/>
+    <w:p>
+      <w:pPr>
+        <w:pStyle w:val="Heading2"/>
+      </w:pPr>
+      <w:r>
+        <w:t xml:space="preserve">26.4 Lula</w:t>
+      </w:r>
+    </w:p>
+    <w:p>
+      <w:pPr>
+        <w:pStyle w:val="FirstParagraph"/>
+      </w:pPr>
+      <w:r>
+        <w:t xml:space="preserve">Propósito: Evaluar la evidencia de control como código. Proyecto oficial:</w:t>
+      </w:r>
+      <w:r>
+        <w:t xml:space="preserve"> </w:t>
+      </w:r>
+      <w:hyperlink r:id="rId73">
+        <w:r>
+          <w:rPr>
+            <w:rStyle w:val="Hyperlink"/>
+          </w:rPr>
+          <w:t xml:space="preserve">Seguido</w:t>
+        </w:r>
+      </w:hyperlink>
+    </w:p>
+    <w:p>
+      <w:pPr>
+        <w:pStyle w:val="BodyText"/>
+      </w:pPr>
+      <w:r>
+        <w:t xml:space="preserve">Inicio rápido seguro: Usar un repositorio de laboratorio, definir una validación no destructiva mapeada a un control, ejecutarlo contra datos sintéticos o autorizados, revisar evidencia y ver el resultado.</w:t>
+      </w:r>
+    </w:p>
+    <w:p>
+      <w:pPr>
+        <w:pStyle w:val="BodyText"/>
+      </w:pPr>
+      <w:r>
+        <w:t xml:space="preserve">Retain: authority, scope, source/release, version, configuración/query, population, date, raw result, analista validation, limitation, control mapping, finding, correction, and retest. Proteger el sistema y la información de vulnerabilidad.</w:t>
+      </w:r>
+    </w:p>
+    <w:bookmarkEnd w:id="74"/>
+    <w:bookmarkStart w:id="76" w:name="ciso-assistant"/>
+    <w:p>
+      <w:pPr>
+        <w:pStyle w:val="Heading2"/>
+      </w:pPr>
+      <w:r>
+        <w:t xml:space="preserve">26.5 CISO Assistant</w:t>
+      </w:r>
+    </w:p>
+    <w:p>
+      <w:pPr>
+        <w:pStyle w:val="FirstParagraph"/>
+      </w:pPr>
+      <w:r>
+        <w:t xml:space="preserve">Propósito: Riesgo, controles, pruebas, evaluaciones y hallazgos. Proyecto oficial:</w:t>
+      </w:r>
+      <w:r>
+        <w:t xml:space="preserve"> </w:t>
+      </w:r>
+      <w:hyperlink r:id="rId75">
+        <w:r>
+          <w:rPr>
+            <w:rStyle w:val="Hyperlink"/>
+          </w:rPr>
+          <w:t xml:space="preserve">Seguido</w:t>
+        </w:r>
+      </w:hyperlink>
+    </w:p>
+    <w:p>
+      <w:pPr>
+        <w:pStyle w:val="BodyText"/>
+      </w:pPr>
+      <w:r>
+        <w:t xml:space="preserve">Inicio rápido seguro: Crear un proyecto de alcance, cargar un marco relevante, asignar propietarios, implementación de documentos, adjuntar evidencia, evaluar y rastrear hallazgos.</w:t>
+      </w:r>
+    </w:p>
+    <w:p>
+      <w:pPr>
+        <w:pStyle w:val="BodyText"/>
+      </w:pPr>
+      <w:r>
+        <w:t xml:space="preserve">Retain: authority, scope, source/release, version, configuración/query, population, date, raw result, analista validation, limitation, control mapping, finding, correction, and retest. Proteger el sistema y la información de vulnerabilidad.</w:t>
+      </w:r>
+    </w:p>
+    <w:bookmarkEnd w:id="76"/>
+    <w:bookmarkStart w:id="78" w:name="heimdall"/>
+    <w:p>
+      <w:pPr>
+        <w:pStyle w:val="Heading2"/>
+      </w:pPr>
+      <w:r>
+        <w:t xml:space="preserve">26.6 Heimdall</w:t>
+      </w:r>
+    </w:p>
+    <w:p>
+      <w:pPr>
+        <w:pStyle w:val="FirstParagraph"/>
+      </w:pPr>
+      <w:r>
+        <w:t xml:space="preserve">Objetivo: Ver y normalizar los resultados de la evaluación de la seguridad. Proyecto oficial:</w:t>
+      </w:r>
+      <w:r>
+        <w:t xml:space="preserve"> </w:t>
+      </w:r>
+      <w:hyperlink r:id="rId77">
+        <w:r>
+          <w:rPr>
+            <w:rStyle w:val="Hyperlink"/>
+          </w:rPr>
+          <w:t xml:space="preserve">Seguido</w:t>
+        </w:r>
+      </w:hyperlink>
+    </w:p>
+    <w:p>
+      <w:pPr>
+        <w:pStyle w:val="BodyText"/>
+      </w:pPr>
+      <w:r>
+        <w:t xml:space="preserve">Inicio rápido seguro: Importar un resultado de muestra aprobado, confirmar mapas y puntuación, revisar excepciones, restringir el acceso y exportar un informe sanitario.</w:t>
+      </w:r>
+    </w:p>
+    <w:p>
+      <w:pPr>
+        <w:pStyle w:val="BodyText"/>
+      </w:pPr>
+      <w:r>
+        <w:t xml:space="preserve">Retain: authority, scope, source/release, version, configuración/query, population, date, raw result, analista validation, limitation, control mapping, finding, correction, and retest. Proteger el sistema y la información de vulnerabilidad.</w:t>
+      </w:r>
+    </w:p>
+    <w:bookmarkEnd w:id="78"/>
+    <w:bookmarkStart w:id="80" w:name="opencontrol"/>
+    <w:p>
+      <w:pPr>
+        <w:pStyle w:val="Heading2"/>
+      </w:pPr>
+      <w:r>
+        <w:t xml:space="preserve">26.7 OpenControl</w:t>
+      </w:r>
+    </w:p>
+    <w:p>
+      <w:pPr>
+        <w:pStyle w:val="FirstParagraph"/>
+      </w:pPr>
+      <w:r>
+        <w:t xml:space="preserve">Propósito: Documentación de cumplimiento como texto estructurado. Proyecto oficial:</w:t>
+      </w:r>
+      <w:r>
+        <w:t xml:space="preserve"> </w:t>
+      </w:r>
+      <w:hyperlink r:id="rId79">
+        <w:r>
+          <w:rPr>
+            <w:rStyle w:val="Hyperlink"/>
+          </w:rPr>
+          <w:t xml:space="preserve">Seguido</w:t>
+        </w:r>
+      </w:hyperlink>
+    </w:p>
+    <w:p>
+      <w:pPr>
+        <w:pStyle w:val="BodyText"/>
+      </w:pPr>
+      <w:r>
+        <w:t xml:space="preserve">Inicio rápido seguro: Crear un componente de laboratorio, mapear un control, escribir detalles de la implementación y referencias de evidencia, revisión por pares y seguimiento en control de versiones.</w:t>
+      </w:r>
+    </w:p>
+    <w:p>
+      <w:pPr>
+        <w:pStyle w:val="BodyText"/>
+      </w:pPr>
+      <w:r>
+        <w:t xml:space="preserve">Retain: authority, scope, source/release, version, configuración/query, population, date, raw result, analista validation, limitation, control mapping, finding, correction, and retest. Proteger el sistema y la información de vulnerabilidad.</w:t>
+      </w:r>
+    </w:p>
+    <w:bookmarkEnd w:id="80"/>
+    <w:bookmarkStart w:id="82" w:name="oscal-cli"/>
+    <w:p>
+      <w:pPr>
+        <w:pStyle w:val="Heading2"/>
+      </w:pPr>
+      <w:r>
+        <w:t xml:space="preserve">26.8 OSCAL CLI</w:t>
+      </w:r>
+    </w:p>
+    <w:p>
+      <w:pPr>
+        <w:pStyle w:val="FirstParagraph"/>
+      </w:pPr>
+      <w:r>
+        <w:t xml:space="preserve">Propósito: Validar y transformar contenido OSCAL. Proyecto oficial:</w:t>
+      </w:r>
+      <w:r>
+        <w:t xml:space="preserve"> </w:t>
+      </w:r>
+      <w:hyperlink r:id="rId81">
+        <w:r>
+          <w:rPr>
+            <w:rStyle w:val="Hyperlink"/>
+          </w:rPr>
+          <w:t xml:space="preserve">Seguido</w:t>
+        </w:r>
+      </w:hyperlink>
+    </w:p>
+    <w:p>
+      <w:pPr>
+        <w:pStyle w:val="BodyText"/>
+      </w:pPr>
+      <w:r>
+        <w:t xml:space="preserve">Inicio rápido seguro: Validar un pequeño archivo OSCAL de laboratorio, errores de esquema correctos, transformar sólo con versiones aprobadas, y mantener la salida de validación.</w:t>
+      </w:r>
+    </w:p>
+    <w:p>
+      <w:pPr>
+        <w:pStyle w:val="BodyText"/>
+      </w:pPr>
+      <w:r>
+        <w:t xml:space="preserve">Retain: authority, scope, source/release, version, configuración/query, population, date, raw result, analista validation, limitation, control mapping, finding, correction, and retest. Proteger el sistema y la información de vulnerabilidad.</w:t>
+      </w:r>
+    </w:p>
     <w:bookmarkEnd w:id="82"/>
-    <w:bookmarkStart w:id="83" w:name="compliance-trestle"/>
+    <w:bookmarkStart w:id="84" w:name="wazuh"/>
     <w:p>
       <w:pPr>
         <w:pStyle w:val="Heading2"/>
       </w:pPr>
       <w:r>
-        <w:t xml:space="preserve">26.3 Compliance Trestle</w:t>
+        <w:t xml:space="preserve">26.9 Wazuh</w:t>
       </w:r>
     </w:p>
     <w:p>
@@ -7344,15 +7340,26 @@
         <w:pStyle w:val="FirstParagraph"/>
       </w:pPr>
       <w:r>
-        <w:t xml:space="preserve">Objetivo: Autorización, transformación y gobernanza OSCAL. Proyecto oficial: [ejecutado]Compliance Trestle obtenidos/u contacto](https://github.com/oscal-compass/compliance-trestle)</w:t>
-      </w:r>
-    </w:p>
-    <w:p>
-      <w:pPr>
-        <w:pStyle w:val="BodyText"/>
-      </w:pPr>
-      <w:r>
-        <w:t xml:space="preserve">Inicio rápido seguro: Crear un espacio de trabajo de laboratorio, importar OSCAL oficial, autor de un pequeño perfil y definición de componentes, validar, revisar cambios y exportar.</w:t>
+        <w:t xml:space="preserve">Propósito: Supervisión de puntos finales, integridad de archivos, análisis de registros y alertas. Proyecto oficial:</w:t>
+      </w:r>
+      <w:r>
+        <w:t xml:space="preserve"> </w:t>
+      </w:r>
+      <w:hyperlink r:id="rId83">
+        <w:r>
+          <w:rPr>
+            <w:rStyle w:val="Hyperlink"/>
+          </w:rPr>
+          <w:t xml:space="preserve">Seguido</w:t>
+        </w:r>
+      </w:hyperlink>
+    </w:p>
+    <w:p>
+      <w:pPr>
+        <w:pStyle w:val="BodyText"/>
+      </w:pPr>
+      <w:r>
+        <w:t xml:space="preserve">Inicio rápido seguro: Inscribir un punto final de laboratorio, generar un evento inofensivo, validar la recogida y alerta, cobertura de documentos y limitaciones, y retener evidencia.</w:t>
       </w:r>
     </w:p>
     <w:p>
@@ -7363,14 +7370,14 @@
         <w:t xml:space="preserve">Retain: authority, scope, source/release, version, configuración/query, population, date, raw result, analista validation, limitation, control mapping, finding, correction, and retest. Proteger el sistema y la información de vulnerabilidad.</w:t>
       </w:r>
     </w:p>
-    <w:bookmarkEnd w:id="83"/>
-    <w:bookmarkStart w:id="85" w:name="lula"/>
+    <w:bookmarkEnd w:id="84"/>
+    <w:bookmarkStart w:id="86" w:name="openscap"/>
     <w:p>
       <w:pPr>
         <w:pStyle w:val="Heading2"/>
       </w:pPr>
       <w:r>
-        <w:t xml:space="preserve">26.4 Lula</w:t>
+        <w:t xml:space="preserve">26.10 OpenSCAP</w:t>
       </w:r>
     </w:p>
     <w:p>
@@ -7378,12 +7385,12 @@
         <w:pStyle w:val="FirstParagraph"/>
       </w:pPr>
       <w:r>
-        <w:t xml:space="preserve">Propósito: Evaluar la evidencia de control como código. Proyecto oficial:</w:t>
-      </w:r>
-      <w:r>
-        <w:t xml:space="preserve"> </w:t>
-      </w:r>
-      <w:hyperlink r:id="rId84">
+        <w:t xml:space="preserve">Propósito: Configuración y evaluación de vulnerabilidad. Proyecto oficial:</w:t>
+      </w:r>
+      <w:r>
+        <w:t xml:space="preserve"> </w:t>
+      </w:r>
+      <w:hyperlink r:id="rId85">
         <w:r>
           <w:rPr>
             <w:rStyle w:val="Hyperlink"/>
@@ -7397,7 +7404,7 @@
         <w:pStyle w:val="BodyText"/>
       </w:pPr>
       <w:r>
-        <w:t xml:space="preserve">Inicio rápido seguro: Usar un repositorio de laboratorio, definir una validación no destructiva mapeada a un control, ejecutarlo contra datos sintéticos o autorizados, revisar evidencia y ver el resultado.</w:t>
+        <w:t xml:space="preserve">Inicio rápido seguro: Elija un perfil aplicable para un sistema de laboratorio, ejecute un escaneo autorizado, valide los resultados, ajuste de documentos, remedia y recan.</w:t>
       </w:r>
     </w:p>
     <w:p>
@@ -7408,14 +7415,14 @@
         <w:t xml:space="preserve">Retain: authority, scope, source/release, version, configuración/query, population, date, raw result, analista validation, limitation, control mapping, finding, correction, and retest. Proteger el sistema y la información de vulnerabilidad.</w:t>
       </w:r>
     </w:p>
-    <w:bookmarkEnd w:id="85"/>
-    <w:bookmarkStart w:id="87" w:name="ciso-assistant"/>
+    <w:bookmarkEnd w:id="86"/>
+    <w:bookmarkStart w:id="87" w:name="osquery"/>
     <w:p>
       <w:pPr>
         <w:pStyle w:val="Heading2"/>
       </w:pPr>
       <w:r>
-        <w:t xml:space="preserve">26.5 CISO Assistant</w:t>
+        <w:t xml:space="preserve">26.11 osquery</w:t>
       </w:r>
     </w:p>
     <w:p>
@@ -7423,12 +7430,46 @@
         <w:pStyle w:val="FirstParagraph"/>
       </w:pPr>
       <w:r>
-        <w:t xml:space="preserve">Propósito: Riesgo, controles, pruebas, evaluaciones y hallazgos. Proyecto oficial:</w:t>
-      </w:r>
-      <w:r>
-        <w:t xml:space="preserve"> </w:t>
-      </w:r>
-      <w:hyperlink r:id="rId86">
+        <w:t xml:space="preserve">Finalidad: inventario y consultas de configuración. Proyecto oficial: (https://www.osquery.io/)</w:t>
+      </w:r>
+    </w:p>
+    <w:p>
+      <w:pPr>
+        <w:pStyle w:val="BodyText"/>
+      </w:pPr>
+      <w:r>
+        <w:t xml:space="preserve">Inicio rápido seguro: Ejecutar consultas de laboratorio sólo lectura, definir la población, comparar resultados con requisitos, validar excepciones, y registrar consultas/versión.</w:t>
+      </w:r>
+    </w:p>
+    <w:p>
+      <w:pPr>
+        <w:pStyle w:val="BodyText"/>
+      </w:pPr>
+      <w:r>
+        <w:t xml:space="preserve">Retain: authority, scope, source/release, version, configuración/query, population, date, raw result, analista validation, limitation, control mapping, finding, correction, and retest. Proteger el sistema y la información de vulnerabilidad.</w:t>
+      </w:r>
+    </w:p>
+    <w:bookmarkEnd w:id="87"/>
+    <w:bookmarkStart w:id="89" w:name="nmap"/>
+    <w:p>
+      <w:pPr>
+        <w:pStyle w:val="Heading2"/>
+      </w:pPr>
+      <w:r>
+        <w:t xml:space="preserve">26.12 Nmap</w:t>
+      </w:r>
+    </w:p>
+    <w:p>
+      <w:pPr>
+        <w:pStyle w:val="FirstParagraph"/>
+      </w:pPr>
+      <w:r>
+        <w:t xml:space="preserve">Propósito: Activo autorizado y descubrimiento de servicios. Proyecto oficial:</w:t>
+      </w:r>
+      <w:r>
+        <w:t xml:space="preserve"> </w:t>
+      </w:r>
+      <w:hyperlink r:id="rId88">
         <w:r>
           <w:rPr>
             <w:rStyle w:val="Hyperlink"/>
@@ -7442,7 +7483,7 @@
         <w:pStyle w:val="BodyText"/>
       </w:pPr>
       <w:r>
-        <w:t xml:space="preserve">Inicio rápido seguro: Crear un proyecto de alcance, cargar un marco relevante, asignar propietarios, implementación de documentos, adjuntar evidencia, evaluar y rastrear hallazgos.</w:t>
+        <w:t xml:space="preserve">Comienzo rápido seguro: Escanear sólo rangos escritos con opciones limitadas, reconciliarse con el inventario, investigar desconocidos, y preservar el alcance y las pruebas de comando.</w:t>
       </w:r>
     </w:p>
     <w:p>
@@ -7453,14 +7494,14 @@
         <w:t xml:space="preserve">Retain: authority, scope, source/release, version, configuración/query, population, date, raw result, analista validation, limitation, control mapping, finding, correction, and retest. Proteger el sistema y la información de vulnerabilidad.</w:t>
       </w:r>
     </w:p>
-    <w:bookmarkEnd w:id="87"/>
-    <w:bookmarkStart w:id="89" w:name="heimdall"/>
+    <w:bookmarkEnd w:id="89"/>
+    <w:bookmarkStart w:id="90" w:name="greenbone-community-edition"/>
     <w:p>
       <w:pPr>
         <w:pStyle w:val="Heading2"/>
       </w:pPr>
       <w:r>
-        <w:t xml:space="preserve">26.6 Heimdall</w:t>
+        <w:t xml:space="preserve">26.13 Greenbone Community Edition</w:t>
       </w:r>
     </w:p>
     <w:p>
@@ -7468,12 +7509,46 @@
         <w:pStyle w:val="FirstParagraph"/>
       </w:pPr>
       <w:r>
-        <w:t xml:space="preserve">Objetivo: Ver y normalizar los resultados de la evaluación de la seguridad. Proyecto oficial:</w:t>
-      </w:r>
-      <w:r>
-        <w:t xml:space="preserve"> </w:t>
-      </w:r>
-      <w:hyperlink r:id="rId88">
+        <w:t xml:space="preserve">Objetivo: Evaluación autorizada de la vulnerabilidad. Proyecto oficial: [ejecutado]Greenbone Community Edition (10)(https://greenbone.github.io/docs/latest/)</w:t>
+      </w:r>
+    </w:p>
+    <w:p>
+      <w:pPr>
+        <w:pStyle w:val="BodyText"/>
+      </w:pPr>
+      <w:r>
+        <w:t xml:space="preserve">Inicio rápido seguro: Actualizar los alimentos, definir los objetivos y las credenciales aprobados, validar la cobertura, revisar los hallazgos, corregir y cambiar.</w:t>
+      </w:r>
+    </w:p>
+    <w:p>
+      <w:pPr>
+        <w:pStyle w:val="BodyText"/>
+      </w:pPr>
+      <w:r>
+        <w:t xml:space="preserve">Retain: authority, scope, source/release, version, configuración/query, population, date, raw result, analista validation, limitation, control mapping, finding, correction, and retest. Proteger el sistema y la información de vulnerabilidad.</w:t>
+      </w:r>
+    </w:p>
+    <w:bookmarkEnd w:id="90"/>
+    <w:bookmarkStart w:id="92" w:name="trivy"/>
+    <w:p>
+      <w:pPr>
+        <w:pStyle w:val="Heading2"/>
+      </w:pPr>
+      <w:r>
+        <w:t xml:space="preserve">26.14 Trivy</w:t>
+      </w:r>
+    </w:p>
+    <w:p>
+      <w:pPr>
+        <w:pStyle w:val="FirstParagraph"/>
+      </w:pPr>
+      <w:r>
+        <w:t xml:space="preserve">Propósito: Repositorio, imagen, dependencia, secreto y cheques IaC. Proyecto oficial:</w:t>
+      </w:r>
+      <w:r>
+        <w:t xml:space="preserve"> </w:t>
+      </w:r>
+      <w:hyperlink r:id="rId91">
         <w:r>
           <w:rPr>
             <w:rStyle w:val="Hyperlink"/>
@@ -7487,7 +7562,7 @@
         <w:pStyle w:val="BodyText"/>
       </w:pPr>
       <w:r>
-        <w:t xml:space="preserve">Inicio rápido seguro: Importar un resultado de muestra aprobado, confirmar mapas y puntuación, revisar excepciones, restringir el acceso y exportar un informe sanitario.</w:t>
+        <w:t xml:space="preserve">Inicio rápido seguro: Escanear un repositorio de entrenamiento autorizado o imagen, validar conclusiones, corregir o documentar excepciones aprobadas, y rescan en CI.</w:t>
       </w:r>
     </w:p>
     <w:p>
@@ -7498,14 +7573,14 @@
         <w:t xml:space="preserve">Retain: authority, scope, source/release, version, configuración/query, population, date, raw result, analista validation, limitation, control mapping, finding, correction, and retest. Proteger el sistema y la información de vulnerabilidad.</w:t>
       </w:r>
     </w:p>
-    <w:bookmarkEnd w:id="89"/>
-    <w:bookmarkStart w:id="91" w:name="opencontrol"/>
+    <w:bookmarkEnd w:id="92"/>
+    <w:bookmarkStart w:id="93" w:name="owasp-zap"/>
     <w:p>
       <w:pPr>
         <w:pStyle w:val="Heading2"/>
       </w:pPr>
       <w:r>
-        <w:t xml:space="preserve">26.7 OpenControl</w:t>
+        <w:t xml:space="preserve">26.15 OWASP ZAP</w:t>
       </w:r>
     </w:p>
     <w:p>
@@ -7513,12 +7588,46 @@
         <w:pStyle w:val="FirstParagraph"/>
       </w:pPr>
       <w:r>
-        <w:t xml:space="preserve">Propósito: Documentación de cumplimiento como texto estructurado. Proyecto oficial:</w:t>
-      </w:r>
-      <w:r>
-        <w:t xml:space="preserve"> </w:t>
-      </w:r>
-      <w:hyperlink r:id="rId90">
+        <w:t xml:space="preserve">Propósito: Pruebas de seguridad de aplicaciones web autorizadas. Proyecto oficial: [Seguido] (https://www.zaproxy.org/)</w:t>
+      </w:r>
+    </w:p>
+    <w:p>
+      <w:pPr>
+        <w:pStyle w:val="BodyText"/>
+      </w:pPr>
+      <w:r>
+        <w:t xml:space="preserve">Inicio rápido seguro: Usar una aplicación de entrenamiento, arrastrar pasivamente, utilizar el escaneo activo sólo con permiso, validar hallazgos, fijar y retest.</w:t>
+      </w:r>
+    </w:p>
+    <w:p>
+      <w:pPr>
+        <w:pStyle w:val="BodyText"/>
+      </w:pPr>
+      <w:r>
+        <w:t xml:space="preserve">Retain: authority, scope, source/release, version, configuración/query, population, date, raw result, analista validation, limitation, control mapping, finding, correction, and retest. Proteger el sistema y la información de vulnerabilidad.</w:t>
+      </w:r>
+    </w:p>
+    <w:bookmarkEnd w:id="93"/>
+    <w:bookmarkStart w:id="95" w:name="keycloak"/>
+    <w:p>
+      <w:pPr>
+        <w:pStyle w:val="Heading2"/>
+      </w:pPr>
+      <w:r>
+        <w:t xml:space="preserve">26.16 Keycloak</w:t>
+      </w:r>
+    </w:p>
+    <w:p>
+      <w:pPr>
+        <w:pStyle w:val="FirstParagraph"/>
+      </w:pPr>
+      <w:r>
+        <w:t xml:space="preserve">Propósito: Identidad, funciones, MFA, sesiones y eventos de auditoría. Proyecto oficial:</w:t>
+      </w:r>
+      <w:r>
+        <w:t xml:space="preserve"> </w:t>
+      </w:r>
+      <w:hyperlink r:id="rId94">
         <w:r>
           <w:rPr>
             <w:rStyle w:val="Hyperlink"/>
@@ -7532,7 +7641,7 @@
         <w:pStyle w:val="BodyText"/>
       </w:pPr>
       <w:r>
-        <w:t xml:space="preserve">Inicio rápido seguro: Crear un componente de laboratorio, mapear un control, escribir detalles de la implementación y referencias de evidencia, revisión por pares y seguimiento en control de versiones.</w:t>
+        <w:t xml:space="preserve">Comenzar rápido seguro: Crear un reino de laboratorio, configurar roles y MFA, probar el ensamblador de pruebas y casos privilegiados, y revisar eventos.</w:t>
       </w:r>
     </w:p>
     <w:p>
@@ -7543,14 +7652,14 @@
         <w:t xml:space="preserve">Retain: authority, scope, source/release, version, configuración/query, population, date, raw result, analista validation, limitation, control mapping, finding, correction, and retest. Proteger el sistema y la información de vulnerabilidad.</w:t>
       </w:r>
     </w:p>
-    <w:bookmarkEnd w:id="91"/>
-    <w:bookmarkStart w:id="93" w:name="oscal-cli"/>
+    <w:bookmarkEnd w:id="95"/>
+    <w:bookmarkStart w:id="97" w:name="defectodojo"/>
     <w:p>
       <w:pPr>
         <w:pStyle w:val="Heading2"/>
       </w:pPr>
       <w:r>
-        <w:t xml:space="preserve">26.8 OSCAL CLI</w:t>
+        <w:t xml:space="preserve">26.17 DefectoDojo</w:t>
       </w:r>
     </w:p>
     <w:p>
@@ -7558,12 +7667,12 @@
         <w:pStyle w:val="FirstParagraph"/>
       </w:pPr>
       <w:r>
-        <w:t xml:space="preserve">Propósito: Validar y transformar contenido OSCAL. Proyecto oficial:</w:t>
-      </w:r>
-      <w:r>
-        <w:t xml:space="preserve"> </w:t>
-      </w:r>
-      <w:hyperlink r:id="rId92">
+        <w:t xml:space="preserve">Propósito: Encontrar agregación, asignación, remediación y retest. Proyecto oficial:</w:t>
+      </w:r>
+      <w:r>
+        <w:t xml:space="preserve"> </w:t>
+      </w:r>
+      <w:hyperlink r:id="rId96">
         <w:r>
           <w:rPr>
             <w:rStyle w:val="Hyperlink"/>
@@ -7577,7 +7686,7 @@
         <w:pStyle w:val="BodyText"/>
       </w:pPr>
       <w:r>
-        <w:t xml:space="preserve">Inicio rápido seguro: Validar un pequeño archivo OSCAL de laboratorio, errores de esquema correctos, transformar sólo con versiones aprobadas, y mantener la salida de validación.</w:t>
+        <w:t xml:space="preserve">Comienzo rápido seguro: Importar hallazgos de laboratorio seguros, validar la deduplicación y gravedad, asignar acción, adjuntar evidencia, y cerrar sólo después de la prueba.</w:t>
       </w:r>
     </w:p>
     <w:p>
@@ -7588,14 +7697,14 @@
         <w:t xml:space="preserve">Retain: authority, scope, source/release, version, configuración/query, population, date, raw result, analista validation, limitation, control mapping, finding, correction, and retest. Proteger el sistema y la información de vulnerabilidad.</w:t>
       </w:r>
     </w:p>
-    <w:bookmarkEnd w:id="93"/>
-    <w:bookmarkStart w:id="95" w:name="wazuh"/>
+    <w:bookmarkEnd w:id="97"/>
+    <w:bookmarkStart w:id="99" w:name="open-policy-agent"/>
     <w:p>
       <w:pPr>
         <w:pStyle w:val="Heading2"/>
       </w:pPr>
       <w:r>
-        <w:t xml:space="preserve">26.9 Wazuh</w:t>
+        <w:t xml:space="preserve">26.18 Open Policy Agent</w:t>
       </w:r>
     </w:p>
     <w:p>
@@ -7603,12 +7712,12 @@
         <w:pStyle w:val="FirstParagraph"/>
       </w:pPr>
       <w:r>
-        <w:t xml:space="preserve">Propósito: Supervisión de puntos finales, integridad de archivos, análisis de registros y alertas. Proyecto oficial:</w:t>
-      </w:r>
-      <w:r>
-        <w:t xml:space="preserve"> </w:t>
-      </w:r>
-      <w:hyperlink r:id="rId94">
+        <w:t xml:space="preserve">Objetivo: Decisiones de política como código. Proyecto oficial:</w:t>
+      </w:r>
+      <w:r>
+        <w:t xml:space="preserve"> </w:t>
+      </w:r>
+      <w:hyperlink r:id="rId98">
         <w:r>
           <w:rPr>
             <w:rStyle w:val="Hyperlink"/>
@@ -7622,7 +7731,7 @@
         <w:pStyle w:val="BodyText"/>
       </w:pPr>
       <w:r>
-        <w:t xml:space="preserve">Inicio rápido seguro: Inscribir un punto final de laboratorio, generar un evento inofensivo, validar la recogida y alerta, cobertura de documentos y limitaciones, y retener evidencia.</w:t>
+        <w:t xml:space="preserve">Inicio rápido seguro: Escribir una pequeña política de laboratorio para una regla de configuración aprobada, probar casos de permiso/negación y fracaso, revisión por pares, decisiones de registro y preservar la autoridad de excepción humana.</w:t>
       </w:r>
     </w:p>
     <w:p>
@@ -7633,14 +7742,15 @@
         <w:t xml:space="preserve">Retain: authority, scope, source/release, version, configuración/query, population, date, raw result, analista validation, limitation, control mapping, finding, correction, and retest. Proteger el sistema y la información de vulnerabilidad.</w:t>
       </w:r>
     </w:p>
-    <w:bookmarkEnd w:id="95"/>
-    <w:bookmarkStart w:id="97" w:name="openscap"/>
-    <w:p>
-      <w:pPr>
-        <w:pStyle w:val="Heading2"/>
-      </w:pPr>
-      <w:r>
-        <w:t xml:space="preserve">26.10 OpenSCAP</w:t>
+    <w:bookmarkEnd w:id="99"/>
+    <w:bookmarkEnd w:id="100"/>
+    <w:bookmarkStart w:id="104" w:name="manual-del-rmf-para-gerentes"/>
+    <w:p>
+      <w:pPr>
+        <w:pStyle w:val="Heading1"/>
+      </w:pPr>
+      <w:r>
+        <w:t xml:space="preserve">27. Manual del RMF para gerentes</w:t>
       </w:r>
     </w:p>
     <w:p>
@@ -7648,382 +7758,9 @@
         <w:pStyle w:val="FirstParagraph"/>
       </w:pPr>
       <w:r>
-        <w:t xml:space="preserve">Propósito: Configuración y evaluación de vulnerabilidad. Proyecto oficial:</w:t>
-      </w:r>
-      <w:r>
-        <w:t xml:space="preserve"> </w:t>
-      </w:r>
-      <w:hyperlink r:id="rId96">
-        <w:r>
-          <w:rPr>
-            <w:rStyle w:val="Hyperlink"/>
-          </w:rPr>
-          <w:t xml:space="preserve">Seguido</w:t>
-        </w:r>
-      </w:hyperlink>
-    </w:p>
-    <w:p>
-      <w:pPr>
-        <w:pStyle w:val="BodyText"/>
-      </w:pPr>
-      <w:r>
-        <w:t xml:space="preserve">Inicio rápido seguro: Elija un perfil aplicable para un sistema de laboratorio, ejecute un escaneo autorizado, valide los resultados, ajuste de documentos, remedia y recan.</w:t>
-      </w:r>
-    </w:p>
-    <w:p>
-      <w:pPr>
-        <w:pStyle w:val="BodyText"/>
-      </w:pPr>
-      <w:r>
-        <w:t xml:space="preserve">Retain: authority, scope, source/release, version, configuración/query, population, date, raw result, analista validation, limitation, control mapping, finding, correction, and retest. Proteger el sistema y la información de vulnerabilidad.</w:t>
-      </w:r>
-    </w:p>
-    <w:bookmarkEnd w:id="97"/>
-    <w:bookmarkStart w:id="98" w:name="osquery"/>
-    <w:p>
-      <w:pPr>
-        <w:pStyle w:val="Heading2"/>
-      </w:pPr>
-      <w:r>
-        <w:t xml:space="preserve">26.11 osquery</w:t>
-      </w:r>
-    </w:p>
-    <w:p>
-      <w:pPr>
-        <w:pStyle w:val="FirstParagraph"/>
-      </w:pPr>
-      <w:r>
-        <w:t xml:space="preserve">Finalidad: inventario y consultas de configuración. Proyecto oficial: (https://www.osquery.io/)</w:t>
-      </w:r>
-    </w:p>
-    <w:p>
-      <w:pPr>
-        <w:pStyle w:val="BodyText"/>
-      </w:pPr>
-      <w:r>
-        <w:t xml:space="preserve">Inicio rápido seguro: Ejecutar consultas de laboratorio sólo lectura, definir la población, comparar resultados con requisitos, validar excepciones, y registrar consultas/versión.</w:t>
-      </w:r>
-    </w:p>
-    <w:p>
-      <w:pPr>
-        <w:pStyle w:val="BodyText"/>
-      </w:pPr>
-      <w:r>
-        <w:t xml:space="preserve">Retain: authority, scope, source/release, version, configuración/query, population, date, raw result, analista validation, limitation, control mapping, finding, correction, and retest. Proteger el sistema y la información de vulnerabilidad.</w:t>
-      </w:r>
-    </w:p>
-    <w:bookmarkEnd w:id="98"/>
-    <w:bookmarkStart w:id="100" w:name="nmap"/>
-    <w:p>
-      <w:pPr>
-        <w:pStyle w:val="Heading2"/>
-      </w:pPr>
-      <w:r>
-        <w:t xml:space="preserve">26.12 Nmap</w:t>
-      </w:r>
-    </w:p>
-    <w:p>
-      <w:pPr>
-        <w:pStyle w:val="FirstParagraph"/>
-      </w:pPr>
-      <w:r>
-        <w:t xml:space="preserve">Propósito: Activo autorizado y descubrimiento de servicios. Proyecto oficial:</w:t>
-      </w:r>
-      <w:r>
-        <w:t xml:space="preserve"> </w:t>
-      </w:r>
-      <w:hyperlink r:id="rId99">
-        <w:r>
-          <w:rPr>
-            <w:rStyle w:val="Hyperlink"/>
-          </w:rPr>
-          <w:t xml:space="preserve">Seguido</w:t>
-        </w:r>
-      </w:hyperlink>
-    </w:p>
-    <w:p>
-      <w:pPr>
-        <w:pStyle w:val="BodyText"/>
-      </w:pPr>
-      <w:r>
-        <w:t xml:space="preserve">Comienzo rápido seguro: Escanear sólo rangos escritos con opciones limitadas, reconciliarse con el inventario, investigar desconocidos, y preservar el alcance y las pruebas de comando.</w:t>
-      </w:r>
-    </w:p>
-    <w:p>
-      <w:pPr>
-        <w:pStyle w:val="BodyText"/>
-      </w:pPr>
-      <w:r>
-        <w:t xml:space="preserve">Retain: authority, scope, source/release, version, configuración/query, population, date, raw result, analista validation, limitation, control mapping, finding, correction, and retest. Proteger el sistema y la información de vulnerabilidad.</w:t>
-      </w:r>
-    </w:p>
-    <w:bookmarkEnd w:id="100"/>
-    <w:bookmarkStart w:id="101" w:name="greenbone-community-edition"/>
-    <w:p>
-      <w:pPr>
-        <w:pStyle w:val="Heading2"/>
-      </w:pPr>
-      <w:r>
-        <w:t xml:space="preserve">26.13 Greenbone Community Edition</w:t>
-      </w:r>
-    </w:p>
-    <w:p>
-      <w:pPr>
-        <w:pStyle w:val="FirstParagraph"/>
-      </w:pPr>
-      <w:r>
-        <w:t xml:space="preserve">Objetivo: Evaluación autorizada de la vulnerabilidad. Proyecto oficial: [ejecutado]Greenbone Community Edition (10)(https://greenbone.github.io/docs/latest/)</w:t>
-      </w:r>
-    </w:p>
-    <w:p>
-      <w:pPr>
-        <w:pStyle w:val="BodyText"/>
-      </w:pPr>
-      <w:r>
-        <w:t xml:space="preserve">Inicio rápido seguro: Actualizar los alimentos, definir los objetivos y las credenciales aprobados, validar la cobertura, revisar los hallazgos, corregir y cambiar.</w:t>
-      </w:r>
-    </w:p>
-    <w:p>
-      <w:pPr>
-        <w:pStyle w:val="BodyText"/>
-      </w:pPr>
-      <w:r>
-        <w:t xml:space="preserve">Retain: authority, scope, source/release, version, configuración/query, population, date, raw result, analista validation, limitation, control mapping, finding, correction, and retest. Proteger el sistema y la información de vulnerabilidad.</w:t>
-      </w:r>
-    </w:p>
-    <w:bookmarkEnd w:id="101"/>
-    <w:bookmarkStart w:id="103" w:name="trivy"/>
-    <w:p>
-      <w:pPr>
-        <w:pStyle w:val="Heading2"/>
-      </w:pPr>
-      <w:r>
-        <w:t xml:space="preserve">26.14 Trivy</w:t>
-      </w:r>
-    </w:p>
-    <w:p>
-      <w:pPr>
-        <w:pStyle w:val="FirstParagraph"/>
-      </w:pPr>
-      <w:r>
-        <w:t xml:space="preserve">Propósito: Repositorio, imagen, dependencia, secreto y cheques IaC. Proyecto oficial:</w:t>
-      </w:r>
-      <w:r>
-        <w:t xml:space="preserve"> </w:t>
-      </w:r>
-      <w:hyperlink r:id="rId102">
-        <w:r>
-          <w:rPr>
-            <w:rStyle w:val="Hyperlink"/>
-          </w:rPr>
-          <w:t xml:space="preserve">Seguido</w:t>
-        </w:r>
-      </w:hyperlink>
-    </w:p>
-    <w:p>
-      <w:pPr>
-        <w:pStyle w:val="BodyText"/>
-      </w:pPr>
-      <w:r>
-        <w:t xml:space="preserve">Inicio rápido seguro: Escanear un repositorio de entrenamiento autorizado o imagen, validar conclusiones, corregir o documentar excepciones aprobadas, y rescan en CI.</w:t>
-      </w:r>
-    </w:p>
-    <w:p>
-      <w:pPr>
-        <w:pStyle w:val="BodyText"/>
-      </w:pPr>
-      <w:r>
-        <w:t xml:space="preserve">Retain: authority, scope, source/release, version, configuración/query, population, date, raw result, analista validation, limitation, control mapping, finding, correction, and retest. Proteger el sistema y la información de vulnerabilidad.</w:t>
-      </w:r>
-    </w:p>
-    <w:bookmarkEnd w:id="103"/>
-    <w:bookmarkStart w:id="104" w:name="owasp-zap"/>
-    <w:p>
-      <w:pPr>
-        <w:pStyle w:val="Heading2"/>
-      </w:pPr>
-      <w:r>
-        <w:t xml:space="preserve">26.15 OWASP ZAP</w:t>
-      </w:r>
-    </w:p>
-    <w:p>
-      <w:pPr>
-        <w:pStyle w:val="FirstParagraph"/>
-      </w:pPr>
-      <w:r>
-        <w:t xml:space="preserve">Propósito: Pruebas de seguridad de aplicaciones web autorizadas. Proyecto oficial: [Seguido] (https://www.zaproxy.org/)</w:t>
-      </w:r>
-    </w:p>
-    <w:p>
-      <w:pPr>
-        <w:pStyle w:val="BodyText"/>
-      </w:pPr>
-      <w:r>
-        <w:t xml:space="preserve">Inicio rápido seguro: Usar una aplicación de entrenamiento, arrastrar pasivamente, utilizar el escaneo activo sólo con permiso, validar hallazgos, fijar y retest.</w:t>
-      </w:r>
-    </w:p>
-    <w:p>
-      <w:pPr>
-        <w:pStyle w:val="BodyText"/>
-      </w:pPr>
-      <w:r>
-        <w:t xml:space="preserve">Retain: authority, scope, source/release, version, configuración/query, population, date, raw result, analista validation, limitation, control mapping, finding, correction, and retest. Proteger el sistema y la información de vulnerabilidad.</w:t>
-      </w:r>
-    </w:p>
-    <w:bookmarkEnd w:id="104"/>
-    <w:bookmarkStart w:id="106" w:name="keycloak"/>
-    <w:p>
-      <w:pPr>
-        <w:pStyle w:val="Heading2"/>
-      </w:pPr>
-      <w:r>
-        <w:t xml:space="preserve">26.16 Keycloak</w:t>
-      </w:r>
-    </w:p>
-    <w:p>
-      <w:pPr>
-        <w:pStyle w:val="FirstParagraph"/>
-      </w:pPr>
-      <w:r>
-        <w:t xml:space="preserve">Propósito: Identidad, funciones, MFA, sesiones y eventos de auditoría. Proyecto oficial:</w:t>
-      </w:r>
-      <w:r>
-        <w:t xml:space="preserve"> </w:t>
-      </w:r>
-      <w:hyperlink r:id="rId105">
-        <w:r>
-          <w:rPr>
-            <w:rStyle w:val="Hyperlink"/>
-          </w:rPr>
-          <w:t xml:space="preserve">Seguido</w:t>
-        </w:r>
-      </w:hyperlink>
-    </w:p>
-    <w:p>
-      <w:pPr>
-        <w:pStyle w:val="BodyText"/>
-      </w:pPr>
-      <w:r>
-        <w:t xml:space="preserve">Comenzar rápido seguro: Crear un reino de laboratorio, configurar roles y MFA, probar el ensamblador de pruebas y casos privilegiados, y revisar eventos.</w:t>
-      </w:r>
-    </w:p>
-    <w:p>
-      <w:pPr>
-        <w:pStyle w:val="BodyText"/>
-      </w:pPr>
-      <w:r>
-        <w:t xml:space="preserve">Retain: authority, scope, source/release, version, configuración/query, population, date, raw result, analista validation, limitation, control mapping, finding, correction, and retest. Proteger el sistema y la información de vulnerabilidad.</w:t>
-      </w:r>
-    </w:p>
-    <w:bookmarkEnd w:id="106"/>
-    <w:bookmarkStart w:id="108" w:name="defectodojo"/>
-    <w:p>
-      <w:pPr>
-        <w:pStyle w:val="Heading2"/>
-      </w:pPr>
-      <w:r>
-        <w:t xml:space="preserve">26.17 DefectoDojo</w:t>
-      </w:r>
-    </w:p>
-    <w:p>
-      <w:pPr>
-        <w:pStyle w:val="FirstParagraph"/>
-      </w:pPr>
-      <w:r>
-        <w:t xml:space="preserve">Propósito: Encontrar agregación, asignación, remediación y retest. Proyecto oficial:</w:t>
-      </w:r>
-      <w:r>
-        <w:t xml:space="preserve"> </w:t>
-      </w:r>
-      <w:hyperlink r:id="rId107">
-        <w:r>
-          <w:rPr>
-            <w:rStyle w:val="Hyperlink"/>
-          </w:rPr>
-          <w:t xml:space="preserve">Seguido</w:t>
-        </w:r>
-      </w:hyperlink>
-    </w:p>
-    <w:p>
-      <w:pPr>
-        <w:pStyle w:val="BodyText"/>
-      </w:pPr>
-      <w:r>
-        <w:t xml:space="preserve">Comienzo rápido seguro: Importar hallazgos de laboratorio seguros, validar la deduplicación y gravedad, asignar acción, adjuntar evidencia, y cerrar sólo después de la prueba.</w:t>
-      </w:r>
-    </w:p>
-    <w:p>
-      <w:pPr>
-        <w:pStyle w:val="BodyText"/>
-      </w:pPr>
-      <w:r>
-        <w:t xml:space="preserve">Retain: authority, scope, source/release, version, configuración/query, population, date, raw result, analista validation, limitation, control mapping, finding, correction, and retest. Proteger el sistema y la información de vulnerabilidad.</w:t>
-      </w:r>
-    </w:p>
-    <w:bookmarkEnd w:id="108"/>
-    <w:bookmarkStart w:id="110" w:name="open-policy-agent"/>
-    <w:p>
-      <w:pPr>
-        <w:pStyle w:val="Heading2"/>
-      </w:pPr>
-      <w:r>
-        <w:t xml:space="preserve">26.18 Open Policy Agent</w:t>
-      </w:r>
-    </w:p>
-    <w:p>
-      <w:pPr>
-        <w:pStyle w:val="FirstParagraph"/>
-      </w:pPr>
-      <w:r>
-        <w:t xml:space="preserve">Objetivo: Decisiones de política como código. Proyecto oficial:</w:t>
-      </w:r>
-      <w:r>
-        <w:t xml:space="preserve"> </w:t>
-      </w:r>
-      <w:hyperlink r:id="rId109">
-        <w:r>
-          <w:rPr>
-            <w:rStyle w:val="Hyperlink"/>
-          </w:rPr>
-          <w:t xml:space="preserve">Seguido</w:t>
-        </w:r>
-      </w:hyperlink>
-    </w:p>
-    <w:p>
-      <w:pPr>
-        <w:pStyle w:val="BodyText"/>
-      </w:pPr>
-      <w:r>
-        <w:t xml:space="preserve">Inicio rápido seguro: Escribir una pequeña política de laboratorio para una regla de configuración aprobada, probar casos de permiso/negación y fracaso, revisión por pares, decisiones de registro y preservar la autoridad de excepción humana.</w:t>
-      </w:r>
-    </w:p>
-    <w:p>
-      <w:pPr>
-        <w:pStyle w:val="BodyText"/>
-      </w:pPr>
-      <w:r>
-        <w:t xml:space="preserve">Retain: authority, scope, source/release, version, configuración/query, population, date, raw result, analista validation, limitation, control mapping, finding, correction, and retest. Proteger el sistema y la información de vulnerabilidad.</w:t>
-      </w:r>
-    </w:p>
-    <w:bookmarkEnd w:id="110"/>
-    <w:bookmarkEnd w:id="111"/>
-    <w:bookmarkStart w:id="115" w:name="libro-de-juegos-rmf-de-manager"/>
-    <w:p>
-      <w:pPr>
-        <w:pStyle w:val="Heading1"/>
-      </w:pPr>
-      <w:r>
-        <w:t xml:space="preserve">27. Libro de juegos RMF de Manager</w:t>
-      </w:r>
-    </w:p>
-    <w:p>
-      <w:pPr>
-        <w:pStyle w:val="FirstParagraph"/>
-      </w:pPr>
-      <w:r>
         <w:rPr>
+          <w:i/>
           <w:iCs/>
-          <w:i/>
         </w:rPr>
         <w:t xml:space="preserve">Managers keep RMF focused on mission risk, reliable evidence, timely decisions, and correction.</w:t>
       </w:r>
@@ -8034,8 +7771,8 @@
       </w:pPr>
       <w:r>
         <w:rPr>
+          <w:b/>
           <w:bCs/>
-          <w:b/>
         </w:rPr>
         <w:t xml:space="preserve">Area</w:t>
       </w:r>
@@ -8050,8 +7787,8 @@
       </w:r>
       <w:r>
         <w:rPr>
+          <w:b/>
           <w:bCs/>
-          <w:b/>
         </w:rPr>
         <w:t xml:space="preserve">Pregunta principal</w:t>
       </w:r>
@@ -8110,7 +7847,7 @@
         <w:t xml:space="preserve">¿Se financian acciones severas y atrasadas y se prueban de forma independiente? Extensiones repetidas sin decisión de riesgo</w:t>
       </w:r>
     </w:p>
-    <w:bookmarkStart w:id="112" w:name="gestor-ritmo"/>
+    <w:bookmarkStart w:id="101" w:name="gestor-ritmo"/>
     <w:p>
       <w:pPr>
         <w:pStyle w:val="Heading2"/>
@@ -8165,11 +7902,11 @@
     </w:p>
     <w:p>
       <w:pPr>
+        <w:pStyle w:val="Compact"/>
         <w:numPr>
           <w:ilvl w:val="0"/>
           <w:numId w:val="1025"/>
         </w:numPr>
-        <w:pStyle w:val="Compact"/>
       </w:pPr>
       <w:r>
         <w:t xml:space="preserve">Guía de la carrera de analista junior</w:t>
@@ -8181,8 +7918,8 @@
       </w:pPr>
       <w:r>
         <w:rPr>
+          <w:i/>
           <w:iCs/>
-          <w:i/>
         </w:rPr>
         <w:t xml:space="preserve">Los analistas Junior RMF crean valor a través de límites precisos, mapas, declaraciones, evidencias, hallazgos y seguimiento.</w:t>
       </w:r>
@@ -8195,13 +7932,7 @@
         <w:t xml:space="preserve">■img src=</w:t>
       </w:r>
       <w:r>
-        <w:t xml:space="preserve">“</w:t>
-      </w:r>
-      <w:r>
-        <w:t xml:space="preserve">media/image10.png</w:t>
-      </w:r>
-      <w:r>
-        <w:t xml:space="preserve">”</w:t>
+        <w:t xml:space="preserve">“media/image10.png”</w:t>
       </w:r>
       <w:r>
         <w:t xml:space="preserve"> </w:t>
@@ -8210,13 +7941,7 @@
         <w:t xml:space="preserve">estilo=</w:t>
       </w:r>
       <w:r>
-        <w:t xml:space="preserve">“</w:t>
-      </w:r>
-      <w:r>
-        <w:t xml:space="preserve">width:6.15in;height:3.39605in</w:t>
-      </w:r>
-      <w:r>
-        <w:t xml:space="preserve">”</w:t>
+        <w:t xml:space="preserve">“width:6.15in;height:3.39605in”</w:t>
       </w:r>
       <w:r>
         <w:t xml:space="preserve"> </w:t>
@@ -8225,13 +7950,7 @@
         <w:t xml:space="preserve">alt=</w:t>
       </w:r>
       <w:r>
-        <w:t xml:space="preserve">“</w:t>
-      </w:r>
-      <w:r>
-        <w:t xml:space="preserve">Trace cada conclusión del requisito a la implementación, evidencia, resultado, riesgo, y acción.</w:t>
-      </w:r>
-      <w:r>
-        <w:t xml:space="preserve">”</w:t>
+        <w:t xml:space="preserve">“Trace cada conclusión del requisito a la implementación, evidencia, resultado, riesgo, y acción.”</w:t>
       </w:r>
     </w:p>
     <w:p>
@@ -8242,8 +7961,8 @@
         <w:t xml:space="preserve">Gráfico 10 Júnior RMF vía analista</w:t>
       </w:r>
     </w:p>
-    <w:bookmarkEnd w:id="112"/>
-    <w:bookmarkStart w:id="113" w:name="funciones-comunes"/>
+    <w:bookmarkEnd w:id="101"/>
+    <w:bookmarkStart w:id="102" w:name="funciones-comunes"/>
     <w:p>
       <w:pPr>
         <w:pStyle w:val="Heading2"/>
@@ -8340,8 +8059,8 @@
         <w:t xml:space="preserve">Analista de Monitoreo continuo</w:t>
       </w:r>
     </w:p>
-    <w:bookmarkEnd w:id="113"/>
-    <w:bookmarkStart w:id="114" w:name="típico-trabajo"/>
+    <w:bookmarkEnd w:id="102"/>
+    <w:bookmarkStart w:id="103" w:name="típico-trabajo"/>
     <w:p>
       <w:pPr>
         <w:pStyle w:val="Heading2"/>
@@ -8416,9 +8135,9 @@
         <w:t xml:space="preserve">Usar CPRT, OSCAL, hojas de cálculo, repositorios, paneles y herramientas técnicas aprobadas sin reclamar autoridad más allá del papel.</w:t>
       </w:r>
     </w:p>
-    <w:bookmarkEnd w:id="114"/>
-    <w:bookmarkEnd w:id="115"/>
-    <w:bookmarkStart w:id="128" w:name="X63f7ead03adb023a9ee2fdd52a700da050674b2"/>
+    <w:bookmarkEnd w:id="103"/>
+    <w:bookmarkEnd w:id="104"/>
+    <w:bookmarkStart w:id="117" w:name="X63f7ead03adb023a9ee2fdd52a700da050674b2"/>
     <w:p>
       <w:pPr>
         <w:pStyle w:val="Heading1"/>
@@ -8433,8 +8152,8 @@
       </w:pPr>
       <w:r>
         <w:rPr>
+          <w:i/>
           <w:iCs/>
-          <w:i/>
         </w:rPr>
         <w:t xml:space="preserve">Un sistema ficticio y un laboratorio autorizado pueden convertirse en una sólida cartera de nivel de entrada</w:t>
       </w:r>
@@ -8444,11 +8163,11 @@
     </w:p>
     <w:p>
       <w:pPr>
+        <w:pStyle w:val="Compact"/>
         <w:numPr>
           <w:ilvl w:val="0"/>
           <w:numId w:val="1028"/>
         </w:numPr>
-        <w:pStyle w:val="Compact"/>
       </w:pPr>
       <w:r>
         <w:t xml:space="preserve">La regla del laboratorio* Utilizar organizaciones ficticias, datos sintéticos, sistemas aislados y autorización escrita. Nunca escanee objetivos públicos o publique planes de sistema real, vulnerabilidades, credenciales, diagramas o pruebas de evaluación.</w:t>
@@ -8460,7 +8179,7 @@
         <w:t xml:space="preserve">Respuesta</w:t>
       </w:r>
     </w:p>
-    <w:bookmarkStart w:id="116" w:name="portfolio-lab"/>
+    <w:bookmarkStart w:id="105" w:name="portfolio-lab"/>
     <w:p>
       <w:pPr>
         <w:pStyle w:val="Heading2"/>
@@ -8579,8 +8298,8 @@
         <w:t xml:space="preserve">Publicar artefactos sanitizados claramente etiquetados ficticios y no una autorización NIST.</w:t>
       </w:r>
     </w:p>
-    <w:bookmarkEnd w:id="116"/>
-    <w:bookmarkStart w:id="117" w:name="plan-de-30-días"/>
+    <w:bookmarkEnd w:id="105"/>
+    <w:bookmarkStart w:id="106" w:name="plan-de-30-días"/>
     <w:p>
       <w:pPr>
         <w:pStyle w:val="Heading2"/>
@@ -8594,26 +8313,24 @@
         <w:tblStyle w:val="Table"/>
         <w:tblW w:type="auto" w:w="0"/>
         <w:tblLook w:firstRow="1" w:lastRow="0" w:firstColumn="0" w:lastColumn="0" w:noHBand="0" w:noVBand="0" w:val="0020"/>
-        <w:jc w:val="start"/>
       </w:tblPr>
       <w:tblGrid>
         <w:gridCol w:w="7920"/>
       </w:tblGrid>
       <w:tr>
         <w:trPr>
-          <w:tblHeader w:val="true"/>
+          <w:tblHeader w:val="on"/>
         </w:trPr>
         <w:tc>
           <w:tcPr/>
           <w:p>
             <w:pPr>
               <w:pStyle w:val="Compact"/>
-              <w:jc w:val="left"/>
             </w:pPr>
             <w:r>
               <w:rPr>
+                <w:b/>
                 <w:bCs/>
-                <w:b/>
               </w:rPr>
               <w:t xml:space="preserve">Días</w:t>
             </w:r>
@@ -8626,7 +8343,6 @@
           <w:p>
             <w:pPr>
               <w:pStyle w:val="Compact"/>
-              <w:jc w:val="left"/>
             </w:pPr>
             <w:r>
               <w:t xml:space="preserve">1–4</w:t>
@@ -8640,7 +8356,6 @@
           <w:p>
             <w:pPr>
               <w:pStyle w:val="Compact"/>
-              <w:jc w:val="left"/>
             </w:pPr>
             <w:r>
               <w:t xml:space="preserve">TEN 5–7</w:t>
@@ -8654,7 +8369,6 @@
           <w:p>
             <w:pPr>
               <w:pStyle w:val="Compact"/>
-              <w:jc w:val="left"/>
             </w:pPr>
             <w:r>
               <w:t xml:space="preserve">TEN 8–11</w:t>
@@ -8668,7 +8382,6 @@
           <w:p>
             <w:pPr>
               <w:pStyle w:val="Compact"/>
-              <w:jc w:val="left"/>
             </w:pPr>
             <w:r>
               <w:t xml:space="preserve">12–15 Silencioso Aplicación y estudio de la familia</w:t>
@@ -8682,7 +8395,6 @@
           <w:p>
             <w:pPr>
               <w:pStyle w:val="Compact"/>
-              <w:jc w:val="left"/>
             </w:pPr>
             <w:r>
               <w:t xml:space="preserve">TEN 16–19</w:t>
@@ -8717,14 +8429,216 @@
         <w:t xml:space="preserve">TEN 28–30 | Portfolio y entrevista | Portafolio Sanitizado y cinco historias de STAR</w:t>
       </w:r>
     </w:p>
+    <w:bookmarkEnd w:id="106"/>
+    <w:bookmarkStart w:id="107" w:name="qué-es-rmf"/>
+    <w:p>
+      <w:pPr>
+        <w:pStyle w:val="Heading2"/>
+      </w:pPr>
+      <w:r>
+        <w:t xml:space="preserve">29.3 ¿Qué es RMF?</w:t>
+      </w:r>
+    </w:p>
+    <w:p>
+      <w:pPr>
+        <w:pStyle w:val="FirstParagraph"/>
+      </w:pPr>
+      <w:r>
+        <w:t xml:space="preserve">Un proceso de ciclo de vida de siete pasos para gestionar el riesgo de seguridad y privacidad: Preparar, Categorizar, Seleccionar, Implementar, Evaluar, Autorizar y Monitorizar.</w:t>
+      </w:r>
+    </w:p>
+    <w:bookmarkEnd w:id="107"/>
+    <w:bookmarkStart w:id="108" w:name="es-sp-800-53-una-lista-de-verificación"/>
+    <w:p>
+      <w:pPr>
+        <w:pStyle w:val="Heading2"/>
+      </w:pPr>
+      <w:r>
+        <w:t xml:space="preserve">29.4 ¿Es SP 800-53 una lista de verificación?</w:t>
+      </w:r>
+    </w:p>
+    <w:p>
+      <w:pPr>
+        <w:pStyle w:val="FirstParagraph"/>
+      </w:pPr>
+      <w:r>
+        <w:t xml:space="preserve">No. Es un catálogo de control flexible. Las organizaciones eligen y ajustan los controles mediante la gestión de riesgos y los requisitos aplicables.</w:t>
+      </w:r>
+    </w:p>
+    <w:bookmarkEnd w:id="108"/>
+    <w:bookmarkStart w:id="109" w:name="qué-es-una-base-de-referencia"/>
+    <w:p>
+      <w:pPr>
+        <w:pStyle w:val="Heading2"/>
+      </w:pPr>
+      <w:r>
+        <w:t xml:space="preserve">29.5 ¿Qué es una base de referencia?</w:t>
+      </w:r>
+    </w:p>
+    <w:p>
+      <w:pPr>
+        <w:pStyle w:val="FirstParagraph"/>
+      </w:pPr>
+      <w:r>
+        <w:t xml:space="preserve">Un conjunto inicial de controles. SP 800-53B proporciona bases de referencia bajas, moderadas, altas y de privacidad para uso federal.</w:t>
+      </w:r>
+    </w:p>
+    <w:bookmarkEnd w:id="109"/>
+    <w:bookmarkStart w:id="110" w:name="qué-está-adaptando"/>
+    <w:p>
+      <w:pPr>
+        <w:pStyle w:val="Heading2"/>
+      </w:pPr>
+      <w:r>
+        <w:t xml:space="preserve">29.6 ¿Qué está adaptando?</w:t>
+      </w:r>
+    </w:p>
+    <w:p>
+      <w:pPr>
+        <w:pStyle w:val="FirstParagraph"/>
+      </w:pPr>
+      <w:r>
+        <w:t xml:space="preserve">Escopia documentada, parámetros, adiciones, especialización, asignación y controles de compensación aprobados que hacen que el conjunto de inicio se ajuste al sistema y el riesgo.</w:t>
+      </w:r>
+    </w:p>
+    <w:bookmarkEnd w:id="110"/>
+    <w:bookmarkStart w:id="111" w:name="qué-es-la-herencia-de-control"/>
+    <w:p>
+      <w:pPr>
+        <w:pStyle w:val="Heading2"/>
+      </w:pPr>
+      <w:r>
+        <w:t xml:space="preserve">29.7 ¿Qué es la herencia de control?</w:t>
+      </w:r>
+    </w:p>
+    <w:p>
+      <w:pPr>
+        <w:pStyle w:val="FirstParagraph"/>
+      </w:pPr>
+      <w:r>
+        <w:t xml:space="preserve">Un sistema se basa en un control proporcionado por otro proveedor autorizado, al tiempo que sigue implementando y probando sus propias responsabilidades de clientes.</w:t>
+      </w:r>
+    </w:p>
+    <w:bookmarkEnd w:id="111"/>
+    <w:bookmarkStart w:id="112" w:name="cómo-evalúas-un-control"/>
+    <w:p>
+      <w:pPr>
+        <w:pStyle w:val="Heading2"/>
+      </w:pPr>
+      <w:r>
+        <w:t xml:space="preserve">29.8 ¿Cómo evalúas un control?</w:t>
+      </w:r>
+    </w:p>
+    <w:p>
+      <w:pPr>
+        <w:pStyle w:val="FirstParagraph"/>
+      </w:pPr>
+      <w:r>
+        <w:t xml:space="preserve">Use objetivos aprobados y examine, entrevista o métodos de prueba con objetos definidos, profundidad, cobertura, población, evidencia, excepciones y limitaciones.</w:t>
+      </w:r>
+    </w:p>
+    <w:bookmarkEnd w:id="112"/>
+    <w:bookmarkStart w:id="113" w:name="qué-es-la-autorización"/>
+    <w:p>
+      <w:pPr>
+        <w:pStyle w:val="Heading2"/>
+      </w:pPr>
+      <w:r>
+        <w:t xml:space="preserve">29.9 ¿Qué es la autorización?</w:t>
+      </w:r>
+    </w:p>
+    <w:p>
+      <w:pPr>
+        <w:pStyle w:val="FirstParagraph"/>
+      </w:pPr>
+      <w:r>
+        <w:t xml:space="preserve">La decisión de un funcionario superior autorizado de aceptar un riesgo residual definido para un sistema o controles comunes en términos declarados.</w:t>
+      </w:r>
+    </w:p>
+    <w:bookmarkEnd w:id="113"/>
+    <w:bookmarkStart w:id="114" w:name="qué-es-un-poa"/>
+    <w:p>
+      <w:pPr>
+        <w:pStyle w:val="Heading2"/>
+      </w:pPr>
+      <w:r>
+        <w:t xml:space="preserve">29.10 ¿Qué es un POA?”</w:t>
+      </w:r>
+    </w:p>
+    <w:p>
+      <w:pPr>
+        <w:pStyle w:val="FirstParagraph"/>
+      </w:pPr>
+      <w:r>
+        <w:t xml:space="preserve">Un plan rastreado para corregir debilidades identificadas, con riesgo, propietario, hitos, recursos, calendario, estado y retest.</w:t>
+      </w:r>
+    </w:p>
+    <w:bookmarkEnd w:id="114"/>
+    <w:bookmarkStart w:id="115" w:name="qué-es-oscal"/>
+    <w:p>
+      <w:pPr>
+        <w:pStyle w:val="Heading2"/>
+      </w:pPr>
+      <w:r>
+        <w:t xml:space="preserve">29.11 ¿Qué es OSCAL?</w:t>
+      </w:r>
+    </w:p>
+    <w:p>
+      <w:pPr>
+        <w:pStyle w:val="FirstParagraph"/>
+      </w:pPr>
+      <w:r>
+        <w:t xml:space="preserve">Modelos legibles para máquinas NIST para controles, perfiles, implementaciones, evaluaciones, resultados y POA plagaMs.</w:t>
+      </w:r>
+    </w:p>
+    <w:bookmarkEnd w:id="115"/>
+    <w:bookmarkStart w:id="116" w:name="qué-es-el-sp-800-53-actual"/>
+    <w:p>
+      <w:pPr>
+        <w:pStyle w:val="Heading2"/>
+      </w:pPr>
+      <w:r>
+        <w:t xml:space="preserve">29.12 ¿Qué es el SP 800-53 actual?</w:t>
+      </w:r>
+    </w:p>
+    <w:p>
+      <w:pPr>
+        <w:pStyle w:val="FirstParagraph"/>
+      </w:pPr>
+      <w:r>
+        <w:t xml:space="preserve">Revisión 5, Comunicado 5.2.0, emitido en agosto de 2025.</w:t>
+      </w:r>
+    </w:p>
+    <w:bookmarkEnd w:id="116"/>
     <w:bookmarkEnd w:id="117"/>
-    <w:bookmarkStart w:id="118" w:name="qué-es-rmf"/>
+    <w:bookmarkStart w:id="126" w:name="plantillas-glosario-índice-y-referencias"/>
+    <w:p>
+      <w:pPr>
+        <w:pStyle w:val="Heading1"/>
+      </w:pPr>
+      <w:r>
+        <w:t xml:space="preserve">30. Plantillas, Glosario, Índice y Referencias</w:t>
+      </w:r>
+    </w:p>
+    <w:p>
+      <w:pPr>
+        <w:pStyle w:val="Compact"/>
+        <w:numPr>
+          <w:ilvl w:val="0"/>
+          <w:numId w:val="1030"/>
+        </w:numPr>
+      </w:pPr>
+      <w:r>
+        <w:t xml:space="preserve">Estructuras de trabajo reutilizables, términos clave, índice de sujeto y fuentes oficiales.*</w:t>
+      </w:r>
+    </w:p>
+    <w:bookmarkStart w:id="118" w:name="registro-de-sistemas-y-límites"/>
     <w:p>
       <w:pPr>
         <w:pStyle w:val="Heading2"/>
       </w:pPr>
       <w:r>
-        <w:t xml:space="preserve">29.3 ¿Qué es RMF?</w:t>
+        <w:t xml:space="preserve">30.1 Registro de sistemas y límites</w:t>
       </w:r>
     </w:p>
     <w:p>
@@ -8732,17 +8646,83 @@
         <w:pStyle w:val="FirstParagraph"/>
       </w:pPr>
       <w:r>
-        <w:t xml:space="preserve">Un proceso de ciclo de vida de siete pasos para gestionar el riesgo de seguridad y privacidad: Preparar, Categorizar, Seleccionar, Implementar, Evaluar, Autorizar y Monitorizar.</w:t>
+        <w:t xml:space="preserve">|** |</w:t>
+      </w:r>
+      <w:r>
+        <w:t xml:space="preserve"> </w:t>
+      </w:r>
+      <w:r>
+        <w:t xml:space="preserve">|… |</w:t>
+      </w:r>
+      <w:r>
+        <w:t xml:space="preserve"> </w:t>
+      </w:r>
+      <w:r>
+        <w:t xml:space="preserve">“Sistema/propietario/misión”</w:t>
+      </w:r>
+      <w:r>
+        <w:t xml:space="preserve"> </w:t>
+      </w:r>
+      <w:r>
+        <w:t xml:space="preserve">“La autorización de la autoridad en la vida”</w:t>
+      </w:r>
+      <w:r>
+        <w:t xml:space="preserve"> </w:t>
+      </w:r>
+      <w:r>
+        <w:t xml:space="preserve">“La información sobre los tipos de información y el flujo de datos son insostenibles”</w:t>
+      </w:r>
+      <w:r>
+        <w:t xml:space="preserve"> </w:t>
+      </w:r>
+      <w:r>
+        <w:t xml:space="preserve">“Antes Arquitectura/interfaces”</w:t>
+      </w:r>
+      <w:r>
+        <w:t xml:space="preserve"> </w:t>
+      </w:r>
+      <w:r>
+        <w:t xml:space="preserve">Los servicios externos/los proveedores de la vida siguen adelante.</w:t>
+      </w:r>
+      <w:r>
+        <w:t xml:space="preserve"> </w:t>
+      </w:r>
+      <w:r>
+        <w:t xml:space="preserve">Controles/herencia comunes en la vida</w:t>
+      </w:r>
+      <w:r>
+        <w:t xml:space="preserve"> </w:t>
+      </w:r>
+      <w:r>
+        <w:t xml:space="preserve">“Dependencias/localizaciones”</w:t>
+      </w:r>
+      <w:r>
+        <w:t xml:space="preserve"> </w:t>
+      </w:r>
+      <w:r>
+        <w:t xml:space="preserve">| Categoría/racional |                              </w:t>
+      </w:r>
+      <w:r>
+        <w:br/>
+      </w:r>
+      <w:r>
+        <w:t xml:space="preserve">“La etapa/cambios del ciclo de vida en la vida”</w:t>
+      </w:r>
+      <w:r>
+        <w:t xml:space="preserve"> </w:t>
+      </w:r>
+      <w:r>
+        <w:t xml:space="preserve">“Aprobaciones/versión en la vida”</w:t>
       </w:r>
     </w:p>
     <w:bookmarkEnd w:id="118"/>
-    <w:bookmarkStart w:id="119" w:name="es-sp-800-53-una-lista-de-verificación"/>
+    <w:bookmarkStart w:id="119" w:name="X9c9e47cc1b7140b3c6deb388b9e41bcf20023f7"/>
     <w:p>
       <w:pPr>
         <w:pStyle w:val="Heading2"/>
       </w:pPr>
       <w:r>
-        <w:t xml:space="preserve">29.4 ¿Es SP 800-53 una lista de verificación?</w:t>
+        <w:t xml:space="preserve">30.2 Documento de trabajo sobre la aplicación del control</w:t>
       </w:r>
     </w:p>
     <w:p>
@@ -8750,17 +8730,83 @@
         <w:pStyle w:val="FirstParagraph"/>
       </w:pPr>
       <w:r>
-        <w:t xml:space="preserve">No. Es un catálogo de control flexible. Las organizaciones eligen y ajustan los controles mediante la gestión de riesgos y los requisitos aplicables.</w:t>
+        <w:t xml:space="preserve">|** |</w:t>
+      </w:r>
+      <w:r>
+        <w:t xml:space="preserve"> </w:t>
+      </w:r>
+      <w:r>
+        <w:t xml:space="preserve">|… |</w:t>
+      </w:r>
+      <w:r>
+        <w:t xml:space="preserve"> </w:t>
+      </w:r>
+      <w:r>
+        <w:t xml:space="preserve">, control/enhancement/release |                         </w:t>
+      </w:r>
+      <w:r>
+        <w:br/>
+      </w:r>
+      <w:r>
+        <w:t xml:space="preserve">| Parameter/requirement |</w:t>
+      </w:r>
+      <w:r>
+        <w:t xml:space="preserve"> </w:t>
+      </w:r>
+      <w:r>
+        <w:t xml:space="preserve">“Asignación/providente en la vida”</w:t>
+      </w:r>
+      <w:r>
+        <w:t xml:space="preserve"> </w:t>
+      </w:r>
+      <w:r>
+        <w:t xml:space="preserve">“La vida escoge/población”</w:t>
+      </w:r>
+      <w:r>
+        <w:t xml:space="preserve"> </w:t>
+      </w:r>
+      <w:r>
+        <w:t xml:space="preserve">¿Quién?</w:t>
+      </w:r>
+      <w:r>
+        <w:t xml:space="preserve"> </w:t>
+      </w:r>
+      <w:r>
+        <w:t xml:space="preserve">¿Cómo?</w:t>
+      </w:r>
+      <w:r>
+        <w:t xml:space="preserve"> </w:t>
+      </w:r>
+      <w:r>
+        <w:t xml:space="preserve">| cuando / gatillo/frecuencia |                       </w:t>
+      </w:r>
+      <w:r>
+        <w:br/>
+      </w:r>
+      <w:r>
+        <w:t xml:space="preserve">| Evidencia/fuente/retención |</w:t>
+      </w:r>
+      <w:r>
+        <w:t xml:space="preserve"> </w:t>
+      </w:r>
+      <w:r>
+        <w:t xml:space="preserve">“Excepción/failure/review”</w:t>
+      </w:r>
+      <w:r>
+        <w:t xml:space="preserve"> </w:t>
+      </w:r>
+      <w:r>
+        <w:t xml:space="preserve">“Prisionista/aprobada/actualizada”</w:t>
       </w:r>
     </w:p>
     <w:bookmarkEnd w:id="119"/>
-    <w:bookmarkStart w:id="120" w:name="qué-es-una-base-de-referencia"/>
+    <w:bookmarkStart w:id="120" w:name="assessment-and-finding-record"/>
     <w:p>
       <w:pPr>
         <w:pStyle w:val="Heading2"/>
       </w:pPr>
       <w:r>
-        <w:t xml:space="preserve">29.5 ¿Qué es una base de referencia?</w:t>
+        <w:t xml:space="preserve">30.3 Assessment and finding record</w:t>
       </w:r>
     </w:p>
     <w:p>
@@ -8768,17 +8814,95 @@
         <w:pStyle w:val="FirstParagraph"/>
       </w:pPr>
       <w:r>
-        <w:t xml:space="preserve">Un conjunto inicial de controles. SP 800-53B proporciona bases de referencia bajas, moderadas, altas y de privacidad para uso federal.</w:t>
+        <w:t xml:space="preserve">|** |</w:t>
+      </w:r>
+      <w:r>
+        <w:t xml:space="preserve"> </w:t>
+      </w:r>
+      <w:r>
+        <w:t xml:space="preserve">|. |</w:t>
+      </w:r>
+      <w:r>
+        <w:t xml:space="preserve"> </w:t>
+      </w:r>
+      <w:r>
+        <w:t xml:space="preserve">| Objetivo/método/objeto |                        </w:t>
+      </w:r>
+      <w:r>
+        <w:br/>
+      </w:r>
+      <w:r>
+        <w:t xml:space="preserve">| DEPTH/coverage/period |                            </w:t>
+      </w:r>
+      <w:r>
+        <w:br/>
+      </w:r>
+      <w:r>
+        <w:t xml:space="preserve">| POBREZA/Sample/reliability |</w:t>
+      </w:r>
+      <w:r>
+        <w:t xml:space="preserve"> </w:t>
+      </w:r>
+      <w:r>
+        <w:t xml:space="preserve">Los pasos/herramientas/versión incurrieron en la vida                                                                                                                          </w:t>
+      </w:r>
+      <w:r>
+        <w:t xml:space="preserve"> </w:t>
+      </w:r>
+      <w:r>
+        <w:t xml:space="preserve">Evidencia/resultar la situación actual</w:t>
+      </w:r>
+      <w:r>
+        <w:t xml:space="preserve"> </w:t>
+      </w:r>
+      <w:r>
+        <w:t xml:space="preserve">Excepción / población afectada</w:t>
+      </w:r>
+      <w:r>
+        <w:t xml:space="preserve"> </w:t>
+      </w:r>
+      <w:r>
+        <w:t xml:space="preserve">“Asunto/porque viviste”</w:t>
+      </w:r>
+      <w:r>
+        <w:t xml:space="preserve"> </w:t>
+      </w:r>
+      <w:r>
+        <w:t xml:space="preserve">“Acción/propietario/miles de piedras preciosas”</w:t>
+      </w:r>
+      <w:r>
+        <w:t xml:space="preserve"> </w:t>
+      </w:r>
+      <w:r>
+        <w:t xml:space="preserve">“La protección provisional de la vida”</w:t>
+      </w:r>
+      <w:r>
+        <w:t xml:space="preserve"> </w:t>
+      </w:r>
+      <w:r>
+        <w:t xml:space="preserve">“Retest/closure”</w:t>
+      </w:r>
+      <w:r>
+        <w:t xml:space="preserve"> </w:t>
+      </w:r>
+      <w:r>
+        <w:t xml:space="preserve">(Retest/closure)</w:t>
+      </w:r>
+      <w:r>
+        <w:t xml:space="preserve"> </w:t>
+      </w:r>
+      <w:r>
+        <w:t xml:space="preserve">“Perfecto”</w:t>
       </w:r>
     </w:p>
     <w:bookmarkEnd w:id="120"/>
-    <w:bookmarkStart w:id="121" w:name="qué-está-adaptando"/>
+    <w:bookmarkStart w:id="121" w:name="registro-de-autorización-y-seguimiento"/>
     <w:p>
       <w:pPr>
         <w:pStyle w:val="Heading2"/>
       </w:pPr>
       <w:r>
-        <w:t xml:space="preserve">29.6 ¿Qué está adaptando?</w:t>
+        <w:t xml:space="preserve">30.4 Registro de autorización y seguimiento</w:t>
       </w:r>
     </w:p>
     <w:p>
@@ -8786,17 +8910,89 @@
         <w:pStyle w:val="FirstParagraph"/>
       </w:pPr>
       <w:r>
-        <w:t xml:space="preserve">Escopia documentada, parámetros, adiciones, especialización, asignación y controles de compensación aprobados que hacen que el conjunto de inicio se ajuste al sistema y el riesgo.</w:t>
+        <w:t xml:space="preserve">|** |</w:t>
+      </w:r>
+      <w:r>
+        <w:t xml:space="preserve"> </w:t>
+      </w:r>
+      <w:r>
+        <w:t xml:space="preserve">|… |</w:t>
+      </w:r>
+      <w:r>
+        <w:t xml:space="preserve"> </w:t>
+      </w:r>
+      <w:r>
+        <w:t xml:space="preserve">| Paquete/versión/fecha |                                   </w:t>
+      </w:r>
+      <w:r>
+        <w:br/>
+      </w:r>
+      <w:r>
+        <w:t xml:space="preserve">Silencioso resumen del riesgo confidencialidad                               </w:t>
+      </w:r>
+      <w:r>
+        <w:br/>
+      </w:r>
+      <w:r>
+        <w:t xml:space="preserve">“La decisión/oficial/termina”</w:t>
+      </w:r>
+      <w:r>
+        <w:t xml:space="preserve"> </w:t>
+      </w:r>
+      <w:r>
+        <w:t xml:space="preserve">“Permiso”</w:t>
+      </w:r>
+      <w:r>
+        <w:t xml:space="preserve"> </w:t>
+      </w:r>
+      <w:r>
+        <w:t xml:space="preserve">Las condiciones de vida/expiración siguen adelante.</w:t>
+      </w:r>
+      <w:r>
+        <w:t xml:space="preserve"> </w:t>
+      </w:r>
+      <w:r>
+        <w:t xml:space="preserve">| POA CENTRO M / graves riesgos |                            </w:t>
+      </w:r>
+      <w:r>
+        <w:br/>
+      </w:r>
+      <w:r>
+        <w:t xml:space="preserve">“Indicadores/fuentes/frecuencias”</w:t>
+      </w:r>
+      <w:r>
+        <w:t xml:space="preserve"> </w:t>
+      </w:r>
+      <w:r>
+        <w:t xml:space="preserve">TENIENDO EL ESPECTO/EScalation TEN                             </w:t>
+      </w:r>
+      <w:r>
+        <w:br/>
+      </w:r>
+      <w:r>
+        <w:t xml:space="preserve">Los disparadores de cambio significativos de la vida</w:t>
+      </w:r>
+      <w:r>
+        <w:t xml:space="preserve"> </w:t>
+      </w:r>
+      <w:r>
+        <w:t xml:space="preserve">TENIENDO PRESENTACIÓN DE INFORMES/Envases |                                  </w:t>
+      </w:r>
+      <w:r>
+        <w:br/>
+      </w:r>
+      <w:r>
+        <w:t xml:space="preserve">Reautorización/cerramiento en la vida</w:t>
       </w:r>
     </w:p>
     <w:bookmarkEnd w:id="121"/>
-    <w:bookmarkStart w:id="122" w:name="qué-es-la-herencia-de-control"/>
+    <w:bookmarkStart w:id="122" w:name="glosario"/>
     <w:p>
       <w:pPr>
         <w:pStyle w:val="Heading2"/>
       </w:pPr>
       <w:r>
-        <w:t xml:space="preserve">29.7 ¿Qué es la herencia de control?</w:t>
+        <w:t xml:space="preserve">30.5 Glosario</w:t>
       </w:r>
     </w:p>
     <w:p>
@@ -8804,17 +9000,119 @@
         <w:pStyle w:val="FirstParagraph"/>
       </w:pPr>
       <w:r>
-        <w:t xml:space="preserve">Un sistema se basa en un control proporcionado por otro proveedor autorizado, al tiempo que sigue implementando y probando sus propias responsabilidades de clientes.</w:t>
+        <w:t xml:space="preserve">|** |</w:t>
+      </w:r>
+      <w:r>
+        <w:t xml:space="preserve"> </w:t>
+      </w:r>
+      <w:r>
+        <w:t xml:space="preserve">|… |</w:t>
+      </w:r>
+      <w:r>
+        <w:t xml:space="preserve"> </w:t>
+      </w:r>
+      <w:r>
+        <w:t xml:space="preserve">TEN Autorización | Aceptación oficial del riesgo residual definido para un sistema o controles comunes. |</w:t>
+      </w:r>
+      <w:r>
+        <w:t xml:space="preserve"> </w:t>
+      </w:r>
+      <w:r>
+        <w:t xml:space="preserve">tención Autorización límite | Conjunto de elementos del sistema incluidos en la decisión de riesgo. |</w:t>
+      </w:r>
+      <w:r>
+        <w:t xml:space="preserve"> </w:t>
+      </w:r>
+      <w:r>
+        <w:t xml:space="preserve">| Baseline | Inicio de control set.</w:t>
+      </w:r>
+      <w:r>
+        <w:t xml:space="preserve"> </w:t>
+      </w:r>
+      <w:r>
+        <w:t xml:space="preserve">| Control común | Control implementado para múltiples sistemas.</w:t>
+      </w:r>
+      <w:r>
+        <w:t xml:space="preserve"> </w:t>
+      </w:r>
+      <w:r>
+        <w:t xml:space="preserve">← Mejora del control | Requisitos adicionales o más fuertes asociados con un control de base.</w:t>
+      </w:r>
+      <w:r>
+        <w:t xml:space="preserve"> </w:t>
+      </w:r>
+      <w:r>
+        <w:t xml:space="preserve">tención de la herencia de control Silencioso en un control aplicable implementado por otro proveedor.</w:t>
+      </w:r>
+      <w:r>
+        <w:t xml:space="preserve"> </w:t>
+      </w:r>
+      <w:r>
+        <w:t xml:space="preserve">Parámetro de control | Valor asignado a la Organización dentro de un control.</w:t>
+      </w:r>
+      <w:r>
+        <w:t xml:space="preserve"> </w:t>
+      </w:r>
+      <w:r>
+        <w:t xml:space="preserve">| CPRT ANTE NIST Cybersecurity and Privacy Reference Tool. |</w:t>
+      </w:r>
+      <w:r>
+        <w:t xml:space="preserve"> </w:t>
+      </w:r>
+      <w:r>
+        <w:t xml:space="preserve">El impacto del sistema de alta agua tención tiene precedencia sobre otros objetivos de información/seguridad aplicables, sujetos al análisis aprobado. |</w:t>
+      </w:r>
+      <w:r>
+        <w:t xml:space="preserve"> </w:t>
+      </w:r>
+      <w:r>
+        <w:t xml:space="preserve">Silencioso OSCAL | Controles de Seguridad Abierto Evaluación Idioma.</w:t>
+      </w:r>
+      <w:r>
+        <w:t xml:space="preserve"> </w:t>
+      </w:r>
+      <w:r>
+        <w:t xml:space="preserve">← POA plagaM | Plan de acción y hitos para debilidades, con acciones correctivas. |</w:t>
+      </w:r>
+      <w:r>
+        <w:t xml:space="preserve"> </w:t>
+      </w:r>
+      <w:r>
+        <w:t xml:space="preserve">| Riesgo residual | El riesgo permanece después de controles y tratamiento. |</w:t>
+      </w:r>
+      <w:r>
+        <w:t xml:space="preserve"> </w:t>
+      </w:r>
+      <w:r>
+        <w:t xml:space="preserve">| RMF | Marco de Gestión de Riesgos.</w:t>
+      </w:r>
+      <w:r>
+        <w:t xml:space="preserve"> </w:t>
+      </w:r>
+      <w:r>
+        <w:t xml:space="preserve">← Clasificación de seguridad | Potential-impact determination for confidentiality, integrity, and availability.</w:t>
+      </w:r>
+      <w:r>
+        <w:t xml:space="preserve"> </w:t>
+      </w:r>
+      <w:r>
+        <w:t xml:space="preserve">tención Plan de Seguridad del Sistema Silencioso Descripción del sistema y la implementación del control.</w:t>
+      </w:r>
+      <w:r>
+        <w:t xml:space="preserve"> </w:t>
+      </w:r>
+      <w:r>
+        <w:t xml:space="preserve">TEN Tailoring | Ajuste basado en el riesgo y especificación de un conjunto de control inicial.</w:t>
       </w:r>
     </w:p>
     <w:bookmarkEnd w:id="122"/>
-    <w:bookmarkStart w:id="123" w:name="cómo-evalúas-un-control"/>
+    <w:bookmarkStart w:id="123" w:name="subject-index"/>
     <w:p>
       <w:pPr>
         <w:pStyle w:val="Heading2"/>
       </w:pPr>
       <w:r>
-        <w:t xml:space="preserve">29.8 ¿Cómo evalúas un control?</w:t>
+        <w:t xml:space="preserve">30.6 Subject index</w:t>
       </w:r>
     </w:p>
     <w:p>
@@ -8822,992 +9120,292 @@
         <w:pStyle w:val="FirstParagraph"/>
       </w:pPr>
       <w:r>
-        <w:t xml:space="preserve">Use objetivos aprobados y examine, entrevista o métodos de prueba con objetos definidos, profundidad, cobertura, población, evidencia, excepciones y limitaciones.</w:t>
+        <w:t xml:space="preserve">Subjeto**</w:t>
+      </w:r>
+      <w:r>
+        <w:t xml:space="preserve"> </w:t>
+      </w:r>
+      <w:r>
+        <w:t xml:space="preserve">|… |</w:t>
+      </w:r>
+      <w:r>
+        <w:t xml:space="preserve"> </w:t>
+      </w:r>
+      <w:r>
+        <w:t xml:space="preserve">| ANTERIOR ANTERIOR 10, 16-17 |</w:t>
+      </w:r>
+      <w:r>
+        <w:t xml:space="preserve"> </w:t>
+      </w:r>
+      <w:r>
+        <w:t xml:space="preserve">Silencioso Autorización</w:t>
+      </w:r>
+      <w:r>
+        <w:t xml:space="preserve"> </w:t>
+      </w:r>
+      <w:r>
+        <w:t xml:space="preserve">tención Bases de referencia/tailoring | 13 |</w:t>
+      </w:r>
+      <w:r>
+        <w:t xml:space="preserve"> </w:t>
+      </w:r>
+      <w:r>
+        <w:t xml:space="preserve">Silencioso</w:t>
+      </w:r>
+      <w:r>
+        <w:t xml:space="preserve"> </w:t>
+      </w:r>
+      <w:r>
+        <w:t xml:space="preserve">| Controles comunes |</w:t>
+      </w:r>
+      <w:r>
+        <w:t xml:space="preserve"> </w:t>
+      </w:r>
+      <w:r>
+        <w:t xml:space="preserve">Silenciosas familias de control</w:t>
+      </w:r>
+      <w:r>
+        <w:t xml:space="preserve"> </w:t>
+      </w:r>
+      <w:r>
+        <w:t xml:space="preserve">Silencioso para la aplicación</w:t>
+      </w:r>
+      <w:r>
+        <w:t xml:space="preserve"> </w:t>
+      </w:r>
+      <w:r>
+        <w:t xml:space="preserve">Silencioso analista junior</w:t>
+      </w:r>
+      <w:r>
+        <w:t xml:space="preserve"> </w:t>
+      </w:r>
+      <w:r>
+        <w:t xml:space="preserve">Silencioso Silencioso</w:t>
+      </w:r>
+      <w:r>
+        <w:t xml:space="preserve"> </w:t>
+      </w:r>
+      <w:r>
+        <w:t xml:space="preserve">Silencioso de vigilancia</w:t>
+      </w:r>
+      <w:r>
+        <w:t xml:space="preserve"> </w:t>
+      </w:r>
+      <w:r>
+        <w:t xml:space="preserve">Silencioso OSCAL</w:t>
+      </w:r>
+      <w:r>
+        <w:t xml:space="preserve"> </w:t>
+      </w:r>
+      <w:r>
+        <w:t xml:space="preserve">| ANTERIOR ANTERIOR 17, 30 |</w:t>
+      </w:r>
+      <w:r>
+        <w:t xml:space="preserve"> </w:t>
+      </w:r>
+      <w:r>
+        <w:t xml:space="preserve">confidencialidad | 24 |</w:t>
+      </w:r>
+      <w:r>
+        <w:t xml:space="preserve"> </w:t>
+      </w:r>
+      <w:r>
+        <w:t xml:space="preserve">Silencioso Liberación 5.2.0</w:t>
+      </w:r>
+      <w:r>
+        <w:t xml:space="preserve"> </w:t>
+      </w:r>
+      <w:r>
+        <w:t xml:space="preserve">Papeles en la vida cotidiana</w:t>
+      </w:r>
+      <w:r>
+        <w:t xml:space="preserve"> </w:t>
+      </w:r>
+      <w:r>
+        <w:t xml:space="preserve">Silencioso Selección | 8 |</w:t>
+      </w:r>
+      <w:r>
+        <w:t xml:space="preserve"> </w:t>
+      </w:r>
+      <w:r>
+        <w:t xml:space="preserve">Silencioso límite del sistema</w:t>
+      </w:r>
+      <w:r>
+        <w:t xml:space="preserve"> </w:t>
+      </w:r>
+      <w:r>
+        <w:t xml:space="preserve">Ø Herramientas para prevenir la muerte</w:t>
       </w:r>
     </w:p>
     <w:bookmarkEnd w:id="123"/>
-    <w:bookmarkStart w:id="124" w:name="qué-es-la-autorización"/>
+    <w:bookmarkStart w:id="125" w:name="referencias-oficiales"/>
     <w:p>
       <w:pPr>
         <w:pStyle w:val="Heading2"/>
       </w:pPr>
       <w:r>
-        <w:t xml:space="preserve">29.9 ¿Qué es la autorización?</w:t>
-      </w:r>
+        <w:t xml:space="preserve">30.7 Referencias oficiales</w:t>
+      </w:r>
+    </w:p>
+    <w:p>
+      <w:pPr>
+        <w:numPr>
+          <w:ilvl w:val="0"/>
+          <w:numId w:val="1031"/>
+        </w:numPr>
+      </w:pPr>
+      <w:r>
+        <w:t xml:space="preserve">[Se indica] (https://csrc.nist.gov/projects/risk-management)</w:t>
+      </w:r>
+    </w:p>
+    <w:p>
+      <w:pPr>
+        <w:numPr>
+          <w:ilvl w:val="0"/>
+          <w:numId w:val="1031"/>
+        </w:numPr>
+      </w:pPr>
+      <w:r>
+        <w:t xml:space="preserve">[ indicau]NIST SP 800-37 Rev. 2 obtenidos/u fiel](https://csrc.nist.gov/pubs/sp/800/37/r2/final)</w:t>
+      </w:r>
+    </w:p>
+    <w:p>
+      <w:pPr>
+        <w:numPr>
+          <w:ilvl w:val="0"/>
+          <w:numId w:val="1031"/>
+        </w:numPr>
+      </w:pPr>
+      <w:r>
+        <w:t xml:space="preserve">[ ]] [ ]] [ [ ]] [ ]</w:t>
+      </w:r>
+    </w:p>
+    <w:p>
+      <w:pPr>
+        <w:numPr>
+          <w:ilvl w:val="0"/>
+          <w:numId w:val="1031"/>
+        </w:numPr>
+      </w:pPr>
+      <w:r>
+        <w:t xml:space="preserve">[ indicau]NIST SP 800-53A Rev. 5 y Release 5.2.0 interpretado/u fiel](https://csrc.nist.gov/pubs/sp/800/53/a/r5/final)</w:t>
+      </w:r>
+    </w:p>
+    <w:p>
+      <w:pPr>
+        <w:numPr>
+          <w:ilvl w:val="0"/>
+          <w:numId w:val="1031"/>
+        </w:numPr>
+      </w:pPr>
+      <w:r>
+        <w:t xml:space="preserve">[]u contactos/u contacto](https://csrc.nist.gov/pubs/sp/800/53/b/upd1/final)</w:t>
+      </w:r>
+    </w:p>
+    <w:p>
+      <w:pPr>
+        <w:numPr>
+          <w:ilvl w:val="0"/>
+          <w:numId w:val="1031"/>
+        </w:numPr>
+      </w:pPr>
+      <w:r>
+        <w:t xml:space="preserve">[ ]] [ ] [ ]] [ ]</w:t>
+      </w:r>
+    </w:p>
+    <w:p>
+      <w:pPr>
+        <w:numPr>
+          <w:ilvl w:val="0"/>
+          <w:numId w:val="1031"/>
+        </w:numPr>
+      </w:pPr>
+      <w:r>
+        <w:t xml:space="preserve">[ ]] (https://csrc.nist.gov/pubs/sp/800/18/r2/final)</w:t>
+      </w:r>
+    </w:p>
+    <w:p>
+      <w:pPr>
+        <w:numPr>
+          <w:ilvl w:val="0"/>
+          <w:numId w:val="1031"/>
+        </w:numPr>
+      </w:pPr>
+      <w:r>
+        <w:t xml:space="preserve">[ indicau]NIST SP 800-30 Rev. 1 buscado/u contacto](https://csrc.nist.gov/pubs/sp/800/30/r1/final)</w:t>
+      </w:r>
+    </w:p>
+    <w:p>
+      <w:pPr>
+        <w:numPr>
+          <w:ilvl w:val="0"/>
+          <w:numId w:val="1031"/>
+        </w:numPr>
+      </w:pPr>
+      <w:r>
+        <w:t xml:space="preserve">[ ]](https://csrc.nist.gov/pubs/sp/800/39/final)</w:t>
+      </w:r>
+    </w:p>
+    <w:p>
+      <w:pPr>
+        <w:numPr>
+          <w:ilvl w:val="0"/>
+          <w:numId w:val="1031"/>
+        </w:numPr>
+      </w:pPr>
+      <w:r>
+        <w:t xml:space="preserve">[ ]](https://csrc.nist.gov/projects/cprt/catalog)</w:t>
+      </w:r>
+    </w:p>
+    <w:p>
+      <w:pPr>
+        <w:numPr>
+          <w:ilvl w:val="0"/>
+          <w:numId w:val="1031"/>
+        </w:numPr>
+      </w:pPr>
+      <w:r>
+        <w:t xml:space="preserve">[ ]](https://pages.nist.gov/OSCAL/)</w:t>
+      </w:r>
+    </w:p>
+    <w:p>
+      <w:pPr>
+        <w:numPr>
+          <w:ilvl w:val="0"/>
+          <w:numId w:val="1031"/>
+        </w:numPr>
+      </w:pPr>
+      <w:r>
+        <w:t xml:space="preserve">[ indicau]NIST SP 800-53 controles descargas efectuadas/u contacto](https://csrc.nist.gov/projects/risk-management/sp800-53-controls/downloads)</w:t>
+      </w:r>
+    </w:p>
+    <w:p>
+      <w:pPr>
+        <w:numPr>
+          <w:ilvl w:val="0"/>
+          <w:numId w:val="1031"/>
+        </w:numPr>
+      </w:pPr>
+      <w:r>
+        <w:t xml:space="preserve">[ ]]</w:t>
+      </w:r>
+      <w:r>
+        <w:t xml:space="preserve"> </w:t>
+      </w:r>
+      <w:hyperlink r:id="rId124">
+        <w:r>
+          <w:rPr>
+            <w:rStyle w:val="Hyperlink"/>
+          </w:rPr>
+          <w:t xml:space="preserve">cursos de introducción de XNIST RMF</w:t>
+        </w:r>
+      </w:hyperlink>
     </w:p>
     <w:p>
       <w:pPr>
         <w:pStyle w:val="FirstParagraph"/>
       </w:pPr>
       <w:r>
-        <w:t xml:space="preserve">La decisión de un funcionario superior autorizado de aceptar un riesgo residual definido para un sistema o controles comunes en términos declarados.</w:t>
-      </w:r>
-    </w:p>
-    <w:bookmarkEnd w:id="124"/>
-    <w:bookmarkStart w:id="125" w:name="qué-es-un-poa"/>
-    <w:p>
-      <w:pPr>
-        <w:pStyle w:val="Heading2"/>
-      </w:pPr>
-      <w:r>
-        <w:t xml:space="preserve">29.10 ¿Qué es un POA?”</w:t>
-      </w:r>
-    </w:p>
-    <w:p>
-      <w:pPr>
-        <w:pStyle w:val="FirstParagraph"/>
-      </w:pPr>
-      <w:r>
-        <w:t xml:space="preserve">Un plan rastreado para corregir debilidades identificadas, con riesgo, propietario, hitos, recursos, calendario, estado y retest.</w:t>
-      </w:r>
-    </w:p>
-    <w:bookmarkEnd w:id="125"/>
-    <w:bookmarkStart w:id="126" w:name="qué-es-oscal"/>
-    <w:p>
-      <w:pPr>
-        <w:pStyle w:val="Heading2"/>
-      </w:pPr>
-      <w:r>
-        <w:t xml:space="preserve">29.11 ¿Qué es OSCAL?</w:t>
-      </w:r>
-    </w:p>
-    <w:p>
-      <w:pPr>
-        <w:pStyle w:val="FirstParagraph"/>
-      </w:pPr>
-      <w:r>
-        <w:t xml:space="preserve">Modelos legibles para máquinas NIST para controles, perfiles, implementaciones, evaluaciones, resultados y POA plagaMs.</w:t>
-      </w:r>
-    </w:p>
-    <w:bookmarkEnd w:id="126"/>
-    <w:bookmarkStart w:id="127" w:name="qué-es-el-sp-800-53-actual"/>
-    <w:p>
-      <w:pPr>
-        <w:pStyle w:val="Heading2"/>
-      </w:pPr>
-      <w:r>
-        <w:t xml:space="preserve">29.12 ¿Qué es el SP 800-53 actual?</w:t>
-      </w:r>
-    </w:p>
-    <w:p>
-      <w:pPr>
-        <w:pStyle w:val="FirstParagraph"/>
-      </w:pPr>
-      <w:r>
-        <w:t xml:space="preserve">Revisión 5, Comunicado 5.2.0, emitido en agosto de 2025.</w:t>
-      </w:r>
-    </w:p>
-    <w:bookmarkEnd w:id="127"/>
-    <w:bookmarkEnd w:id="128"/>
-    <w:bookmarkStart w:id="137" w:name="plantillas-glosario-índice-y-referencias"/>
-    <w:p>
-      <w:pPr>
-        <w:pStyle w:val="Heading1"/>
-      </w:pPr>
-      <w:r>
-        <w:t xml:space="preserve">30. Plantillas, Glosario, Índice y Referencias</w:t>
-      </w:r>
-    </w:p>
-    <w:p>
-      <w:pPr>
-        <w:numPr>
-          <w:ilvl w:val="0"/>
-          <w:numId w:val="1030"/>
-        </w:numPr>
-        <w:pStyle w:val="Compact"/>
-      </w:pPr>
-      <w:r>
-        <w:t xml:space="preserve">Estructuras de trabajo reutilizables, términos clave, índice de sujeto y fuentes oficiales.*</w:t>
-      </w:r>
-    </w:p>
-    <w:bookmarkStart w:id="129" w:name="registro-de-sistemas-y-límites"/>
-    <w:p>
-      <w:pPr>
-        <w:pStyle w:val="Heading2"/>
-      </w:pPr>
-      <w:r>
-        <w:t xml:space="preserve">30.1 Registro de sistemas y límites</w:t>
-      </w:r>
-    </w:p>
-    <w:p>
-      <w:pPr>
-        <w:pStyle w:val="FirstParagraph"/>
-      </w:pPr>
-      <w:r>
-        <w:t xml:space="preserve">|** |</w:t>
-      </w:r>
-      <w:r>
-        <w:t xml:space="preserve"> </w:t>
-      </w:r>
-      <w:r>
-        <w:t xml:space="preserve">|… |</w:t>
-      </w:r>
-      <w:r>
-        <w:t xml:space="preserve"> </w:t>
-      </w:r>
-      <w:r>
-        <w:t xml:space="preserve">“</w:t>
-      </w:r>
-      <w:r>
-        <w:t xml:space="preserve">Sistema/propietario/misión</w:t>
-      </w:r>
-      <w:r>
-        <w:t xml:space="preserve">”</w:t>
-      </w:r>
-      <w:r>
-        <w:t xml:space="preserve"> </w:t>
-      </w:r>
-      <w:r>
-        <w:t xml:space="preserve">“</w:t>
-      </w:r>
-      <w:r>
-        <w:t xml:space="preserve">La autorización de la autoridad en la vida</w:t>
-      </w:r>
-      <w:r>
-        <w:t xml:space="preserve">”</w:t>
-      </w:r>
-      <w:r>
-        <w:t xml:space="preserve"> </w:t>
-      </w:r>
-      <w:r>
-        <w:t xml:space="preserve">“</w:t>
-      </w:r>
-      <w:r>
-        <w:t xml:space="preserve">La información sobre los tipos de información y el flujo de datos son insostenibles</w:t>
-      </w:r>
-      <w:r>
-        <w:t xml:space="preserve">”</w:t>
-      </w:r>
-      <w:r>
-        <w:t xml:space="preserve"> </w:t>
-      </w:r>
-      <w:r>
-        <w:t xml:space="preserve">“</w:t>
-      </w:r>
-      <w:r>
-        <w:t xml:space="preserve">Antes Arquitectura/interfaces</w:t>
-      </w:r>
-      <w:r>
-        <w:t xml:space="preserve">”</w:t>
-      </w:r>
-      <w:r>
-        <w:t xml:space="preserve"> </w:t>
-      </w:r>
-      <w:r>
-        <w:t xml:space="preserve">Los servicios externos/los proveedores de la vida siguen adelante.</w:t>
-      </w:r>
-      <w:r>
-        <w:t xml:space="preserve"> </w:t>
-      </w:r>
-      <w:r>
-        <w:t xml:space="preserve">Controles/herencia comunes en la vida</w:t>
-      </w:r>
-      <w:r>
-        <w:t xml:space="preserve"> </w:t>
-      </w:r>
-      <w:r>
-        <w:t xml:space="preserve">“</w:t>
-      </w:r>
-      <w:r>
-        <w:t xml:space="preserve">Dependencias/localizaciones</w:t>
-      </w:r>
-      <w:r>
-        <w:t xml:space="preserve">”</w:t>
-      </w:r>
-      <w:r>
-        <w:t xml:space="preserve"> </w:t>
-      </w:r>
-      <w:r>
-        <w:t xml:space="preserve">| Categoría/racional |                              </w:t>
-      </w:r>
-      <w:r>
-        <w:br/>
-      </w:r>
-      <w:r>
-        <w:t xml:space="preserve">“</w:t>
-      </w:r>
-      <w:r>
-        <w:t xml:space="preserve">La etapa/cambios del ciclo de vida en la vida</w:t>
-      </w:r>
-      <w:r>
-        <w:t xml:space="preserve">”</w:t>
-      </w:r>
-      <w:r>
-        <w:t xml:space="preserve"> </w:t>
-      </w:r>
-      <w:r>
-        <w:t xml:space="preserve">“</w:t>
-      </w:r>
-      <w:r>
-        <w:t xml:space="preserve">Aprobaciones/versión en la vida</w:t>
-      </w:r>
-      <w:r>
-        <w:t xml:space="preserve">”</w:t>
-      </w:r>
-    </w:p>
-    <w:bookmarkEnd w:id="129"/>
-    <w:bookmarkStart w:id="130" w:name="X9c9e47cc1b7140b3c6deb388b9e41bcf20023f7"/>
-    <w:p>
-      <w:pPr>
-        <w:pStyle w:val="Heading2"/>
-      </w:pPr>
-      <w:r>
-        <w:t xml:space="preserve">30.2 Documento de trabajo sobre la aplicación del control</w:t>
-      </w:r>
-    </w:p>
-    <w:p>
-      <w:pPr>
-        <w:pStyle w:val="FirstParagraph"/>
-      </w:pPr>
-      <w:r>
-        <w:t xml:space="preserve">|** |</w:t>
-      </w:r>
-      <w:r>
-        <w:t xml:space="preserve"> </w:t>
-      </w:r>
-      <w:r>
-        <w:t xml:space="preserve">|… |</w:t>
-      </w:r>
-      <w:r>
-        <w:t xml:space="preserve"> </w:t>
-      </w:r>
-      <w:r>
-        <w:t xml:space="preserve">, control/enhancement/release |                         </w:t>
-      </w:r>
-      <w:r>
-        <w:br/>
-      </w:r>
-      <w:r>
-        <w:t xml:space="preserve">| Parameter/requirement |</w:t>
-      </w:r>
-      <w:r>
-        <w:t xml:space="preserve"> </w:t>
-      </w:r>
-      <w:r>
-        <w:t xml:space="preserve">“</w:t>
-      </w:r>
-      <w:r>
-        <w:t xml:space="preserve">Asignación/providente en la vida</w:t>
-      </w:r>
-      <w:r>
-        <w:t xml:space="preserve">”</w:t>
-      </w:r>
-      <w:r>
-        <w:t xml:space="preserve"> </w:t>
-      </w:r>
-      <w:r>
-        <w:t xml:space="preserve">“</w:t>
-      </w:r>
-      <w:r>
-        <w:t xml:space="preserve">La vida escoge/población</w:t>
-      </w:r>
-      <w:r>
-        <w:t xml:space="preserve">”</w:t>
-      </w:r>
-      <w:r>
-        <w:t xml:space="preserve"> </w:t>
-      </w:r>
-      <w:r>
-        <w:t xml:space="preserve">¿Quién?</w:t>
-      </w:r>
-      <w:r>
-        <w:t xml:space="preserve"> </w:t>
-      </w:r>
-      <w:r>
-        <w:t xml:space="preserve">¿Cómo?</w:t>
-      </w:r>
-      <w:r>
-        <w:t xml:space="preserve"> </w:t>
-      </w:r>
-      <w:r>
-        <w:t xml:space="preserve">| cuando / gatillo/frecuencia |                       </w:t>
-      </w:r>
-      <w:r>
-        <w:br/>
-      </w:r>
-      <w:r>
-        <w:t xml:space="preserve">| Evidencia/fuente/retención |</w:t>
-      </w:r>
-      <w:r>
-        <w:t xml:space="preserve"> </w:t>
-      </w:r>
-      <w:r>
-        <w:t xml:space="preserve">“</w:t>
-      </w:r>
-      <w:r>
-        <w:t xml:space="preserve">Excepción/failure/review</w:t>
-      </w:r>
-      <w:r>
-        <w:t xml:space="preserve">”</w:t>
-      </w:r>
-      <w:r>
-        <w:t xml:space="preserve"> </w:t>
-      </w:r>
-      <w:r>
-        <w:t xml:space="preserve">“</w:t>
-      </w:r>
-      <w:r>
-        <w:t xml:space="preserve">Prisionista/aprobada/actualizada</w:t>
-      </w:r>
-      <w:r>
-        <w:t xml:space="preserve">”</w:t>
-      </w:r>
-    </w:p>
-    <w:bookmarkEnd w:id="130"/>
-    <w:bookmarkStart w:id="131" w:name="assessment-and-finding-record"/>
-    <w:p>
-      <w:pPr>
-        <w:pStyle w:val="Heading2"/>
-      </w:pPr>
-      <w:r>
-        <w:t xml:space="preserve">30.3 Assessment and finding record</w:t>
-      </w:r>
-    </w:p>
-    <w:p>
-      <w:pPr>
-        <w:pStyle w:val="FirstParagraph"/>
-      </w:pPr>
-      <w:r>
-        <w:t xml:space="preserve">|** |</w:t>
-      </w:r>
-      <w:r>
-        <w:t xml:space="preserve"> </w:t>
-      </w:r>
-      <w:r>
-        <w:t xml:space="preserve">|. |</w:t>
-      </w:r>
-      <w:r>
-        <w:t xml:space="preserve"> </w:t>
-      </w:r>
-      <w:r>
-        <w:t xml:space="preserve">| Objetivo/método/objeto |                        </w:t>
-      </w:r>
-      <w:r>
-        <w:br/>
-      </w:r>
-      <w:r>
-        <w:t xml:space="preserve">| DEPTH/coverage/period |                            </w:t>
-      </w:r>
-      <w:r>
-        <w:br/>
-      </w:r>
-      <w:r>
-        <w:t xml:space="preserve">| POBREZA/Sample/reliability |</w:t>
-      </w:r>
-      <w:r>
-        <w:t xml:space="preserve"> </w:t>
-      </w:r>
-      <w:r>
-        <w:t xml:space="preserve">Los pasos/herramientas/versión incurrieron en la vida                                                                                                                          </w:t>
-      </w:r>
-      <w:r>
-        <w:t xml:space="preserve"> </w:t>
-      </w:r>
-      <w:r>
-        <w:t xml:space="preserve">Evidencia/resultar la situación actual</w:t>
-      </w:r>
-      <w:r>
-        <w:t xml:space="preserve"> </w:t>
-      </w:r>
-      <w:r>
-        <w:t xml:space="preserve">Excepción / población afectada</w:t>
-      </w:r>
-      <w:r>
-        <w:t xml:space="preserve"> </w:t>
-      </w:r>
-      <w:r>
-        <w:t xml:space="preserve">“</w:t>
-      </w:r>
-      <w:r>
-        <w:t xml:space="preserve">Asunto/porque viviste</w:t>
-      </w:r>
-      <w:r>
-        <w:t xml:space="preserve">”</w:t>
-      </w:r>
-      <w:r>
-        <w:t xml:space="preserve"> </w:t>
-      </w:r>
-      <w:r>
-        <w:t xml:space="preserve">“</w:t>
-      </w:r>
-      <w:r>
-        <w:t xml:space="preserve">Acción/propietario/miles de piedras preciosas</w:t>
-      </w:r>
-      <w:r>
-        <w:t xml:space="preserve">”</w:t>
-      </w:r>
-      <w:r>
-        <w:t xml:space="preserve"> </w:t>
-      </w:r>
-      <w:r>
-        <w:t xml:space="preserve">“</w:t>
-      </w:r>
-      <w:r>
-        <w:t xml:space="preserve">La protección provisional de la vida</w:t>
-      </w:r>
-      <w:r>
-        <w:t xml:space="preserve">”</w:t>
-      </w:r>
-      <w:r>
-        <w:t xml:space="preserve"> </w:t>
-      </w:r>
-      <w:r>
-        <w:t xml:space="preserve">“</w:t>
-      </w:r>
-      <w:r>
-        <w:t xml:space="preserve">Retest/closure</w:t>
-      </w:r>
-      <w:r>
-        <w:t xml:space="preserve">”</w:t>
-      </w:r>
-      <w:r>
-        <w:t xml:space="preserve"> </w:t>
-      </w:r>
-      <w:r>
-        <w:t xml:space="preserve">(Retest/closure)</w:t>
-      </w:r>
-      <w:r>
-        <w:t xml:space="preserve"> </w:t>
-      </w:r>
-      <w:r>
-        <w:t xml:space="preserve">“</w:t>
-      </w:r>
-      <w:r>
-        <w:t xml:space="preserve">Perfecto</w:t>
-      </w:r>
-      <w:r>
-        <w:t xml:space="preserve">”</w:t>
-      </w:r>
-    </w:p>
-    <w:bookmarkEnd w:id="131"/>
-    <w:bookmarkStart w:id="132" w:name="registro-de-autorización-y-seguimiento"/>
-    <w:p>
-      <w:pPr>
-        <w:pStyle w:val="Heading2"/>
-      </w:pPr>
-      <w:r>
-        <w:t xml:space="preserve">30.4 Registro de autorización y seguimiento</w:t>
-      </w:r>
-    </w:p>
-    <w:p>
-      <w:pPr>
-        <w:pStyle w:val="FirstParagraph"/>
-      </w:pPr>
-      <w:r>
-        <w:t xml:space="preserve">|** |</w:t>
-      </w:r>
-      <w:r>
-        <w:t xml:space="preserve"> </w:t>
-      </w:r>
-      <w:r>
-        <w:t xml:space="preserve">|… |</w:t>
-      </w:r>
-      <w:r>
-        <w:t xml:space="preserve"> </w:t>
-      </w:r>
-      <w:r>
-        <w:t xml:space="preserve">| Paquete/versión/fecha |                                   </w:t>
-      </w:r>
-      <w:r>
-        <w:br/>
-      </w:r>
-      <w:r>
-        <w:t xml:space="preserve">Silencioso resumen del riesgo confidencialidad                               </w:t>
-      </w:r>
-      <w:r>
-        <w:br/>
-      </w:r>
-      <w:r>
-        <w:t xml:space="preserve">“</w:t>
-      </w:r>
-      <w:r>
-        <w:t xml:space="preserve">La decisión/oficial/termina</w:t>
-      </w:r>
-      <w:r>
-        <w:t xml:space="preserve">”</w:t>
-      </w:r>
-      <w:r>
-        <w:t xml:space="preserve"> </w:t>
-      </w:r>
-      <w:r>
-        <w:t xml:space="preserve">“</w:t>
-      </w:r>
-      <w:r>
-        <w:t xml:space="preserve">Permiso</w:t>
-      </w:r>
-      <w:r>
-        <w:t xml:space="preserve">”</w:t>
-      </w:r>
-      <w:r>
-        <w:t xml:space="preserve"> </w:t>
-      </w:r>
-      <w:r>
-        <w:t xml:space="preserve">Las condiciones de vida/expiración siguen adelante.</w:t>
-      </w:r>
-      <w:r>
-        <w:t xml:space="preserve"> </w:t>
-      </w:r>
-      <w:r>
-        <w:t xml:space="preserve">| POA CENTRO M / graves riesgos |                            </w:t>
-      </w:r>
-      <w:r>
-        <w:br/>
-      </w:r>
-      <w:r>
-        <w:t xml:space="preserve">“</w:t>
-      </w:r>
-      <w:r>
-        <w:t xml:space="preserve">Indicadores/fuentes/frecuencias</w:t>
-      </w:r>
-      <w:r>
-        <w:t xml:space="preserve">”</w:t>
-      </w:r>
-      <w:r>
-        <w:t xml:space="preserve"> </w:t>
-      </w:r>
-      <w:r>
-        <w:t xml:space="preserve">TENIENDO EL ESPECTO/EScalation TEN                             </w:t>
-      </w:r>
-      <w:r>
-        <w:br/>
-      </w:r>
-      <w:r>
-        <w:t xml:space="preserve">Los disparadores de cambio significativos de la vida</w:t>
-      </w:r>
-      <w:r>
-        <w:t xml:space="preserve"> </w:t>
-      </w:r>
-      <w:r>
-        <w:t xml:space="preserve">TENIENDO PRESENTACIÓN DE INFORMES/Envases |                                  </w:t>
-      </w:r>
-      <w:r>
-        <w:br/>
-      </w:r>
-      <w:r>
-        <w:t xml:space="preserve">Reautorización/cerramiento en la vida</w:t>
-      </w:r>
-    </w:p>
-    <w:bookmarkEnd w:id="132"/>
-    <w:bookmarkStart w:id="133" w:name="glosario"/>
-    <w:p>
-      <w:pPr>
-        <w:pStyle w:val="Heading2"/>
-      </w:pPr>
-      <w:r>
-        <w:t xml:space="preserve">30.5 Glosario</w:t>
-      </w:r>
-    </w:p>
-    <w:p>
-      <w:pPr>
-        <w:pStyle w:val="FirstParagraph"/>
-      </w:pPr>
-      <w:r>
-        <w:t xml:space="preserve">|** |</w:t>
-      </w:r>
-      <w:r>
-        <w:t xml:space="preserve"> </w:t>
-      </w:r>
-      <w:r>
-        <w:t xml:space="preserve">|… |</w:t>
-      </w:r>
-      <w:r>
-        <w:t xml:space="preserve"> </w:t>
-      </w:r>
-      <w:r>
-        <w:t xml:space="preserve">TEN Autorización | Aceptación oficial del riesgo residual definido para un sistema o controles comunes. |</w:t>
-      </w:r>
-      <w:r>
-        <w:t xml:space="preserve"> </w:t>
-      </w:r>
-      <w:r>
-        <w:t xml:space="preserve">tención Autorización límite | Conjunto de elementos del sistema incluidos en la decisión de riesgo. |</w:t>
-      </w:r>
-      <w:r>
-        <w:t xml:space="preserve"> </w:t>
-      </w:r>
-      <w:r>
-        <w:t xml:space="preserve">| Baseline | Inicio de control set.</w:t>
-      </w:r>
-      <w:r>
-        <w:t xml:space="preserve"> </w:t>
-      </w:r>
-      <w:r>
-        <w:t xml:space="preserve">| Control común | Control implementado para múltiples sistemas.</w:t>
-      </w:r>
-      <w:r>
-        <w:t xml:space="preserve"> </w:t>
-      </w:r>
-      <w:r>
-        <w:t xml:space="preserve">← Mejora del control | Requisitos adicionales o más fuertes asociados con un control de base.</w:t>
-      </w:r>
-      <w:r>
-        <w:t xml:space="preserve"> </w:t>
-      </w:r>
-      <w:r>
-        <w:t xml:space="preserve">tención de la herencia de control Silencioso en un control aplicable implementado por otro proveedor.</w:t>
-      </w:r>
-      <w:r>
-        <w:t xml:space="preserve"> </w:t>
-      </w:r>
-      <w:r>
-        <w:t xml:space="preserve">Parámetro de control | Valor asignado a la Organización dentro de un control.</w:t>
-      </w:r>
-      <w:r>
-        <w:t xml:space="preserve"> </w:t>
-      </w:r>
-      <w:r>
-        <w:t xml:space="preserve">| CPRT ANTE NIST Cybersecurity and Privacy Reference Tool. |</w:t>
-      </w:r>
-      <w:r>
-        <w:t xml:space="preserve"> </w:t>
-      </w:r>
-      <w:r>
-        <w:t xml:space="preserve">El impacto del sistema de alta agua tención tiene precedencia sobre otros objetivos de información/seguridad aplicables, sujetos al análisis aprobado. |</w:t>
-      </w:r>
-      <w:r>
-        <w:t xml:space="preserve"> </w:t>
-      </w:r>
-      <w:r>
-        <w:t xml:space="preserve">Silencioso OSCAL | Controles de Seguridad Abierto Evaluación Idioma.</w:t>
-      </w:r>
-      <w:r>
-        <w:t xml:space="preserve"> </w:t>
-      </w:r>
-      <w:r>
-        <w:t xml:space="preserve">← POA plagaM | Plan de acción y hitos para debilidades, con acciones correctivas. |</w:t>
-      </w:r>
-      <w:r>
-        <w:t xml:space="preserve"> </w:t>
-      </w:r>
-      <w:r>
-        <w:t xml:space="preserve">| Riesgo residual | El riesgo permanece después de controles y tratamiento. |</w:t>
-      </w:r>
-      <w:r>
-        <w:t xml:space="preserve"> </w:t>
-      </w:r>
-      <w:r>
-        <w:t xml:space="preserve">| RMF | Marco de Gestión de Riesgos.</w:t>
-      </w:r>
-      <w:r>
-        <w:t xml:space="preserve"> </w:t>
-      </w:r>
-      <w:r>
-        <w:t xml:space="preserve">← Clasificación de seguridad | Potential-impact determination for confidentiality, integrity, and availability.</w:t>
-      </w:r>
-      <w:r>
-        <w:t xml:space="preserve"> </w:t>
-      </w:r>
-      <w:r>
-        <w:t xml:space="preserve">tención Plan de Seguridad del Sistema Silencioso Descripción del sistema y la implementación del control.</w:t>
-      </w:r>
-      <w:r>
-        <w:t xml:space="preserve"> </w:t>
-      </w:r>
-      <w:r>
-        <w:t xml:space="preserve">TEN Tailoring | Ajuste basado en el riesgo y especificación de un conjunto de control inicial.</w:t>
-      </w:r>
-    </w:p>
-    <w:bookmarkEnd w:id="133"/>
-    <w:bookmarkStart w:id="134" w:name="subject-index"/>
-    <w:p>
-      <w:pPr>
-        <w:pStyle w:val="Heading2"/>
-      </w:pPr>
-      <w:r>
-        <w:t xml:space="preserve">30.6 Subject index</w:t>
-      </w:r>
-    </w:p>
-    <w:p>
-      <w:pPr>
-        <w:pStyle w:val="FirstParagraph"/>
-      </w:pPr>
-      <w:r>
-        <w:t xml:space="preserve">Subjeto**</w:t>
-      </w:r>
-      <w:r>
-        <w:t xml:space="preserve"> </w:t>
-      </w:r>
-      <w:r>
-        <w:t xml:space="preserve">|… |</w:t>
-      </w:r>
-      <w:r>
-        <w:t xml:space="preserve"> </w:t>
-      </w:r>
-      <w:r>
-        <w:t xml:space="preserve">| ANTERIOR ANTERIOR 10, 16-17 |</w:t>
-      </w:r>
-      <w:r>
-        <w:t xml:space="preserve"> </w:t>
-      </w:r>
-      <w:r>
-        <w:t xml:space="preserve">Silencioso Autorización</w:t>
-      </w:r>
-      <w:r>
-        <w:t xml:space="preserve"> </w:t>
-      </w:r>
-      <w:r>
-        <w:t xml:space="preserve">tención Bases de referencia/tailoring | 13 |</w:t>
-      </w:r>
-      <w:r>
-        <w:t xml:space="preserve"> </w:t>
-      </w:r>
-      <w:r>
-        <w:t xml:space="preserve">Silencioso</w:t>
-      </w:r>
-      <w:r>
-        <w:t xml:space="preserve"> </w:t>
-      </w:r>
-      <w:r>
-        <w:t xml:space="preserve">| Controles comunes |</w:t>
-      </w:r>
-      <w:r>
-        <w:t xml:space="preserve"> </w:t>
-      </w:r>
-      <w:r>
-        <w:t xml:space="preserve">Silenciosas familias de control</w:t>
-      </w:r>
-      <w:r>
-        <w:t xml:space="preserve"> </w:t>
-      </w:r>
-      <w:r>
-        <w:t xml:space="preserve">Silencioso para la aplicación</w:t>
-      </w:r>
-      <w:r>
-        <w:t xml:space="preserve"> </w:t>
-      </w:r>
-      <w:r>
-        <w:t xml:space="preserve">Silencioso analista junior</w:t>
-      </w:r>
-      <w:r>
-        <w:t xml:space="preserve"> </w:t>
-      </w:r>
-      <w:r>
-        <w:t xml:space="preserve">Silencioso Silencioso</w:t>
-      </w:r>
-      <w:r>
-        <w:t xml:space="preserve"> </w:t>
-      </w:r>
-      <w:r>
-        <w:t xml:space="preserve">Silencioso de vigilancia</w:t>
-      </w:r>
-      <w:r>
-        <w:t xml:space="preserve"> </w:t>
-      </w:r>
-      <w:r>
-        <w:t xml:space="preserve">Silencioso OSCAL</w:t>
-      </w:r>
-      <w:r>
-        <w:t xml:space="preserve"> </w:t>
-      </w:r>
-      <w:r>
-        <w:t xml:space="preserve">| ANTERIOR ANTERIOR 17, 30 |</w:t>
-      </w:r>
-      <w:r>
-        <w:t xml:space="preserve"> </w:t>
-      </w:r>
-      <w:r>
-        <w:t xml:space="preserve">confidencialidad | 24 |</w:t>
-      </w:r>
-      <w:r>
-        <w:t xml:space="preserve"> </w:t>
-      </w:r>
-      <w:r>
-        <w:t xml:space="preserve">Silencioso Liberación 5.2.0</w:t>
-      </w:r>
-      <w:r>
-        <w:t xml:space="preserve"> </w:t>
-      </w:r>
-      <w:r>
-        <w:t xml:space="preserve">Papeles en la vida cotidiana</w:t>
-      </w:r>
-      <w:r>
-        <w:t xml:space="preserve"> </w:t>
-      </w:r>
-      <w:r>
-        <w:t xml:space="preserve">Silencioso Selección | 8 |</w:t>
-      </w:r>
-      <w:r>
-        <w:t xml:space="preserve"> </w:t>
-      </w:r>
-      <w:r>
-        <w:t xml:space="preserve">Silencioso límite del sistema</w:t>
-      </w:r>
-      <w:r>
-        <w:t xml:space="preserve"> </w:t>
-      </w:r>
-      <w:r>
-        <w:t xml:space="preserve">Ø Herramientas para prevenir la muerte</w:t>
-      </w:r>
-    </w:p>
-    <w:bookmarkEnd w:id="134"/>
-    <w:bookmarkStart w:id="136" w:name="referencias-oficiales"/>
-    <w:p>
-      <w:pPr>
-        <w:pStyle w:val="Heading2"/>
-      </w:pPr>
-      <w:r>
-        <w:t xml:space="preserve">30.7 Referencias oficiales</w:t>
-      </w:r>
-    </w:p>
-    <w:p>
-      <w:pPr>
-        <w:numPr>
-          <w:ilvl w:val="0"/>
-          <w:numId w:val="1031"/>
-        </w:numPr>
-      </w:pPr>
-      <w:r>
-        <w:t xml:space="preserve">[Se indica] (https://csrc.nist.gov/projects/risk-management)</w:t>
-      </w:r>
-    </w:p>
-    <w:p>
-      <w:pPr>
-        <w:numPr>
-          <w:ilvl w:val="0"/>
-          <w:numId w:val="1031"/>
-        </w:numPr>
-      </w:pPr>
-      <w:r>
-        <w:t xml:space="preserve">[ indicau]NIST SP 800-37 Rev. 2 obtenidos/u fiel](https://csrc.nist.gov/pubs/sp/800/37/r2/final)</w:t>
-      </w:r>
-    </w:p>
-    <w:p>
-      <w:pPr>
-        <w:numPr>
-          <w:ilvl w:val="0"/>
-          <w:numId w:val="1031"/>
-        </w:numPr>
-      </w:pPr>
-      <w:r>
-        <w:t xml:space="preserve">[ ]] [ ]] [ [ ]] [ ]</w:t>
-      </w:r>
-    </w:p>
-    <w:p>
-      <w:pPr>
-        <w:numPr>
-          <w:ilvl w:val="0"/>
-          <w:numId w:val="1031"/>
-        </w:numPr>
-      </w:pPr>
-      <w:r>
-        <w:t xml:space="preserve">[ indicau]NIST SP 800-53A Rev. 5 y Release 5.2.0 interpretado/u fiel](https://csrc.nist.gov/pubs/sp/800/53/a/r5/final)</w:t>
-      </w:r>
-    </w:p>
-    <w:p>
-      <w:pPr>
-        <w:numPr>
-          <w:ilvl w:val="0"/>
-          <w:numId w:val="1031"/>
-        </w:numPr>
-      </w:pPr>
-      <w:r>
-        <w:t xml:space="preserve">[]u contactos/u contacto](https://csrc.nist.gov/pubs/sp/800/53/b/upd1/final)</w:t>
-      </w:r>
-    </w:p>
-    <w:p>
-      <w:pPr>
-        <w:numPr>
-          <w:ilvl w:val="0"/>
-          <w:numId w:val="1031"/>
-        </w:numPr>
-      </w:pPr>
-      <w:r>
-        <w:t xml:space="preserve">[ ]] [ ] [ ]] [ ]</w:t>
-      </w:r>
-    </w:p>
-    <w:p>
-      <w:pPr>
-        <w:numPr>
-          <w:ilvl w:val="0"/>
-          <w:numId w:val="1031"/>
-        </w:numPr>
-      </w:pPr>
-      <w:r>
-        <w:t xml:space="preserve">[ ]] (https://csrc.nist.gov/pubs/sp/800/18/r2/final)</w:t>
-      </w:r>
-    </w:p>
-    <w:p>
-      <w:pPr>
-        <w:numPr>
-          <w:ilvl w:val="0"/>
-          <w:numId w:val="1031"/>
-        </w:numPr>
-      </w:pPr>
-      <w:r>
-        <w:t xml:space="preserve">[ indicau]NIST SP 800-30 Rev. 1 buscado/u contacto](https://csrc.nist.gov/pubs/sp/800/30/r1/final)</w:t>
-      </w:r>
-    </w:p>
-    <w:p>
-      <w:pPr>
-        <w:numPr>
-          <w:ilvl w:val="0"/>
-          <w:numId w:val="1031"/>
-        </w:numPr>
-      </w:pPr>
-      <w:r>
-        <w:t xml:space="preserve">[ ]](https://csrc.nist.gov/pubs/sp/800/39/final)</w:t>
-      </w:r>
-    </w:p>
-    <w:p>
-      <w:pPr>
-        <w:numPr>
-          <w:ilvl w:val="0"/>
-          <w:numId w:val="1031"/>
-        </w:numPr>
-      </w:pPr>
-      <w:r>
-        <w:t xml:space="preserve">[ ]](https://csrc.nist.gov/projects/cprt/catalog)</w:t>
-      </w:r>
-    </w:p>
-    <w:p>
-      <w:pPr>
-        <w:numPr>
-          <w:ilvl w:val="0"/>
-          <w:numId w:val="1031"/>
-        </w:numPr>
-      </w:pPr>
-      <w:r>
-        <w:t xml:space="preserve">[ ]](https://pages.nist.gov/OSCAL/)</w:t>
-      </w:r>
-    </w:p>
-    <w:p>
-      <w:pPr>
-        <w:numPr>
-          <w:ilvl w:val="0"/>
-          <w:numId w:val="1031"/>
-        </w:numPr>
-      </w:pPr>
-      <w:r>
-        <w:t xml:space="preserve">[ indicau]NIST SP 800-53 controles descargas efectuadas/u contacto](https://csrc.nist.gov/projects/risk-management/sp800-53-controls/downloads)</w:t>
-      </w:r>
-    </w:p>
-    <w:p>
-      <w:pPr>
-        <w:numPr>
-          <w:ilvl w:val="0"/>
-          <w:numId w:val="1031"/>
-        </w:numPr>
-      </w:pPr>
-      <w:r>
-        <w:t xml:space="preserve">[ ]]</w:t>
-      </w:r>
-      <w:r>
-        <w:t xml:space="preserve"> </w:t>
-      </w:r>
-      <w:hyperlink r:id="rId135">
-        <w:r>
-          <w:rPr>
-            <w:rStyle w:val="Hyperlink"/>
-          </w:rPr>
-          <w:t xml:space="preserve">cursos de introducción de XNIST RMF</w:t>
-        </w:r>
-      </w:hyperlink>
-    </w:p>
-    <w:p>
-      <w:pPr>
-        <w:pStyle w:val="FirstParagraph"/>
-      </w:pPr>
-      <w:r>
         <w:t xml:space="preserve">tención</w:t>
       </w:r>
       <w:r>
@@ -9815,8 +9413,8 @@
       </w:r>
       <w:r>
         <w:rPr>
+          <w:b/>
           <w:bCs/>
-          <w:b/>
         </w:rPr>
         <w:t xml:space="preserve">Recordaje final:</w:t>
       </w:r>
@@ -9833,9 +9431,13 @@
         <w:t xml:space="preserve">|. |</w:t>
       </w:r>
     </w:p>
-    <w:bookmarkEnd w:id="136"/>
-    <w:bookmarkEnd w:id="137"/>
-    <w:sectPr/>
+    <w:bookmarkEnd w:id="125"/>
+    <w:bookmarkEnd w:id="126"/>
+    <w:sectPr>
+      <w:footnotePr>
+        <w:numRestart w:val="eachSect"/>
+      </w:footnotePr>
+    </w:sectPr>
   </w:body>
 </w:document>
 </file>
@@ -9866,14 +9468,14 @@
 <file path=word/numbering.xml><?xml version="1.0" encoding="utf-8"?>
 <w:numbering xmlns:w="http://schemas.openxmlformats.org/wordprocessingml/2006/main">
   <w:abstractNum w:abstractNumId="990">
-    <w:nsid w:val="A990"/>
+    <w:nsid w:val="0000A990"/>
     <w:multiLevelType w:val="multilevel"/>
     <w:lvl w:ilvl="0">
       <w:numFmt w:val="bullet"/>
       <w:lvlText w:val=" "/>
       <w:lvlJc w:val="left"/>
       <w:pPr>
-        <w:ind w:left="720" w:hanging="480"/>
+        <w:ind w:left="720" w:hanging="360"/>
       </w:pPr>
     </w:lvl>
     <w:lvl w:ilvl="1">
@@ -9881,7 +9483,7 @@
       <w:lvlText w:val=" "/>
       <w:lvlJc w:val="left"/>
       <w:pPr>
-        <w:ind w:left="1440" w:hanging="480"/>
+        <w:ind w:left="1440" w:hanging="360"/>
       </w:pPr>
     </w:lvl>
     <w:lvl w:ilvl="2">
@@ -9889,7 +9491,7 @@
       <w:lvlText w:val=" "/>
       <w:lvlJc w:val="left"/>
       <w:pPr>
-        <w:ind w:left="2160" w:hanging="480"/>
+        <w:ind w:left="2160" w:hanging="360"/>
       </w:pPr>
     </w:lvl>
     <w:lvl w:ilvl="3">
@@ -9897,7 +9499,7 @@
       <w:lvlText w:val=" "/>
       <w:lvlJc w:val="left"/>
       <w:pPr>
-        <w:ind w:left="2880" w:hanging="480"/>
+        <w:ind w:left="2880" w:hanging="360"/>
       </w:pPr>
     </w:lvl>
     <w:lvl w:ilvl="4">
@@ -9905,7 +9507,7 @@
       <w:lvlText w:val=" "/>
       <w:lvlJc w:val="left"/>
       <w:pPr>
-        <w:ind w:left="3600" w:hanging="480"/>
+        <w:ind w:left="3600" w:hanging="360"/>
       </w:pPr>
     </w:lvl>
     <w:lvl w:ilvl="5">
@@ -9913,7 +9515,7 @@
       <w:lvlText w:val=" "/>
       <w:lvlJc w:val="left"/>
       <w:pPr>
-        <w:ind w:left="4320" w:hanging="480"/>
+        <w:ind w:left="4320" w:hanging="360"/>
       </w:pPr>
     </w:lvl>
     <w:lvl w:ilvl="6">
@@ -9921,7 +9523,7 @@
       <w:lvlText w:val=" "/>
       <w:lvlJc w:val="left"/>
       <w:pPr>
-        <w:ind w:left="5040" w:hanging="480"/>
+        <w:ind w:left="5040" w:hanging="360"/>
       </w:pPr>
     </w:lvl>
     <w:lvl w:ilvl="7">
@@ -9929,7 +9531,7 @@
       <w:lvlText w:val=" "/>
       <w:lvlJc w:val="left"/>
       <w:pPr>
-        <w:ind w:left="5760" w:hanging="480"/>
+        <w:ind w:left="5760" w:hanging="360"/>
       </w:pPr>
     </w:lvl>
     <w:lvl w:ilvl="8">
@@ -9937,88 +9539,115 @@
       <w:lvlText w:val=" "/>
       <w:lvlJc w:val="left"/>
       <w:pPr>
-        <w:ind w:left="6480" w:hanging="480"/>
+        <w:ind w:left="6480" w:hanging="360"/>
       </w:pPr>
     </w:lvl>
   </w:abstractNum>
   <w:abstractNum w:abstractNumId="991">
-    <w:nsid w:val="A991"/>
+    <w:nsid w:val="0000A991"/>
     <w:multiLevelType w:val="multilevel"/>
     <w:lvl w:ilvl="0">
       <w:numFmt w:val="bullet"/>
-      <w:lvlText w:val="•"/>
+      <w:lvlText w:val=""/>
       <w:lvlJc w:val="left"/>
       <w:pPr>
-        <w:ind w:left="720" w:hanging="480"/>
-      </w:pPr>
+        <w:ind w:left="720" w:hanging="360"/>
+      </w:pPr>
+      <w:rPr>
+        <w:rFonts w:ascii="Symbol" w:hAnsi="Symbol" w:cs="Symbol" w:hint="default"/>
+      </w:rPr>
     </w:lvl>
     <w:lvl w:ilvl="1">
       <w:numFmt w:val="bullet"/>
-      <w:lvlText w:val="–"/>
+      <w:lvlText w:val="o"/>
       <w:lvlJc w:val="left"/>
       <w:pPr>
-        <w:ind w:left="1440" w:hanging="480"/>
-      </w:pPr>
+        <w:ind w:left="1440" w:hanging="360"/>
+      </w:pPr>
+      <w:rPr>
+        <w:rFonts w:ascii="Courier New" w:hAnsi="Courier New" w:cs="Courier New" w:hint="default"/>
+      </w:rPr>
     </w:lvl>
     <w:lvl w:ilvl="2">
       <w:numFmt w:val="bullet"/>
-      <w:lvlText w:val="•"/>
+      <w:lvlText w:val=""/>
       <w:lvlJc w:val="left"/>
       <w:pPr>
-        <w:ind w:left="2160" w:hanging="480"/>
-      </w:pPr>
+        <w:ind w:left="2160" w:hanging="360"/>
+      </w:pPr>
+      <w:rPr>
+        <w:rFonts w:ascii="Wingdings" w:hAnsi="Wingdings" w:cs="Wingdings" w:hint="default"/>
+      </w:rPr>
     </w:lvl>
     <w:lvl w:ilvl="3">
       <w:numFmt w:val="bullet"/>
-      <w:lvlText w:val="–"/>
+      <w:lvlText w:val=""/>
       <w:lvlJc w:val="left"/>
       <w:pPr>
-        <w:ind w:left="2880" w:hanging="480"/>
-      </w:pPr>
+        <w:ind w:left="2880" w:hanging="360"/>
+      </w:pPr>
+      <w:rPr>
+        <w:rFonts w:ascii="Symbol" w:hAnsi="Symbol" w:cs="Symbol" w:hint="default"/>
+      </w:rPr>
     </w:lvl>
     <w:lvl w:ilvl="4">
       <w:numFmt w:val="bullet"/>
-      <w:lvlText w:val="•"/>
+      <w:lvlText w:val="o"/>
       <w:lvlJc w:val="left"/>
       <w:pPr>
-        <w:ind w:left="3600" w:hanging="480"/>
-      </w:pPr>
+        <w:ind w:left="3600" w:hanging="360"/>
+      </w:pPr>
+      <w:rPr>
+        <w:rFonts w:ascii="Courier New" w:hAnsi="Courier New" w:cs="Courier New" w:hint="default"/>
+      </w:rPr>
     </w:lvl>
     <w:lvl w:ilvl="5">
       <w:numFmt w:val="bullet"/>
-      <w:lvlText w:val="–"/>
+      <w:lvlText w:val=""/>
       <w:lvlJc w:val="left"/>
       <w:pPr>
-        <w:ind w:left="4320" w:hanging="480"/>
-      </w:pPr>
+        <w:ind w:left="4320" w:hanging="360"/>
+      </w:pPr>
+      <w:rPr>
+        <w:rFonts w:ascii="Wingdings" w:hAnsi="Wingdings" w:cs="Wingdings" w:hint="default"/>
+      </w:rPr>
     </w:lvl>
     <w:lvl w:ilvl="6">
       <w:numFmt w:val="bullet"/>
-      <w:lvlText w:val="•"/>
+      <w:lvlText w:val=""/>
       <w:lvlJc w:val="left"/>
       <w:pPr>
-        <w:ind w:left="5040" w:hanging="480"/>
-      </w:pPr>
+        <w:ind w:left="5040" w:hanging="360"/>
+      </w:pPr>
+      <w:rPr>
+        <w:rFonts w:ascii="Symbol" w:hAnsi="Symbol" w:cs="Symbol" w:hint="default"/>
+      </w:rPr>
     </w:lvl>
     <w:lvl w:ilvl="7">
       <w:numFmt w:val="bullet"/>
-      <w:lvlText w:val="–"/>
+      <w:lvlText w:val="o"/>
       <w:lvlJc w:val="left"/>
       <w:pPr>
-        <w:ind w:left="5760" w:hanging="480"/>
-      </w:pPr>
+        <w:ind w:left="5760" w:hanging="360"/>
+      </w:pPr>
+      <w:rPr>
+        <w:rFonts w:ascii="Courier New" w:hAnsi="Courier New" w:cs="Courier New" w:hint="default"/>
+      </w:rPr>
     </w:lvl>
     <w:lvl w:ilvl="8">
       <w:numFmt w:val="bullet"/>
-      <w:lvlText w:val="•"/>
+      <w:lvlText w:val=""/>
       <w:lvlJc w:val="left"/>
       <w:pPr>
-        <w:ind w:left="6480" w:hanging="480"/>
-      </w:pPr>
+        <w:ind w:left="6480" w:hanging="360"/>
+      </w:pPr>
+      <w:rPr>
+        <w:rFonts w:ascii="Wingdings" w:hAnsi="Wingdings" w:cs="Wingdings" w:hint="default"/>
+      </w:rPr>
     </w:lvl>
   </w:abstractNum>
   <w:abstractNum w:abstractNumId="99415">
-    <w:nsid w:val="A99415"/>
+    <w:nsid w:val="00A99415"/>
     <w:multiLevelType w:val="multilevel"/>
     <w:lvl w:ilvl="0">
       <w:start w:val="5"/>
@@ -10026,7 +9655,7 @@
       <w:lvlText w:val="%1."/>
       <w:lvlJc w:val="left"/>
       <w:pPr>
-        <w:ind w:left="720" w:hanging="480"/>
+        <w:ind w:left="720" w:hanging="360"/>
       </w:pPr>
     </w:lvl>
     <w:lvl w:ilvl="1">
@@ -10035,7 +9664,7 @@
       <w:lvlText w:val="%2."/>
       <w:lvlJc w:val="left"/>
       <w:pPr>
-        <w:ind w:left="1440" w:hanging="480"/>
+        <w:ind w:left="1440" w:hanging="360"/>
       </w:pPr>
     </w:lvl>
     <w:lvl w:ilvl="2">
@@ -10044,7 +9673,7 @@
       <w:lvlText w:val="%3."/>
       <w:lvlJc w:val="left"/>
       <w:pPr>
-        <w:ind w:left="2160" w:hanging="480"/>
+        <w:ind w:left="2160" w:hanging="360"/>
       </w:pPr>
     </w:lvl>
     <w:lvl w:ilvl="3">
@@ -10053,7 +9682,7 @@
       <w:lvlText w:val="%4."/>
       <w:lvlJc w:val="left"/>
       <w:pPr>
-        <w:ind w:left="2880" w:hanging="480"/>
+        <w:ind w:left="2880" w:hanging="360"/>
       </w:pPr>
     </w:lvl>
     <w:lvl w:ilvl="4">
@@ -10062,7 +9691,7 @@
       <w:lvlText w:val="%5."/>
       <w:lvlJc w:val="left"/>
       <w:pPr>
-        <w:ind w:left="3600" w:hanging="480"/>
+        <w:ind w:left="3600" w:hanging="360"/>
       </w:pPr>
     </w:lvl>
     <w:lvl w:ilvl="5">
@@ -10071,7 +9700,7 @@
       <w:lvlText w:val="%6."/>
       <w:lvlJc w:val="left"/>
       <w:pPr>
-        <w:ind w:left="4320" w:hanging="480"/>
+        <w:ind w:left="4320" w:hanging="360"/>
       </w:pPr>
     </w:lvl>
     <w:lvl w:ilvl="6">
@@ -10080,7 +9709,7 @@
       <w:lvlText w:val="%7."/>
       <w:lvlJc w:val="left"/>
       <w:pPr>
-        <w:ind w:left="5040" w:hanging="480"/>
+        <w:ind w:left="5040" w:hanging="360"/>
       </w:pPr>
     </w:lvl>
     <w:lvl w:ilvl="7">
@@ -10089,7 +9718,7 @@
       <w:lvlText w:val="%8."/>
       <w:lvlJc w:val="left"/>
       <w:pPr>
-        <w:ind w:left="5760" w:hanging="480"/>
+        <w:ind w:left="5760" w:hanging="360"/>
       </w:pPr>
     </w:lvl>
     <w:lvl w:ilvl="8">
@@ -10098,12 +9727,12 @@
       <w:lvlText w:val="%9."/>
       <w:lvlJc w:val="left"/>
       <w:pPr>
-        <w:ind w:left="6480" w:hanging="480"/>
+        <w:ind w:left="6480" w:hanging="360"/>
       </w:pPr>
     </w:lvl>
   </w:abstractNum>
   <w:abstractNum w:abstractNumId="994118">
-    <w:nsid w:val="A994118"/>
+    <w:nsid w:val="0A994118"/>
     <w:multiLevelType w:val="multilevel"/>
     <w:lvl w:ilvl="0">
       <w:start w:val="18"/>
@@ -10111,7 +9740,7 @@
       <w:lvlText w:val="%1."/>
       <w:lvlJc w:val="left"/>
       <w:pPr>
-        <w:ind w:left="720" w:hanging="480"/>
+        <w:ind w:left="720" w:hanging="360"/>
       </w:pPr>
     </w:lvl>
     <w:lvl w:ilvl="1">
@@ -10120,7 +9749,7 @@
       <w:lvlText w:val="%2."/>
       <w:lvlJc w:val="left"/>
       <w:pPr>
-        <w:ind w:left="1440" w:hanging="480"/>
+        <w:ind w:left="1440" w:hanging="360"/>
       </w:pPr>
     </w:lvl>
     <w:lvl w:ilvl="2">
@@ -10129,7 +9758,7 @@
       <w:lvlText w:val="%3."/>
       <w:lvlJc w:val="left"/>
       <w:pPr>
-        <w:ind w:left="2160" w:hanging="480"/>
+        <w:ind w:left="2160" w:hanging="360"/>
       </w:pPr>
     </w:lvl>
     <w:lvl w:ilvl="3">
@@ -10138,7 +9767,7 @@
       <w:lvlText w:val="%4."/>
       <w:lvlJc w:val="left"/>
       <w:pPr>
-        <w:ind w:left="2880" w:hanging="480"/>
+        <w:ind w:left="2880" w:hanging="360"/>
       </w:pPr>
     </w:lvl>
     <w:lvl w:ilvl="4">
@@ -10147,7 +9776,7 @@
       <w:lvlText w:val="%5."/>
       <w:lvlJc w:val="left"/>
       <w:pPr>
-        <w:ind w:left="3600" w:hanging="480"/>
+        <w:ind w:left="3600" w:hanging="360"/>
       </w:pPr>
     </w:lvl>
     <w:lvl w:ilvl="5">
@@ -10156,7 +9785,7 @@
       <w:lvlText w:val="%6."/>
       <w:lvlJc w:val="left"/>
       <w:pPr>
-        <w:ind w:left="4320" w:hanging="480"/>
+        <w:ind w:left="4320" w:hanging="360"/>
       </w:pPr>
     </w:lvl>
     <w:lvl w:ilvl="6">
@@ -10165,7 +9794,7 @@
       <w:lvlText w:val="%7."/>
       <w:lvlJc w:val="left"/>
       <w:pPr>
-        <w:ind w:left="5040" w:hanging="480"/>
+        <w:ind w:left="5040" w:hanging="360"/>
       </w:pPr>
     </w:lvl>
     <w:lvl w:ilvl="7">
@@ -10174,7 +9803,7 @@
       <w:lvlText w:val="%8."/>
       <w:lvlJc w:val="left"/>
       <w:pPr>
-        <w:ind w:left="5760" w:hanging="480"/>
+        <w:ind w:left="5760" w:hanging="360"/>
       </w:pPr>
     </w:lvl>
     <w:lvl w:ilvl="8">
@@ -10183,12 +9812,12 @@
       <w:lvlText w:val="%9."/>
       <w:lvlJc w:val="left"/>
       <w:pPr>
-        <w:ind w:left="6480" w:hanging="480"/>
+        <w:ind w:left="6480" w:hanging="360"/>
       </w:pPr>
     </w:lvl>
   </w:abstractNum>
   <w:abstractNum w:abstractNumId="994128">
-    <w:nsid w:val="A994128"/>
+    <w:nsid w:val="0A994128"/>
     <w:multiLevelType w:val="multilevel"/>
     <w:lvl w:ilvl="0">
       <w:start w:val="28"/>
@@ -10196,7 +9825,7 @@
       <w:lvlText w:val="%1."/>
       <w:lvlJc w:val="left"/>
       <w:pPr>
-        <w:ind w:left="720" w:hanging="480"/>
+        <w:ind w:left="720" w:hanging="360"/>
       </w:pPr>
     </w:lvl>
     <w:lvl w:ilvl="1">
@@ -10205,7 +9834,7 @@
       <w:lvlText w:val="%2."/>
       <w:lvlJc w:val="left"/>
       <w:pPr>
-        <w:ind w:left="1440" w:hanging="480"/>
+        <w:ind w:left="1440" w:hanging="360"/>
       </w:pPr>
     </w:lvl>
     <w:lvl w:ilvl="2">
@@ -10214,7 +9843,7 @@
       <w:lvlText w:val="%3."/>
       <w:lvlJc w:val="left"/>
       <w:pPr>
-        <w:ind w:left="2160" w:hanging="480"/>
+        <w:ind w:left="2160" w:hanging="360"/>
       </w:pPr>
     </w:lvl>
     <w:lvl w:ilvl="3">
@@ -10223,7 +9852,7 @@
       <w:lvlText w:val="%4."/>
       <w:lvlJc w:val="left"/>
       <w:pPr>
-        <w:ind w:left="2880" w:hanging="480"/>
+        <w:ind w:left="2880" w:hanging="360"/>
       </w:pPr>
     </w:lvl>
     <w:lvl w:ilvl="4">
@@ -10232,7 +9861,7 @@
       <w:lvlText w:val="%5."/>
       <w:lvlJc w:val="left"/>
       <w:pPr>
-        <w:ind w:left="3600" w:hanging="480"/>
+        <w:ind w:left="3600" w:hanging="360"/>
       </w:pPr>
     </w:lvl>
     <w:lvl w:ilvl="5">
@@ -10241,7 +9870,7 @@
       <w:lvlText w:val="%6."/>
       <w:lvlJc w:val="left"/>
       <w:pPr>
-        <w:ind w:left="4320" w:hanging="480"/>
+        <w:ind w:left="4320" w:hanging="360"/>
       </w:pPr>
     </w:lvl>
     <w:lvl w:ilvl="6">
@@ -10250,7 +9879,7 @@
       <w:lvlText w:val="%7."/>
       <w:lvlJc w:val="left"/>
       <w:pPr>
-        <w:ind w:left="5040" w:hanging="480"/>
+        <w:ind w:left="5040" w:hanging="360"/>
       </w:pPr>
     </w:lvl>
     <w:lvl w:ilvl="7">
@@ -10259,7 +9888,7 @@
       <w:lvlText w:val="%8."/>
       <w:lvlJc w:val="left"/>
       <w:pPr>
-        <w:ind w:left="5760" w:hanging="480"/>
+        <w:ind w:left="5760" w:hanging="360"/>
       </w:pPr>
     </w:lvl>
     <w:lvl w:ilvl="8">
@@ -10268,7 +9897,7 @@
       <w:lvlText w:val="%9."/>
       <w:lvlJc w:val="left"/>
       <w:pPr>
-        <w:ind w:left="6480" w:hanging="480"/>
+        <w:ind w:left="6480" w:hanging="360"/>
       </w:pPr>
     </w:lvl>
   </w:abstractNum>
@@ -10457,10 +10086,10 @@
   <w:docDefaults>
     <w:rPrDefault>
       <w:rPr>
-        <w:rFonts w:asciiTheme="minorHAnsi" w:cstheme="minorBidi" w:eastAsiaTheme="minorHAnsi" w:hAnsiTheme="minorHAnsi"/>
+        <w:rFonts w:asciiTheme="minorHAnsi" w:cstheme="minorBidi" w:eastAsiaTheme="minorEastAsia" w:hAnsiTheme="minorHAnsi"/>
         <w:sz w:val="24"/>
         <w:szCs w:val="24"/>
-        <w:lang w:bidi="ar-SA" w:eastAsia="en-US" w:val="en-US"/>
+        <w:lang w:bidi="ar-SA" w:eastAsia="zh-CN" w:val="en-US"/>
       </w:rPr>
     </w:rPrDefault>
     <w:pPrDefault>
@@ -10478,10 +10107,10 @@
     <w:name w:val="Body Text"/>
     <w:basedOn w:val="Normal"/>
     <w:link w:val="BodyTextChar"/>
+    <w:qFormat/>
     <w:pPr>
       <w:spacing w:after="180" w:before="180"/>
     </w:pPr>
-    <w:qFormat/>
   </w:style>
   <w:style w:customStyle="1" w:styleId="FirstParagraph" w:type="paragraph">
     <w:name w:val="First Paragraph"/>
@@ -10501,57 +10130,94 @@
     <w:name w:val="Title"/>
     <w:basedOn w:val="Normal"/>
     <w:next w:val="BodyText"/>
+    <w:link w:val="TitleChar"/>
+    <w:uiPriority w:val="10"/>
     <w:qFormat/>
+    <w:rsid w:val="00A10FD9"/>
     <w:pPr>
-      <w:keepNext/>
-      <w:keepLines/>
-      <w:spacing w:after="240" w:before="480"/>
+      <w:spacing w:after="80" w:line="240" w:lineRule="auto"/>
+      <w:contextualSpacing/>
       <w:jc w:val="center"/>
     </w:pPr>
     <w:rPr>
       <w:rFonts w:asciiTheme="majorHAnsi" w:cstheme="majorBidi" w:eastAsiaTheme="majorEastAsia" w:hAnsiTheme="majorHAnsi"/>
-      <w:b/>
-      <w:bCs/>
-      <w:color w:themeColor="accent1" w:themeShade="B5" w:val="345A8A"/>
-      <w:sz w:val="36"/>
-      <w:szCs w:val="36"/>
+      <w:sz w:val="56"/>
+      <w:szCs w:val="56"/>
+    </w:rPr>
+  </w:style>
+  <w:style w:customStyle="1" w:styleId="TitleChar" w:type="character">
+    <w:name w:val="Title Char"/>
+    <w:basedOn w:val="DefaultParagraphFont"/>
+    <w:link w:val="Title"/>
+    <w:uiPriority w:val="10"/>
+    <w:rsid w:val="00A10FD9"/>
+    <w:rPr>
+      <w:rFonts w:asciiTheme="majorHAnsi" w:cstheme="majorBidi" w:eastAsiaTheme="majorEastAsia" w:hAnsiTheme="majorHAnsi"/>
+      <w:sz w:val="56"/>
+      <w:szCs w:val="56"/>
     </w:rPr>
   </w:style>
   <w:style w:styleId="Subtitle" w:type="paragraph">
     <w:name w:val="Subtitle"/>
     <w:basedOn w:val="Title"/>
     <w:next w:val="BodyText"/>
+    <w:link w:val="SubtitleChar"/>
+    <w:uiPriority w:val="11"/>
     <w:qFormat/>
+    <w:rsid w:val="00A10FD9"/>
     <w:pPr>
-      <w:keepNext/>
-      <w:keepLines/>
-      <w:spacing w:after="240" w:before="240"/>
-      <w:jc w:val="center"/>
+      <w:numPr>
+        <w:ilvl w:val="1"/>
+      </w:numPr>
     </w:pPr>
     <w:rPr>
-      <w:sz w:val="30"/>
-      <w:szCs w:val="30"/>
+      <w:rFonts w:cstheme="majorBidi" w:eastAsiaTheme="majorEastAsia"/>
+      <w:spacing w:val="15"/>
+      <w:sz w:val="28"/>
+      <w:szCs w:val="28"/>
+    </w:rPr>
+  </w:style>
+  <w:style w:customStyle="1" w:styleId="SubtitleChar" w:type="character">
+    <w:name w:val="Subtitle Char"/>
+    <w:basedOn w:val="DefaultParagraphFont"/>
+    <w:link w:val="Subtitle"/>
+    <w:uiPriority w:val="11"/>
+    <w:rsid w:val="00A10FD9"/>
+    <w:rPr>
+      <w:rFonts w:cstheme="majorBidi" w:eastAsiaTheme="majorEastAsia"/>
+      <w:color w:themeColor="text1" w:themeTint="A6" w:val="595959"/>
+      <w:spacing w:val="15"/>
+      <w:sz w:val="28"/>
+      <w:szCs w:val="28"/>
     </w:rPr>
   </w:style>
   <w:style w:customStyle="1" w:styleId="Author" w:type="paragraph">
     <w:name w:val="Author"/>
+    <w:basedOn w:val="Title"/>
     <w:next w:val="BodyText"/>
     <w:qFormat/>
     <w:pPr>
       <w:keepNext/>
       <w:keepLines/>
-      <w:jc w:val="center"/>
     </w:pPr>
+    <w:rPr>
+      <w:sz w:val="24"/>
+      <w:szCs w:val="24"/>
+    </w:rPr>
   </w:style>
   <w:style w:styleId="Date" w:type="paragraph">
     <w:name w:val="Date"/>
+    <w:basedOn w:val="Title"/>
     <w:next w:val="BodyText"/>
     <w:qFormat/>
     <w:pPr>
       <w:keepNext/>
       <w:keepLines/>
-      <w:jc w:val="center"/>
     </w:pPr>
+    <w:rPr>
+      <w:sz w:val="24"/>
+      <w:szCs w:val="24"/>
+    </w:rPr>
   </w:style>
   <w:style w:customStyle="1" w:styleId="AbstractTitle" w:type="paragraph">
     <w:name w:val="Abstract Title"/>
@@ -10561,15 +10227,13 @@
     <w:pPr>
       <w:keepNext/>
       <w:keepLines/>
+      <w:spacing w:after="0" w:before="300"/>
       <w:jc w:val="center"/>
-      <w:spacing w:after="0" w:before="300"/>
     </w:pPr>
     <w:rPr>
+      <w:b/>
       <w:sz w:val="20"/>
       <w:szCs w:val="20"/>
-      <w:b/>
-      <w:color w:val="345A8A"/>
-      &gt;
     </w:rPr>
   </w:style>
   <w:style w:customStyle="1" w:styleId="Abstract" w:type="paragraph">
@@ -10596,191 +10260,321 @@
     <w:rPr/>
   </w:style>
   <w:style w:styleId="Heading1" w:type="paragraph">
-    <w:name w:val="Heading 1"/>
+    <w:name w:val="heading 1"/>
     <w:basedOn w:val="Normal"/>
     <w:next w:val="BodyText"/>
+    <w:link w:val="Heading1Char"/>
     <w:uiPriority w:val="9"/>
     <w:qFormat/>
+    <w:rsid w:val="00A10FD9"/>
     <w:pPr>
       <w:keepNext/>
       <w:keepLines/>
-      <w:spacing w:after="0" w:before="480"/>
+      <w:spacing w:after="80" w:before="360"/>
       <w:outlineLvl w:val="0"/>
     </w:pPr>
     <w:rPr>
       <w:rFonts w:asciiTheme="majorHAnsi" w:cstheme="majorBidi" w:eastAsiaTheme="majorEastAsia" w:hAnsiTheme="majorHAnsi"/>
-      <w:b/>
-      <w:bCs/>
-      <w:color w:themeColor="accent1" w:val="4F81BD"/>
+      <w:color w:themeColor="accent1" w:themeShade="BF" w:val="0F4761"/>
+      <w:sz w:val="40"/>
+      <w:szCs w:val="40"/>
+    </w:rPr>
+  </w:style>
+  <w:style w:styleId="Heading2" w:type="paragraph">
+    <w:name w:val="heading 2"/>
+    <w:basedOn w:val="Normal"/>
+    <w:next w:val="BodyText"/>
+    <w:link w:val="Heading2Char"/>
+    <w:uiPriority w:val="9"/>
+    <w:semiHidden/>
+    <w:unhideWhenUsed/>
+    <w:qFormat/>
+    <w:rsid w:val="00A10FD9"/>
+    <w:pPr>
+      <w:keepNext/>
+      <w:keepLines/>
+      <w:spacing w:after="80" w:before="160"/>
+      <w:outlineLvl w:val="1"/>
+    </w:pPr>
+    <w:rPr>
+      <w:rFonts w:asciiTheme="majorHAnsi" w:cstheme="majorBidi" w:eastAsiaTheme="majorEastAsia" w:hAnsiTheme="majorHAnsi"/>
+      <w:color w:themeColor="accent1" w:themeShade="BF" w:val="0F4761"/>
       <w:sz w:val="32"/>
       <w:szCs w:val="32"/>
     </w:rPr>
   </w:style>
-  <w:style w:styleId="Heading2" w:type="paragraph">
-    <w:name w:val="Heading 2"/>
+  <w:style w:styleId="Heading3" w:type="paragraph">
+    <w:name w:val="heading 3"/>
     <w:basedOn w:val="Normal"/>
     <w:next w:val="BodyText"/>
+    <w:link w:val="Heading3Char"/>
     <w:uiPriority w:val="9"/>
+    <w:semiHidden/>
     <w:unhideWhenUsed/>
     <w:qFormat/>
+    <w:rsid w:val="00A10FD9"/>
     <w:pPr>
       <w:keepNext/>
       <w:keepLines/>
-      <w:spacing w:after="0" w:before="200"/>
-      <w:outlineLvl w:val="1"/>
+      <w:spacing w:after="80" w:before="160"/>
+      <w:outlineLvl w:val="2"/>
     </w:pPr>
     <w:rPr>
-      <w:rFonts w:asciiTheme="majorHAnsi" w:cstheme="majorBidi" w:eastAsiaTheme="majorEastAsia" w:hAnsiTheme="majorHAnsi"/>
-      <w:b/>
-      <w:bCs/>
-      <w:color w:themeColor="accent1" w:val="4F81BD"/>
+      <w:rFonts w:cstheme="majorBidi" w:eastAsiaTheme="majorEastAsia"/>
+      <w:color w:themeColor="accent1" w:themeShade="BF" w:val="0F4761"/>
       <w:sz w:val="28"/>
       <w:szCs w:val="28"/>
     </w:rPr>
   </w:style>
-  <w:style w:styleId="Heading3" w:type="paragraph">
-    <w:name w:val="Heading 3"/>
+  <w:style w:styleId="Heading4" w:type="paragraph">
+    <w:name w:val="heading 4"/>
     <w:basedOn w:val="Normal"/>
     <w:next w:val="BodyText"/>
+    <w:link w:val="Heading4Char"/>
     <w:uiPriority w:val="9"/>
+    <w:semiHidden/>
     <w:unhideWhenUsed/>
     <w:qFormat/>
+    <w:rsid w:val="00A10FD9"/>
     <w:pPr>
       <w:keepNext/>
       <w:keepLines/>
-      <w:spacing w:after="0" w:before="200"/>
-      <w:outlineLvl w:val="2"/>
+      <w:spacing w:after="40" w:before="80"/>
+      <w:outlineLvl w:val="3"/>
     </w:pPr>
     <w:rPr>
-      <w:rFonts w:asciiTheme="majorHAnsi" w:cstheme="majorBidi" w:eastAsiaTheme="majorEastAsia" w:hAnsiTheme="majorHAnsi"/>
-      <w:b/>
-      <w:bCs/>
-      <w:color w:themeColor="accent1" w:val="4F81BD"/>
-      <w:sz w:val="24"/>
-      <w:szCs w:val="24"/>
+      <w:rFonts w:cstheme="majorBidi" w:eastAsiaTheme="majorEastAsia"/>
+      <w:i/>
+      <w:iCs/>
+      <w:color w:themeColor="accent1" w:themeShade="BF" w:val="0F4761"/>
     </w:rPr>
   </w:style>
-  <w:style w:styleId="Heading4" w:type="paragraph">
-    <w:name w:val="Heading 4"/>
+  <w:style w:styleId="Heading5" w:type="paragraph">
+    <w:name w:val="heading 5"/>
     <w:basedOn w:val="Normal"/>
     <w:next w:val="BodyText"/>
+    <w:link w:val="Heading5Char"/>
     <w:uiPriority w:val="9"/>
+    <w:semiHidden/>
     <w:unhideWhenUsed/>
     <w:qFormat/>
+    <w:rsid w:val="00A10FD9"/>
     <w:pPr>
       <w:keepNext/>
       <w:keepLines/>
-      <w:spacing w:after="0" w:before="200"/>
-      <w:outlineLvl w:val="3"/>
+      <w:spacing w:after="40" w:before="80"/>
+      <w:outlineLvl w:val="4"/>
     </w:pPr>
     <w:rPr>
-      <w:rFonts w:asciiTheme="majorHAnsi" w:cstheme="majorBidi" w:eastAsiaTheme="majorEastAsia" w:hAnsiTheme="majorHAnsi"/>
-      <w:i/>
-      <w:bCs/>
-      <w:color w:themeColor="accent1" w:val="4F81BD"/>
-      <w:sz w:val="24"/>
-      <w:szCs w:val="24"/>
+      <w:rFonts w:cstheme="majorBidi" w:eastAsiaTheme="majorEastAsia"/>
+      <w:color w:themeColor="accent1" w:themeShade="BF" w:val="0F4761"/>
     </w:rPr>
   </w:style>
-  <w:style w:styleId="Heading5" w:type="paragraph">
-    <w:name w:val="Heading 5"/>
+  <w:style w:styleId="Heading6" w:type="paragraph">
+    <w:name w:val="heading 6"/>
     <w:basedOn w:val="Normal"/>
     <w:next w:val="BodyText"/>
+    <w:link w:val="Heading6Char"/>
     <w:uiPriority w:val="9"/>
+    <w:semiHidden/>
     <w:unhideWhenUsed/>
     <w:qFormat/>
+    <w:rsid w:val="00A10FD9"/>
     <w:pPr>
       <w:keepNext/>
       <w:keepLines/>
-      <w:spacing w:after="0" w:before="200"/>
-      <w:outlineLvl w:val="4"/>
+      <w:spacing w:after="0" w:before="40"/>
+      <w:outlineLvl w:val="5"/>
     </w:pPr>
     <w:rPr>
-      <w:rFonts w:asciiTheme="majorHAnsi" w:cstheme="majorBidi" w:eastAsiaTheme="majorEastAsia" w:hAnsiTheme="majorHAnsi"/>
+      <w:rFonts w:cstheme="majorBidi" w:eastAsiaTheme="majorEastAsia"/>
+      <w:i/>
       <w:iCs/>
-      <w:color w:themeColor="accent1" w:val="4F81BD"/>
-      <w:sz w:val="24"/>
-      <w:szCs w:val="24"/>
+      <w:color w:themeColor="text1" w:themeTint="A6" w:val="595959"/>
     </w:rPr>
   </w:style>
-  <w:style w:styleId="Heading6" w:type="paragraph">
-    <w:name w:val="Heading 6"/>
+  <w:style w:styleId="Heading7" w:type="paragraph">
+    <w:name w:val="heading 7"/>
     <w:basedOn w:val="Normal"/>
     <w:next w:val="BodyText"/>
+    <w:link w:val="Heading7Char"/>
     <w:uiPriority w:val="9"/>
+    <w:semiHidden/>
     <w:unhideWhenUsed/>
     <w:qFormat/>
+    <w:rsid w:val="00A10FD9"/>
     <w:pPr>
       <w:keepNext/>
       <w:keepLines/>
-      <w:spacing w:after="0" w:before="200"/>
-      <w:outlineLvl w:val="5"/>
+      <w:spacing w:after="0" w:before="40"/>
+      <w:outlineLvl w:val="6"/>
     </w:pPr>
     <w:rPr>
-      <w:rFonts w:asciiTheme="majorHAnsi" w:cstheme="majorBidi" w:eastAsiaTheme="majorEastAsia" w:hAnsiTheme="majorHAnsi"/>
-      <w:color w:themeColor="accent1" w:val="4F81BD"/>
-      <w:sz w:val="24"/>
-      <w:szCs w:val="24"/>
+      <w:rFonts w:cstheme="majorBidi" w:eastAsiaTheme="majorEastAsia"/>
+      <w:color w:themeColor="text1" w:themeTint="A6" w:val="595959"/>
     </w:rPr>
   </w:style>
-  <w:style w:styleId="Heading7" w:type="paragraph">
-    <w:name w:val="Heading 7"/>
+  <w:style w:styleId="Heading8" w:type="paragraph">
+    <w:name w:val="heading 8"/>
     <w:basedOn w:val="Normal"/>
     <w:next w:val="BodyText"/>
+    <w:link w:val="Heading8Char"/>
     <w:uiPriority w:val="9"/>
+    <w:semiHidden/>
     <w:unhideWhenUsed/>
     <w:qFormat/>
+    <w:rsid w:val="00A10FD9"/>
     <w:pPr>
       <w:keepNext/>
       <w:keepLines/>
-      <w:spacing w:after="0" w:before="200"/>
-      <w:outlineLvl w:val="6"/>
+      <w:spacing w:after="0"/>
+      <w:outlineLvl w:val="7"/>
     </w:pPr>
     <w:rPr>
-      <w:rFonts w:asciiTheme="majorHAnsi" w:cstheme="majorBidi" w:eastAsiaTheme="majorEastAsia" w:hAnsiTheme="majorHAnsi"/>
-      <w:color w:themeColor="accent1" w:val="4F81BD"/>
-      <w:sz w:val="24"/>
-      <w:szCs w:val="24"/>
+      <w:rFonts w:cstheme="majorBidi" w:eastAsiaTheme="majorEastAsia"/>
+      <w:i/>
+      <w:iCs/>
+      <w:color w:themeColor="text1" w:themeTint="D8" w:val="272727"/>
     </w:rPr>
   </w:style>
-  <w:style w:styleId="Heading8" w:type="paragraph">
-    <w:name w:val="Heading 8"/>
+  <w:style w:styleId="Heading9" w:type="paragraph">
+    <w:name w:val="heading 9"/>
     <w:basedOn w:val="Normal"/>
     <w:next w:val="BodyText"/>
+    <w:link w:val="Heading9Char"/>
     <w:uiPriority w:val="9"/>
+    <w:semiHidden/>
     <w:unhideWhenUsed/>
     <w:qFormat/>
+    <w:rsid w:val="00A10FD9"/>
     <w:pPr>
       <w:keepNext/>
       <w:keepLines/>
-      <w:spacing w:after="0" w:before="200"/>
-      <w:outlineLvl w:val="7"/>
-    </w:pPr>
-    <w:rPr>
-      <w:rFonts w:asciiTheme="majorHAnsi" w:cstheme="majorBidi" w:eastAsiaTheme="majorEastAsia" w:hAnsiTheme="majorHAnsi"/>
-      <w:color w:themeColor="accent1" w:val="4F81BD"/>
-      <w:sz w:val="24"/>
-      <w:szCs w:val="24"/>
-    </w:rPr>
-  </w:style>
-  <w:style w:styleId="Heading9" w:type="paragraph">
-    <w:name w:val="Heading 9"/>
-    <w:basedOn w:val="Normal"/>
-    <w:next w:val="BodyText"/>
-    <w:uiPriority w:val="9"/>
-    <w:unhideWhenUsed/>
-    <w:qFormat/>
-    <w:pPr>
-      <w:keepNext/>
-      <w:keepLines/>
-      <w:spacing w:after="0" w:before="200"/>
+      <w:spacing w:after="0"/>
       <w:outlineLvl w:val="8"/>
     </w:pPr>
     <w:rPr>
+      <w:rFonts w:cstheme="majorBidi" w:eastAsiaTheme="majorEastAsia"/>
+      <w:color w:themeColor="text1" w:themeTint="D8" w:val="272727"/>
+    </w:rPr>
+  </w:style>
+  <w:style w:customStyle="1" w:styleId="Heading1Char" w:type="character">
+    <w:name w:val="Heading 1 Char"/>
+    <w:basedOn w:val="DefaultParagraphFont"/>
+    <w:link w:val="Heading1"/>
+    <w:uiPriority w:val="9"/>
+    <w:rsid w:val="00A10FD9"/>
+    <w:rPr>
       <w:rFonts w:asciiTheme="majorHAnsi" w:cstheme="majorBidi" w:eastAsiaTheme="majorEastAsia" w:hAnsiTheme="majorHAnsi"/>
-      <w:color w:themeColor="accent1" w:val="4F81BD"/>
-      <w:sz w:val="24"/>
-      <w:szCs w:val="24"/>
+      <w:color w:themeColor="accent1" w:themeShade="BF" w:val="0F4761"/>
+      <w:sz w:val="40"/>
+      <w:szCs w:val="40"/>
+    </w:rPr>
+  </w:style>
+  <w:style w:customStyle="1" w:styleId="Heading2Char" w:type="character">
+    <w:name w:val="Heading 2 Char"/>
+    <w:basedOn w:val="DefaultParagraphFont"/>
+    <w:link w:val="Heading2"/>
+    <w:uiPriority w:val="9"/>
+    <w:semiHidden/>
+    <w:rsid w:val="00A10FD9"/>
+    <w:rPr>
+      <w:rFonts w:asciiTheme="majorHAnsi" w:cstheme="majorBidi" w:eastAsiaTheme="majorEastAsia" w:hAnsiTheme="majorHAnsi"/>
+      <w:color w:themeColor="accent1" w:themeShade="BF" w:val="0F4761"/>
+      <w:sz w:val="32"/>
+      <w:szCs w:val="32"/>
+    </w:rPr>
+  </w:style>
+  <w:style w:customStyle="1" w:styleId="Heading3Char" w:type="character">
+    <w:name w:val="Heading 3 Char"/>
+    <w:basedOn w:val="DefaultParagraphFont"/>
+    <w:link w:val="Heading3"/>
+    <w:uiPriority w:val="9"/>
+    <w:semiHidden/>
+    <w:rsid w:val="00A10FD9"/>
+    <w:rPr>
+      <w:rFonts w:cstheme="majorBidi" w:eastAsiaTheme="majorEastAsia"/>
+      <w:color w:themeColor="accent1" w:themeShade="BF" w:val="0F4761"/>
+      <w:sz w:val="28"/>
+      <w:szCs w:val="28"/>
+    </w:rPr>
+  </w:style>
+  <w:style w:customStyle="1" w:styleId="Heading4Char" w:type="character">
+    <w:name w:val="Heading 4 Char"/>
+    <w:basedOn w:val="DefaultParagraphFont"/>
+    <w:link w:val="Heading4"/>
+    <w:uiPriority w:val="9"/>
+    <w:semiHidden/>
+    <w:rsid w:val="00A10FD9"/>
+    <w:rPr>
+      <w:rFonts w:cstheme="majorBidi" w:eastAsiaTheme="majorEastAsia"/>
+      <w:i/>
+      <w:iCs/>
+      <w:color w:themeColor="accent1" w:themeShade="BF" w:val="0F4761"/>
+    </w:rPr>
+  </w:style>
+  <w:style w:customStyle="1" w:styleId="Heading5Char" w:type="character">
+    <w:name w:val="Heading 5 Char"/>
+    <w:basedOn w:val="DefaultParagraphFont"/>
+    <w:link w:val="Heading5"/>
+    <w:uiPriority w:val="9"/>
+    <w:semiHidden/>
+    <w:rsid w:val="00A10FD9"/>
+    <w:rPr>
+      <w:rFonts w:cstheme="majorBidi" w:eastAsiaTheme="majorEastAsia"/>
+      <w:color w:themeColor="accent1" w:themeShade="BF" w:val="0F4761"/>
+    </w:rPr>
+  </w:style>
+  <w:style w:customStyle="1" w:styleId="Heading6Char" w:type="character">
+    <w:name w:val="Heading 6 Char"/>
+    <w:basedOn w:val="DefaultParagraphFont"/>
+    <w:link w:val="Heading6"/>
+    <w:uiPriority w:val="9"/>
+    <w:semiHidden/>
+    <w:rsid w:val="00A10FD9"/>
+    <w:rPr>
+      <w:rFonts w:cstheme="majorBidi" w:eastAsiaTheme="majorEastAsia"/>
+      <w:i/>
+      <w:iCs/>
+      <w:color w:themeColor="text1" w:themeTint="A6" w:val="595959"/>
+    </w:rPr>
+  </w:style>
+  <w:style w:customStyle="1" w:styleId="Heading7Char" w:type="character">
+    <w:name w:val="Heading 7 Char"/>
+    <w:basedOn w:val="DefaultParagraphFont"/>
+    <w:link w:val="Heading7"/>
+    <w:uiPriority w:val="9"/>
+    <w:semiHidden/>
+    <w:rsid w:val="00A10FD9"/>
+    <w:rPr>
+      <w:rFonts w:cstheme="majorBidi" w:eastAsiaTheme="majorEastAsia"/>
+      <w:color w:themeColor="text1" w:themeTint="A6" w:val="595959"/>
+    </w:rPr>
+  </w:style>
+  <w:style w:customStyle="1" w:styleId="Heading8Char" w:type="character">
+    <w:name w:val="Heading 8 Char"/>
+    <w:basedOn w:val="DefaultParagraphFont"/>
+    <w:link w:val="Heading8"/>
+    <w:uiPriority w:val="9"/>
+    <w:semiHidden/>
+    <w:rsid w:val="00A10FD9"/>
+    <w:rPr>
+      <w:rFonts w:cstheme="majorBidi" w:eastAsiaTheme="majorEastAsia"/>
+      <w:i/>
+      <w:iCs/>
+      <w:color w:themeColor="text1" w:themeTint="D8" w:val="272727"/>
+    </w:rPr>
+  </w:style>
+  <w:style w:customStyle="1" w:styleId="Heading9Char" w:type="character">
+    <w:name w:val="Heading 9 Char"/>
+    <w:basedOn w:val="DefaultParagraphFont"/>
+    <w:link w:val="Heading9"/>
+    <w:uiPriority w:val="9"/>
+    <w:semiHidden/>
+    <w:rsid w:val="00A10FD9"/>
+    <w:rPr>
+      <w:rFonts w:cstheme="majorBidi" w:eastAsiaTheme="majorEastAsia"/>
+      <w:color w:themeColor="text1" w:themeTint="D8" w:val="272727"/>
     </w:rPr>
   </w:style>
   <w:style w:styleId="BlockText" w:type="paragraph">
@@ -10803,6 +10597,18 @@
     <w:unhideWhenUsed/>
     <w:qFormat/>
   </w:style>
+  <w:style w:styleId="FootnoteBlockText" w:type="paragraph">
+    <w:name w:val="Footnote Block Text"/>
+    <w:basedOn w:val="FootnoteText"/>
+    <w:next w:val="FootnoteText"/>
+    <w:uiPriority w:val="9"/>
+    <w:unhideWhenUsed/>
+    <w:qFormat/>
+    <w:pPr>
+      <w:spacing w:after="100" w:before="100"/>
+      <w:ind w:firstLine="0" w:left="480" w:right="480"/>
+    </w:pPr>
+  </w:style>
   <w:style w:default="1" w:styleId="DefaultParagraphFont" w:type="character">
     <w:name w:val="Default Paragraph Font"/>
     <w:semiHidden/>
@@ -10824,18 +10630,11 @@
       </w:tblCellMar>
     </w:tblPr>
     <w:tblStylePr w:type="firstRow">
-      <w:tblPr>
-        <w:jc w:val="left"/>
-        <w:tblInd w:type="dxa" w:w="0"/>
-      </w:tblPr>
-      <w:trPr>
-        <w:jc w:val="left"/>
-      </w:trPr>
       <w:tcPr>
-        <w:vAlign w:val="bottom"/>
         <w:tcBorders>
           <w:bottom w:val="single"/>
         </w:tcBorders>
+        <w:vAlign w:val="bottom"/>
       </w:tcPr>
     </w:tblStylePr>
   </w:style>
@@ -10950,8 +10749,8 @@
     <w:name w:val="KeywordTok"/>
     <w:basedOn w:val="VerbatimChar"/>
     <w:rPr>
+      <w:b/>
       <w:color w:val="007020"/>
-      <w:b/>
     </w:rPr>
   </w:style>
   <w:style w:type="character" w:customStyle="1" w:styleId="DataTypeTok">
@@ -11028,42 +10827,42 @@
     <w:name w:val="ImportTok"/>
     <w:basedOn w:val="VerbatimChar"/>
     <w:rPr>
+      <w:b/>
       <w:color w:val="008000"/>
-      <w:b/>
     </w:rPr>
   </w:style>
   <w:style w:type="character" w:customStyle="1" w:styleId="CommentTok">
     <w:name w:val="CommentTok"/>
     <w:basedOn w:val="VerbatimChar"/>
     <w:rPr>
+      <w:i/>
       <w:color w:val="60a0b0"/>
-      <w:i/>
     </w:rPr>
   </w:style>
   <w:style w:type="character" w:customStyle="1" w:styleId="DocumentationTok">
     <w:name w:val="DocumentationTok"/>
     <w:basedOn w:val="VerbatimChar"/>
     <w:rPr>
+      <w:i/>
       <w:color w:val="ba2121"/>
-      <w:i/>
     </w:rPr>
   </w:style>
   <w:style w:type="character" w:customStyle="1" w:styleId="AnnotationTok">
     <w:name w:val="AnnotationTok"/>
     <w:basedOn w:val="VerbatimChar"/>
     <w:rPr>
-      <w:color w:val="60a0b0"/>
       <w:b/>
       <w:i/>
+      <w:color w:val="60a0b0"/>
     </w:rPr>
   </w:style>
   <w:style w:type="character" w:customStyle="1" w:styleId="CommentVarTok">
     <w:name w:val="CommentVarTok"/>
     <w:basedOn w:val="VerbatimChar"/>
     <w:rPr>
-      <w:color w:val="60a0b0"/>
       <w:b/>
       <w:i/>
+      <w:color w:val="60a0b0"/>
     </w:rPr>
   </w:style>
   <w:style w:type="character" w:customStyle="1" w:styleId="OtherTok">
@@ -11091,8 +10890,8 @@
     <w:name w:val="ControlFlowTok"/>
     <w:basedOn w:val="VerbatimChar"/>
     <w:rPr>
+      <w:b/>
       <w:color w:val="007020"/>
-      <w:b/>
     </w:rPr>
   </w:style>
   <w:style w:type="character" w:customStyle="1" w:styleId="OperatorTok">
@@ -11137,34 +10936,34 @@
     <w:name w:val="InformationTok"/>
     <w:basedOn w:val="VerbatimChar"/>
     <w:rPr>
-      <w:color w:val="60a0b0"/>
       <w:b/>
       <w:i/>
+      <w:color w:val="60a0b0"/>
     </w:rPr>
   </w:style>
   <w:style w:type="character" w:customStyle="1" w:styleId="WarningTok">
     <w:name w:val="WarningTok"/>
     <w:basedOn w:val="VerbatimChar"/>
     <w:rPr>
-      <w:color w:val="60a0b0"/>
       <w:b/>
       <w:i/>
+      <w:color w:val="60a0b0"/>
     </w:rPr>
   </w:style>
   <w:style w:type="character" w:customStyle="1" w:styleId="AlertTok">
     <w:name w:val="AlertTok"/>
     <w:basedOn w:val="VerbatimChar"/>
     <w:rPr>
+      <w:b/>
       <w:color w:val="ff0000"/>
-      <w:b/>
     </w:rPr>
   </w:style>
   <w:style w:type="character" w:customStyle="1" w:styleId="ErrorTok">
     <w:name w:val="ErrorTok"/>
     <w:basedOn w:val="VerbatimChar"/>
     <w:rPr>
+      <w:b/>
       <w:color w:val="ff0000"/>
-      <w:b/>
     </w:rPr>
   </w:style>
   <w:style w:type="character" w:customStyle="1" w:styleId="NormalTok">
@@ -11186,44 +10985,44 @@
         <a:sysClr val="window" lastClr="FFFFFF"/>
       </a:lt1>
       <a:dk2>
-        <a:srgbClr val="1F497D"/>
+        <a:srgbClr val="0E2841"/>
       </a:dk2>
       <a:lt2>
-        <a:srgbClr val="EEECE1"/>
+        <a:srgbClr val="E8E8E8"/>
       </a:lt2>
       <a:accent1>
-        <a:srgbClr val="4F81BD"/>
+        <a:srgbClr val="156082"/>
       </a:accent1>
       <a:accent2>
-        <a:srgbClr val="C0504D"/>
+        <a:srgbClr val="E97132"/>
       </a:accent2>
       <a:accent3>
-        <a:srgbClr val="9BBB59"/>
+        <a:srgbClr val="196B24"/>
       </a:accent3>
       <a:accent4>
-        <a:srgbClr val="8064A2"/>
+        <a:srgbClr val="0F9ED5"/>
       </a:accent4>
       <a:accent5>
-        <a:srgbClr val="4BACC6"/>
+        <a:srgbClr val="A02B93"/>
       </a:accent5>
       <a:accent6>
-        <a:srgbClr val="F79646"/>
+        <a:srgbClr val="4EA72E"/>
       </a:accent6>
       <a:hlink>
-        <a:srgbClr val="0000FF"/>
+        <a:srgbClr val="467886"/>
       </a:hlink>
       <a:folHlink>
-        <a:srgbClr val="800080"/>
+        <a:srgbClr val="96607D"/>
       </a:folHlink>
     </a:clrScheme>
     <a:fontScheme name="Office">
       <a:majorFont>
-        <a:latin typeface="Calibri"/>
+        <a:latin typeface="Aptos Display" panose="02110004020202020204"/>
         <a:ea typeface=""/>
         <a:cs typeface=""/>
-        <a:font script="Jpan" typeface="ＭＳ ゴシック"/>
+        <a:font script="Jpan" typeface="游ゴシック Light"/>
         <a:font script="Hang" typeface="맑은 고딕"/>
-        <a:font script="Hans" typeface="宋体"/>
+        <a:font script="Hans" typeface="等线 Light"/>
         <a:font script="Hant" typeface="新細明體"/>
         <a:font script="Arab" typeface="Times New Roman"/>
         <a:font script="Hebr" typeface="Times New Roman"/>
@@ -11250,14 +11049,32 @@
         <a:font script="Mong" typeface="Mongolian Baiti"/>
         <a:font script="Viet" typeface="Times New Roman"/>
         <a:font script="Uigh" typeface="Microsoft Uighur"/>
+        <a:font script="Geor" typeface="Sylfaen"/>
+        <a:font script="Armn" typeface="Arial"/>
+        <a:font script="Bugi" typeface="Leelawadee UI"/>
+        <a:font script="Bopo" typeface="Microsoft JhengHei"/>
+        <a:font script="Java" typeface="Javanese Text"/>
+        <a:font script="Lisu" typeface="Segoe UI"/>
+        <a:font script="Mymr" typeface="Myanmar Text"/>
+        <a:font script="Nkoo" typeface="Ebrima"/>
+        <a:font script="Olck" typeface="Nirmala UI"/>
+        <a:font script="Osma" typeface="Ebrima"/>
+        <a:font script="Phag" typeface="Phagspa"/>
+        <a:font script="Syrn" typeface="Estrangelo Edessa"/>
+        <a:font script="Syrj" typeface="Estrangelo Edessa"/>
+        <a:font script="Syre" typeface="Estrangelo Edessa"/>
+        <a:font script="Sora" typeface="Nirmala UI"/>
+        <a:font script="Tale" typeface="Microsoft Tai Le"/>
+        <a:font script="Talu" typeface="Microsoft New Tai Lue"/>
+        <a:font script="Tfng" typeface="Ebrima"/>
       </a:majorFont>
       <a:minorFont>
-        <a:latin typeface="Cambria"/>
+        <a:latin typeface="Aptos" panose="02110004020202020204"/>
         <a:ea typeface=""/>
         <a:cs typeface=""/>
-        <a:font script="Jpan" typeface="ＭＳ 明朝"/>
+        <a:font script="Jpan" typeface="游明朝"/>
         <a:font script="Hang" typeface="맑은 고딕"/>
-        <a:font script="Hans" typeface="宋体"/>
+        <a:font script="Hans" typeface="等线"/>
         <a:font script="Hant" typeface="新細明體"/>
         <a:font script="Arab" typeface="Arial"/>
         <a:font script="Hebr" typeface="Arial"/>
@@ -11284,6 +11101,24 @@
         <a:font script="Mong" typeface="Mongolian Baiti"/>
         <a:font script="Viet" typeface="Arial"/>
         <a:font script="Uigh" typeface="Microsoft Uighur"/>
+        <a:font script="Geor" typeface="Sylfaen"/>
+        <a:font script="Armn" typeface="Arial"/>
+        <a:font script="Bugi" typeface="Leelawadee UI"/>
+        <a:font script="Bopo" typeface="Microsoft JhengHei"/>
+        <a:font script="Java" typeface="Javanese Text"/>
+        <a:font script="Lisu" typeface="Segoe UI"/>
+        <a:font script="Mymr" typeface="Myanmar Text"/>
+        <a:font script="Nkoo" typeface="Ebrima"/>
+        <a:font script="Olck" typeface="Nirmala UI"/>
+        <a:font script="Osma" typeface="Ebrima"/>
+        <a:font script="Phag" typeface="Phagspa"/>
+        <a:font script="Syrn" typeface="Estrangelo Edessa"/>
+        <a:font script="Syrj" typeface="Estrangelo Edessa"/>
+        <a:font script="Syre" typeface="Estrangelo Edessa"/>
+        <a:font script="Sora" typeface="Nirmala UI"/>
+        <a:font script="Tale" typeface="Microsoft Tai Le"/>
+        <a:font script="Talu" typeface="Microsoft New Tai Lue"/>
+        <a:font script="Tfng" typeface="Ebrima"/>
       </a:minorFont>
     </a:fontScheme>
     <a:fmtScheme name="Office">
@@ -11295,200 +11130,141 @@
           <a:gsLst>
             <a:gs pos="0">
               <a:schemeClr val="phClr">
-                <a:tint val="50000"/>
-                <a:satMod val="300000"/>
+                <a:lumMod val="110000"/>
+                <a:satMod val="105000"/>
+                <a:tint val="67000"/>
               </a:schemeClr>
             </a:gs>
-            <a:gs pos="35000">
+            <a:gs pos="50000">
               <a:schemeClr val="phClr">
-                <a:tint val="37000"/>
-                <a:satMod val="300000"/>
+                <a:lumMod val="105000"/>
+                <a:satMod val="103000"/>
+                <a:tint val="73000"/>
               </a:schemeClr>
             </a:gs>
             <a:gs pos="100000">
               <a:schemeClr val="phClr">
-                <a:tint val="15000"/>
-                <a:satMod val="350000"/>
+                <a:lumMod val="105000"/>
+                <a:satMod val="109000"/>
+                <a:tint val="81000"/>
               </a:schemeClr>
             </a:gs>
           </a:gsLst>
-          <a:lin ang="16200000" scaled="1"/>
+          <a:lin ang="5400000" scaled="0"/>
         </a:gradFill>
         <a:gradFill rotWithShape="1">
           <a:gsLst>
             <a:gs pos="0">
               <a:schemeClr val="phClr">
-                <a:tint val="100000"/>
+                <a:satMod val="103000"/>
+                <a:lumMod val="102000"/>
+                <a:tint val="94000"/>
+              </a:schemeClr>
+            </a:gs>
+            <a:gs pos="50000">
+              <a:schemeClr val="phClr">
+                <a:satMod val="110000"/>
+                <a:lumMod val="100000"/>
                 <a:shade val="100000"/>
-                <a:satMod val="130000"/>
               </a:schemeClr>
             </a:gs>
             <a:gs pos="100000">
               <a:schemeClr val="phClr">
-                <a:tint val="50000"/>
-                <a:shade val="100000"/>
-                <a:satMod val="350000"/>
+                <a:lumMod val="99000"/>
+                <a:satMod val="120000"/>
+                <a:shade val="78000"/>
               </a:schemeClr>
             </a:gs>
           </a:gsLst>
-          <a:lin ang="16200000" scaled="0"/>
+          <a:lin ang="5400000" scaled="0"/>
         </a:gradFill>
       </a:fillStyleLst>
       <a:lnStyleLst>
-        <a:ln w="9525" cap="flat" cmpd="sng" algn="ctr">
-          <a:solidFill>
-            <a:schemeClr val="phClr">
-              <a:shade val="95000"/>
-              <a:satMod val="105000"/>
-            </a:schemeClr>
-          </a:solidFill>
-          <a:prstDash val="solid"/>
-        </a:ln>
-        <a:ln w="25400" cap="flat" cmpd="sng" algn="ctr">
+        <a:ln w="6350" cap="flat" cmpd="sng" algn="ctr">
           <a:solidFill>
             <a:schemeClr val="phClr"/>
           </a:solidFill>
           <a:prstDash val="solid"/>
+          <a:miter lim="800000"/>
         </a:ln>
-        <a:ln w="38100" cap="flat" cmpd="sng" algn="ctr">
+        <a:ln w="12700" cap="flat" cmpd="sng" algn="ctr">
           <a:solidFill>
             <a:schemeClr val="phClr"/>
           </a:solidFill>
           <a:prstDash val="solid"/>
+          <a:miter lim="800000"/>
+        </a:ln>
+        <a:ln w="19050" cap="flat" cmpd="sng" algn="ctr">
+          <a:solidFill>
+            <a:schemeClr val="phClr"/>
+          </a:solidFill>
+          <a:prstDash val="solid"/>
+          <a:miter lim="800000"/>
         </a:ln>
       </a:lnStyleLst>
       <a:effectStyleLst>
         <a:effectStyle>
+          <a:effectLst/>
+        </a:effectStyle>
+        <a:effectStyle>
+          <a:effectLst/>
+        </a:effectStyle>
+        <a:effectStyle>
           <a:effectLst>
-            <a:outerShdw blurRad="40000" dist="20000" dir="5400000" rotWithShape="0">
+            <a:outerShdw blurRad="57150" dist="19050" dir="5400000" algn="ctr" rotWithShape="0">
               <a:srgbClr val="000000">
-                <a:alpha val="38000"/>
+                <a:alpha val="63000"/>
               </a:srgbClr>
             </a:outerShdw>
           </a:effectLst>
-        </a:effectStyle>
-        <a:effectStyle>
-          <a:effectLst>
-            <a:outerShdw blurRad="40000" dist="23000" dir="5400000" rotWithShape="0">
-              <a:srgbClr val="000000">
-                <a:alpha val="35000"/>
-              </a:srgbClr>
-            </a:outerShdw>
-          </a:effectLst>
-        </a:effectStyle>
-        <a:effectStyle>
-          <a:effectLst>
-            <a:outerShdw blurRad="40000" dist="23000" dir="5400000" rotWithShape="0">
-              <a:srgbClr val="000000">
-                <a:alpha val="35000"/>
-              </a:srgbClr>
-            </a:outerShdw>
-          </a:effectLst>
-          <a:scene3d>
-            <a:camera prst="orthographicFront">
-              <a:rot lat="0" lon="0" rev="0"/>
-            </a:camera>
-            <a:lightRig rig="threePt" dir="t">
-              <a:rot lat="0" lon="0" rev="1200000"/>
-            </a:lightRig>
-          </a:scene3d>
-          <a:sp3d>
-            <a:bevelT w="63500" h="25400"/>
-          </a:sp3d>
         </a:effectStyle>
       </a:effectStyleLst>
       <a:bgFillStyleLst>
         <a:solidFill>
           <a:schemeClr val="phClr"/>
         </a:solidFill>
+        <a:solidFill>
+          <a:schemeClr val="phClr">
+            <a:tint val="95000"/>
+            <a:satMod val="170000"/>
+          </a:schemeClr>
+        </a:solidFill>
         <a:gradFill rotWithShape="1">
           <a:gsLst>
             <a:gs pos="0">
               <a:schemeClr val="phClr">
-                <a:tint val="40000"/>
-                <a:satMod val="350000"/>
+                <a:tint val="93000"/>
+                <a:satMod val="150000"/>
+                <a:shade val="98000"/>
+                <a:lumMod val="102000"/>
               </a:schemeClr>
             </a:gs>
-            <a:gs pos="40000">
+            <a:gs pos="50000">
               <a:schemeClr val="phClr">
-                <a:tint val="45000"/>
-                <a:shade val="99000"/>
-                <a:satMod val="350000"/>
+                <a:tint val="98000"/>
+                <a:satMod val="130000"/>
+                <a:shade val="90000"/>
+                <a:lumMod val="103000"/>
               </a:schemeClr>
             </a:gs>
             <a:gs pos="100000">
               <a:schemeClr val="phClr">
-                <a:shade val="20000"/>
-                <a:satMod val="255000"/>
+                <a:shade val="63000"/>
+                <a:satMod val="120000"/>
               </a:schemeClr>
             </a:gs>
           </a:gsLst>
-          <a:path path="circle">
-            <a:fillToRect l="50000" t="-80000" r="50000" b="180000"/>
-          </a:path>
-        </a:gradFill>
-        <a:gradFill rotWithShape="1">
-          <a:gsLst>
-            <a:gs pos="0">
-              <a:schemeClr val="phClr">
-                <a:tint val="80000"/>
-                <a:satMod val="300000"/>
-              </a:schemeClr>
-            </a:gs>
-            <a:gs pos="100000">
-              <a:schemeClr val="phClr">
-                <a:shade val="30000"/>
-                <a:satMod val="200000"/>
-              </a:schemeClr>
-            </a:gs>
-          </a:gsLst>
-          <a:path path="circle">
-            <a:fillToRect l="50000" t="50000" r="50000" b="50000"/>
-          </a:path>
+          <a:lin ang="5400000" scaled="0"/>
         </a:gradFill>
       </a:bgFillStyleLst>
     </a:fmtScheme>
   </a:themeElements>
-  <a:objectDefaults>
-    <a:spDef>
-      <a:spPr/>
-      <a:bodyPr/>
-      <a:lstStyle/>
-      <a:style>
-        <a:lnRef idx="1">
-          <a:schemeClr val="accent1"/>
-        </a:lnRef>
-        <a:fillRef idx="3">
-          <a:schemeClr val="accent1"/>
-        </a:fillRef>
-        <a:effectRef idx="2">
-          <a:schemeClr val="accent1"/>
-        </a:effectRef>
-        <a:fontRef idx="minor">
-          <a:schemeClr val="lt1"/>
-        </a:fontRef>
-      </a:style>
-    </a:spDef>
-    <a:lnDef>
-      <a:spPr/>
-      <a:bodyPr/>
-      <a:lstStyle/>
-      <a:style>
-        <a:lnRef idx="2">
-          <a:schemeClr val="accent1"/>
-        </a:lnRef>
-        <a:fillRef idx="0">
-          <a:schemeClr val="accent1"/>
-        </a:fillRef>
-        <a:effectRef idx="1">
-          <a:schemeClr val="accent1"/>
-        </a:effectRef>
-        <a:fontRef idx="minor">
-          <a:schemeClr val="tx1"/>
-        </a:fontRef>
-      </a:style>
-    </a:lnDef>
-  </a:objectDefaults>
+  <a:objectDefaults/>
   <a:extraClrSchemeLst/>
+  <a:extLst>
+    <a:ext uri="{05A4C25C-085E-4340-85A3-A5531E510DB2}">
+      <thm15:themeFamily xmlns:thm15="http://schemas.microsoft.com/office/thememl/2012/main" name="Office Theme" id="{2E142A2C-CD16-42D6-873A-C26D2A0506FA}" vid="{1BDDFF52-6CD6-40A5-AB3C-68EB2F1E4D0A}"/>
+    </a:ext>
+  </a:extLst>
 </a:theme>
 </file>
--- a/01-foundations/NIST_RMF_SP_800-53/Espanol/NIST_RMF_and_SP_800-53_Release_5.2.0_Practical_Manual_Espanol_v1.0.docx
+++ b/01-foundations/NIST_RMF_SP_800-53/Espanol/NIST_RMF_and_SP_800-53_Release_5.2.0_Practical_Manual_Espanol_v1.0.docx
@@ -8,8 +8,8 @@
       </w:pPr>
       <w:r>
         <w:rPr>
+          <w:bCs/>
           <w:b/>
-          <w:bCs/>
         </w:rPr>
         <w:t xml:space="preserve">Estado de revisión:</w:t>
       </w:r>
@@ -26,8 +26,8 @@
       </w:pPr>
       <w:r>
         <w:rPr>
+          <w:bCs/>
           <w:b/>
-          <w:bCs/>
         </w:rPr>
         <w:t xml:space="preserve">NIST RISK MANAGEMENT FRAMEWORK</w:t>
       </w:r>
@@ -38,8 +38,8 @@
       </w:pPr>
       <w:r>
         <w:rPr>
+          <w:bCs/>
           <w:b/>
-          <w:bCs/>
         </w:rPr>
         <w:t xml:space="preserve">Y SP 800-53 RELEASE 5.2.0</w:t>
       </w:r>
@@ -64,8 +64,8 @@
       </w:r>
       <w:r>
         <w:rPr>
+          <w:bCs/>
           <w:b/>
-          <w:bCs/>
         </w:rPr>
         <w:t xml:space="preserve">Lo que este manual hace:</w:t>
       </w:r>
@@ -88,8 +88,8 @@
       </w:pPr>
       <w:r>
         <w:rPr>
+          <w:bCs/>
           <w:b/>
-          <w:bCs/>
         </w:rPr>
         <w:t xml:space="preserve">Alberto (Al) Leiva</w:t>
       </w:r>
@@ -102,7 +102,7 @@
         <w:t xml:space="preserve">Primera edición • Julio 2026</w:t>
       </w:r>
     </w:p>
-    <w:bookmarkStart w:id="10" w:name="prefacio"/>
+    <w:bookmarkStart w:id="21" w:name="prefacio"/>
     <w:p>
       <w:pPr>
         <w:pStyle w:val="Heading1"/>
@@ -143,7 +143,7 @@
         <w:t xml:space="preserve">|. |</w:t>
       </w:r>
     </w:p>
-    <w:bookmarkStart w:id="9" w:name="cómo-usar-este-manual"/>
+    <w:bookmarkStart w:id="20" w:name="cómo-usar-este-manual"/>
     <w:p>
       <w:pPr>
         <w:pStyle w:val="Heading2"/>
@@ -207,9 +207,9 @@
         <w:t xml:space="preserve">Adaptar cada artefacto a la autoridad de la organización, tolerancia al riesgo, sistema y obligaciones.</w:t>
       </w:r>
     </w:p>
-    <w:bookmarkEnd w:id="9"/>
-    <w:bookmarkEnd w:id="10"/>
-    <w:bookmarkStart w:id="11" w:name="tabla-de-contenidos"/>
+    <w:bookmarkEnd w:id="20"/>
+    <w:bookmarkEnd w:id="21"/>
+    <w:bookmarkStart w:id="22" w:name="tabla-de-contenidos"/>
     <w:p>
       <w:pPr>
         <w:pStyle w:val="Heading1"/>
@@ -1676,26 +1676,27 @@
       <w:tblPr>
         <w:tblStyle w:val="Table"/>
         <w:tblW w:type="pct" w:w="5000"/>
-        <w:tblLayout w:type="fixed"/>
         <w:tblLook w:firstRow="1" w:lastRow="0" w:firstColumn="0" w:lastColumn="0" w:noHBand="0" w:noVBand="0" w:val="0020"/>
+        <w:jc w:val="start"/>
       </w:tblPr>
       <w:tblGrid>
         <w:gridCol w:w="7920"/>
       </w:tblGrid>
       <w:tr>
         <w:trPr>
-          <w:tblHeader w:val="on"/>
+          <w:tblHeader w:val="true"/>
         </w:trPr>
         <w:tc>
           <w:tcPr/>
           <w:p>
             <w:pPr>
               <w:pStyle w:val="Compact"/>
+              <w:jc w:val="left"/>
             </w:pPr>
             <w:r>
               <w:rPr>
+                <w:bCs/>
                 <w:b/>
-                <w:bCs/>
               </w:rPr>
               <w:t xml:space="preserve">Capítulo</w:t>
             </w:r>
@@ -1708,6 +1709,7 @@
           <w:p>
             <w:pPr>
               <w:pStyle w:val="Compact"/>
+              <w:jc w:val="left"/>
             </w:pPr>
             <w:r>
               <w:t xml:space="preserve">1</w:t>
@@ -1721,6 +1723,7 @@
           <w:p>
             <w:pPr>
               <w:pStyle w:val="Compact"/>
+              <w:jc w:val="left"/>
             </w:pPr>
             <w:r>
               <w:t xml:space="preserve">2</w:t>
@@ -1734,6 +1737,7 @@
           <w:p>
             <w:pPr>
               <w:pStyle w:val="Compact"/>
+              <w:jc w:val="left"/>
             </w:pPr>
             <w:r>
               <w:t xml:space="preserve">3</w:t>
@@ -1747,6 +1751,7 @@
           <w:p>
             <w:pPr>
               <w:pStyle w:val="Compact"/>
+              <w:jc w:val="left"/>
             </w:pPr>
             <w:r>
               <w:t xml:space="preserve">4</w:t>
@@ -1760,6 +1765,7 @@
           <w:p>
             <w:pPr>
               <w:pStyle w:val="Compact"/>
+              <w:jc w:val="left"/>
             </w:pPr>
             <w:r>
               <w:t xml:space="preserve">5</w:t>
@@ -1773,6 +1779,7 @@
           <w:p>
             <w:pPr>
               <w:pStyle w:val="Compact"/>
+              <w:jc w:val="left"/>
             </w:pPr>
             <w:r>
               <w:t xml:space="preserve">6</w:t>
@@ -1786,6 +1793,7 @@
           <w:p>
             <w:pPr>
               <w:pStyle w:val="Compact"/>
+              <w:jc w:val="left"/>
             </w:pPr>
             <w:r>
               <w:t xml:space="preserve">7</w:t>
@@ -1799,6 +1807,7 @@
           <w:p>
             <w:pPr>
               <w:pStyle w:val="Compact"/>
+              <w:jc w:val="left"/>
             </w:pPr>
             <w:r>
               <w:t xml:space="preserve">8</w:t>
@@ -1812,6 +1821,7 @@
           <w:p>
             <w:pPr>
               <w:pStyle w:val="Compact"/>
+              <w:jc w:val="left"/>
             </w:pPr>
             <w:r>
               <w:t xml:space="preserve">9</w:t>
@@ -1825,6 +1835,7 @@
           <w:p>
             <w:pPr>
               <w:pStyle w:val="Compact"/>
+              <w:jc w:val="left"/>
             </w:pPr>
             <w:r>
               <w:t xml:space="preserve">10 TERRITORIO Assess Controls</w:t>
@@ -1838,6 +1849,7 @@
           <w:p>
             <w:pPr>
               <w:pStyle w:val="Compact"/>
+              <w:jc w:val="left"/>
             </w:pPr>
             <w:r>
               <w:t xml:space="preserve">11</w:t>
@@ -1851,6 +1863,7 @@
           <w:p>
             <w:pPr>
               <w:pStyle w:val="Compact"/>
+              <w:jc w:val="left"/>
             </w:pPr>
             <w:r>
               <w:t xml:space="preserve">12 Silencioso Monitor</w:t>
@@ -1864,6 +1877,7 @@
           <w:p>
             <w:pPr>
               <w:pStyle w:val="Compact"/>
+              <w:jc w:val="left"/>
             </w:pPr>
             <w:r>
               <w:t xml:space="preserve">13 Silenciosos Bases de control y Tailoring</w:t>
@@ -1877,6 +1891,7 @@
           <w:p>
             <w:pPr>
               <w:pStyle w:val="Compact"/>
+              <w:jc w:val="left"/>
             </w:pPr>
             <w:r>
               <w:t xml:space="preserve">TEN 14</w:t>
@@ -1890,6 +1905,7 @@
           <w:p>
             <w:pPr>
               <w:pStyle w:val="Compact"/>
+              <w:jc w:val="left"/>
             </w:pPr>
             <w:r>
               <w:t xml:space="preserve">15</w:t>
@@ -1903,6 +1919,7 @@
           <w:p>
             <w:pPr>
               <w:pStyle w:val="Compact"/>
+              <w:jc w:val="left"/>
             </w:pPr>
             <w:r>
               <w:t xml:space="preserve">16 Silencioso Evaluación Planificación y pruebas</w:t>
@@ -1916,6 +1933,7 @@
           <w:p>
             <w:pPr>
               <w:pStyle w:val="Compact"/>
+              <w:jc w:val="left"/>
             </w:pPr>
             <w:r>
               <w:t xml:space="preserve">17 Silencioso paquete de autorización y POA consigoM</w:t>
@@ -1929,6 +1947,7 @@
           <w:p>
             <w:pPr>
               <w:pStyle w:val="Compact"/>
+              <w:jc w:val="left"/>
             </w:pPr>
             <w:r>
               <w:t xml:space="preserve">18</w:t>
@@ -1942,6 +1961,7 @@
           <w:p>
             <w:pPr>
               <w:pStyle w:val="Compact"/>
+              <w:jc w:val="left"/>
             </w:pPr>
             <w:r>
               <w:t xml:space="preserve">19 Silencioso OSCAL y Automatización</w:t>
@@ -1955,6 +1975,7 @@
           <w:p>
             <w:pPr>
               <w:pStyle w:val="Compact"/>
+              <w:jc w:val="left"/>
             </w:pPr>
             <w:r>
               <w:t xml:space="preserve">TEN 20</w:t>
@@ -1968,6 +1989,7 @@
           <w:p>
             <w:pPr>
               <w:pStyle w:val="Compact"/>
+              <w:jc w:val="left"/>
             </w:pPr>
             <w:r>
               <w:t xml:space="preserve">TEN 21</w:t>
@@ -1981,6 +2003,7 @@
           <w:p>
             <w:pPr>
               <w:pStyle w:val="Compact"/>
+              <w:jc w:val="left"/>
             </w:pPr>
             <w:r>
               <w:t xml:space="preserve">TEN 22</w:t>
@@ -1994,6 +2017,7 @@
           <w:p>
             <w:pPr>
               <w:pStyle w:val="Compact"/>
+              <w:jc w:val="left"/>
             </w:pPr>
             <w:r>
               <w:t xml:space="preserve">TEN 23</w:t>
@@ -2007,6 +2031,7 @@
           <w:p>
             <w:pPr>
               <w:pStyle w:val="Compact"/>
+              <w:jc w:val="left"/>
             </w:pPr>
             <w:r>
               <w:t xml:space="preserve">24</w:t>
@@ -2020,6 +2045,7 @@
           <w:p>
             <w:pPr>
               <w:pStyle w:val="Compact"/>
+              <w:jc w:val="left"/>
             </w:pPr>
             <w:r>
               <w:t xml:space="preserve">TEN 25 TENIDOS Actualizaciones de software, Confiabilidad de parche y liberación 5.2.0 TEN 34</w:t>
@@ -2033,6 +2059,7 @@
           <w:p>
             <w:pPr>
               <w:pStyle w:val="Compact"/>
+              <w:jc w:val="left"/>
             </w:pPr>
             <w:r>
               <w:t xml:space="preserve">26</w:t>
@@ -2046,6 +2073,7 @@
           <w:p>
             <w:pPr>
               <w:pStyle w:val="Compact"/>
+              <w:jc w:val="left"/>
             </w:pPr>
             <w:r>
               <w:t xml:space="preserve">27 Silencioso Gerente de juegos RMF</w:t>
@@ -2059,6 +2087,7 @@
           <w:p>
             <w:pPr>
               <w:pStyle w:val="Compact"/>
+              <w:jc w:val="left"/>
             </w:pPr>
             <w:r>
               <w:t xml:space="preserve">28</w:t>
@@ -2072,6 +2101,7 @@
           <w:p>
             <w:pPr>
               <w:pStyle w:val="Compact"/>
+              <w:jc w:val="left"/>
             </w:pPr>
             <w:r>
               <w:t xml:space="preserve">29</w:t>
@@ -2085,6 +2115,7 @@
           <w:p>
             <w:pPr>
               <w:pStyle w:val="Compact"/>
+              <w:jc w:val="left"/>
             </w:pPr>
             <w:r>
               <w:t xml:space="preserve">30 TENIDOS Plantillas, Glosario, Índice y Referencias</w:t>
@@ -2093,8 +2124,8 @@
         </w:tc>
       </w:tr>
     </w:tbl>
-    <w:bookmarkEnd w:id="11"/>
-    <w:bookmarkStart w:id="12" w:name="rmf-and-sp-800-53-foundations"/>
+    <w:bookmarkEnd w:id="22"/>
+    <w:bookmarkStart w:id="23" w:name="rmf-and-sp-800-53-foundations"/>
     <w:p>
       <w:pPr>
         <w:pStyle w:val="Heading1"/>
@@ -2109,8 +2140,8 @@
       </w:pPr>
       <w:r>
         <w:rPr>
+          <w:iCs/>
           <w:i/>
-          <w:iCs/>
         </w:rPr>
         <w:t xml:space="preserve">RMF gestiona el riesgo de seguridad y privacidad mediante decisiones responsables del ciclo de vida</w:t>
       </w:r>
@@ -2126,7 +2157,13 @@
         <w:t xml:space="preserve">■img src=</w:t>
       </w:r>
       <w:r>
-        <w:t xml:space="preserve">“media/image1.png”</w:t>
+        <w:t xml:space="preserve">“</w:t>
+      </w:r>
+      <w:r>
+        <w:t xml:space="preserve">media/image1.png</w:t>
+      </w:r>
+      <w:r>
+        <w:t xml:space="preserve">”</w:t>
       </w:r>
       <w:r>
         <w:t xml:space="preserve"> </w:t>
@@ -2135,7 +2172,13 @@
         <w:t xml:space="preserve">estilo=</w:t>
       </w:r>
       <w:r>
-        <w:t xml:space="preserve">“width:6.15in;height:3.39605in”</w:t>
+        <w:t xml:space="preserve">“</w:t>
+      </w:r>
+      <w:r>
+        <w:t xml:space="preserve">width:6.15in;height:3.39605in</w:t>
+      </w:r>
+      <w:r>
+        <w:t xml:space="preserve">”</w:t>
       </w:r>
       <w:r>
         <w:t xml:space="preserve"> </w:t>
@@ -2144,7 +2187,13 @@
         <w:t xml:space="preserve">alt=</w:t>
       </w:r>
       <w:r>
-        <w:t xml:space="preserve">“Prepare soporta cada paso, y Monitor alimenta nueva información de nuevo en las decisiones de riesgo.”</w:t>
+        <w:t xml:space="preserve">“</w:t>
+      </w:r>
+      <w:r>
+        <w:t xml:space="preserve">Prepare soporta cada paso, y Monitor alimenta nueva información de nuevo en las decisiones de riesgo.</w:t>
+      </w:r>
+      <w:r>
+        <w:t xml:space="preserve">”</w:t>
       </w:r>
     </w:p>
     <w:p>
@@ -2161,8 +2210,8 @@
       </w:pPr>
       <w:r>
         <w:rPr>
+          <w:bCs/>
           <w:b/>
-          <w:bCs/>
         </w:rPr>
         <w:t xml:space="preserve">Item</w:t>
       </w:r>
@@ -2177,8 +2226,8 @@
       </w:r>
       <w:r>
         <w:rPr>
+          <w:bCs/>
           <w:b/>
-          <w:bCs/>
         </w:rPr>
         <w:t xml:space="preserve">Purpose</w:t>
       </w:r>
@@ -2231,8 +2280,8 @@
       </w:pPr>
       <w:r>
         <w:rPr>
+          <w:bCs/>
           <w:b/>
-          <w:bCs/>
         </w:rPr>
         <w:t xml:space="preserve">Core idea:</w:t>
       </w:r>
@@ -2251,8 +2300,8 @@
         <w:t xml:space="preserve">|. |</w:t>
       </w:r>
     </w:p>
-    <w:bookmarkEnd w:id="12"/>
-    <w:bookmarkStart w:id="13" w:name="actual-nist-publication-suite"/>
+    <w:bookmarkEnd w:id="23"/>
+    <w:bookmarkStart w:id="24" w:name="actual-nist-publication-suite"/>
     <w:p>
       <w:pPr>
         <w:pStyle w:val="Heading1"/>
@@ -2267,8 +2316,8 @@
       </w:pPr>
       <w:r>
         <w:rPr>
+          <w:iCs/>
           <w:i/>
-          <w:iCs/>
         </w:rPr>
         <w:t xml:space="preserve">Utilice la fuente oficial actual y entienda cómo cada publicación apoya el conjunto.</w:t>
       </w:r>
@@ -2279,8 +2328,8 @@
       </w:pPr>
       <w:r>
         <w:rPr>
+          <w:bCs/>
           <w:b/>
-          <w:bCs/>
         </w:rPr>
         <w:t xml:space="preserve">Publicación/recurso</w:t>
       </w:r>
@@ -2355,11 +2404,11 @@
     </w:p>
     <w:p>
       <w:pPr>
+        <w:numPr>
+          <w:ilvl w:val="0"/>
+          <w:numId w:val="1002"/>
+        </w:numPr>
         <w:pStyle w:val="Compact"/>
-        <w:numPr>
-          <w:ilvl w:val="0"/>
-          <w:numId w:val="1002"/>
-        </w:numPr>
       </w:pPr>
       <w:r>
         <w:t xml:space="preserve">Control de la versión* Grabar la publicación, publicación, formato, fecha de recuperación, versión perfil/baseline y configuración local. Nunca mezclar texto, procedimientos y bases de control de diferentes versiones sin análisis. |</w:t>
@@ -2371,8 +2420,8 @@
         <w:t xml:space="preserve">Respuesta</w:t>
       </w:r>
     </w:p>
-    <w:bookmarkEnd w:id="13"/>
-    <w:bookmarkStart w:id="14" w:name="X8615cd808e7183773b844c0bcb64bc2c43a5ea1"/>
+    <w:bookmarkEnd w:id="24"/>
+    <w:bookmarkStart w:id="25" w:name="X8615cd808e7183773b844c0bcb64bc2c43a5ea1"/>
     <w:p>
       <w:pPr>
         <w:pStyle w:val="Heading1"/>
@@ -2387,8 +2436,8 @@
       </w:pPr>
       <w:r>
         <w:rPr>
+          <w:iCs/>
           <w:i/>
-          <w:iCs/>
         </w:rPr>
         <w:t xml:space="preserve">RMF roles separados implementación, evaluación, propiedad y aceptación de riesgos</w:t>
       </w:r>
@@ -2404,7 +2453,13 @@
         <w:t xml:space="preserve">■img src=</w:t>
       </w:r>
       <w:r>
-        <w:t xml:space="preserve">“media/image2.png”</w:t>
+        <w:t xml:space="preserve">“</w:t>
+      </w:r>
+      <w:r>
+        <w:t xml:space="preserve">media/image2.png</w:t>
+      </w:r>
+      <w:r>
+        <w:t xml:space="preserve">”</w:t>
       </w:r>
       <w:r>
         <w:t xml:space="preserve"> </w:t>
@@ -2413,7 +2468,13 @@
         <w:t xml:space="preserve">estilo=</w:t>
       </w:r>
       <w:r>
-        <w:t xml:space="preserve">“width:6.15in;height:3.39605in”</w:t>
+        <w:t xml:space="preserve">“</w:t>
+      </w:r>
+      <w:r>
+        <w:t xml:space="preserve">width:6.15in;height:3.39605in</w:t>
+      </w:r>
+      <w:r>
+        <w:t xml:space="preserve">”</w:t>
       </w:r>
       <w:r>
         <w:t xml:space="preserve"> </w:t>
@@ -2422,7 +2483,13 @@
         <w:t xml:space="preserve">alt=</w:t>
       </w:r>
       <w:r>
-        <w:t xml:space="preserve">“Enterprise direction, mission/business needs, and system controls must stay connected.”</w:t>
+        <w:t xml:space="preserve">“</w:t>
+      </w:r>
+      <w:r>
+        <w:t xml:space="preserve">Enterprise direction, mission/business needs, and system controls must stay connected.</w:t>
+      </w:r>
+      <w:r>
+        <w:t xml:space="preserve">”</w:t>
       </w:r>
       <w:r>
         <w:t xml:space="preserve"> </w:t>
@@ -2445,8 +2512,8 @@
       </w:pPr>
       <w:r>
         <w:rPr>
+          <w:bCs/>
           <w:b/>
-          <w:bCs/>
         </w:rPr>
         <w:t xml:space="preserve">Rol</w:t>
       </w:r>
@@ -2531,8 +2598,8 @@
         <w:t xml:space="preserve">TEN Enterprise architect / mission owner ¦ Aligns systems, processes, dependencies, and organization architecture |</w:t>
       </w:r>
     </w:p>
-    <w:bookmarkEnd w:id="14"/>
-    <w:bookmarkStart w:id="17" w:name="X1c0e901585621abd373450fd79d361c83a0d1f7"/>
+    <w:bookmarkEnd w:id="25"/>
+    <w:bookmarkStart w:id="28" w:name="X1c0e901585621abd373450fd79d361c83a0d1f7"/>
     <w:p>
       <w:pPr>
         <w:pStyle w:val="Heading1"/>
@@ -2547,13 +2614,13 @@
       </w:pPr>
       <w:r>
         <w:rPr>
+          <w:iCs/>
           <w:i/>
-          <w:iCs/>
         </w:rPr>
         <w:t xml:space="preserve">Un límite claro es la base para la categorización, los controles, la evaluación y la autorización.</w:t>
       </w:r>
     </w:p>
-    <w:bookmarkStart w:id="15" w:name="preguntas-sobre-los-resultados"/>
+    <w:bookmarkStart w:id="26" w:name="preguntas-sobre-los-resultados"/>
     <w:p>
       <w:pPr>
         <w:pStyle w:val="Heading2"/>
@@ -2634,8 +2701,8 @@
       </w:pPr>
       <w:r>
         <w:rPr>
+          <w:bCs/>
           <w:b/>
-          <w:bCs/>
         </w:rPr>
         <w:t xml:space="preserve">Edificio literario</w:t>
       </w:r>
@@ -2692,11 +2759,11 @@
     </w:p>
     <w:p>
       <w:pPr>
+        <w:numPr>
+          <w:ilvl w:val="0"/>
+          <w:numId w:val="1004"/>
+        </w:numPr>
         <w:pStyle w:val="Compact"/>
-        <w:numPr>
-          <w:ilvl w:val="0"/>
-          <w:numId w:val="1004"/>
-        </w:numPr>
       </w:pPr>
       <w:r>
         <w:t xml:space="preserve">Prepararse a nivel de organización</w:t>
@@ -2704,18 +2771,18 @@
     </w:p>
     <w:p>
       <w:pPr>
+        <w:numPr>
+          <w:ilvl w:val="0"/>
+          <w:numId w:val="1005"/>
+        </w:numPr>
         <w:pStyle w:val="Compact"/>
-        <w:numPr>
-          <w:ilvl w:val="0"/>
-          <w:numId w:val="1005"/>
-        </w:numPr>
       </w:pPr>
       <w:r>
         <w:t xml:space="preserve">Preparación a nivel de organización hace que el sistema RMF funcione de manera coherente y eficiente.*</w:t>
       </w:r>
     </w:p>
-    <w:bookmarkEnd w:id="15"/>
-    <w:bookmarkStart w:id="16" w:name="organization-preparation"/>
+    <w:bookmarkEnd w:id="26"/>
+    <w:bookmarkStart w:id="27" w:name="organization-preparation"/>
     <w:p>
       <w:pPr>
         <w:pStyle w:val="Heading2"/>
@@ -2802,8 +2869,8 @@
       </w:r>
       <w:r>
         <w:rPr>
+          <w:bCs/>
           <w:b/>
-          <w:bCs/>
         </w:rPr>
         <w:t xml:space="preserve">Principio de eficiencia</w:t>
       </w:r>
@@ -2820,9 +2887,9 @@
         <w:t xml:space="preserve">|. |</w:t>
       </w:r>
     </w:p>
-    <w:bookmarkEnd w:id="16"/>
-    <w:bookmarkEnd w:id="17"/>
-    <w:bookmarkStart w:id="19" w:name="prepárate-en-el-nivel-del-sistema"/>
+    <w:bookmarkEnd w:id="27"/>
+    <w:bookmarkEnd w:id="28"/>
+    <w:bookmarkStart w:id="30" w:name="prepárate-en-el-nivel-del-sistema"/>
     <w:p>
       <w:pPr>
         <w:pStyle w:val="Heading1"/>
@@ -2837,8 +2904,8 @@
       </w:pPr>
       <w:r>
         <w:rPr>
+          <w:iCs/>
           <w:i/>
-          <w:iCs/>
         </w:rPr>
         <w:t xml:space="preserve">La preparación a nivel de sistemas define la misión específica, los interesados, los límites, la información y el enfoque</w:t>
       </w:r>
@@ -2846,7 +2913,7 @@
         <w:t xml:space="preserve">.</w:t>
       </w:r>
     </w:p>
-    <w:bookmarkStart w:id="18" w:name="preparación-del-sistema"/>
+    <w:bookmarkStart w:id="29" w:name="preparación-del-sistema"/>
     <w:p>
       <w:pPr>
         <w:pStyle w:val="Heading2"/>
@@ -2921,9 +2988,9 @@
         <w:t xml:space="preserve">Hipótesis de documentos, limitaciones, riesgos, decisiones requeridas y calendario de paquetes.</w:t>
       </w:r>
     </w:p>
-    <w:bookmarkEnd w:id="18"/>
-    <w:bookmarkEnd w:id="19"/>
-    <w:bookmarkStart w:id="21" w:name="categorizar-el-sistema"/>
+    <w:bookmarkEnd w:id="29"/>
+    <w:bookmarkEnd w:id="30"/>
+    <w:bookmarkStart w:id="32" w:name="categorizar-el-sistema"/>
     <w:p>
       <w:pPr>
         <w:pStyle w:val="Heading1"/>
@@ -2938,8 +3005,8 @@
       </w:pPr>
       <w:r>
         <w:rPr>
+          <w:iCs/>
           <w:i/>
-          <w:iCs/>
         </w:rPr>
         <w:t xml:space="preserve">Categorization describes the potential impact of the loss of confidentiality, integrity, or availability.</w:t>
       </w:r>
@@ -2952,7 +3019,13 @@
         <w:t xml:space="preserve">■img src=</w:t>
       </w:r>
       <w:r>
-        <w:t xml:space="preserve">“media/image3.png”</w:t>
+        <w:t xml:space="preserve">“</w:t>
+      </w:r>
+      <w:r>
+        <w:t xml:space="preserve">media/image3.png</w:t>
+      </w:r>
+      <w:r>
+        <w:t xml:space="preserve">”</w:t>
       </w:r>
       <w:r>
         <w:t xml:space="preserve"> </w:t>
@@ -2961,7 +3034,13 @@
         <w:t xml:space="preserve">style=</w:t>
       </w:r>
       <w:r>
-        <w:t xml:space="preserve">“width:6.15in;height:3.39605in”</w:t>
+        <w:t xml:space="preserve">“</w:t>
+      </w:r>
+      <w:r>
+        <w:t xml:space="preserve">width:6.15in;height:3.39605in</w:t>
+      </w:r>
+      <w:r>
+        <w:t xml:space="preserve">”</w:t>
       </w:r>
       <w:r>
         <w:t xml:space="preserve"> </w:t>
@@ -2970,7 +3049,13 @@
         <w:t xml:space="preserve">alt=</w:t>
       </w:r>
       <w:r>
-        <w:t xml:space="preserve">“La castgorización comienza con el impacto de la información y produce un nivel de impacto del sistema aprobado”</w:t>
+        <w:t xml:space="preserve">“</w:t>
+      </w:r>
+      <w:r>
+        <w:t xml:space="preserve">La castgorización comienza con el impacto de la información y produce un nivel de impacto del sistema aprobado</w:t>
+      </w:r>
+      <w:r>
+        <w:t xml:space="preserve">”</w:t>
       </w:r>
       <w:r>
         <w:t xml:space="preserve">.</w:t>
@@ -2984,7 +3069,7 @@
         <w:t xml:space="preserve">Gráfico 3</w:t>
       </w:r>
     </w:p>
-    <w:bookmarkStart w:id="20" w:name="method"/>
+    <w:bookmarkStart w:id="31" w:name="method"/>
     <w:p>
       <w:pPr>
         <w:pStyle w:val="Heading2"/>
@@ -3054,8 +3139,8 @@
       </w:pPr>
       <w:r>
         <w:rPr>
+          <w:bCs/>
           <w:b/>
-          <w:bCs/>
         </w:rPr>
         <w:t xml:space="preserve">Advertencia de la categórica:</w:t>
       </w:r>
@@ -3074,9 +3159,9 @@
         <w:t xml:space="preserve">Respuesta</w:t>
       </w:r>
     </w:p>
-    <w:bookmarkEnd w:id="20"/>
-    <w:bookmarkEnd w:id="21"/>
-    <w:bookmarkStart w:id="23" w:name="seleccione-controles"/>
+    <w:bookmarkEnd w:id="31"/>
+    <w:bookmarkEnd w:id="32"/>
+    <w:bookmarkStart w:id="34" w:name="seleccione-controles"/>
     <w:p>
       <w:pPr>
         <w:pStyle w:val="Heading1"/>
@@ -3091,13 +3176,13 @@
       </w:pPr>
       <w:r>
         <w:rPr>
+          <w:iCs/>
           <w:i/>
-          <w:iCs/>
         </w:rPr>
         <w:t xml:space="preserve">Selection crea un conjunto de controles adaptados que abordan el sistema y el riesgo organizativo.</w:t>
       </w:r>
     </w:p>
-    <w:bookmarkStart w:id="22" w:name="secuencia-de-selección"/>
+    <w:bookmarkStart w:id="33" w:name="secuencia-de-selección"/>
     <w:p>
       <w:pPr>
         <w:pStyle w:val="Heading2"/>
@@ -3200,9 +3285,9 @@
         <w:t xml:space="preserve">|. |</w:t>
       </w:r>
     </w:p>
-    <w:bookmarkEnd w:id="22"/>
-    <w:bookmarkEnd w:id="23"/>
-    <w:bookmarkStart w:id="25" w:name="controles-de-aplicación"/>
+    <w:bookmarkEnd w:id="33"/>
+    <w:bookmarkEnd w:id="34"/>
+    <w:bookmarkStart w:id="36" w:name="controles-de-aplicación"/>
     <w:p>
       <w:pPr>
         <w:pStyle w:val="Heading1"/>
@@ -3217,8 +3302,8 @@
       </w:pPr>
       <w:r>
         <w:rPr>
+          <w:iCs/>
           <w:i/>
-          <w:iCs/>
         </w:rPr>
         <w:t xml:space="preserve">La implementación convierte los controles seleccionados en salvaguardias reales, asignadas, configuradas y operadas</w:t>
       </w:r>
@@ -3226,7 +3311,7 @@
         <w:t xml:space="preserve">.</w:t>
       </w:r>
     </w:p>
-    <w:bookmarkStart w:id="24" w:name="implementation-workflow"/>
+    <w:bookmarkStart w:id="35" w:name="implementation-workflow"/>
     <w:p>
       <w:pPr>
         <w:pStyle w:val="Heading2"/>
@@ -3312,9 +3397,9 @@
         <w:t xml:space="preserve">Correcciones de diseño o operación correctas antes de la evaluación formal cuando sea posible.</w:t>
       </w:r>
     </w:p>
-    <w:bookmarkEnd w:id="24"/>
-    <w:bookmarkEnd w:id="25"/>
-    <w:bookmarkStart w:id="27" w:name="evaluar-los-controles"/>
+    <w:bookmarkEnd w:id="35"/>
+    <w:bookmarkEnd w:id="36"/>
+    <w:bookmarkStart w:id="38" w:name="evaluar-los-controles"/>
     <w:p>
       <w:pPr>
         <w:pStyle w:val="Heading1"/>
@@ -3329,8 +3414,8 @@
       </w:pPr>
       <w:r>
         <w:rPr>
+          <w:iCs/>
           <w:i/>
-          <w:iCs/>
         </w:rPr>
         <w:t xml:space="preserve">La evaluación determina si los controles se aplican correctamente, funcionan según lo previsto y producen el resultado deseado</w:t>
       </w:r>
@@ -3338,7 +3423,7 @@
         <w:t xml:space="preserve">.</w:t>
       </w:r>
     </w:p>
-    <w:bookmarkStart w:id="26" w:name="evaluación-secuencia"/>
+    <w:bookmarkStart w:id="37" w:name="evaluación-secuencia"/>
     <w:p>
       <w:pPr>
         <w:pStyle w:val="Heading2"/>
@@ -3438,9 +3523,9 @@
         <w:t xml:space="preserve">|. |</w:t>
       </w:r>
     </w:p>
-    <w:bookmarkEnd w:id="26"/>
-    <w:bookmarkEnd w:id="27"/>
-    <w:bookmarkStart w:id="29" w:name="X5d50ba505129005d140a4ac97deb03144b16df9"/>
+    <w:bookmarkEnd w:id="37"/>
+    <w:bookmarkEnd w:id="38"/>
+    <w:bookmarkStart w:id="40" w:name="X5d50ba505129005d140a4ac97deb03144b16df9"/>
     <w:p>
       <w:pPr>
         <w:pStyle w:val="Heading1"/>
@@ -3451,11 +3536,11 @@
     </w:p>
     <w:p>
       <w:pPr>
+        <w:numPr>
+          <w:ilvl w:val="0"/>
+          <w:numId w:val="1012"/>
+        </w:numPr>
         <w:pStyle w:val="Compact"/>
-        <w:numPr>
-          <w:ilvl w:val="0"/>
-          <w:numId w:val="1012"/>
-        </w:numPr>
       </w:pPr>
       <w:r>
         <w:t xml:space="preserve">La apropiación es una decisión explícita de alto riesgo basada en el conjunto de medidas y el contexto organizativo*.</w:t>
@@ -3469,7 +3554,13 @@
         <w:t xml:space="preserve">■img src=</w:t>
       </w:r>
       <w:r>
-        <w:t xml:space="preserve">“media/image4.png”</w:t>
+        <w:t xml:space="preserve">“</w:t>
+      </w:r>
+      <w:r>
+        <w:t xml:space="preserve">media/image4.png</w:t>
+      </w:r>
+      <w:r>
+        <w:t xml:space="preserve">”</w:t>
       </w:r>
       <w:r>
         <w:t xml:space="preserve"> </w:t>
@@ -3478,7 +3569,13 @@
         <w:t xml:space="preserve">style=</w:t>
       </w:r>
       <w:r>
-        <w:t xml:space="preserve">“width:6.15in;height:3.39605in”</w:t>
+        <w:t xml:space="preserve">“</w:t>
+      </w:r>
+      <w:r>
+        <w:t xml:space="preserve">width:6.15in;height:3.39605in</w:t>
+      </w:r>
+      <w:r>
+        <w:t xml:space="preserve">”</w:t>
       </w:r>
       <w:r>
         <w:t xml:space="preserve"> </w:t>
@@ -3487,7 +3584,13 @@
         <w:t xml:space="preserve">alt=</w:t>
       </w:r>
       <w:r>
-        <w:t xml:space="preserve">“El paquete es compatible con una decisión responsable con alcance definido, condiciones, duración y monitoreo”</w:t>
+        <w:t xml:space="preserve">“</w:t>
+      </w:r>
+      <w:r>
+        <w:t xml:space="preserve">El paquete es compatible con una decisión responsable con alcance definido, condiciones, duración y monitoreo</w:t>
+      </w:r>
+      <w:r>
+        <w:t xml:space="preserve">”</w:t>
       </w:r>
       <w:r>
         <w:t xml:space="preserve">.</w:t>
@@ -3501,7 +3604,7 @@
         <w:t xml:space="preserve">Figure 7. Authorization risk decision</w:t>
       </w:r>
     </w:p>
-    <w:bookmarkStart w:id="28" w:name="paquete-de-autorización"/>
+    <w:bookmarkStart w:id="39" w:name="paquete-de-autorización"/>
     <w:p>
       <w:pPr>
         <w:pStyle w:val="Heading2"/>
@@ -3582,8 +3685,8 @@
       </w:pPr>
       <w:r>
         <w:rPr>
+          <w:bCs/>
           <w:b/>
-          <w:bCs/>
         </w:rPr>
         <w:t xml:space="preserve">Posible decision</w:t>
       </w:r>
@@ -3638,8 +3741,8 @@
       </w:pPr>
       <w:r>
         <w:rPr>
+          <w:bCs/>
           <w:b/>
-          <w:bCs/>
         </w:rPr>
         <w:t xml:space="preserve">No hay certificación:</w:t>
       </w:r>
@@ -3656,9 +3759,9 @@
         <w:t xml:space="preserve">|. |</w:t>
       </w:r>
     </w:p>
-    <w:bookmarkEnd w:id="28"/>
-    <w:bookmarkEnd w:id="29"/>
-    <w:bookmarkStart w:id="31" w:name="monitor-continuo"/>
+    <w:bookmarkEnd w:id="39"/>
+    <w:bookmarkEnd w:id="40"/>
+    <w:bookmarkStart w:id="42" w:name="monitor-continuo"/>
     <w:p>
       <w:pPr>
         <w:pStyle w:val="Heading1"/>
@@ -3673,13 +3776,13 @@
       </w:pPr>
       <w:r>
         <w:rPr>
+          <w:iCs/>
           <w:i/>
-          <w:iCs/>
         </w:rPr>
         <w:t xml:space="preserve">Monitor controla, cambia el sistema, amenaza, hallazgos y riesgo después de la autorización.</w:t>
       </w:r>
     </w:p>
-    <w:bookmarkStart w:id="30" w:name="monitoring-activities"/>
+    <w:bookmarkStart w:id="41" w:name="monitoring-activities"/>
     <w:p>
       <w:pPr>
         <w:pStyle w:val="Heading2"/>
@@ -3760,8 +3863,8 @@
       </w:pPr>
       <w:r>
         <w:rPr>
+          <w:iCs/>
           <w:i/>
-          <w:iCs/>
         </w:rPr>
         <w:t xml:space="preserve">Monitor para las decisiones</w:t>
       </w:r>
@@ -3778,9 +3881,9 @@
         <w:t xml:space="preserve">|. |</w:t>
       </w:r>
     </w:p>
-    <w:bookmarkEnd w:id="30"/>
-    <w:bookmarkEnd w:id="31"/>
-    <w:bookmarkStart w:id="33" w:name="bases-de-control-y-adaptación"/>
+    <w:bookmarkEnd w:id="41"/>
+    <w:bookmarkEnd w:id="42"/>
+    <w:bookmarkStart w:id="44" w:name="bases-de-control-y-adaptación"/>
     <w:p>
       <w:pPr>
         <w:pStyle w:val="Heading1"/>
@@ -3795,8 +3898,8 @@
       </w:pPr>
       <w:r>
         <w:rPr>
+          <w:iCs/>
           <w:i/>
-          <w:iCs/>
         </w:rPr>
         <w:t xml:space="preserve">Las líneas de base son puntos de partida; la adaptación las hace apropiadas y defensibles.</w:t>
       </w:r>
@@ -3809,7 +3912,13 @@
         <w:t xml:space="preserve">■img src=</w:t>
       </w:r>
       <w:r>
-        <w:t xml:space="preserve">“media/image5.png”</w:t>
+        <w:t xml:space="preserve">“</w:t>
+      </w:r>
+      <w:r>
+        <w:t xml:space="preserve">media/image5.png</w:t>
+      </w:r>
+      <w:r>
+        <w:t xml:space="preserve">”</w:t>
       </w:r>
       <w:r>
         <w:t xml:space="preserve"> </w:t>
@@ -3818,7 +3927,13 @@
         <w:t xml:space="preserve">style=</w:t>
       </w:r>
       <w:r>
-        <w:t xml:space="preserve">“width:6.15in;height:3.39605in”</w:t>
+        <w:t xml:space="preserve">“</w:t>
+      </w:r>
+      <w:r>
+        <w:t xml:space="preserve">width:6.15in;height:3.39605in</w:t>
+      </w:r>
+      <w:r>
+        <w:t xml:space="preserve">”</w:t>
       </w:r>
       <w:r>
         <w:t xml:space="preserve"> </w:t>
@@ -3827,7 +3942,13 @@
         <w:t xml:space="preserve">alt=</w:t>
       </w:r>
       <w:r>
-        <w:t xml:space="preserve">“Tailoring cambia una base inicial en un conjunto de control documentado y basado en el riesgo.”</w:t>
+        <w:t xml:space="preserve">“</w:t>
+      </w:r>
+      <w:r>
+        <w:t xml:space="preserve">Tailoring cambia una base inicial en un conjunto de control documentado y basado en el riesgo.</w:t>
+      </w:r>
+      <w:r>
+        <w:t xml:space="preserve">”</w:t>
       </w:r>
     </w:p>
     <w:p>
@@ -3843,24 +3964,26 @@
         <w:tblStyle w:val="Table"/>
         <w:tblW w:type="auto" w:w="0"/>
         <w:tblLook w:firstRow="1" w:lastRow="0" w:firstColumn="0" w:lastColumn="0" w:noHBand="0" w:noVBand="0" w:val="0020"/>
+        <w:jc w:val="start"/>
       </w:tblPr>
       <w:tblGrid>
         <w:gridCol w:w="7920"/>
       </w:tblGrid>
       <w:tr>
         <w:trPr>
-          <w:tblHeader w:val="on"/>
+          <w:tblHeader w:val="true"/>
         </w:trPr>
         <w:tc>
           <w:tcPr/>
           <w:p>
             <w:pPr>
               <w:pStyle w:val="Compact"/>
+              <w:jc w:val="left"/>
             </w:pPr>
             <w:r>
               <w:rPr>
+                <w:bCs/>
                 <w:b/>
-                <w:bCs/>
               </w:rPr>
               <w:t xml:space="preserve">Baseline</w:t>
             </w:r>
@@ -3873,6 +3996,7 @@
           <w:p>
             <w:pPr>
               <w:pStyle w:val="Compact"/>
+              <w:jc w:val="left"/>
             </w:pPr>
             <w:r>
               <w:t xml:space="preserve">Bajo</w:t>
@@ -3901,7 +4025,7 @@
         <w:t xml:space="preserve">Controles de privacidad aplicados basados en el riesgo de procesamiento y privacidad, no el nivel de impacto del sistema solo</w:t>
       </w:r>
     </w:p>
-    <w:bookmarkStart w:id="32" w:name="tailoring-record"/>
+    <w:bookmarkStart w:id="43" w:name="tailoring-record"/>
     <w:p>
       <w:pPr>
         <w:pStyle w:val="Heading2"/>
@@ -3987,9 +4111,9 @@
         <w:t xml:space="preserve">Riesgo residual, aprobador, fecha y futuro gatillo de revisión.</w:t>
       </w:r>
     </w:p>
-    <w:bookmarkEnd w:id="32"/>
-    <w:bookmarkEnd w:id="33"/>
-    <w:bookmarkStart w:id="35" w:name="controles-comunes-híbridos-y-sistémicos"/>
+    <w:bookmarkEnd w:id="43"/>
+    <w:bookmarkEnd w:id="44"/>
+    <w:bookmarkStart w:id="46" w:name="controles-comunes-híbridos-y-sistémicos"/>
     <w:p>
       <w:pPr>
         <w:pStyle w:val="Heading1"/>
@@ -4004,8 +4128,8 @@
       </w:pPr>
       <w:r>
         <w:rPr>
+          <w:iCs/>
           <w:i/>
-          <w:iCs/>
         </w:rPr>
         <w:t xml:space="preserve">La asignación de control explica quién proporciona cada control y qué parte debe implementar el sistema</w:t>
       </w:r>
@@ -4017,26 +4141,27 @@
       <w:tblPr>
         <w:tblStyle w:val="Table"/>
         <w:tblW w:type="pct" w:w="5000"/>
-        <w:tblLayout w:type="fixed"/>
         <w:tblLook w:firstRow="1" w:lastRow="0" w:firstColumn="0" w:lastColumn="0" w:noHBand="0" w:noVBand="0" w:val="0020"/>
+        <w:jc w:val="start"/>
       </w:tblPr>
       <w:tblGrid>
         <w:gridCol w:w="7920"/>
       </w:tblGrid>
       <w:tr>
         <w:trPr>
-          <w:tblHeader w:val="on"/>
+          <w:tblHeader w:val="true"/>
         </w:trPr>
         <w:tc>
           <w:tcPr/>
           <w:p>
             <w:pPr>
               <w:pStyle w:val="Compact"/>
+              <w:jc w:val="left"/>
             </w:pPr>
             <w:r>
               <w:rPr>
+                <w:bCs/>
                 <w:b/>
-                <w:bCs/>
               </w:rPr>
               <w:t xml:space="preserve">Tipo</w:t>
             </w:r>
@@ -4076,7 +4201,7 @@
         <w:t xml:space="preserve">| Servicio externo | Proveedor y responsabilidades de los clientes se definen por servicio y acuerdo | SaaS logging, cliente SSO, infraestructura de proveedores</w:t>
       </w:r>
     </w:p>
-    <w:bookmarkStart w:id="34" w:name="controles-de-herencia"/>
+    <w:bookmarkStart w:id="45" w:name="controles-de-herencia"/>
     <w:p>
       <w:pPr>
         <w:pStyle w:val="Heading2"/>
@@ -4140,9 +4265,9 @@
         <w:t xml:space="preserve">Si el control común falla o se vuelve indisponible, los sistemas afectados reevaluan el riesgo y la respuesta.</w:t>
       </w:r>
     </w:p>
-    <w:bookmarkEnd w:id="34"/>
-    <w:bookmarkEnd w:id="35"/>
-    <w:bookmarkStart w:id="37" w:name="X954dbf3c58cdc8934dfb0a3551d6a39016ac79e"/>
+    <w:bookmarkEnd w:id="45"/>
+    <w:bookmarkEnd w:id="46"/>
+    <w:bookmarkStart w:id="48" w:name="X954dbf3c58cdc8934dfb0a3551d6a39016ac79e"/>
     <w:p>
       <w:pPr>
         <w:pStyle w:val="Heading1"/>
@@ -4157,8 +4282,8 @@
       </w:pPr>
       <w:r>
         <w:rPr>
+          <w:iCs/>
           <w:i/>
-          <w:iCs/>
         </w:rPr>
         <w:t xml:space="preserve">Una declaración de implementación debe permitir que otra persona entienda y pruebe el control real.</w:t>
       </w:r>
@@ -4168,7 +4293,13 @@
         <w:pStyle w:val="BodyText"/>
       </w:pPr>
       <w:r>
-        <w:t xml:space="preserve">“Estilo de control: 3.39605in”</w:t>
+        <w:t xml:space="preserve">“</w:t>
+      </w:r>
+      <w:r>
+        <w:t xml:space="preserve">Estilo de control: 3.39605in</w:t>
+      </w:r>
+      <w:r>
+        <w:t xml:space="preserve">”</w:t>
       </w:r>
       <w:r>
         <w:t xml:space="preserve"> </w:t>
@@ -4177,7 +4308,13 @@
         <w:t xml:space="preserve">alt=</w:t>
       </w:r>
       <w:r>
-        <w:t xml:space="preserve">“Los identificadores de control son insuficientes; los requisitos de lectura, los parámetros, la discusión y las mejoras juntos.”</w:t>
+        <w:t xml:space="preserve">“</w:t>
+      </w:r>
+      <w:r>
+        <w:t xml:space="preserve">Los identificadores de control son insuficientes; los requisitos de lectura, los parámetros, la discusión y las mejoras juntos.</w:t>
+      </w:r>
+      <w:r>
+        <w:t xml:space="preserve">”</w:t>
       </w:r>
       <w:r>
         <w:t xml:space="preserve"> </w:t>
@@ -4198,26 +4335,27 @@
       <w:tblPr>
         <w:tblStyle w:val="Table"/>
         <w:tblW w:type="pct" w:w="5000"/>
-        <w:tblLayout w:type="fixed"/>
         <w:tblLook w:firstRow="1" w:lastRow="0" w:firstColumn="0" w:lastColumn="0" w:noHBand="0" w:noVBand="0" w:val="0020"/>
+        <w:jc w:val="start"/>
       </w:tblPr>
       <w:tblGrid>
         <w:gridCol w:w="7920"/>
       </w:tblGrid>
       <w:tr>
         <w:trPr>
-          <w:tblHeader w:val="on"/>
+          <w:tblHeader w:val="true"/>
         </w:trPr>
         <w:tc>
           <w:tcPr/>
           <w:p>
             <w:pPr>
               <w:pStyle w:val="Compact"/>
+              <w:jc w:val="left"/>
             </w:pPr>
             <w:r>
               <w:rPr>
+                <w:bCs/>
                 <w:b/>
-                <w:bCs/>
               </w:rPr>
               <w:t xml:space="preserve">Declaración débil</w:t>
             </w:r>
@@ -4230,6 +4368,7 @@
           <w:p>
             <w:pPr>
               <w:pStyle w:val="Compact"/>
+              <w:jc w:val="left"/>
             </w:pPr>
             <w:r>
               <w:t xml:space="preserve">TEN La organización utiliza el MFA. TEN Identidad equipo requiere el MFA resistente al phishing para funciones de administrador nombradas a través del servicio de identidad aprobado; inscripción, excepciones y revisión trimestral de cobertura se registran en sistemas específicos.</w:t>
@@ -4243,6 +4382,7 @@
           <w:p>
             <w:pPr>
               <w:pStyle w:val="Compact"/>
+              <w:jc w:val="left"/>
             </w:pPr>
             <w:r>
               <w:t xml:space="preserve">Los registros son revisados.</w:t>
@@ -4259,7 +4399,7 @@
         <w:t xml:space="preserve">Los respaldos están realizados. TEN Operaciones crea copias de seguridad diarias encriptadas de las bases de datos Tier 1 listadas, mantiene una copia aislada, monitorea fallos y realiza pruebas trimestrales de restauración contra RTO de cuatro horas y RPO de 30 minutos.</w:t>
       </w:r>
     </w:p>
-    <w:bookmarkStart w:id="36" w:name="lista-de-comprobación-de-estados"/>
+    <w:bookmarkStart w:id="47" w:name="lista-de-comprobación-de-estados"/>
     <w:p>
       <w:pPr>
         <w:pStyle w:val="Heading2"/>
@@ -4345,9 +4485,9 @@
         <w:t xml:space="preserve">¿Cuál parte es heredada, compartida, planificada, no aplicable o aún no opera?</w:t>
       </w:r>
     </w:p>
-    <w:bookmarkEnd w:id="36"/>
-    <w:bookmarkEnd w:id="37"/>
-    <w:bookmarkStart w:id="39" w:name="assessment-planning-and-evidence"/>
+    <w:bookmarkEnd w:id="47"/>
+    <w:bookmarkEnd w:id="48"/>
+    <w:bookmarkStart w:id="50" w:name="assessment-planning-and-evidence"/>
     <w:p>
       <w:pPr>
         <w:pStyle w:val="Heading1"/>
@@ -4362,8 +4502,8 @@
       </w:pPr>
       <w:r>
         <w:rPr>
+          <w:iCs/>
           <w:i/>
-          <w:iCs/>
         </w:rPr>
         <w:t xml:space="preserve">Los procedimientos del SP 800-53A se adaptan a un plan de evaluación aprobado</w:t>
       </w:r>
@@ -4376,7 +4516,13 @@
         <w:pStyle w:val="BodyText"/>
       </w:pPr>
       <w:r>
-        <w:t xml:space="preserve">“Methods, objetos, profundidad y cobertura deben ajustarse al objetivo y al riesgo.”</w:t>
+        <w:t xml:space="preserve">“</w:t>
+      </w:r>
+      <w:r>
+        <w:t xml:space="preserve">Methods, objetos, profundidad y cobertura deben ajustarse al objetivo y al riesgo.</w:t>
+      </w:r>
+      <w:r>
+        <w:t xml:space="preserve">”</w:t>
       </w:r>
       <w:r>
         <w:t xml:space="preserve"> </w:t>
@@ -4399,8 +4545,8 @@
       </w:pPr>
       <w:r>
         <w:rPr>
+          <w:bCs/>
           <w:b/>
-          <w:bCs/>
         </w:rPr>
         <w:t xml:space="preserve">Element</w:t>
       </w:r>
@@ -4461,7 +4607,7 @@
         <w:t xml:space="preserve">Silencioso Result | Satisfecho u otro que satisfecho, con excepciones y limitaciones</w:t>
       </w:r>
     </w:p>
-    <w:bookmarkStart w:id="38" w:name="población-y-muestreo"/>
+    <w:bookmarkStart w:id="49" w:name="población-y-muestreo"/>
     <w:p>
       <w:pPr>
         <w:pStyle w:val="Heading2"/>
@@ -4525,9 +4671,9 @@
         <w:t xml:space="preserve">Ampliar las pruebas cuando las excepciones sugieren un patrón o debilidad de la población.</w:t>
       </w:r>
     </w:p>
-    <w:bookmarkEnd w:id="38"/>
-    <w:bookmarkEnd w:id="39"/>
-    <w:bookmarkStart w:id="41" w:name="paquete-de-autorización-y-poa-plagam"/>
+    <w:bookmarkEnd w:id="49"/>
+    <w:bookmarkEnd w:id="50"/>
+    <w:bookmarkStart w:id="52" w:name="paquete-de-autorización-y-poa-plagam"/>
     <w:p>
       <w:pPr>
         <w:pStyle w:val="Heading1"/>
@@ -4542,13 +4688,13 @@
       </w:pPr>
       <w:r>
         <w:rPr>
+          <w:iCs/>
           <w:i/>
-          <w:iCs/>
         </w:rPr>
         <w:t xml:space="preserve">El paquete cuenta la historia de riesgo del propósito del sistema para abrir debilidad y monitoreo.</w:t>
       </w:r>
     </w:p>
-    <w:bookmarkStart w:id="40" w:name="poaюm-quality"/>
+    <w:bookmarkStart w:id="51" w:name="poaюm-quality"/>
     <w:p>
       <w:pPr>
         <w:pStyle w:val="Heading2"/>
@@ -4651,13 +4797,25 @@
         <w:t xml:space="preserve"> </w:t>
       </w:r>
       <w:r>
-        <w:t xml:space="preserve">“Anchura: 35%”</w:t>
-      </w:r>
-      <w:r>
-        <w:t xml:space="preserve"> </w:t>
-      </w:r>
-      <w:r>
-        <w:t xml:space="preserve">“Anchura: 64%”</w:t>
+        <w:t xml:space="preserve">“</w:t>
+      </w:r>
+      <w:r>
+        <w:t xml:space="preserve">Anchura: 35%</w:t>
+      </w:r>
+      <w:r>
+        <w:t xml:space="preserve">”</w:t>
+      </w:r>
+      <w:r>
+        <w:t xml:space="preserve"> </w:t>
+      </w:r>
+      <w:r>
+        <w:t xml:space="preserve">“</w:t>
+      </w:r>
+      <w:r>
+        <w:t xml:space="preserve">Anchura: 64%</w:t>
+      </w:r>
+      <w:r>
+        <w:t xml:space="preserve">”</w:t>
       </w:r>
       <w:r>
         <w:t xml:space="preserve"> </w:t>
@@ -4675,7 +4833,13 @@
         <w:t xml:space="preserve"> </w:t>
       </w:r>
       <w:r>
-        <w:t xml:space="preserve">“Clase de dirección”</w:t>
+        <w:t xml:space="preserve">“</w:t>
+      </w:r>
+      <w:r>
+        <w:t xml:space="preserve">Clase de dirección</w:t>
+      </w:r>
+      <w:r>
+        <w:t xml:space="preserve">”</w:t>
       </w:r>
       <w:r>
         <w:t xml:space="preserve"> </w:t>
@@ -4735,7 +4899,13 @@
         <w:t xml:space="preserve"> </w:t>
       </w:r>
       <w:r>
-        <w:t xml:space="preserve">“Clase”</w:t>
+        <w:t xml:space="preserve">“</w:t>
+      </w:r>
+      <w:r>
+        <w:t xml:space="preserve">Clase</w:t>
+      </w:r>
+      <w:r>
+        <w:t xml:space="preserve">”</w:t>
       </w:r>
       <w:r>
         <w:t xml:space="preserve"> </w:t>
@@ -4783,7 +4953,13 @@
         <w:t xml:space="preserve"> </w:t>
       </w:r>
       <w:r>
-        <w:t xml:space="preserve">“Clase”</w:t>
+        <w:t xml:space="preserve">“</w:t>
+      </w:r>
+      <w:r>
+        <w:t xml:space="preserve">Clase</w:t>
+      </w:r>
+      <w:r>
+        <w:t xml:space="preserve">”</w:t>
       </w:r>
       <w:r>
         <w:t xml:space="preserve"> </w:t>
@@ -4831,7 +5007,13 @@
         <w:t xml:space="preserve"> </w:t>
       </w:r>
       <w:r>
-        <w:t xml:space="preserve">“Clase”</w:t>
+        <w:t xml:space="preserve">“</w:t>
+      </w:r>
+      <w:r>
+        <w:t xml:space="preserve">Clase</w:t>
+      </w:r>
+      <w:r>
+        <w:t xml:space="preserve">”</w:t>
       </w:r>
       <w:r>
         <w:t xml:space="preserve"> </w:t>
@@ -4890,11 +5072,11 @@
     </w:p>
     <w:p>
       <w:pPr>
+        <w:numPr>
+          <w:ilvl w:val="0"/>
+          <w:numId w:val="1020"/>
+        </w:numPr>
         <w:pStyle w:val="Compact"/>
-        <w:numPr>
-          <w:ilvl w:val="0"/>
-          <w:numId w:val="1020"/>
-        </w:numPr>
       </w:pPr>
       <w:r>
         <w:t xml:space="preserve">Estrategia de vigilancia continua</w:t>
@@ -4906,8 +5088,8 @@
       </w:pPr>
       <w:r>
         <w:rPr>
+          <w:iCs/>
           <w:i/>
-          <w:iCs/>
         </w:rPr>
         <w:t xml:space="preserve">Una estrategia de vigilancia define qué pruebas se recogen, con qué frecuencia y qué decisión sigue</w:t>
       </w:r>
@@ -4923,7 +5105,13 @@
         <w:t xml:space="preserve">Altura:3.39605in” alt=</w:t>
       </w:r>
       <w:r>
-        <w:t xml:space="preserve">“Monitoring cierra el bucle del cambio y la evidencia para corregir las decisiones de riesgo.”</w:t>
+        <w:t xml:space="preserve">“</w:t>
+      </w:r>
+      <w:r>
+        <w:t xml:space="preserve">Monitoring cierra el bucle del cambio y la evidencia para corregir las decisiones de riesgo.</w:t>
+      </w:r>
+      <w:r>
+        <w:t xml:space="preserve">”</w:t>
       </w:r>
       <w:r>
         <w:t xml:space="preserve"> </w:t>
@@ -4946,8 +5134,8 @@
       </w:pPr>
       <w:r>
         <w:rPr>
+          <w:bCs/>
           <w:b/>
-          <w:bCs/>
         </w:rPr>
         <w:t xml:space="preserve">Field</w:t>
       </w:r>
@@ -4962,8 +5150,8 @@
       </w:r>
       <w:r>
         <w:rPr>
+          <w:bCs/>
           <w:b/>
-          <w:bCs/>
         </w:rPr>
         <w:t xml:space="preserve">Example decision content</w:t>
       </w:r>
@@ -5024,9 +5212,9 @@
         <w:t xml:space="preserve">← Retención | Historia requerida, protección de pruebas y actualización de paquetes</w:t>
       </w:r>
     </w:p>
-    <w:bookmarkEnd w:id="40"/>
-    <w:bookmarkEnd w:id="41"/>
-    <w:bookmarkStart w:id="43" w:name="oscal-and-automation"/>
+    <w:bookmarkEnd w:id="51"/>
+    <w:bookmarkEnd w:id="52"/>
+    <w:bookmarkStart w:id="54" w:name="oscal-and-automation"/>
     <w:p>
       <w:pPr>
         <w:pStyle w:val="Heading1"/>
@@ -5041,8 +5229,8 @@
       </w:pPr>
       <w:r>
         <w:rPr>
+          <w:iCs/>
           <w:i/>
-          <w:iCs/>
         </w:rPr>
         <w:t xml:space="preserve">OSCAL apoya la información de control, implementación, evaluación y remediación legible por máquina</w:t>
       </w:r>
@@ -5058,7 +5246,13 @@
         <w:t xml:space="preserve">יimg src=</w:t>
       </w:r>
       <w:r>
-        <w:t xml:space="preserve">“media/image9.png”</w:t>
+        <w:t xml:space="preserve">“</w:t>
+      </w:r>
+      <w:r>
+        <w:t xml:space="preserve">media/image9.png</w:t>
+      </w:r>
+      <w:r>
+        <w:t xml:space="preserve">”</w:t>
       </w:r>
       <w:r>
         <w:t xml:space="preserve"> </w:t>
@@ -5067,7 +5261,13 @@
         <w:t xml:space="preserve">style=</w:t>
       </w:r>
       <w:r>
-        <w:t xml:space="preserve">“width:6.15in;height:3.39605in”</w:t>
+        <w:t xml:space="preserve">“</w:t>
+      </w:r>
+      <w:r>
+        <w:t xml:space="preserve">width:6.15in;height:3.39605in</w:t>
+      </w:r>
+      <w:r>
+        <w:t xml:space="preserve">”</w:t>
       </w:r>
       <w:r>
         <w:t xml:space="preserve"> </w:t>
@@ -5076,7 +5276,13 @@
         <w:t xml:space="preserve">alt=</w:t>
       </w:r>
       <w:r>
-        <w:t xml:space="preserve">“OSCAL modelos conectan lo que se requiere, cómo se implementa, cómo se evalúa, y lo que permanece abierto.”</w:t>
+        <w:t xml:space="preserve">“</w:t>
+      </w:r>
+      <w:r>
+        <w:t xml:space="preserve">OSCAL modelos conectan lo que se requiere, cómo se implementa, cómo se evalúa, y lo que permanece abierto.</w:t>
+      </w:r>
+      <w:r>
+        <w:t xml:space="preserve">”</w:t>
       </w:r>
     </w:p>
     <w:p>
@@ -5143,7 +5349,7 @@
         <w:t xml:space="preserve">tención Plan de Acción y Hitos Silenciosos Temas riesgos, hallazgos, acciones, hitos y estatus</w:t>
       </w:r>
     </w:p>
-    <w:bookmarkStart w:id="42" w:name="salvaguardias-de-automatización"/>
+    <w:bookmarkStart w:id="53" w:name="salvaguardias-de-automatización"/>
     <w:p>
       <w:pPr>
         <w:pStyle w:val="Heading2"/>
@@ -5218,9 +5424,9 @@
         <w:t xml:space="preserve">Seguimiento de la versión, cambio, aprobación, transformación, herencia e historia de exportación.</w:t>
       </w:r>
     </w:p>
-    <w:bookmarkEnd w:id="42"/>
-    <w:bookmarkEnd w:id="43"/>
-    <w:bookmarkStart w:id="48" w:name="X5caa4d71b645acca4ad519a3628681453af137b"/>
+    <w:bookmarkEnd w:id="53"/>
+    <w:bookmarkEnd w:id="54"/>
+    <w:bookmarkStart w:id="59" w:name="X5caa4d71b645acca4ad519a3628681453af137b"/>
     <w:p>
       <w:pPr>
         <w:pStyle w:val="Heading1"/>
@@ -5235,13 +5441,13 @@
       </w:pPr>
       <w:r>
         <w:rPr>
+          <w:iCs/>
           <w:i/>
-          <w:iCs/>
         </w:rPr>
         <w:t xml:space="preserve">Four families establish who may act, how people learn, what is logged, and how assurance decisions are made.</w:t>
       </w:r>
     </w:p>
-    <w:bookmarkStart w:id="44" w:name="ac-access-control"/>
+    <w:bookmarkStart w:id="55" w:name="ac-access-control"/>
     <w:p>
       <w:pPr>
         <w:pStyle w:val="Heading2"/>
@@ -5262,26 +5468,27 @@
       <w:tblPr>
         <w:tblStyle w:val="Table"/>
         <w:tblW w:type="pct" w:w="5000"/>
-        <w:tblLayout w:type="fixed"/>
         <w:tblLook w:firstRow="1" w:lastRow="0" w:firstColumn="0" w:lastColumn="0" w:noHBand="0" w:noVBand="0" w:val="0020"/>
+        <w:jc w:val="start"/>
       </w:tblPr>
       <w:tblGrid>
         <w:gridCol w:w="7920"/>
       </w:tblGrid>
       <w:tr>
         <w:trPr>
-          <w:tblHeader w:val="on"/>
+          <w:tblHeader w:val="true"/>
         </w:trPr>
         <w:tc>
           <w:tcPr/>
           <w:p>
             <w:pPr>
               <w:pStyle w:val="Compact"/>
+              <w:jc w:val="left"/>
             </w:pPr>
             <w:r>
               <w:rPr>
+                <w:bCs/>
                 <w:b/>
-                <w:bCs/>
               </w:rPr>
               <w:t xml:space="preserve">Implementation focus</w:t>
             </w:r>
@@ -5294,6 +5501,7 @@
           <w:p>
             <w:pPr>
               <w:pStyle w:val="Compact"/>
+              <w:jc w:val="left"/>
             </w:pPr>
             <w:r>
               <w:t xml:space="preserve">tención Definir el alcance, propietario, requisitos, procedimientos, tecnología, responsabilidades, excepciones y monitoreo. inventario, roles, aprobaciones, MFA, reglas de acceso, revisiones, revocaciones, registros</w:t>
@@ -5302,8 +5510,8 @@
         </w:tc>
       </w:tr>
     </w:tbl>
-    <w:bookmarkEnd w:id="44"/>
-    <w:bookmarkStart w:id="45" w:name="at-awareness-and-training"/>
+    <w:bookmarkEnd w:id="55"/>
+    <w:bookmarkStart w:id="56" w:name="at-awareness-and-training"/>
     <w:p>
       <w:pPr>
         <w:pStyle w:val="Heading2"/>
@@ -5324,26 +5532,27 @@
       <w:tblPr>
         <w:tblStyle w:val="Table"/>
         <w:tblW w:type="pct" w:w="5000"/>
-        <w:tblLayout w:type="fixed"/>
         <w:tblLook w:firstRow="1" w:lastRow="0" w:firstColumn="0" w:lastColumn="0" w:noHBand="0" w:noVBand="0" w:val="0020"/>
+        <w:jc w:val="start"/>
       </w:tblPr>
       <w:tblGrid>
         <w:gridCol w:w="7920"/>
       </w:tblGrid>
       <w:tr>
         <w:trPr>
-          <w:tblHeader w:val="on"/>
+          <w:tblHeader w:val="true"/>
         </w:trPr>
         <w:tc>
           <w:tcPr/>
           <w:p>
             <w:pPr>
               <w:pStyle w:val="Compact"/>
+              <w:jc w:val="left"/>
             </w:pPr>
             <w:r>
               <w:rPr>
+                <w:bCs/>
                 <w:b/>
-                <w:bCs/>
               </w:rPr>
               <w:t xml:space="preserve">Implementation focus</w:t>
             </w:r>
@@ -5356,6 +5565,7 @@
           <w:p>
             <w:pPr>
               <w:pStyle w:val="Compact"/>
+              <w:jc w:val="left"/>
             </w:pPr>
             <w:r>
               <w:t xml:space="preserve">tención Definir el alcance, propietario, requisitos, procedimientos, tecnología, responsabilidades, excepciones y monitoreo. tención de la población, el plan de estudios, la asignación de roles, la terminación, ejercicios, excepciones, evaluación</w:t>
@@ -5364,8 +5574,8 @@
         </w:tc>
       </w:tr>
     </w:tbl>
-    <w:bookmarkEnd w:id="45"/>
-    <w:bookmarkStart w:id="46" w:name="au-audit-and-accountability"/>
+    <w:bookmarkEnd w:id="56"/>
+    <w:bookmarkStart w:id="57" w:name="au-audit-and-accountability"/>
     <w:p>
       <w:pPr>
         <w:pStyle w:val="Heading2"/>
@@ -5388,8 +5598,8 @@
       </w:pPr>
       <w:r>
         <w:rPr>
+          <w:bCs/>
           <w:b/>
-          <w:bCs/>
         </w:rPr>
         <w:t xml:space="preserve">Implementation focus</w:t>
       </w:r>
@@ -5404,8 +5614,8 @@
       </w:r>
       <w:r>
         <w:rPr>
+          <w:bCs/>
           <w:b/>
-          <w:bCs/>
         </w:rPr>
         <w:t xml:space="preserve">Posibles pruebas</w:t>
       </w:r>
@@ -5430,8 +5640,8 @@
         <w:t xml:space="preserve">tención Definir el alcance, propietario, requisitos, procedimientos, tecnología, responsabilidades, excepciones y monitoreo. | Lista de eventos, fuentes de registro, sincronización de tiempo, campos, retención, acceso, revisión, alertas | evidencia al control exacto; validar la población, fecha, configuración, operación, excepciones, y retest.</w:t>
       </w:r>
     </w:p>
-    <w:bookmarkEnd w:id="46"/>
-    <w:bookmarkStart w:id="47" w:name="Xc98ea6f8ca46f0bf37260c606c8a62e81f7e1c1"/>
+    <w:bookmarkEnd w:id="57"/>
+    <w:bookmarkStart w:id="58" w:name="Xc98ea6f8ca46f0bf37260c606c8a62e81f7e1c1"/>
     <w:p>
       <w:pPr>
         <w:pStyle w:val="Heading2"/>
@@ -5454,8 +5664,8 @@
       </w:pPr>
       <w:r>
         <w:rPr>
+          <w:bCs/>
           <w:b/>
-          <w:bCs/>
         </w:rPr>
         <w:t xml:space="preserve">Implementation focus</w:t>
       </w:r>
@@ -5470,8 +5680,8 @@
       </w:r>
       <w:r>
         <w:rPr>
+          <w:bCs/>
           <w:b/>
-          <w:bCs/>
         </w:rPr>
         <w:t xml:space="preserve">Posibles pruebas</w:t>
       </w:r>
@@ -5496,9 +5706,9 @@
         <w:t xml:space="preserve">tención Definir el alcance, propietario, requisitos, procedimientos, tecnología, responsabilidades, excepciones y monitoreo. ← Planes de evaluación/reportaciones, autorizaciones, POA plagaM, estrategia de monitoreo, resultados | evidencia al control exacto; validar la población, fecha, configuración, operación, excepciones, y retest.</w:t>
       </w:r>
     </w:p>
-    <w:bookmarkEnd w:id="47"/>
-    <w:bookmarkEnd w:id="48"/>
-    <w:bookmarkStart w:id="53" w:name="X0e7d1f60a491b3e8f8b7c9cb8a077cb92739272"/>
+    <w:bookmarkEnd w:id="58"/>
+    <w:bookmarkEnd w:id="59"/>
+    <w:bookmarkStart w:id="64" w:name="X0e7d1f60a491b3e8f8b7c9cb8a077cb92739272"/>
     <w:p>
       <w:pPr>
         <w:pStyle w:val="Heading1"/>
@@ -5513,13 +5723,13 @@
       </w:pPr>
       <w:r>
         <w:rPr>
+          <w:iCs/>
           <w:i/>
-          <w:iCs/>
         </w:rPr>
         <w:t xml:space="preserve">Estas familias aseguran la configuración, resiliencia, identidad, respuesta y mantenimiento controlado.</w:t>
       </w:r>
     </w:p>
-    <w:bookmarkStart w:id="49" w:name="cm-configuration-management"/>
+    <w:bookmarkStart w:id="60" w:name="cm-configuration-management"/>
     <w:p>
       <w:pPr>
         <w:pStyle w:val="Heading2"/>
@@ -5540,26 +5750,27 @@
       <w:tblPr>
         <w:tblStyle w:val="Table"/>
         <w:tblW w:type="pct" w:w="5000"/>
-        <w:tblLayout w:type="fixed"/>
         <w:tblLook w:firstRow="1" w:lastRow="0" w:firstColumn="0" w:lastColumn="0" w:noHBand="0" w:noVBand="0" w:val="0020"/>
+        <w:jc w:val="start"/>
       </w:tblPr>
       <w:tblGrid>
         <w:gridCol w:w="7920"/>
       </w:tblGrid>
       <w:tr>
         <w:trPr>
-          <w:tblHeader w:val="on"/>
+          <w:tblHeader w:val="true"/>
         </w:trPr>
         <w:tc>
           <w:tcPr/>
           <w:p>
             <w:pPr>
               <w:pStyle w:val="Compact"/>
+              <w:jc w:val="left"/>
             </w:pPr>
             <w:r>
               <w:rPr>
+                <w:bCs/>
                 <w:b/>
-                <w:bCs/>
               </w:rPr>
               <w:t xml:space="preserve">Implementation focus</w:t>
             </w:r>
@@ -5572,6 +5783,7 @@
           <w:p>
             <w:pPr>
               <w:pStyle w:val="Compact"/>
+              <w:jc w:val="left"/>
             </w:pPr>
             <w:r>
               <w:t xml:space="preserve">tención Definir el alcance, propietario, requisitos, procedimientos, tecnología, responsabilidades, excepciones y monitoreo. TEN Baselines, inventarios, aprobaciones, pruebas de cambio, escaneos, desviaciones, revisiones</w:t>
@@ -5580,8 +5792,8 @@
         </w:tc>
       </w:tr>
     </w:tbl>
-    <w:bookmarkEnd w:id="49"/>
-    <w:bookmarkStart w:id="50" w:name="cp-contingency-planning"/>
+    <w:bookmarkEnd w:id="60"/>
+    <w:bookmarkStart w:id="61" w:name="cp-contingency-planning"/>
     <w:p>
       <w:pPr>
         <w:pStyle w:val="Heading2"/>
@@ -5602,26 +5814,27 @@
       <w:tblPr>
         <w:tblStyle w:val="Table"/>
         <w:tblW w:type="pct" w:w="5000"/>
-        <w:tblLayout w:type="fixed"/>
         <w:tblLook w:firstRow="1" w:lastRow="0" w:firstColumn="0" w:lastColumn="0" w:noHBand="0" w:noVBand="0" w:val="0020"/>
+        <w:jc w:val="start"/>
       </w:tblPr>
       <w:tblGrid>
         <w:gridCol w:w="7920"/>
       </w:tblGrid>
       <w:tr>
         <w:trPr>
-          <w:tblHeader w:val="on"/>
+          <w:tblHeader w:val="true"/>
         </w:trPr>
         <w:tc>
           <w:tcPr/>
           <w:p>
             <w:pPr>
               <w:pStyle w:val="Compact"/>
+              <w:jc w:val="left"/>
             </w:pPr>
             <w:r>
               <w:rPr>
+                <w:bCs/>
                 <w:b/>
-                <w:bCs/>
               </w:rPr>
               <w:t xml:space="preserve">Implementation focus</w:t>
             </w:r>
@@ -5634,6 +5847,7 @@
           <w:p>
             <w:pPr>
               <w:pStyle w:val="Compact"/>
+              <w:jc w:val="left"/>
             </w:pPr>
             <w:r>
               <w:t xml:space="preserve">tención Definir el alcance, propietario, requisitos, procedimientos, tecnología, responsabilidades, excepciones y monitoreo. TEN BIA, planes, copias de seguridad, procesamiento alternativo, ejercicios, restauraciones, evidencia RTO/RPO</w:t>
@@ -5662,26 +5876,27 @@
       <w:tblPr>
         <w:tblStyle w:val="Table"/>
         <w:tblW w:type="pct" w:w="5000"/>
-        <w:tblLayout w:type="fixed"/>
         <w:tblLook w:firstRow="1" w:lastRow="0" w:firstColumn="0" w:lastColumn="0" w:noHBand="0" w:noVBand="0" w:val="0020"/>
+        <w:jc w:val="start"/>
       </w:tblPr>
       <w:tblGrid>
         <w:gridCol w:w="7920"/>
       </w:tblGrid>
       <w:tr>
         <w:trPr>
-          <w:tblHeader w:val="on"/>
+          <w:tblHeader w:val="true"/>
         </w:trPr>
         <w:tc>
           <w:tcPr/>
           <w:p>
             <w:pPr>
               <w:pStyle w:val="Compact"/>
+              <w:jc w:val="left"/>
             </w:pPr>
             <w:r>
               <w:rPr>
+                <w:bCs/>
                 <w:b/>
-                <w:bCs/>
               </w:rPr>
               <w:t xml:space="preserve">Implementation focus</w:t>
             </w:r>
@@ -5694,6 +5909,7 @@
           <w:p>
             <w:pPr>
               <w:pStyle w:val="Compact"/>
+              <w:jc w:val="left"/>
             </w:pPr>
             <w:r>
               <w:t xml:space="preserve">tención Definir el alcance, propietario, requisitos, procedimientos, tecnología, responsabilidades, excepciones y monitoreo. prueba de identidad, autenticadores, MFA, federación, identidades de servicio, registros de ciclo de vida</w:t>
@@ -5702,8 +5918,8 @@
         </w:tc>
       </w:tr>
     </w:tbl>
-    <w:bookmarkEnd w:id="50"/>
-    <w:bookmarkStart w:id="51" w:name="ir-respuesta-de-incidentes"/>
+    <w:bookmarkEnd w:id="61"/>
+    <w:bookmarkStart w:id="62" w:name="ir-respuesta-de-incidentes"/>
     <w:p>
       <w:pPr>
         <w:pStyle w:val="Heading2"/>
@@ -5724,26 +5940,27 @@
       <w:tblPr>
         <w:tblStyle w:val="Table"/>
         <w:tblW w:type="pct" w:w="5000"/>
-        <w:tblLayout w:type="fixed"/>
         <w:tblLook w:firstRow="1" w:lastRow="0" w:firstColumn="0" w:lastColumn="0" w:noHBand="0" w:noVBand="0" w:val="0020"/>
+        <w:jc w:val="start"/>
       </w:tblPr>
       <w:tblGrid>
         <w:gridCol w:w="7920"/>
       </w:tblGrid>
       <w:tr>
         <w:trPr>
-          <w:tblHeader w:val="on"/>
+          <w:tblHeader w:val="true"/>
         </w:trPr>
         <w:tc>
           <w:tcPr/>
           <w:p>
             <w:pPr>
               <w:pStyle w:val="Compact"/>
+              <w:jc w:val="left"/>
             </w:pPr>
             <w:r>
               <w:rPr>
+                <w:bCs/>
                 <w:b/>
-                <w:bCs/>
               </w:rPr>
               <w:t xml:space="preserve">Implementation focus</w:t>
             </w:r>
@@ -5756,6 +5973,7 @@
           <w:p>
             <w:pPr>
               <w:pStyle w:val="Compact"/>
+              <w:jc w:val="left"/>
             </w:pPr>
             <w:r>
               <w:t xml:space="preserve">tención Definir el alcance, propietario, requisitos, procedimientos, tecnología, responsabilidades, excepciones y monitoreo. Plan, roles, libros de juego, casos, evidencia, notificación, ejercicios, lecciones</w:t>
@@ -5764,8 +5982,8 @@
         </w:tc>
       </w:tr>
     </w:tbl>
-    <w:bookmarkEnd w:id="51"/>
-    <w:bookmarkStart w:id="52" w:name="ma-maintenance"/>
+    <w:bookmarkEnd w:id="62"/>
+    <w:bookmarkStart w:id="63" w:name="ma-maintenance"/>
     <w:p>
       <w:pPr>
         <w:pStyle w:val="Heading2"/>
@@ -5786,26 +6004,27 @@
       <w:tblPr>
         <w:tblStyle w:val="Table"/>
         <w:tblW w:type="pct" w:w="5000"/>
-        <w:tblLayout w:type="fixed"/>
         <w:tblLook w:firstRow="1" w:lastRow="0" w:firstColumn="0" w:lastColumn="0" w:noHBand="0" w:noVBand="0" w:val="0020"/>
+        <w:jc w:val="start"/>
       </w:tblPr>
       <w:tblGrid>
         <w:gridCol w:w="7920"/>
       </w:tblGrid>
       <w:tr>
         <w:trPr>
-          <w:tblHeader w:val="on"/>
+          <w:tblHeader w:val="true"/>
         </w:trPr>
         <w:tc>
           <w:tcPr/>
           <w:p>
             <w:pPr>
               <w:pStyle w:val="Compact"/>
+              <w:jc w:val="left"/>
             </w:pPr>
             <w:r>
               <w:rPr>
+                <w:bCs/>
                 <w:b/>
-                <w:bCs/>
               </w:rPr>
               <w:t xml:space="preserve">Implementation focus</w:t>
             </w:r>
@@ -5821,9 +6040,9 @@
         <w:t xml:space="preserve">tención Definir el alcance, propietario, requisitos, procedimientos, tecnología, responsabilidades, excepciones y monitoreo. Calendario de mantenimiento, aprobaciones, herramientas, sanitización, sesiones remotas, logs tención Pruebas coinciden con el control exacto; validar la población, fecha, configuración, operación, excepciones, y retest.</w:t>
       </w:r>
     </w:p>
-    <w:bookmarkEnd w:id="52"/>
-    <w:bookmarkEnd w:id="53"/>
-    <w:bookmarkStart w:id="58" w:name="X83ee796cc6731b6acf948417de23fc7649c0bec"/>
+    <w:bookmarkEnd w:id="63"/>
+    <w:bookmarkEnd w:id="64"/>
+    <w:bookmarkStart w:id="69" w:name="X83ee796cc6731b6acf948417de23fc7649c0bec"/>
     <w:p>
       <w:pPr>
         <w:pStyle w:val="Heading1"/>
@@ -5838,13 +6057,13 @@
       </w:pPr>
       <w:r>
         <w:rPr>
+          <w:iCs/>
           <w:i/>
-          <w:iCs/>
         </w:rPr>
         <w:t xml:space="preserve">Estas familias protegen medios, instalaciones, planes, programas y personal.</w:t>
       </w:r>
     </w:p>
-    <w:bookmarkStart w:id="54" w:name="mp-media-protection"/>
+    <w:bookmarkStart w:id="65" w:name="mp-media-protection"/>
     <w:p>
       <w:pPr>
         <w:pStyle w:val="Heading2"/>
@@ -5865,26 +6084,27 @@
       <w:tblPr>
         <w:tblStyle w:val="Table"/>
         <w:tblW w:type="pct" w:w="5000"/>
-        <w:tblLayout w:type="fixed"/>
         <w:tblLook w:firstRow="1" w:lastRow="0" w:firstColumn="0" w:lastColumn="0" w:noHBand="0" w:noVBand="0" w:val="0020"/>
+        <w:jc w:val="start"/>
       </w:tblPr>
       <w:tblGrid>
         <w:gridCol w:w="7920"/>
       </w:tblGrid>
       <w:tr>
         <w:trPr>
-          <w:tblHeader w:val="on"/>
+          <w:tblHeader w:val="true"/>
         </w:trPr>
         <w:tc>
           <w:tcPr/>
           <w:p>
             <w:pPr>
               <w:pStyle w:val="Compact"/>
+              <w:jc w:val="left"/>
             </w:pPr>
             <w:r>
               <w:rPr>
+                <w:bCs/>
                 <w:b/>
-                <w:bCs/>
               </w:rPr>
               <w:t xml:space="preserve">Implementation focus</w:t>
             </w:r>
@@ -5897,6 +6117,7 @@
           <w:p>
             <w:pPr>
               <w:pStyle w:val="Compact"/>
+              <w:jc w:val="left"/>
             </w:pPr>
             <w:r>
               <w:t xml:space="preserve">tención Definir el alcance, propietario, requisitos, procedimientos, tecnología, responsabilidades, excepciones y monitoreo. Silencioso inventario de medios, acceso, marcación, transporte, encriptación, sanitización, eliminación</w:t>
@@ -5927,8 +6148,8 @@
       </w:pPr>
       <w:r>
         <w:rPr>
+          <w:bCs/>
           <w:b/>
-          <w:bCs/>
         </w:rPr>
         <w:t xml:space="preserve">Implementation focus</w:t>
       </w:r>
@@ -5943,8 +6164,8 @@
       </w:r>
       <w:r>
         <w:rPr>
+          <w:bCs/>
           <w:b/>
-          <w:bCs/>
         </w:rPr>
         <w:t xml:space="preserve">Posibles pruebas</w:t>
       </w:r>
@@ -5969,8 +6190,8 @@
         <w:t xml:space="preserve">tención Definir el alcance, propietario, requisitos, procedimientos, tecnología, responsabilidades, excepciones y monitoreo. Silenciosas, visitantes, cámaras, alarmas, potencia, fuego, temperatura, instalaciones críticas TENENCIA Pruebas coinciden con el control exacto; validar la población, fecha, configuración, operación, excepciones y retest. |</w:t>
       </w:r>
     </w:p>
-    <w:bookmarkEnd w:id="54"/>
-    <w:bookmarkStart w:id="55" w:name="pl-planning"/>
+    <w:bookmarkEnd w:id="65"/>
+    <w:bookmarkStart w:id="66" w:name="pl-planning"/>
     <w:p>
       <w:pPr>
         <w:pStyle w:val="Heading2"/>
@@ -5991,26 +6212,27 @@
       <w:tblPr>
         <w:tblStyle w:val="Table"/>
         <w:tblW w:type="pct" w:w="5000"/>
-        <w:tblLayout w:type="fixed"/>
         <w:tblLook w:firstRow="1" w:lastRow="0" w:firstColumn="0" w:lastColumn="0" w:noHBand="0" w:noVBand="0" w:val="0020"/>
+        <w:jc w:val="start"/>
       </w:tblPr>
       <w:tblGrid>
         <w:gridCol w:w="7920"/>
       </w:tblGrid>
       <w:tr>
         <w:trPr>
-          <w:tblHeader w:val="on"/>
+          <w:tblHeader w:val="true"/>
         </w:trPr>
         <w:tc>
           <w:tcPr/>
           <w:p>
             <w:pPr>
               <w:pStyle w:val="Compact"/>
+              <w:jc w:val="left"/>
             </w:pPr>
             <w:r>
               <w:rPr>
+                <w:bCs/>
                 <w:b/>
-                <w:bCs/>
               </w:rPr>
               <w:t xml:space="preserve">Implementation focus</w:t>
             </w:r>
@@ -6023,6 +6245,7 @@
           <w:p>
             <w:pPr>
               <w:pStyle w:val="Compact"/>
+              <w:jc w:val="left"/>
             </w:pPr>
             <w:r>
               <w:t xml:space="preserve">tención Definir el alcance, propietario, requisitos, procedimientos, tecnología, responsabilidades, excepciones y monitoreo.</w:t>
@@ -6031,8 +6254,8 @@
         </w:tc>
       </w:tr>
     </w:tbl>
-    <w:bookmarkEnd w:id="55"/>
-    <w:bookmarkStart w:id="56" w:name="pm-gestión-de-programas"/>
+    <w:bookmarkEnd w:id="66"/>
+    <w:bookmarkStart w:id="67" w:name="pm-gestión-de-programas"/>
     <w:p>
       <w:pPr>
         <w:pStyle w:val="Heading2"/>
@@ -6053,26 +6276,27 @@
       <w:tblPr>
         <w:tblStyle w:val="Table"/>
         <w:tblW w:type="pct" w:w="5000"/>
-        <w:tblLayout w:type="fixed"/>
         <w:tblLook w:firstRow="1" w:lastRow="0" w:firstColumn="0" w:lastColumn="0" w:noHBand="0" w:noVBand="0" w:val="0020"/>
+        <w:jc w:val="start"/>
       </w:tblPr>
       <w:tblGrid>
         <w:gridCol w:w="7920"/>
       </w:tblGrid>
       <w:tr>
         <w:trPr>
-          <w:tblHeader w:val="on"/>
+          <w:tblHeader w:val="true"/>
         </w:trPr>
         <w:tc>
           <w:tcPr/>
           <w:p>
             <w:pPr>
               <w:pStyle w:val="Compact"/>
+              <w:jc w:val="left"/>
             </w:pPr>
             <w:r>
               <w:rPr>
+                <w:bCs/>
                 <w:b/>
-                <w:bCs/>
               </w:rPr>
               <w:t xml:space="preserve">Implementation focus</w:t>
             </w:r>
@@ -6088,8 +6312,8 @@
         <w:t xml:space="preserve">tención Definir el alcance, propietario, requisitos, procedimientos, tecnología, responsabilidades, excepciones y monitoreo. Planes de programas, líderes, recursos, estrategia de riesgo, métricas, inventarios de empresas TENA evidencia al control exacto; validar la población, fecha, configuración, operación, excepciones, y retest.</w:t>
       </w:r>
     </w:p>
-    <w:bookmarkEnd w:id="56"/>
-    <w:bookmarkStart w:id="57" w:name="ps-seguridad-del-personal"/>
+    <w:bookmarkEnd w:id="67"/>
+    <w:bookmarkStart w:id="68" w:name="ps-seguridad-del-personal"/>
     <w:p>
       <w:pPr>
         <w:pStyle w:val="Heading2"/>
@@ -6110,26 +6334,27 @@
       <w:tblPr>
         <w:tblStyle w:val="Table"/>
         <w:tblW w:type="pct" w:w="5000"/>
-        <w:tblLayout w:type="fixed"/>
         <w:tblLook w:firstRow="1" w:lastRow="0" w:firstColumn="0" w:lastColumn="0" w:noHBand="0" w:noVBand="0" w:val="0020"/>
+        <w:jc w:val="start"/>
       </w:tblPr>
       <w:tblGrid>
         <w:gridCol w:w="7920"/>
       </w:tblGrid>
       <w:tr>
         <w:trPr>
-          <w:tblHeader w:val="on"/>
+          <w:tblHeader w:val="true"/>
         </w:trPr>
         <w:tc>
           <w:tcPr/>
           <w:p>
             <w:pPr>
               <w:pStyle w:val="Compact"/>
+              <w:jc w:val="left"/>
             </w:pPr>
             <w:r>
               <w:rPr>
+                <w:bCs/>
                 <w:b/>
-                <w:bCs/>
               </w:rPr>
               <w:t xml:space="preserve">Implementation focus</w:t>
             </w:r>
@@ -6142,6 +6367,7 @@
           <w:p>
             <w:pPr>
               <w:pStyle w:val="Compact"/>
+              <w:jc w:val="left"/>
             </w:pPr>
             <w:r>
               <w:t xml:space="preserve">tención Definir el alcance, propietario, requisitos, procedimientos, tecnología, responsabilidades, excepciones y monitoreo. tención de pruebas, acuerdos, cambios de roles, terminación de acceso, personal de terceros</w:t>
@@ -6150,9 +6376,9 @@
         </w:tc>
       </w:tr>
     </w:tbl>
-    <w:bookmarkEnd w:id="57"/>
-    <w:bookmarkEnd w:id="58"/>
-    <w:bookmarkStart w:id="65" w:name="Xed9b6e21312b9288e1973ce0f3ba0b8252117ba"/>
+    <w:bookmarkEnd w:id="68"/>
+    <w:bookmarkEnd w:id="69"/>
+    <w:bookmarkStart w:id="76" w:name="Xed9b6e21312b9288e1973ce0f3ba0b8252117ba"/>
     <w:p>
       <w:pPr>
         <w:pStyle w:val="Heading1"/>
@@ -6167,13 +6393,13 @@
       </w:pPr>
       <w:r>
         <w:rPr>
+          <w:iCs/>
           <w:i/>
-          <w:iCs/>
         </w:rPr>
         <w:t xml:space="preserve">Estas familias cubren PII, riesgo, adquisición, arquitectura/comunicaciones, integridad y cadenas de suministro.</w:t>
       </w:r>
     </w:p>
-    <w:bookmarkStart w:id="59" w:name="pt-pii-procesamiento-y-transparencia"/>
+    <w:bookmarkStart w:id="70" w:name="pt-pii-procesamiento-y-transparencia"/>
     <w:p>
       <w:pPr>
         <w:pStyle w:val="Heading2"/>
@@ -6194,26 +6420,27 @@
       <w:tblPr>
         <w:tblStyle w:val="Table"/>
         <w:tblW w:type="pct" w:w="5000"/>
-        <w:tblLayout w:type="fixed"/>
         <w:tblLook w:firstRow="1" w:lastRow="0" w:firstColumn="0" w:lastColumn="0" w:noHBand="0" w:noVBand="0" w:val="0020"/>
+        <w:jc w:val="start"/>
       </w:tblPr>
       <w:tblGrid>
         <w:gridCol w:w="7920"/>
       </w:tblGrid>
       <w:tr>
         <w:trPr>
-          <w:tblHeader w:val="on"/>
+          <w:tblHeader w:val="true"/>
         </w:trPr>
         <w:tc>
           <w:tcPr/>
           <w:p>
             <w:pPr>
               <w:pStyle w:val="Compact"/>
+              <w:jc w:val="left"/>
             </w:pPr>
             <w:r>
               <w:rPr>
+                <w:bCs/>
                 <w:b/>
-                <w:bCs/>
               </w:rPr>
               <w:t xml:space="preserve">Implementation focus</w:t>
             </w:r>
@@ -6226,6 +6453,7 @@
           <w:p>
             <w:pPr>
               <w:pStyle w:val="Compact"/>
+              <w:jc w:val="left"/>
             </w:pPr>
             <w:r>
               <w:t xml:space="preserve">tención Definir el alcance, propietario, requisitos, procedimientos, tecnología, responsabilidades, excepciones y monitoreo. tención Inventario de datos, finalidad/autoridad, avisos, consentimiento, minimización, derechos, evaluaciones</w:t>
@@ -6234,8 +6462,8 @@
         </w:tc>
       </w:tr>
     </w:tbl>
-    <w:bookmarkEnd w:id="59"/>
-    <w:bookmarkStart w:id="60" w:name="ra-risk-assessment"/>
+    <w:bookmarkEnd w:id="70"/>
+    <w:bookmarkStart w:id="71" w:name="ra-risk-assessment"/>
     <w:p>
       <w:pPr>
         <w:pStyle w:val="Heading2"/>
@@ -6256,26 +6484,27 @@
       <w:tblPr>
         <w:tblStyle w:val="Table"/>
         <w:tblW w:type="pct" w:w="5000"/>
-        <w:tblLayout w:type="fixed"/>
         <w:tblLook w:firstRow="1" w:lastRow="0" w:firstColumn="0" w:lastColumn="0" w:noHBand="0" w:noVBand="0" w:val="0020"/>
+        <w:jc w:val="start"/>
       </w:tblPr>
       <w:tblGrid>
         <w:gridCol w:w="7920"/>
       </w:tblGrid>
       <w:tr>
         <w:trPr>
-          <w:tblHeader w:val="on"/>
+          <w:tblHeader w:val="true"/>
         </w:trPr>
         <w:tc>
           <w:tcPr/>
           <w:p>
             <w:pPr>
               <w:pStyle w:val="Compact"/>
+              <w:jc w:val="left"/>
             </w:pPr>
             <w:r>
               <w:rPr>
+                <w:bCs/>
                 <w:b/>
-                <w:bCs/>
               </w:rPr>
               <w:t xml:space="preserve">Implementation focus</w:t>
             </w:r>
@@ -6288,6 +6517,7 @@
           <w:p>
             <w:pPr>
               <w:pStyle w:val="Compact"/>
+              <w:jc w:val="left"/>
             </w:pPr>
             <w:r>
               <w:t xml:space="preserve">tención Definir el alcance, propietario, requisitos, procedimientos, tecnología, responsabilidades, excepciones y monitoreo.</w:t>
@@ -6296,8 +6526,8 @@
         </w:tc>
       </w:tr>
     </w:tbl>
-    <w:bookmarkEnd w:id="60"/>
-    <w:bookmarkStart w:id="61" w:name="sa-adquisición-de-sistemas-y-servicios"/>
+    <w:bookmarkEnd w:id="71"/>
+    <w:bookmarkStart w:id="72" w:name="sa-adquisición-de-sistemas-y-servicios"/>
     <w:p>
       <w:pPr>
         <w:pStyle w:val="Heading2"/>
@@ -6318,26 +6548,27 @@
       <w:tblPr>
         <w:tblStyle w:val="Table"/>
         <w:tblW w:type="pct" w:w="5000"/>
-        <w:tblLayout w:type="fixed"/>
         <w:tblLook w:firstRow="1" w:lastRow="0" w:firstColumn="0" w:lastColumn="0" w:noHBand="0" w:noVBand="0" w:val="0020"/>
+        <w:jc w:val="start"/>
       </w:tblPr>
       <w:tblGrid>
         <w:gridCol w:w="7920"/>
       </w:tblGrid>
       <w:tr>
         <w:trPr>
-          <w:tblHeader w:val="on"/>
+          <w:tblHeader w:val="true"/>
         </w:trPr>
         <w:tc>
           <w:tcPr/>
           <w:p>
             <w:pPr>
               <w:pStyle w:val="Compact"/>
+              <w:jc w:val="left"/>
             </w:pPr>
             <w:r>
               <w:rPr>
+                <w:bCs/>
                 <w:b/>
-                <w:bCs/>
               </w:rPr>
               <w:t xml:space="preserve">Implementation focus</w:t>
             </w:r>
@@ -6353,8 +6584,8 @@
         <w:t xml:space="preserve">tención Definir el alcance, propietario, requisitos, procedimientos, tecnología, responsabilidades, excepciones y monitoreo. Ø Requisitos, contratos, SDLC, arquitectura, desarrolladores, pruebas, SBOM, evidencia de proveedores TENA evidencia para el control exacto; validar la población, fecha, configuración, operación, excepciones y retest.</w:t>
       </w:r>
     </w:p>
-    <w:bookmarkEnd w:id="61"/>
-    <w:bookmarkStart w:id="62" w:name="X14fec50978b54d9ff3aa129e868c1e575748908"/>
+    <w:bookmarkEnd w:id="72"/>
+    <w:bookmarkStart w:id="73" w:name="X14fec50978b54d9ff3aa129e868c1e575748908"/>
     <w:p>
       <w:pPr>
         <w:pStyle w:val="Heading2"/>
@@ -6375,26 +6606,27 @@
       <w:tblPr>
         <w:tblStyle w:val="Table"/>
         <w:tblW w:type="pct" w:w="5000"/>
-        <w:tblLayout w:type="fixed"/>
         <w:tblLook w:firstRow="1" w:lastRow="0" w:firstColumn="0" w:lastColumn="0" w:noHBand="0" w:noVBand="0" w:val="0020"/>
+        <w:jc w:val="start"/>
       </w:tblPr>
       <w:tblGrid>
         <w:gridCol w:w="7920"/>
       </w:tblGrid>
       <w:tr>
         <w:trPr>
-          <w:tblHeader w:val="on"/>
+          <w:tblHeader w:val="true"/>
         </w:trPr>
         <w:tc>
           <w:tcPr/>
           <w:p>
             <w:pPr>
               <w:pStyle w:val="Compact"/>
+              <w:jc w:val="left"/>
             </w:pPr>
             <w:r>
               <w:rPr>
+                <w:bCs/>
                 <w:b/>
-                <w:bCs/>
               </w:rPr>
               <w:t xml:space="preserve">Implementation focus</w:t>
             </w:r>
@@ -6407,6 +6639,7 @@
           <w:p>
             <w:pPr>
               <w:pStyle w:val="Compact"/>
+              <w:jc w:val="left"/>
             </w:pPr>
             <w:r>
               <w:t xml:space="preserve">tención Definir el alcance, propietario, requisitos, procedimientos, tecnología, responsabilidades, excepciones y monitoreo. Ø Diagramas, segmentación, reglas de cortafuegos, encriptación, claves, protocolos, pruebas de límites</w:t>
@@ -6415,8 +6648,8 @@
         </w:tc>
       </w:tr>
     </w:tbl>
-    <w:bookmarkEnd w:id="62"/>
-    <w:bookmarkStart w:id="63" w:name="si-system-and-information-integrity"/>
+    <w:bookmarkEnd w:id="73"/>
+    <w:bookmarkStart w:id="74" w:name="si-system-and-information-integrity"/>
     <w:p>
       <w:pPr>
         <w:pStyle w:val="Heading2"/>
@@ -6437,26 +6670,27 @@
       <w:tblPr>
         <w:tblStyle w:val="Table"/>
         <w:tblW w:type="pct" w:w="5000"/>
-        <w:tblLayout w:type="fixed"/>
         <w:tblLook w:firstRow="1" w:lastRow="0" w:firstColumn="0" w:lastColumn="0" w:noHBand="0" w:noVBand="0" w:val="0020"/>
+        <w:jc w:val="start"/>
       </w:tblPr>
       <w:tblGrid>
         <w:gridCol w:w="7920"/>
       </w:tblGrid>
       <w:tr>
         <w:trPr>
-          <w:tblHeader w:val="on"/>
+          <w:tblHeader w:val="true"/>
         </w:trPr>
         <w:tc>
           <w:tcPr/>
           <w:p>
             <w:pPr>
               <w:pStyle w:val="Compact"/>
+              <w:jc w:val="left"/>
             </w:pPr>
             <w:r>
               <w:rPr>
+                <w:bCs/>
                 <w:b/>
-                <w:bCs/>
               </w:rPr>
               <w:t xml:space="preserve">Implementation focus</w:t>
             </w:r>
@@ -6469,6 +6703,7 @@
           <w:p>
             <w:pPr>
               <w:pStyle w:val="Compact"/>
+              <w:jc w:val="left"/>
             </w:pPr>
             <w:r>
               <w:t xml:space="preserve">tención Definir el alcance, propietario, requisitos, procedimientos, tecnología, responsabilidades, excepciones y monitoreo. Ø vulnerabilidades, parches, validación de la integridad, defensas de malware, alertas, correcciones</w:t>
@@ -6477,8 +6712,8 @@
         </w:tc>
       </w:tr>
     </w:tbl>
-    <w:bookmarkEnd w:id="63"/>
-    <w:bookmarkStart w:id="64" w:name="sr-supply-chain-risk-management"/>
+    <w:bookmarkEnd w:id="74"/>
+    <w:bookmarkStart w:id="75" w:name="sr-supply-chain-risk-management"/>
     <w:p>
       <w:pPr>
         <w:pStyle w:val="Heading2"/>
@@ -6499,26 +6734,27 @@
       <w:tblPr>
         <w:tblStyle w:val="Table"/>
         <w:tblW w:type="pct" w:w="5000"/>
-        <w:tblLayout w:type="fixed"/>
         <w:tblLook w:firstRow="1" w:lastRow="0" w:firstColumn="0" w:lastColumn="0" w:noHBand="0" w:noVBand="0" w:val="0020"/>
+        <w:jc w:val="start"/>
       </w:tblPr>
       <w:tblGrid>
         <w:gridCol w:w="7920"/>
       </w:tblGrid>
       <w:tr>
         <w:trPr>
-          <w:tblHeader w:val="on"/>
+          <w:tblHeader w:val="true"/>
         </w:trPr>
         <w:tc>
           <w:tcPr/>
           <w:p>
             <w:pPr>
               <w:pStyle w:val="Compact"/>
+              <w:jc w:val="left"/>
             </w:pPr>
             <w:r>
               <w:rPr>
+                <w:bCs/>
                 <w:b/>
-                <w:bCs/>
               </w:rPr>
               <w:t xml:space="preserve">Implementation focus</w:t>
             </w:r>
@@ -6531,6 +6767,7 @@
           <w:p>
             <w:pPr>
               <w:pStyle w:val="Compact"/>
+              <w:jc w:val="left"/>
             </w:pPr>
             <w:r>
               <w:t xml:space="preserve">tención Definir el alcance, propietario, requisitos, procedimientos, tecnología, responsabilidades, excepciones y monitoreo. TEN C-SCRM plan, inventario de proveedores, crítica, contratos, procedencia, monitoreo, salida</w:t>
@@ -6539,9 +6776,9 @@
         </w:tc>
       </w:tr>
     </w:tbl>
-    <w:bookmarkEnd w:id="64"/>
-    <w:bookmarkEnd w:id="65"/>
-    <w:bookmarkStart w:id="67" w:name="Xcb5297862379a9af9331c9d0dd96f25db783e18"/>
+    <w:bookmarkEnd w:id="75"/>
+    <w:bookmarkEnd w:id="76"/>
+    <w:bookmarkStart w:id="78" w:name="Xcb5297862379a9af9331c9d0dd96f25db783e18"/>
     <w:p>
       <w:pPr>
         <w:pStyle w:val="Heading1"/>
@@ -6556,8 +6793,8 @@
       </w:pPr>
       <w:r>
         <w:rPr>
+          <w:iCs/>
           <w:i/>
-          <w:iCs/>
         </w:rPr>
         <w:t xml:space="preserve">Rev. 5 integra los controles de seguridad y privacidad preservando al mismo tiempo objetivos y métodos de riesgo distintos</w:t>
       </w:r>
@@ -6565,7 +6802,7 @@
         <w:t xml:space="preserve">.</w:t>
       </w:r>
     </w:p>
-    <w:bookmarkStart w:id="66" w:name="colaboración"/>
+    <w:bookmarkStart w:id="77" w:name="colaboración"/>
     <w:p>
       <w:pPr>
         <w:pStyle w:val="Heading2"/>
@@ -6635,8 +6872,8 @@
       </w:pPr>
       <w:r>
         <w:rPr>
+          <w:bCs/>
           <w:b/>
-          <w:bCs/>
         </w:rPr>
         <w:t xml:space="preserve">Pregunta</w:t>
       </w:r>
@@ -6685,9 +6922,9 @@
         <w:t xml:space="preserve">¿Cómo se coordinan los controles de seguridad y privacidad? tención Índice de colaboración, asignaciones, pruebas conjuntas y conclusiones</w:t>
       </w:r>
     </w:p>
-    <w:bookmarkEnd w:id="66"/>
-    <w:bookmarkEnd w:id="67"/>
-    <w:bookmarkStart w:id="69" w:name="X8528bed6cb766978700edae3575c95c9477fe5a"/>
+    <w:bookmarkEnd w:id="77"/>
+    <w:bookmarkEnd w:id="78"/>
+    <w:bookmarkStart w:id="80" w:name="X8528bed6cb766978700edae3575c95c9477fe5a"/>
     <w:p>
       <w:pPr>
         <w:pStyle w:val="Heading1"/>
@@ -6702,8 +6939,8 @@
       </w:pPr>
       <w:r>
         <w:rPr>
+          <w:iCs/>
           <w:i/>
-          <w:iCs/>
         </w:rPr>
         <w:t xml:space="preserve">Release 5.2.0 fortalece la actualización de software, parche, integridad y cobertura de desarrollo resiliente.</w:t>
       </w:r>
@@ -6714,8 +6951,8 @@
       </w:pPr>
       <w:r>
         <w:rPr>
+          <w:bCs/>
           <w:b/>
-          <w:bCs/>
         </w:rPr>
         <w:t xml:space="preserve">Release 5.2.0 cambio</w:t>
       </w:r>
@@ -6776,7 +7013,7 @@
         <w:t xml:space="preserve">tención SP 800-53B 5.2.0 Ø Reissued for consistency; NIST indica que las selecciones de base no cambiaron</w:t>
       </w:r>
     </w:p>
-    <w:bookmarkStart w:id="68" w:name="enfoque-de-evidencia"/>
+    <w:bookmarkStart w:id="79" w:name="enfoque-de-evidencia"/>
     <w:p>
       <w:pPr>
         <w:pStyle w:val="Heading2"/>
@@ -6818,9 +7055,9 @@
         <w:t xml:space="preserve">Hipótesis de diseño resistentes, comportamiento de condición adversa, aislamiento, degradación, recuperación, diversidad, redundancia y resultados de ejercicio.</w:t>
       </w:r>
     </w:p>
-    <w:bookmarkEnd w:id="68"/>
-    <w:bookmarkEnd w:id="69"/>
-    <w:bookmarkStart w:id="100" w:name="open-source-tools-and-official-resources"/>
+    <w:bookmarkEnd w:id="79"/>
+    <w:bookmarkEnd w:id="80"/>
+    <w:bookmarkStart w:id="111" w:name="open-source-tools-and-official-resources"/>
     <w:p>
       <w:pPr>
         <w:pStyle w:val="Heading1"/>
@@ -6835,8 +7072,8 @@
       </w:pPr>
       <w:r>
         <w:rPr>
+          <w:iCs/>
           <w:i/>
-          <w:iCs/>
         </w:rPr>
         <w:t xml:space="preserve">Los recursos oficiales y los instrumentos de código abierto pueden apoyar la autorización, las pruebas, la evaluación y la vigilancia continua.</w:t>
       </w:r>
@@ -6847,8 +7084,8 @@
       </w:pPr>
       <w:r>
         <w:rPr>
+          <w:bCs/>
           <w:b/>
-          <w:bCs/>
         </w:rPr>
         <w:t xml:space="preserve">Recurso/herramienta</w:t>
       </w:r>
@@ -6981,8 +7218,8 @@
       </w:pPr>
       <w:r>
         <w:rPr>
+          <w:bCs/>
           <w:b/>
-          <w:bCs/>
         </w:rPr>
         <w:t xml:space="preserve">Autorización y límites:</w:t>
       </w:r>
@@ -6999,7 +7236,7 @@
         <w:t xml:space="preserve">Respuesta</w:t>
       </w:r>
     </w:p>
-    <w:bookmarkStart w:id="70" w:name="nist-cprt"/>
+    <w:bookmarkStart w:id="81" w:name="nist-cprt"/>
     <w:p>
       <w:pPr>
         <w:pStyle w:val="Heading2"/>
@@ -7032,8 +7269,8 @@
         <w:t xml:space="preserve">Retain: authority, scope, source/release, version, configuración/query, population, date, raw result, analista validation, limitation, control mapping, finding, correction, and retest. Proteger el sistema y la información de vulnerabilidad.</w:t>
       </w:r>
     </w:p>
-    <w:bookmarkEnd w:id="70"/>
-    <w:bookmarkStart w:id="71" w:name="nist-oscal-content"/>
+    <w:bookmarkEnd w:id="81"/>
+    <w:bookmarkStart w:id="82" w:name="nist-oscal-content"/>
     <w:p>
       <w:pPr>
         <w:pStyle w:val="Heading2"/>
@@ -7066,8 +7303,8 @@
         <w:t xml:space="preserve">Retain: authority, scope, source/release, version, configuración/query, population, date, raw result, analista validation, limitation, control mapping, finding, correction, and retest. Proteger el sistema y la información de vulnerabilidad.</w:t>
       </w:r>
     </w:p>
-    <w:bookmarkEnd w:id="71"/>
-    <w:bookmarkStart w:id="72" w:name="compliance-trestle"/>
+    <w:bookmarkEnd w:id="82"/>
+    <w:bookmarkStart w:id="83" w:name="compliance-trestle"/>
     <w:p>
       <w:pPr>
         <w:pStyle w:val="Heading2"/>
@@ -7100,8 +7337,8 @@
         <w:t xml:space="preserve">Retain: authority, scope, source/release, version, configuración/query, population, date, raw result, analista validation, limitation, control mapping, finding, correction, and retest. Proteger el sistema y la información de vulnerabilidad.</w:t>
       </w:r>
     </w:p>
-    <w:bookmarkEnd w:id="72"/>
-    <w:bookmarkStart w:id="74" w:name="lula"/>
+    <w:bookmarkEnd w:id="83"/>
+    <w:bookmarkStart w:id="85" w:name="lula"/>
     <w:p>
       <w:pPr>
         <w:pStyle w:val="Heading2"/>
@@ -7120,7 +7357,7 @@
       <w:r>
         <w:t xml:space="preserve"> </w:t>
       </w:r>
-      <w:hyperlink r:id="rId73">
+      <w:hyperlink r:id="rId84">
         <w:r>
           <w:rPr>
             <w:rStyle w:val="Hyperlink"/>
@@ -7145,8 +7382,8 @@
         <w:t xml:space="preserve">Retain: authority, scope, source/release, version, configuración/query, population, date, raw result, analista validation, limitation, control mapping, finding, correction, and retest. Proteger el sistema y la información de vulnerabilidad.</w:t>
       </w:r>
     </w:p>
-    <w:bookmarkEnd w:id="74"/>
-    <w:bookmarkStart w:id="76" w:name="ciso-assistant"/>
+    <w:bookmarkEnd w:id="85"/>
+    <w:bookmarkStart w:id="87" w:name="ciso-assistant"/>
     <w:p>
       <w:pPr>
         <w:pStyle w:val="Heading2"/>
@@ -7165,7 +7402,7 @@
       <w:r>
         <w:t xml:space="preserve"> </w:t>
       </w:r>
-      <w:hyperlink r:id="rId75">
+      <w:hyperlink r:id="rId86">
         <w:r>
           <w:rPr>
             <w:rStyle w:val="Hyperlink"/>
@@ -7190,8 +7427,8 @@
         <w:t xml:space="preserve">Retain: authority, scope, source/release, version, configuración/query, population, date, raw result, analista validation, limitation, control mapping, finding, correction, and retest. Proteger el sistema y la información de vulnerabilidad.</w:t>
       </w:r>
     </w:p>
-    <w:bookmarkEnd w:id="76"/>
-    <w:bookmarkStart w:id="78" w:name="heimdall"/>
+    <w:bookmarkEnd w:id="87"/>
+    <w:bookmarkStart w:id="89" w:name="heimdall"/>
     <w:p>
       <w:pPr>
         <w:pStyle w:val="Heading2"/>
@@ -7210,7 +7447,7 @@
       <w:r>
         <w:t xml:space="preserve"> </w:t>
       </w:r>
-      <w:hyperlink r:id="rId77">
+      <w:hyperlink r:id="rId88">
         <w:r>
           <w:rPr>
             <w:rStyle w:val="Hyperlink"/>
@@ -7235,8 +7472,8 @@
         <w:t xml:space="preserve">Retain: authority, scope, source/release, version, configuración/query, population, date, raw result, analista validation, limitation, control mapping, finding, correction, and retest. Proteger el sistema y la información de vulnerabilidad.</w:t>
       </w:r>
     </w:p>
-    <w:bookmarkEnd w:id="78"/>
-    <w:bookmarkStart w:id="80" w:name="opencontrol"/>
+    <w:bookmarkEnd w:id="89"/>
+    <w:bookmarkStart w:id="91" w:name="opencontrol"/>
     <w:p>
       <w:pPr>
         <w:pStyle w:val="Heading2"/>
@@ -7255,7 +7492,7 @@
       <w:r>
         <w:t xml:space="preserve"> </w:t>
       </w:r>
-      <w:hyperlink r:id="rId79">
+      <w:hyperlink r:id="rId90">
         <w:r>
           <w:rPr>
             <w:rStyle w:val="Hyperlink"/>
@@ -7280,8 +7517,8 @@
         <w:t xml:space="preserve">Retain: authority, scope, source/release, version, configuración/query, population, date, raw result, analista validation, limitation, control mapping, finding, correction, and retest. Proteger el sistema y la información de vulnerabilidad.</w:t>
       </w:r>
     </w:p>
-    <w:bookmarkEnd w:id="80"/>
-    <w:bookmarkStart w:id="82" w:name="oscal-cli"/>
+    <w:bookmarkEnd w:id="91"/>
+    <w:bookmarkStart w:id="93" w:name="oscal-cli"/>
     <w:p>
       <w:pPr>
         <w:pStyle w:val="Heading2"/>
@@ -7300,7 +7537,7 @@
       <w:r>
         <w:t xml:space="preserve"> </w:t>
       </w:r>
-      <w:hyperlink r:id="rId81">
+      <w:hyperlink r:id="rId92">
         <w:r>
           <w:rPr>
             <w:rStyle w:val="Hyperlink"/>
@@ -7325,8 +7562,8 @@
         <w:t xml:space="preserve">Retain: authority, scope, source/release, version, configuración/query, population, date, raw result, analista validation, limitation, control mapping, finding, correction, and retest. Proteger el sistema y la información de vulnerabilidad.</w:t>
       </w:r>
     </w:p>
-    <w:bookmarkEnd w:id="82"/>
-    <w:bookmarkStart w:id="84" w:name="wazuh"/>
+    <w:bookmarkEnd w:id="93"/>
+    <w:bookmarkStart w:id="95" w:name="wazuh"/>
     <w:p>
       <w:pPr>
         <w:pStyle w:val="Heading2"/>
@@ -7345,7 +7582,7 @@
       <w:r>
         <w:t xml:space="preserve"> </w:t>
       </w:r>
-      <w:hyperlink r:id="rId83">
+      <w:hyperlink r:id="rId94">
         <w:r>
           <w:rPr>
             <w:rStyle w:val="Hyperlink"/>
@@ -7370,8 +7607,8 @@
         <w:t xml:space="preserve">Retain: authority, scope, source/release, version, configuración/query, population, date, raw result, analista validation, limitation, control mapping, finding, correction, and retest. Proteger el sistema y la información de vulnerabilidad.</w:t>
       </w:r>
     </w:p>
-    <w:bookmarkEnd w:id="84"/>
-    <w:bookmarkStart w:id="86" w:name="openscap"/>
+    <w:bookmarkEnd w:id="95"/>
+    <w:bookmarkStart w:id="97" w:name="openscap"/>
     <w:p>
       <w:pPr>
         <w:pStyle w:val="Heading2"/>
@@ -7390,7 +7627,7 @@
       <w:r>
         <w:t xml:space="preserve"> </w:t>
       </w:r>
-      <w:hyperlink r:id="rId85">
+      <w:hyperlink r:id="rId96">
         <w:r>
           <w:rPr>
             <w:rStyle w:val="Hyperlink"/>
@@ -7415,8 +7652,8 @@
         <w:t xml:space="preserve">Retain: authority, scope, source/release, version, configuración/query, population, date, raw result, analista validation, limitation, control mapping, finding, correction, and retest. Proteger el sistema y la información de vulnerabilidad.</w:t>
       </w:r>
     </w:p>
-    <w:bookmarkEnd w:id="86"/>
-    <w:bookmarkStart w:id="87" w:name="osquery"/>
+    <w:bookmarkEnd w:id="97"/>
+    <w:bookmarkStart w:id="98" w:name="osquery"/>
     <w:p>
       <w:pPr>
         <w:pStyle w:val="Heading2"/>
@@ -7449,8 +7686,8 @@
         <w:t xml:space="preserve">Retain: authority, scope, source/release, version, configuración/query, population, date, raw result, analista validation, limitation, control mapping, finding, correction, and retest. Proteger el sistema y la información de vulnerabilidad.</w:t>
       </w:r>
     </w:p>
-    <w:bookmarkEnd w:id="87"/>
-    <w:bookmarkStart w:id="89" w:name="nmap"/>
+    <w:bookmarkEnd w:id="98"/>
+    <w:bookmarkStart w:id="100" w:name="nmap"/>
     <w:p>
       <w:pPr>
         <w:pStyle w:val="Heading2"/>
@@ -7469,7 +7706,7 @@
       <w:r>
         <w:t xml:space="preserve"> </w:t>
       </w:r>
-      <w:hyperlink r:id="rId88">
+      <w:hyperlink r:id="rId99">
         <w:r>
           <w:rPr>
             <w:rStyle w:val="Hyperlink"/>
@@ -7494,8 +7731,8 @@
         <w:t xml:space="preserve">Retain: authority, scope, source/release, version, configuración/query, population, date, raw result, analista validation, limitation, control mapping, finding, correction, and retest. Proteger el sistema y la información de vulnerabilidad.</w:t>
       </w:r>
     </w:p>
-    <w:bookmarkEnd w:id="89"/>
-    <w:bookmarkStart w:id="90" w:name="greenbone-community-edition"/>
+    <w:bookmarkEnd w:id="100"/>
+    <w:bookmarkStart w:id="101" w:name="greenbone-community-edition"/>
     <w:p>
       <w:pPr>
         <w:pStyle w:val="Heading2"/>
@@ -7528,8 +7765,8 @@
         <w:t xml:space="preserve">Retain: authority, scope, source/release, version, configuración/query, population, date, raw result, analista validation, limitation, control mapping, finding, correction, and retest. Proteger el sistema y la información de vulnerabilidad.</w:t>
       </w:r>
     </w:p>
-    <w:bookmarkEnd w:id="90"/>
-    <w:bookmarkStart w:id="92" w:name="trivy"/>
+    <w:bookmarkEnd w:id="101"/>
+    <w:bookmarkStart w:id="103" w:name="trivy"/>
     <w:p>
       <w:pPr>
         <w:pStyle w:val="Heading2"/>
@@ -7548,7 +7785,7 @@
       <w:r>
         <w:t xml:space="preserve"> </w:t>
       </w:r>
-      <w:hyperlink r:id="rId91">
+      <w:hyperlink r:id="rId102">
         <w:r>
           <w:rPr>
             <w:rStyle w:val="Hyperlink"/>
@@ -7573,8 +7810,8 @@
         <w:t xml:space="preserve">Retain: authority, scope, source/release, version, configuración/query, population, date, raw result, analista validation, limitation, control mapping, finding, correction, and retest. Proteger el sistema y la información de vulnerabilidad.</w:t>
       </w:r>
     </w:p>
-    <w:bookmarkEnd w:id="92"/>
-    <w:bookmarkStart w:id="93" w:name="owasp-zap"/>
+    <w:bookmarkEnd w:id="103"/>
+    <w:bookmarkStart w:id="104" w:name="owasp-zap"/>
     <w:p>
       <w:pPr>
         <w:pStyle w:val="Heading2"/>
@@ -7607,8 +7844,8 @@
         <w:t xml:space="preserve">Retain: authority, scope, source/release, version, configuración/query, population, date, raw result, analista validation, limitation, control mapping, finding, correction, and retest. Proteger el sistema y la información de vulnerabilidad.</w:t>
       </w:r>
     </w:p>
-    <w:bookmarkEnd w:id="93"/>
-    <w:bookmarkStart w:id="95" w:name="keycloak"/>
+    <w:bookmarkEnd w:id="104"/>
+    <w:bookmarkStart w:id="106" w:name="keycloak"/>
     <w:p>
       <w:pPr>
         <w:pStyle w:val="Heading2"/>
@@ -7627,7 +7864,7 @@
       <w:r>
         <w:t xml:space="preserve"> </w:t>
       </w:r>
-      <w:hyperlink r:id="rId94">
+      <w:hyperlink r:id="rId105">
         <w:r>
           <w:rPr>
             <w:rStyle w:val="Hyperlink"/>
@@ -7652,8 +7889,8 @@
         <w:t xml:space="preserve">Retain: authority, scope, source/release, version, configuración/query, population, date, raw result, analista validation, limitation, control mapping, finding, correction, and retest. Proteger el sistema y la información de vulnerabilidad.</w:t>
       </w:r>
     </w:p>
-    <w:bookmarkEnd w:id="95"/>
-    <w:bookmarkStart w:id="97" w:name="defectodojo"/>
+    <w:bookmarkEnd w:id="106"/>
+    <w:bookmarkStart w:id="108" w:name="defectodojo"/>
     <w:p>
       <w:pPr>
         <w:pStyle w:val="Heading2"/>
@@ -7672,7 +7909,7 @@
       <w:r>
         <w:t xml:space="preserve"> </w:t>
       </w:r>
-      <w:hyperlink r:id="rId96">
+      <w:hyperlink r:id="rId107">
         <w:r>
           <w:rPr>
             <w:rStyle w:val="Hyperlink"/>
@@ -7697,8 +7934,8 @@
         <w:t xml:space="preserve">Retain: authority, scope, source/release, version, configuración/query, population, date, raw result, analista validation, limitation, control mapping, finding, correction, and retest. Proteger el sistema y la información de vulnerabilidad.</w:t>
       </w:r>
     </w:p>
-    <w:bookmarkEnd w:id="97"/>
-    <w:bookmarkStart w:id="99" w:name="open-policy-agent"/>
+    <w:bookmarkEnd w:id="108"/>
+    <w:bookmarkStart w:id="110" w:name="open-policy-agent"/>
     <w:p>
       <w:pPr>
         <w:pStyle w:val="Heading2"/>
@@ -7717,7 +7954,7 @@
       <w:r>
         <w:t xml:space="preserve"> </w:t>
       </w:r>
-      <w:hyperlink r:id="rId98">
+      <w:hyperlink r:id="rId109">
         <w:r>
           <w:rPr>
             <w:rStyle w:val="Hyperlink"/>
@@ -7742,9 +7979,9 @@
         <w:t xml:space="preserve">Retain: authority, scope, source/release, version, configuración/query, population, date, raw result, analista validation, limitation, control mapping, finding, correction, and retest. Proteger el sistema y la información de vulnerabilidad.</w:t>
       </w:r>
     </w:p>
-    <w:bookmarkEnd w:id="99"/>
-    <w:bookmarkEnd w:id="100"/>
-    <w:bookmarkStart w:id="104" w:name="manual-del-rmf-para-gerentes"/>
+    <w:bookmarkEnd w:id="110"/>
+    <w:bookmarkEnd w:id="111"/>
+    <w:bookmarkStart w:id="115" w:name="manual-del-rmf-para-gerentes"/>
     <w:p>
       <w:pPr>
         <w:pStyle w:val="Heading1"/>
@@ -7759,8 +7996,8 @@
       </w:pPr>
       <w:r>
         <w:rPr>
+          <w:iCs/>
           <w:i/>
-          <w:iCs/>
         </w:rPr>
         <w:t xml:space="preserve">Managers keep RMF focused on mission risk, reliable evidence, timely decisions, and correction.</w:t>
       </w:r>
@@ -7771,8 +8008,8 @@
       </w:pPr>
       <w:r>
         <w:rPr>
+          <w:bCs/>
           <w:b/>
-          <w:bCs/>
         </w:rPr>
         <w:t xml:space="preserve">Area</w:t>
       </w:r>
@@ -7787,8 +8024,8 @@
       </w:r>
       <w:r>
         <w:rPr>
+          <w:bCs/>
           <w:b/>
-          <w:bCs/>
         </w:rPr>
         <w:t xml:space="preserve">Pregunta principal</w:t>
       </w:r>
@@ -7847,7 +8084,7 @@
         <w:t xml:space="preserve">¿Se financian acciones severas y atrasadas y se prueban de forma independiente? Extensiones repetidas sin decisión de riesgo</w:t>
       </w:r>
     </w:p>
-    <w:bookmarkStart w:id="101" w:name="gestor-ritmo"/>
+    <w:bookmarkStart w:id="112" w:name="gestor-ritmo"/>
     <w:p>
       <w:pPr>
         <w:pStyle w:val="Heading2"/>
@@ -7902,11 +8139,11 @@
     </w:p>
     <w:p>
       <w:pPr>
+        <w:numPr>
+          <w:ilvl w:val="0"/>
+          <w:numId w:val="1025"/>
+        </w:numPr>
         <w:pStyle w:val="Compact"/>
-        <w:numPr>
-          <w:ilvl w:val="0"/>
-          <w:numId w:val="1025"/>
-        </w:numPr>
       </w:pPr>
       <w:r>
         <w:t xml:space="preserve">Guía de la carrera de analista junior</w:t>
@@ -7918,8 +8155,8 @@
       </w:pPr>
       <w:r>
         <w:rPr>
+          <w:iCs/>
           <w:i/>
-          <w:iCs/>
         </w:rPr>
         <w:t xml:space="preserve">Los analistas Junior RMF crean valor a través de límites precisos, mapas, declaraciones, evidencias, hallazgos y seguimiento.</w:t>
       </w:r>
@@ -7932,7 +8169,13 @@
         <w:t xml:space="preserve">■img src=</w:t>
       </w:r>
       <w:r>
-        <w:t xml:space="preserve">“media/image10.png”</w:t>
+        <w:t xml:space="preserve">“</w:t>
+      </w:r>
+      <w:r>
+        <w:t xml:space="preserve">media/image10.png</w:t>
+      </w:r>
+      <w:r>
+        <w:t xml:space="preserve">”</w:t>
       </w:r>
       <w:r>
         <w:t xml:space="preserve"> </w:t>
@@ -7941,7 +8184,13 @@
         <w:t xml:space="preserve">estilo=</w:t>
       </w:r>
       <w:r>
-        <w:t xml:space="preserve">“width:6.15in;height:3.39605in”</w:t>
+        <w:t xml:space="preserve">“</w:t>
+      </w:r>
+      <w:r>
+        <w:t xml:space="preserve">width:6.15in;height:3.39605in</w:t>
+      </w:r>
+      <w:r>
+        <w:t xml:space="preserve">”</w:t>
       </w:r>
       <w:r>
         <w:t xml:space="preserve"> </w:t>
@@ -7950,7 +8199,13 @@
         <w:t xml:space="preserve">alt=</w:t>
       </w:r>
       <w:r>
-        <w:t xml:space="preserve">“Trace cada conclusión del requisito a la implementación, evidencia, resultado, riesgo, y acción.”</w:t>
+        <w:t xml:space="preserve">“</w:t>
+      </w:r>
+      <w:r>
+        <w:t xml:space="preserve">Trace cada conclusión del requisito a la implementación, evidencia, resultado, riesgo, y acción.</w:t>
+      </w:r>
+      <w:r>
+        <w:t xml:space="preserve">”</w:t>
       </w:r>
     </w:p>
     <w:p>
@@ -7961,8 +8216,8 @@
         <w:t xml:space="preserve">Gráfico 10 Júnior RMF vía analista</w:t>
       </w:r>
     </w:p>
-    <w:bookmarkEnd w:id="101"/>
-    <w:bookmarkStart w:id="102" w:name="funciones-comunes"/>
+    <w:bookmarkEnd w:id="112"/>
+    <w:bookmarkStart w:id="113" w:name="funciones-comunes"/>
     <w:p>
       <w:pPr>
         <w:pStyle w:val="Heading2"/>
@@ -8059,8 +8314,8 @@
         <w:t xml:space="preserve">Analista de Monitoreo continuo</w:t>
       </w:r>
     </w:p>
-    <w:bookmarkEnd w:id="102"/>
-    <w:bookmarkStart w:id="103" w:name="típico-trabajo"/>
+    <w:bookmarkEnd w:id="113"/>
+    <w:bookmarkStart w:id="114" w:name="típico-trabajo"/>
     <w:p>
       <w:pPr>
         <w:pStyle w:val="Heading2"/>
@@ -8135,9 +8390,9 @@
         <w:t xml:space="preserve">Usar CPRT, OSCAL, hojas de cálculo, repositorios, paneles y herramientas técnicas aprobadas sin reclamar autoridad más allá del papel.</w:t>
       </w:r>
     </w:p>
-    <w:bookmarkEnd w:id="103"/>
-    <w:bookmarkEnd w:id="104"/>
-    <w:bookmarkStart w:id="117" w:name="X63f7ead03adb023a9ee2fdd52a700da050674b2"/>
+    <w:bookmarkEnd w:id="114"/>
+    <w:bookmarkEnd w:id="115"/>
+    <w:bookmarkStart w:id="128" w:name="X63f7ead03adb023a9ee2fdd52a700da050674b2"/>
     <w:p>
       <w:pPr>
         <w:pStyle w:val="Heading1"/>
@@ -8152,8 +8407,8 @@
       </w:pPr>
       <w:r>
         <w:rPr>
+          <w:iCs/>
           <w:i/>
-          <w:iCs/>
         </w:rPr>
         <w:t xml:space="preserve">Un sistema ficticio y un laboratorio autorizado pueden convertirse en una sólida cartera de nivel de entrada</w:t>
       </w:r>
@@ -8163,11 +8418,11 @@
     </w:p>
     <w:p>
       <w:pPr>
+        <w:numPr>
+          <w:ilvl w:val="0"/>
+          <w:numId w:val="1028"/>
+        </w:numPr>
         <w:pStyle w:val="Compact"/>
-        <w:numPr>
-          <w:ilvl w:val="0"/>
-          <w:numId w:val="1028"/>
-        </w:numPr>
       </w:pPr>
       <w:r>
         <w:t xml:space="preserve">La regla del laboratorio* Utilizar organizaciones ficticias, datos sintéticos, sistemas aislados y autorización escrita. Nunca escanee objetivos públicos o publique planes de sistema real, vulnerabilidades, credenciales, diagramas o pruebas de evaluación.</w:t>
@@ -8179,7 +8434,7 @@
         <w:t xml:space="preserve">Respuesta</w:t>
       </w:r>
     </w:p>
-    <w:bookmarkStart w:id="105" w:name="portfolio-lab"/>
+    <w:bookmarkStart w:id="116" w:name="portfolio-lab"/>
     <w:p>
       <w:pPr>
         <w:pStyle w:val="Heading2"/>
@@ -8298,8 +8553,8 @@
         <w:t xml:space="preserve">Publicar artefactos sanitizados claramente etiquetados ficticios y no una autorización NIST.</w:t>
       </w:r>
     </w:p>
-    <w:bookmarkEnd w:id="105"/>
-    <w:bookmarkStart w:id="106" w:name="plan-de-30-días"/>
+    <w:bookmarkEnd w:id="116"/>
+    <w:bookmarkStart w:id="117" w:name="plan-de-30-días"/>
     <w:p>
       <w:pPr>
         <w:pStyle w:val="Heading2"/>
@@ -8313,24 +8568,26 @@
         <w:tblStyle w:val="Table"/>
         <w:tblW w:type="auto" w:w="0"/>
         <w:tblLook w:firstRow="1" w:lastRow="0" w:firstColumn="0" w:lastColumn="0" w:noHBand="0" w:noVBand="0" w:val="0020"/>
+        <w:jc w:val="start"/>
       </w:tblPr>
       <w:tblGrid>
         <w:gridCol w:w="7920"/>
       </w:tblGrid>
       <w:tr>
         <w:trPr>
-          <w:tblHeader w:val="on"/>
+          <w:tblHeader w:val="true"/>
         </w:trPr>
         <w:tc>
           <w:tcPr/>
           <w:p>
             <w:pPr>
               <w:pStyle w:val="Compact"/>
+              <w:jc w:val="left"/>
             </w:pPr>
             <w:r>
               <w:rPr>
+                <w:bCs/>
                 <w:b/>
-                <w:bCs/>
               </w:rPr>
               <w:t xml:space="preserve">Días</w:t>
             </w:r>
@@ -8343,6 +8600,7 @@
           <w:p>
             <w:pPr>
               <w:pStyle w:val="Compact"/>
+              <w:jc w:val="left"/>
             </w:pPr>
             <w:r>
               <w:t xml:space="preserve">1–4</w:t>
@@ -8356,6 +8614,7 @@
           <w:p>
             <w:pPr>
               <w:pStyle w:val="Compact"/>
+              <w:jc w:val="left"/>
             </w:pPr>
             <w:r>
               <w:t xml:space="preserve">TEN 5–7</w:t>
@@ -8369,6 +8628,7 @@
           <w:p>
             <w:pPr>
               <w:pStyle w:val="Compact"/>
+              <w:jc w:val="left"/>
             </w:pPr>
             <w:r>
               <w:t xml:space="preserve">TEN 8–11</w:t>
@@ -8382,6 +8642,7 @@
           <w:p>
             <w:pPr>
               <w:pStyle w:val="Compact"/>
+              <w:jc w:val="left"/>
             </w:pPr>
             <w:r>
               <w:t xml:space="preserve">12–15 Silencioso Aplicación y estudio de la familia</w:t>
@@ -8395,6 +8656,7 @@
           <w:p>
             <w:pPr>
               <w:pStyle w:val="Compact"/>
+              <w:jc w:val="left"/>
             </w:pPr>
             <w:r>
               <w:t xml:space="preserve">TEN 16–19</w:t>
@@ -8429,8 +8691,8 @@
         <w:t xml:space="preserve">TEN 28–30 | Portfolio y entrevista | Portafolio Sanitizado y cinco historias de STAR</w:t>
       </w:r>
     </w:p>
-    <w:bookmarkEnd w:id="106"/>
-    <w:bookmarkStart w:id="107" w:name="qué-es-rmf"/>
+    <w:bookmarkEnd w:id="117"/>
+    <w:bookmarkStart w:id="118" w:name="qué-es-rmf"/>
     <w:p>
       <w:pPr>
         <w:pStyle w:val="Heading2"/>
@@ -8447,8 +8709,8 @@
         <w:t xml:space="preserve">Un proceso de ciclo de vida de siete pasos para gestionar el riesgo de seguridad y privacidad: Preparar, Categorizar, Seleccionar, Implementar, Evaluar, Autorizar y Monitorizar.</w:t>
       </w:r>
     </w:p>
-    <w:bookmarkEnd w:id="107"/>
-    <w:bookmarkStart w:id="108" w:name="es-sp-800-53-una-lista-de-verificación"/>
+    <w:bookmarkEnd w:id="118"/>
+    <w:bookmarkStart w:id="119" w:name="es-sp-800-53-una-lista-de-verificación"/>
     <w:p>
       <w:pPr>
         <w:pStyle w:val="Heading2"/>
@@ -8465,8 +8727,8 @@
         <w:t xml:space="preserve">No. Es un catálogo de control flexible. Las organizaciones eligen y ajustan los controles mediante la gestión de riesgos y los requisitos aplicables.</w:t>
       </w:r>
     </w:p>
-    <w:bookmarkEnd w:id="108"/>
-    <w:bookmarkStart w:id="109" w:name="qué-es-una-base-de-referencia"/>
+    <w:bookmarkEnd w:id="119"/>
+    <w:bookmarkStart w:id="120" w:name="qué-es-una-base-de-referencia"/>
     <w:p>
       <w:pPr>
         <w:pStyle w:val="Heading2"/>
@@ -8483,8 +8745,8 @@
         <w:t xml:space="preserve">Un conjunto inicial de controles. SP 800-53B proporciona bases de referencia bajas, moderadas, altas y de privacidad para uso federal.</w:t>
       </w:r>
     </w:p>
-    <w:bookmarkEnd w:id="109"/>
-    <w:bookmarkStart w:id="110" w:name="qué-está-adaptando"/>
+    <w:bookmarkEnd w:id="120"/>
+    <w:bookmarkStart w:id="121" w:name="qué-está-adaptando"/>
     <w:p>
       <w:pPr>
         <w:pStyle w:val="Heading2"/>
@@ -8501,8 +8763,8 @@
         <w:t xml:space="preserve">Escopia documentada, parámetros, adiciones, especialización, asignación y controles de compensación aprobados que hacen que el conjunto de inicio se ajuste al sistema y el riesgo.</w:t>
       </w:r>
     </w:p>
-    <w:bookmarkEnd w:id="110"/>
-    <w:bookmarkStart w:id="111" w:name="qué-es-la-herencia-de-control"/>
+    <w:bookmarkEnd w:id="121"/>
+    <w:bookmarkStart w:id="122" w:name="qué-es-la-herencia-de-control"/>
     <w:p>
       <w:pPr>
         <w:pStyle w:val="Heading2"/>
@@ -8519,8 +8781,8 @@
         <w:t xml:space="preserve">Un sistema se basa en un control proporcionado por otro proveedor autorizado, al tiempo que sigue implementando y probando sus propias responsabilidades de clientes.</w:t>
       </w:r>
     </w:p>
-    <w:bookmarkEnd w:id="111"/>
-    <w:bookmarkStart w:id="112" w:name="cómo-evalúas-un-control"/>
+    <w:bookmarkEnd w:id="122"/>
+    <w:bookmarkStart w:id="123" w:name="cómo-evalúas-un-control"/>
     <w:p>
       <w:pPr>
         <w:pStyle w:val="Heading2"/>
@@ -8537,8 +8799,8 @@
         <w:t xml:space="preserve">Use objetivos aprobados y examine, entrevista o métodos de prueba con objetos definidos, profundidad, cobertura, población, evidencia, excepciones y limitaciones.</w:t>
       </w:r>
     </w:p>
-    <w:bookmarkEnd w:id="112"/>
-    <w:bookmarkStart w:id="113" w:name="qué-es-la-autorización"/>
+    <w:bookmarkEnd w:id="123"/>
+    <w:bookmarkStart w:id="124" w:name="qué-es-la-autorización"/>
     <w:p>
       <w:pPr>
         <w:pStyle w:val="Heading2"/>
@@ -8555,8 +8817,8 @@
         <w:t xml:space="preserve">La decisión de un funcionario superior autorizado de aceptar un riesgo residual definido para un sistema o controles comunes en términos declarados.</w:t>
       </w:r>
     </w:p>
-    <w:bookmarkEnd w:id="113"/>
-    <w:bookmarkStart w:id="114" w:name="qué-es-un-poa"/>
+    <w:bookmarkEnd w:id="124"/>
+    <w:bookmarkStart w:id="125" w:name="qué-es-un-poa"/>
     <w:p>
       <w:pPr>
         <w:pStyle w:val="Heading2"/>
@@ -8573,8 +8835,8 @@
         <w:t xml:space="preserve">Un plan rastreado para corregir debilidades identificadas, con riesgo, propietario, hitos, recursos, calendario, estado y retest.</w:t>
       </w:r>
     </w:p>
-    <w:bookmarkEnd w:id="114"/>
-    <w:bookmarkStart w:id="115" w:name="qué-es-oscal"/>
+    <w:bookmarkEnd w:id="125"/>
+    <w:bookmarkStart w:id="126" w:name="qué-es-oscal"/>
     <w:p>
       <w:pPr>
         <w:pStyle w:val="Heading2"/>
@@ -8591,8 +8853,8 @@
         <w:t xml:space="preserve">Modelos legibles para máquinas NIST para controles, perfiles, implementaciones, evaluaciones, resultados y POA plagaMs.</w:t>
       </w:r>
     </w:p>
-    <w:bookmarkEnd w:id="115"/>
-    <w:bookmarkStart w:id="116" w:name="qué-es-el-sp-800-53-actual"/>
+    <w:bookmarkEnd w:id="126"/>
+    <w:bookmarkStart w:id="127" w:name="qué-es-el-sp-800-53-actual"/>
     <w:p>
       <w:pPr>
         <w:pStyle w:val="Heading2"/>
@@ -8609,9 +8871,9 @@
         <w:t xml:space="preserve">Revisión 5, Comunicado 5.2.0, emitido en agosto de 2025.</w:t>
       </w:r>
     </w:p>
-    <w:bookmarkEnd w:id="116"/>
-    <w:bookmarkEnd w:id="117"/>
-    <w:bookmarkStart w:id="126" w:name="plantillas-glosario-índice-y-referencias"/>
+    <w:bookmarkEnd w:id="127"/>
+    <w:bookmarkEnd w:id="128"/>
+    <w:bookmarkStart w:id="137" w:name="plantillas-glosario-índice-y-referencias"/>
     <w:p>
       <w:pPr>
         <w:pStyle w:val="Heading1"/>
@@ -8622,17 +8884,17 @@
     </w:p>
     <w:p>
       <w:pPr>
+        <w:numPr>
+          <w:ilvl w:val="0"/>
+          <w:numId w:val="1030"/>
+        </w:numPr>
         <w:pStyle w:val="Compact"/>
-        <w:numPr>
-          <w:ilvl w:val="0"/>
-          <w:numId w:val="1030"/>
-        </w:numPr>
       </w:pPr>
       <w:r>
         <w:t xml:space="preserve">Estructuras de trabajo reutilizables, términos clave, índice de sujeto y fuentes oficiales.*</w:t>
       </w:r>
     </w:p>
-    <w:bookmarkStart w:id="118" w:name="registro-de-sistemas-y-límites"/>
+    <w:bookmarkStart w:id="129" w:name="registro-de-sistemas-y-límites"/>
     <w:p>
       <w:pPr>
         <w:pStyle w:val="Heading2"/>
@@ -8658,25 +8920,49 @@
         <w:t xml:space="preserve"> </w:t>
       </w:r>
       <w:r>
-        <w:t xml:space="preserve">“Sistema/propietario/misión”</w:t>
-      </w:r>
-      <w:r>
-        <w:t xml:space="preserve"> </w:t>
-      </w:r>
-      <w:r>
-        <w:t xml:space="preserve">“La autorización de la autoridad en la vida”</w:t>
-      </w:r>
-      <w:r>
-        <w:t xml:space="preserve"> </w:t>
-      </w:r>
-      <w:r>
-        <w:t xml:space="preserve">“La información sobre los tipos de información y el flujo de datos son insostenibles”</w:t>
-      </w:r>
-      <w:r>
-        <w:t xml:space="preserve"> </w:t>
-      </w:r>
-      <w:r>
-        <w:t xml:space="preserve">“Antes Arquitectura/interfaces”</w:t>
+        <w:t xml:space="preserve">“</w:t>
+      </w:r>
+      <w:r>
+        <w:t xml:space="preserve">Sistema/propietario/misión</w:t>
+      </w:r>
+      <w:r>
+        <w:t xml:space="preserve">”</w:t>
+      </w:r>
+      <w:r>
+        <w:t xml:space="preserve"> </w:t>
+      </w:r>
+      <w:r>
+        <w:t xml:space="preserve">“</w:t>
+      </w:r>
+      <w:r>
+        <w:t xml:space="preserve">La autorización de la autoridad en la vida</w:t>
+      </w:r>
+      <w:r>
+        <w:t xml:space="preserve">”</w:t>
+      </w:r>
+      <w:r>
+        <w:t xml:space="preserve"> </w:t>
+      </w:r>
+      <w:r>
+        <w:t xml:space="preserve">“</w:t>
+      </w:r>
+      <w:r>
+        <w:t xml:space="preserve">La información sobre los tipos de información y el flujo de datos son insostenibles</w:t>
+      </w:r>
+      <w:r>
+        <w:t xml:space="preserve">”</w:t>
+      </w:r>
+      <w:r>
+        <w:t xml:space="preserve"> </w:t>
+      </w:r>
+      <w:r>
+        <w:t xml:space="preserve">“</w:t>
+      </w:r>
+      <w:r>
+        <w:t xml:space="preserve">Antes Arquitectura/interfaces</w:t>
+      </w:r>
+      <w:r>
+        <w:t xml:space="preserve">”</w:t>
       </w:r>
       <w:r>
         <w:t xml:space="preserve"> </w:t>
@@ -8694,7 +8980,13 @@
         <w:t xml:space="preserve"> </w:t>
       </w:r>
       <w:r>
-        <w:t xml:space="preserve">“Dependencias/localizaciones”</w:t>
+        <w:t xml:space="preserve">“</w:t>
+      </w:r>
+      <w:r>
+        <w:t xml:space="preserve">Dependencias/localizaciones</w:t>
+      </w:r>
+      <w:r>
+        <w:t xml:space="preserve">”</w:t>
       </w:r>
       <w:r>
         <w:t xml:space="preserve"> </w:t>
@@ -8706,17 +8998,29 @@
         <w:br/>
       </w:r>
       <w:r>
-        <w:t xml:space="preserve">“La etapa/cambios del ciclo de vida en la vida”</w:t>
-      </w:r>
-      <w:r>
-        <w:t xml:space="preserve"> </w:t>
-      </w:r>
-      <w:r>
-        <w:t xml:space="preserve">“Aprobaciones/versión en la vida”</w:t>
-      </w:r>
-    </w:p>
-    <w:bookmarkEnd w:id="118"/>
-    <w:bookmarkStart w:id="119" w:name="X9c9e47cc1b7140b3c6deb388b9e41bcf20023f7"/>
+        <w:t xml:space="preserve">“</w:t>
+      </w:r>
+      <w:r>
+        <w:t xml:space="preserve">La etapa/cambios del ciclo de vida en la vida</w:t>
+      </w:r>
+      <w:r>
+        <w:t xml:space="preserve">”</w:t>
+      </w:r>
+      <w:r>
+        <w:t xml:space="preserve"> </w:t>
+      </w:r>
+      <w:r>
+        <w:t xml:space="preserve">“</w:t>
+      </w:r>
+      <w:r>
+        <w:t xml:space="preserve">Aprobaciones/versión en la vida</w:t>
+      </w:r>
+      <w:r>
+        <w:t xml:space="preserve">”</w:t>
+      </w:r>
+    </w:p>
+    <w:bookmarkEnd w:id="129"/>
+    <w:bookmarkStart w:id="130" w:name="X9c9e47cc1b7140b3c6deb388b9e41bcf20023f7"/>
     <w:p>
       <w:pPr>
         <w:pStyle w:val="Heading2"/>
@@ -8754,13 +9058,25 @@
         <w:t xml:space="preserve"> </w:t>
       </w:r>
       <w:r>
-        <w:t xml:space="preserve">“Asignación/providente en la vida”</w:t>
-      </w:r>
-      <w:r>
-        <w:t xml:space="preserve"> </w:t>
-      </w:r>
-      <w:r>
-        <w:t xml:space="preserve">“La vida escoge/población”</w:t>
+        <w:t xml:space="preserve">“</w:t>
+      </w:r>
+      <w:r>
+        <w:t xml:space="preserve">Asignación/providente en la vida</w:t>
+      </w:r>
+      <w:r>
+        <w:t xml:space="preserve">”</w:t>
+      </w:r>
+      <w:r>
+        <w:t xml:space="preserve"> </w:t>
+      </w:r>
+      <w:r>
+        <w:t xml:space="preserve">“</w:t>
+      </w:r>
+      <w:r>
+        <w:t xml:space="preserve">La vida escoge/población</w:t>
+      </w:r>
+      <w:r>
+        <w:t xml:space="preserve">”</w:t>
       </w:r>
       <w:r>
         <w:t xml:space="preserve"> </w:t>
@@ -8790,17 +9106,29 @@
         <w:t xml:space="preserve"> </w:t>
       </w:r>
       <w:r>
-        <w:t xml:space="preserve">“Excepción/failure/review”</w:t>
-      </w:r>
-      <w:r>
-        <w:t xml:space="preserve"> </w:t>
-      </w:r>
-      <w:r>
-        <w:t xml:space="preserve">“Prisionista/aprobada/actualizada”</w:t>
-      </w:r>
-    </w:p>
-    <w:bookmarkEnd w:id="119"/>
-    <w:bookmarkStart w:id="120" w:name="assessment-and-finding-record"/>
+        <w:t xml:space="preserve">“</w:t>
+      </w:r>
+      <w:r>
+        <w:t xml:space="preserve">Excepción/failure/review</w:t>
+      </w:r>
+      <w:r>
+        <w:t xml:space="preserve">”</w:t>
+      </w:r>
+      <w:r>
+        <w:t xml:space="preserve"> </w:t>
+      </w:r>
+      <w:r>
+        <w:t xml:space="preserve">“</w:t>
+      </w:r>
+      <w:r>
+        <w:t xml:space="preserve">Prisionista/aprobada/actualizada</w:t>
+      </w:r>
+      <w:r>
+        <w:t xml:space="preserve">”</w:t>
+      </w:r>
+    </w:p>
+    <w:bookmarkEnd w:id="130"/>
+    <w:bookmarkStart w:id="131" w:name="assessment-and-finding-record"/>
     <w:p>
       <w:pPr>
         <w:pStyle w:val="Heading2"/>
@@ -8862,25 +9190,49 @@
         <w:t xml:space="preserve"> </w:t>
       </w:r>
       <w:r>
-        <w:t xml:space="preserve">“Asunto/porque viviste”</w:t>
-      </w:r>
-      <w:r>
-        <w:t xml:space="preserve"> </w:t>
-      </w:r>
-      <w:r>
-        <w:t xml:space="preserve">“Acción/propietario/miles de piedras preciosas”</w:t>
-      </w:r>
-      <w:r>
-        <w:t xml:space="preserve"> </w:t>
-      </w:r>
-      <w:r>
-        <w:t xml:space="preserve">“La protección provisional de la vida”</w:t>
-      </w:r>
-      <w:r>
-        <w:t xml:space="preserve"> </w:t>
-      </w:r>
-      <w:r>
-        <w:t xml:space="preserve">“Retest/closure”</w:t>
+        <w:t xml:space="preserve">“</w:t>
+      </w:r>
+      <w:r>
+        <w:t xml:space="preserve">Asunto/porque viviste</w:t>
+      </w:r>
+      <w:r>
+        <w:t xml:space="preserve">”</w:t>
+      </w:r>
+      <w:r>
+        <w:t xml:space="preserve"> </w:t>
+      </w:r>
+      <w:r>
+        <w:t xml:space="preserve">“</w:t>
+      </w:r>
+      <w:r>
+        <w:t xml:space="preserve">Acción/propietario/miles de piedras preciosas</w:t>
+      </w:r>
+      <w:r>
+        <w:t xml:space="preserve">”</w:t>
+      </w:r>
+      <w:r>
+        <w:t xml:space="preserve"> </w:t>
+      </w:r>
+      <w:r>
+        <w:t xml:space="preserve">“</w:t>
+      </w:r>
+      <w:r>
+        <w:t xml:space="preserve">La protección provisional de la vida</w:t>
+      </w:r>
+      <w:r>
+        <w:t xml:space="preserve">”</w:t>
+      </w:r>
+      <w:r>
+        <w:t xml:space="preserve"> </w:t>
+      </w:r>
+      <w:r>
+        <w:t xml:space="preserve">“</w:t>
+      </w:r>
+      <w:r>
+        <w:t xml:space="preserve">Retest/closure</w:t>
+      </w:r>
+      <w:r>
+        <w:t xml:space="preserve">”</w:t>
       </w:r>
       <w:r>
         <w:t xml:space="preserve"> </w:t>
@@ -8892,11 +9244,17 @@
         <w:t xml:space="preserve"> </w:t>
       </w:r>
       <w:r>
-        <w:t xml:space="preserve">“Perfecto”</w:t>
-      </w:r>
-    </w:p>
-    <w:bookmarkEnd w:id="120"/>
-    <w:bookmarkStart w:id="121" w:name="registro-de-autorización-y-seguimiento"/>
+        <w:t xml:space="preserve">“</w:t>
+      </w:r>
+      <w:r>
+        <w:t xml:space="preserve">Perfecto</w:t>
+      </w:r>
+      <w:r>
+        <w:t xml:space="preserve">”</w:t>
+      </w:r>
+    </w:p>
+    <w:bookmarkEnd w:id="131"/>
+    <w:bookmarkStart w:id="132" w:name="registro-de-autorización-y-seguimiento"/>
     <w:p>
       <w:pPr>
         <w:pStyle w:val="Heading2"/>
@@ -8934,13 +9292,25 @@
         <w:br/>
       </w:r>
       <w:r>
-        <w:t xml:space="preserve">“La decisión/oficial/termina”</w:t>
-      </w:r>
-      <w:r>
-        <w:t xml:space="preserve"> </w:t>
-      </w:r>
-      <w:r>
-        <w:t xml:space="preserve">“Permiso”</w:t>
+        <w:t xml:space="preserve">“</w:t>
+      </w:r>
+      <w:r>
+        <w:t xml:space="preserve">La decisión/oficial/termina</w:t>
+      </w:r>
+      <w:r>
+        <w:t xml:space="preserve">”</w:t>
+      </w:r>
+      <w:r>
+        <w:t xml:space="preserve"> </w:t>
+      </w:r>
+      <w:r>
+        <w:t xml:space="preserve">“</w:t>
+      </w:r>
+      <w:r>
+        <w:t xml:space="preserve">Permiso</w:t>
+      </w:r>
+      <w:r>
+        <w:t xml:space="preserve">”</w:t>
       </w:r>
       <w:r>
         <w:t xml:space="preserve"> </w:t>
@@ -8958,7 +9328,13 @@
         <w:br/>
       </w:r>
       <w:r>
-        <w:t xml:space="preserve">“Indicadores/fuentes/frecuencias”</w:t>
+        <w:t xml:space="preserve">“</w:t>
+      </w:r>
+      <w:r>
+        <w:t xml:space="preserve">Indicadores/fuentes/frecuencias</w:t>
+      </w:r>
+      <w:r>
+        <w:t xml:space="preserve">”</w:t>
       </w:r>
       <w:r>
         <w:t xml:space="preserve"> </w:t>
@@ -8985,8 +9361,8 @@
         <w:t xml:space="preserve">Reautorización/cerramiento en la vida</w:t>
       </w:r>
     </w:p>
-    <w:bookmarkEnd w:id="121"/>
-    <w:bookmarkStart w:id="122" w:name="glosario"/>
+    <w:bookmarkEnd w:id="132"/>
+    <w:bookmarkStart w:id="133" w:name="glosario"/>
     <w:p>
       <w:pPr>
         <w:pStyle w:val="Heading2"/>
@@ -9105,8 +9481,8 @@
         <w:t xml:space="preserve">TEN Tailoring | Ajuste basado en el riesgo y especificación de un conjunto de control inicial.</w:t>
       </w:r>
     </w:p>
-    <w:bookmarkEnd w:id="122"/>
-    <w:bookmarkStart w:id="123" w:name="subject-index"/>
+    <w:bookmarkEnd w:id="133"/>
+    <w:bookmarkStart w:id="134" w:name="subject-index"/>
     <w:p>
       <w:pPr>
         <w:pStyle w:val="Heading2"/>
@@ -9237,8 +9613,8 @@
         <w:t xml:space="preserve">Ø Herramientas para prevenir la muerte</w:t>
       </w:r>
     </w:p>
-    <w:bookmarkEnd w:id="123"/>
-    <w:bookmarkStart w:id="125" w:name="referencias-oficiales"/>
+    <w:bookmarkEnd w:id="134"/>
+    <w:bookmarkStart w:id="136" w:name="referencias-oficiales"/>
     <w:p>
       <w:pPr>
         <w:pStyle w:val="Heading2"/>
@@ -9392,7 +9768,7 @@
       <w:r>
         <w:t xml:space="preserve"> </w:t>
       </w:r>
-      <w:hyperlink r:id="rId124">
+      <w:hyperlink r:id="rId135">
         <w:r>
           <w:rPr>
             <w:rStyle w:val="Hyperlink"/>
@@ -9413,8 +9789,8 @@
       </w:r>
       <w:r>
         <w:rPr>
+          <w:bCs/>
           <w:b/>
-          <w:bCs/>
         </w:rPr>
         <w:t xml:space="preserve">Recordaje final:</w:t>
       </w:r>
@@ -9431,13 +9807,9 @@
         <w:t xml:space="preserve">|. |</w:t>
       </w:r>
     </w:p>
-    <w:bookmarkEnd w:id="125"/>
-    <w:bookmarkEnd w:id="126"/>
-    <w:sectPr>
-      <w:footnotePr>
-        <w:numRestart w:val="eachSect"/>
-      </w:footnotePr>
-    </w:sectPr>
+    <w:bookmarkEnd w:id="136"/>
+    <w:bookmarkEnd w:id="137"/>
+    <w:sectPr/>
   </w:body>
 </w:document>
 </file>
@@ -9468,14 +9840,14 @@
 <file path=word/numbering.xml><?xml version="1.0" encoding="utf-8"?>
 <w:numbering xmlns:w="http://schemas.openxmlformats.org/wordprocessingml/2006/main">
   <w:abstractNum w:abstractNumId="990">
-    <w:nsid w:val="0000A990"/>
+    <w:nsid w:val="A990"/>
     <w:multiLevelType w:val="multilevel"/>
     <w:lvl w:ilvl="0">
       <w:numFmt w:val="bullet"/>
       <w:lvlText w:val=" "/>
       <w:lvlJc w:val="left"/>
       <w:pPr>
-        <w:ind w:left="720" w:hanging="360"/>
+        <w:ind w:left="720" w:hanging="480"/>
       </w:pPr>
     </w:lvl>
     <w:lvl w:ilvl="1">
@@ -9483,7 +9855,7 @@
       <w:lvlText w:val=" "/>
       <w:lvlJc w:val="left"/>
       <w:pPr>
-        <w:ind w:left="1440" w:hanging="360"/>
+        <w:ind w:left="1440" w:hanging="480"/>
       </w:pPr>
     </w:lvl>
     <w:lvl w:ilvl="2">
@@ -9491,7 +9863,7 @@
       <w:lvlText w:val=" "/>
       <w:lvlJc w:val="left"/>
       <w:pPr>
-        <w:ind w:left="2160" w:hanging="360"/>
+        <w:ind w:left="2160" w:hanging="480"/>
       </w:pPr>
     </w:lvl>
     <w:lvl w:ilvl="3">
@@ -9499,7 +9871,7 @@
       <w:lvlText w:val=" "/>
       <w:lvlJc w:val="left"/>
       <w:pPr>
-        <w:ind w:left="2880" w:hanging="360"/>
+        <w:ind w:left="2880" w:hanging="480"/>
       </w:pPr>
     </w:lvl>
     <w:lvl w:ilvl="4">
@@ -9507,7 +9879,7 @@
       <w:lvlText w:val=" "/>
       <w:lvlJc w:val="left"/>
       <w:pPr>
-        <w:ind w:left="3600" w:hanging="360"/>
+        <w:ind w:left="3600" w:hanging="480"/>
       </w:pPr>
     </w:lvl>
     <w:lvl w:ilvl="5">
@@ -9515,7 +9887,7 @@
       <w:lvlText w:val=" "/>
       <w:lvlJc w:val="left"/>
       <w:pPr>
-        <w:ind w:left="4320" w:hanging="360"/>
+        <w:ind w:left="4320" w:hanging="480"/>
       </w:pPr>
     </w:lvl>
     <w:lvl w:ilvl="6">
@@ -9523,7 +9895,7 @@
       <w:lvlText w:val=" "/>
       <w:lvlJc w:val="left"/>
       <w:pPr>
-        <w:ind w:left="5040" w:hanging="360"/>
+        <w:ind w:left="5040" w:hanging="480"/>
       </w:pPr>
     </w:lvl>
     <w:lvl w:ilvl="7">
@@ -9531,7 +9903,7 @@
       <w:lvlText w:val=" "/>
       <w:lvlJc w:val="left"/>
       <w:pPr>
-        <w:ind w:left="5760" w:hanging="360"/>
+        <w:ind w:left="5760" w:hanging="480"/>
       </w:pPr>
     </w:lvl>
     <w:lvl w:ilvl="8">
@@ -9539,115 +9911,88 @@
       <w:lvlText w:val=" "/>
       <w:lvlJc w:val="left"/>
       <w:pPr>
-        <w:ind w:left="6480" w:hanging="360"/>
+        <w:ind w:left="6480" w:hanging="480"/>
       </w:pPr>
     </w:lvl>
   </w:abstractNum>
   <w:abstractNum w:abstractNumId="991">
-    <w:nsid w:val="0000A991"/>
+    <w:nsid w:val="A991"/>
     <w:multiLevelType w:val="multilevel"/>
     <w:lvl w:ilvl="0">
       <w:numFmt w:val="bullet"/>
-      <w:lvlText w:val=""/>
+      <w:lvlText w:val="•"/>
       <w:lvlJc w:val="left"/>
       <w:pPr>
-        <w:ind w:left="720" w:hanging="360"/>
-      </w:pPr>
-      <w:rPr>
-        <w:rFonts w:ascii="Symbol" w:hAnsi="Symbol" w:cs="Symbol" w:hint="default"/>
-      </w:rPr>
+        <w:ind w:left="720" w:hanging="480"/>
+      </w:pPr>
     </w:lvl>
     <w:lvl w:ilvl="1">
       <w:numFmt w:val="bullet"/>
-      <w:lvlText w:val="o"/>
+      <w:lvlText w:val="–"/>
       <w:lvlJc w:val="left"/>
       <w:pPr>
-        <w:ind w:left="1440" w:hanging="360"/>
-      </w:pPr>
-      <w:rPr>
-        <w:rFonts w:ascii="Courier New" w:hAnsi="Courier New" w:cs="Courier New" w:hint="default"/>
-      </w:rPr>
+        <w:ind w:left="1440" w:hanging="480"/>
+      </w:pPr>
     </w:lvl>
     <w:lvl w:ilvl="2">
       <w:numFmt w:val="bullet"/>
-      <w:lvlText w:val=""/>
+      <w:lvlText w:val="•"/>
       <w:lvlJc w:val="left"/>
       <w:pPr>
-        <w:ind w:left="2160" w:hanging="360"/>
-      </w:pPr>
-      <w:rPr>
-        <w:rFonts w:ascii="Wingdings" w:hAnsi="Wingdings" w:cs="Wingdings" w:hint="default"/>
-      </w:rPr>
+        <w:ind w:left="2160" w:hanging="480"/>
+      </w:pPr>
     </w:lvl>
     <w:lvl w:ilvl="3">
       <w:numFmt w:val="bullet"/>
-      <w:lvlText w:val=""/>
+      <w:lvlText w:val="–"/>
       <w:lvlJc w:val="left"/>
       <w:pPr>
-        <w:ind w:left="2880" w:hanging="360"/>
-      </w:pPr>
-      <w:rPr>
-        <w:rFonts w:ascii="Symbol" w:hAnsi="Symbol" w:cs="Symbol" w:hint="default"/>
-      </w:rPr>
+        <w:ind w:left="2880" w:hanging="480"/>
+      </w:pPr>
     </w:lvl>
     <w:lvl w:ilvl="4">
       <w:numFmt w:val="bullet"/>
-      <w:lvlText w:val="o"/>
+      <w:lvlText w:val="•"/>
       <w:lvlJc w:val="left"/>
       <w:pPr>
-        <w:ind w:left="3600" w:hanging="360"/>
-      </w:pPr>
-      <w:rPr>
-        <w:rFonts w:ascii="Courier New" w:hAnsi="Courier New" w:cs="Courier New" w:hint="default"/>
-      </w:rPr>
+        <w:ind w:left="3600" w:hanging="480"/>
+      </w:pPr>
     </w:lvl>
     <w:lvl w:ilvl="5">
       <w:numFmt w:val="bullet"/>
-      <w:lvlText w:val=""/>
+      <w:lvlText w:val="–"/>
       <w:lvlJc w:val="left"/>
       <w:pPr>
-        <w:ind w:left="4320" w:hanging="360"/>
-      </w:pPr>
-      <w:rPr>
-        <w:rFonts w:ascii="Wingdings" w:hAnsi="Wingdings" w:cs="Wingdings" w:hint="default"/>
-      </w:rPr>
+        <w:ind w:left="4320" w:hanging="480"/>
+      </w:pPr>
     </w:lvl>
     <w:lvl w:ilvl="6">
       <w:numFmt w:val="bullet"/>
-      <w:lvlText w:val=""/>
+      <w:lvlText w:val="•"/>
       <w:lvlJc w:val="left"/>
       <w:pPr>
-        <w:ind w:left="5040" w:hanging="360"/>
-      </w:pPr>
-      <w:rPr>
-        <w:rFonts w:ascii="Symbol" w:hAnsi="Symbol" w:cs="Symbol" w:hint="default"/>
-      </w:rPr>
+        <w:ind w:left="5040" w:hanging="480"/>
+      </w:pPr>
     </w:lvl>
     <w:lvl w:ilvl="7">
       <w:numFmt w:val="bullet"/>
-      <w:lvlText w:val="o"/>
+      <w:lvlText w:val="–"/>
       <w:lvlJc w:val="left"/>
       <w:pPr>
-        <w:ind w:left="5760" w:hanging="360"/>
-      </w:pPr>
-      <w:rPr>
-        <w:rFonts w:ascii="Courier New" w:hAnsi="Courier New" w:cs="Courier New" w:hint="default"/>
-      </w:rPr>
+        <w:ind w:left="5760" w:hanging="480"/>
+      </w:pPr>
     </w:lvl>
     <w:lvl w:ilvl="8">
       <w:numFmt w:val="bullet"/>
-      <w:lvlText w:val=""/>
+      <w:lvlText w:val="•"/>
       <w:lvlJc w:val="left"/>
       <w:pPr>
-        <w:ind w:left="6480" w:hanging="360"/>
-      </w:pPr>
-      <w:rPr>
-        <w:rFonts w:ascii="Wingdings" w:hAnsi="Wingdings" w:cs="Wingdings" w:hint="default"/>
-      </w:rPr>
+        <w:ind w:left="6480" w:hanging="480"/>
+      </w:pPr>
     </w:lvl>
   </w:abstractNum>
   <w:abstractNum w:abstractNumId="99415">
-    <w:nsid w:val="00A99415"/>
+    <w:nsid w:val="A99415"/>
     <w:multiLevelType w:val="multilevel"/>
     <w:lvl w:ilvl="0">
       <w:start w:val="5"/>
@@ -9655,7 +10000,7 @@
       <w:lvlText w:val="%1."/>
       <w:lvlJc w:val="left"/>
       <w:pPr>
-        <w:ind w:left="720" w:hanging="360"/>
+        <w:ind w:left="720" w:hanging="480"/>
       </w:pPr>
     </w:lvl>
     <w:lvl w:ilvl="1">
@@ -9664,7 +10009,7 @@
       <w:lvlText w:val="%2."/>
       <w:lvlJc w:val="left"/>
       <w:pPr>
-        <w:ind w:left="1440" w:hanging="360"/>
+        <w:ind w:left="1440" w:hanging="480"/>
       </w:pPr>
     </w:lvl>
     <w:lvl w:ilvl="2">
@@ -9673,7 +10018,7 @@
       <w:lvlText w:val="%3."/>
       <w:lvlJc w:val="left"/>
       <w:pPr>
-        <w:ind w:left="2160" w:hanging="360"/>
+        <w:ind w:left="2160" w:hanging="480"/>
       </w:pPr>
     </w:lvl>
     <w:lvl w:ilvl="3">
@@ -9682,7 +10027,7 @@
       <w:lvlText w:val="%4."/>
       <w:lvlJc w:val="left"/>
       <w:pPr>
-        <w:ind w:left="2880" w:hanging="360"/>
+        <w:ind w:left="2880" w:hanging="480"/>
       </w:pPr>
     </w:lvl>
     <w:lvl w:ilvl="4">
@@ -9691,7 +10036,7 @@
       <w:lvlText w:val="%5."/>
       <w:lvlJc w:val="left"/>
       <w:pPr>
-        <w:ind w:left="3600" w:hanging="360"/>
+        <w:ind w:left="3600" w:hanging="480"/>
       </w:pPr>
     </w:lvl>
     <w:lvl w:ilvl="5">
@@ -9700,7 +10045,7 @@
       <w:lvlText w:val="%6."/>
       <w:lvlJc w:val="left"/>
       <w:pPr>
-        <w:ind w:left="4320" w:hanging="360"/>
+        <w:ind w:left="4320" w:hanging="480"/>
       </w:pPr>
     </w:lvl>
     <w:lvl w:ilvl="6">
@@ -9709,7 +10054,7 @@
       <w:lvlText w:val="%7."/>
       <w:lvlJc w:val="left"/>
       <w:pPr>
-        <w:ind w:left="5040" w:hanging="360"/>
+        <w:ind w:left="5040" w:hanging="480"/>
       </w:pPr>
     </w:lvl>
     <w:lvl w:ilvl="7">
@@ -9718,7 +10063,7 @@
       <w:lvlText w:val="%8."/>
       <w:lvlJc w:val="left"/>
       <w:pPr>
-        <w:ind w:left="5760" w:hanging="360"/>
+        <w:ind w:left="5760" w:hanging="480"/>
       </w:pPr>
     </w:lvl>
     <w:lvl w:ilvl="8">
@@ -9727,12 +10072,12 @@
       <w:lvlText w:val="%9."/>
       <w:lvlJc w:val="left"/>
       <w:pPr>
-        <w:ind w:left="6480" w:hanging="360"/>
+        <w:ind w:left="6480" w:hanging="480"/>
       </w:pPr>
     </w:lvl>
   </w:abstractNum>
   <w:abstractNum w:abstractNumId="994118">
-    <w:nsid w:val="0A994118"/>
+    <w:nsid w:val="A994118"/>
     <w:multiLevelType w:val="multilevel"/>
     <w:lvl w:ilvl="0">
       <w:start w:val="18"/>
@@ -9740,7 +10085,7 @@
       <w:lvlText w:val="%1."/>
       <w:lvlJc w:val="left"/>
       <w:pPr>
-        <w:ind w:left="720" w:hanging="360"/>
+        <w:ind w:left="720" w:hanging="480"/>
       </w:pPr>
     </w:lvl>
     <w:lvl w:ilvl="1">
@@ -9749,7 +10094,7 @@
       <w:lvlText w:val="%2."/>
       <w:lvlJc w:val="left"/>
       <w:pPr>
-        <w:ind w:left="1440" w:hanging="360"/>
+        <w:ind w:left="1440" w:hanging="480"/>
       </w:pPr>
     </w:lvl>
     <w:lvl w:ilvl="2">
@@ -9758,7 +10103,7 @@
       <w:lvlText w:val="%3."/>
       <w:lvlJc w:val="left"/>
       <w:pPr>
-        <w:ind w:left="2160" w:hanging="360"/>
+        <w:ind w:left="2160" w:hanging="480"/>
       </w:pPr>
     </w:lvl>
     <w:lvl w:ilvl="3">
@@ -9767,7 +10112,7 @@
       <w:lvlText w:val="%4."/>
       <w:lvlJc w:val="left"/>
       <w:pPr>
-        <w:ind w:left="2880" w:hanging="360"/>
+        <w:ind w:left="2880" w:hanging="480"/>
       </w:pPr>
     </w:lvl>
     <w:lvl w:ilvl="4">
@@ -9776,7 +10121,7 @@
       <w:lvlText w:val="%5."/>
       <w:lvlJc w:val="left"/>
       <w:pPr>
-        <w:ind w:left="3600" w:hanging="360"/>
+        <w:ind w:left="3600" w:hanging="480"/>
       </w:pPr>
     </w:lvl>
     <w:lvl w:ilvl="5">
@@ -9785,7 +10130,7 @@
       <w:lvlText w:val="%6."/>
       <w:lvlJc w:val="left"/>
       <w:pPr>
-        <w:ind w:left="4320" w:hanging="360"/>
+        <w:ind w:left="4320" w:hanging="480"/>
       </w:pPr>
     </w:lvl>
     <w:lvl w:ilvl="6">
@@ -9794,7 +10139,7 @@
       <w:lvlText w:val="%7."/>
       <w:lvlJc w:val="left"/>
       <w:pPr>
-        <w:ind w:left="5040" w:hanging="360"/>
+        <w:ind w:left="5040" w:hanging="480"/>
       </w:pPr>
     </w:lvl>
     <w:lvl w:ilvl="7">
@@ -9803,7 +10148,7 @@
       <w:lvlText w:val="%8."/>
       <w:lvlJc w:val="left"/>
       <w:pPr>
-        <w:ind w:left="5760" w:hanging="360"/>
+        <w:ind w:left="5760" w:hanging="480"/>
       </w:pPr>
     </w:lvl>
     <w:lvl w:ilvl="8">
@@ -9812,12 +10157,12 @@
       <w:lvlText w:val="%9."/>
       <w:lvlJc w:val="left"/>
       <w:pPr>
-        <w:ind w:left="6480" w:hanging="360"/>
+        <w:ind w:left="6480" w:hanging="480"/>
       </w:pPr>
     </w:lvl>
   </w:abstractNum>
   <w:abstractNum w:abstractNumId="994128">
-    <w:nsid w:val="0A994128"/>
+    <w:nsid w:val="A994128"/>
     <w:multiLevelType w:val="multilevel"/>
     <w:lvl w:ilvl="0">
       <w:start w:val="28"/>
@@ -9825,7 +10170,7 @@
       <w:lvlText w:val="%1."/>
       <w:lvlJc w:val="left"/>
       <w:pPr>
-        <w:ind w:left="720" w:hanging="360"/>
+        <w:ind w:left="720" w:hanging="480"/>
       </w:pPr>
     </w:lvl>
     <w:lvl w:ilvl="1">
@@ -9834,7 +10179,7 @@
       <w:lvlText w:val="%2."/>
       <w:lvlJc w:val="left"/>
       <w:pPr>
-        <w:ind w:left="1440" w:hanging="360"/>
+        <w:ind w:left="1440" w:hanging="480"/>
       </w:pPr>
     </w:lvl>
     <w:lvl w:ilvl="2">
@@ -9843,7 +10188,7 @@
       <w:lvlText w:val="%3."/>
       <w:lvlJc w:val="left"/>
       <w:pPr>
-        <w:ind w:left="2160" w:hanging="360"/>
+        <w:ind w:left="2160" w:hanging="480"/>
       </w:pPr>
     </w:lvl>
     <w:lvl w:ilvl="3">
@@ -9852,7 +10197,7 @@
       <w:lvlText w:val="%4."/>
       <w:lvlJc w:val="left"/>
       <w:pPr>
-        <w:ind w:left="2880" w:hanging="360"/>
+        <w:ind w:left="2880" w:hanging="480"/>
       </w:pPr>
     </w:lvl>
     <w:lvl w:ilvl="4">
@@ -9861,7 +10206,7 @@
       <w:lvlText w:val="%5."/>
       <w:lvlJc w:val="left"/>
       <w:pPr>
-        <w:ind w:left="3600" w:hanging="360"/>
+        <w:ind w:left="3600" w:hanging="480"/>
       </w:pPr>
     </w:lvl>
     <w:lvl w:ilvl="5">
@@ -9870,7 +10215,7 @@
       <w:lvlText w:val="%6."/>
       <w:lvlJc w:val="left"/>
       <w:pPr>
-        <w:ind w:left="4320" w:hanging="360"/>
+        <w:ind w:left="4320" w:hanging="480"/>
       </w:pPr>
     </w:lvl>
     <w:lvl w:ilvl="6">
@@ -9879,7 +10224,7 @@
       <w:lvlText w:val="%7."/>
       <w:lvlJc w:val="left"/>
       <w:pPr>
-        <w:ind w:left="5040" w:hanging="360"/>
+        <w:ind w:left="5040" w:hanging="480"/>
       </w:pPr>
     </w:lvl>
     <w:lvl w:ilvl="7">
@@ -9888,7 +10233,7 @@
       <w:lvlText w:val="%8."/>
       <w:lvlJc w:val="left"/>
       <w:pPr>
-        <w:ind w:left="5760" w:hanging="360"/>
+        <w:ind w:left="5760" w:hanging="480"/>
       </w:pPr>
     </w:lvl>
     <w:lvl w:ilvl="8">
@@ -9897,7 +10242,7 @@
       <w:lvlText w:val="%9."/>
       <w:lvlJc w:val="left"/>
       <w:pPr>
-        <w:ind w:left="6480" w:hanging="360"/>
+        <w:ind w:left="6480" w:hanging="480"/>
       </w:pPr>
     </w:lvl>
   </w:abstractNum>
@@ -10086,10 +10431,10 @@
   <w:docDefaults>
     <w:rPrDefault>
       <w:rPr>
-        <w:rFonts w:asciiTheme="minorHAnsi" w:cstheme="minorBidi" w:eastAsiaTheme="minorEastAsia" w:hAnsiTheme="minorHAnsi"/>
+        <w:rFonts w:asciiTheme="minorHAnsi" w:cstheme="minorBidi" w:eastAsiaTheme="minorHAnsi" w:hAnsiTheme="minorHAnsi"/>
         <w:sz w:val="24"/>
         <w:szCs w:val="24"/>
-        <w:lang w:bidi="ar-SA" w:eastAsia="zh-CN" w:val="en-US"/>
+        <w:lang w:bidi="ar-SA" w:eastAsia="en-US" w:val="en-US"/>
       </w:rPr>
     </w:rPrDefault>
     <w:pPrDefault>
@@ -10107,10 +10452,10 @@
     <w:name w:val="Body Text"/>
     <w:basedOn w:val="Normal"/>
     <w:link w:val="BodyTextChar"/>
-    <w:qFormat/>
     <w:pPr>
       <w:spacing w:after="180" w:before="180"/>
     </w:pPr>
+    <w:qFormat/>
   </w:style>
   <w:style w:customStyle="1" w:styleId="FirstParagraph" w:type="paragraph">
     <w:name w:val="First Paragraph"/>
@@ -10130,94 +10475,57 @@
     <w:name w:val="Title"/>
     <w:basedOn w:val="Normal"/>
     <w:next w:val="BodyText"/>
-    <w:link w:val="TitleChar"/>
-    <w:uiPriority w:val="10"/>
     <w:qFormat/>
-    <w:rsid w:val="00A10FD9"/>
     <w:pPr>
-      <w:spacing w:after="80" w:line="240" w:lineRule="auto"/>
-      <w:contextualSpacing/>
+      <w:keepNext/>
+      <w:keepLines/>
+      <w:spacing w:after="240" w:before="480"/>
       <w:jc w:val="center"/>
     </w:pPr>
     <w:rPr>
       <w:rFonts w:asciiTheme="majorHAnsi" w:cstheme="majorBidi" w:eastAsiaTheme="majorEastAsia" w:hAnsiTheme="majorHAnsi"/>
-      <w:sz w:val="56"/>
-      <w:szCs w:val="56"/>
-    </w:rPr>
-  </w:style>
-  <w:style w:customStyle="1" w:styleId="TitleChar" w:type="character">
-    <w:name w:val="Title Char"/>
-    <w:basedOn w:val="DefaultParagraphFont"/>
-    <w:link w:val="Title"/>
-    <w:uiPriority w:val="10"/>
-    <w:rsid w:val="00A10FD9"/>
-    <w:rPr>
-      <w:rFonts w:asciiTheme="majorHAnsi" w:cstheme="majorBidi" w:eastAsiaTheme="majorEastAsia" w:hAnsiTheme="majorHAnsi"/>
-      <w:sz w:val="56"/>
-      <w:szCs w:val="56"/>
+      <w:b/>
+      <w:bCs/>
+      <w:color w:themeColor="accent1" w:themeShade="B5" w:val="345A8A"/>
+      <w:sz w:val="36"/>
+      <w:szCs w:val="36"/>
     </w:rPr>
   </w:style>
   <w:style w:styleId="Subtitle" w:type="paragraph">
     <w:name w:val="Subtitle"/>
     <w:basedOn w:val="Title"/>
     <w:next w:val="BodyText"/>
-    <w:link w:val="SubtitleChar"/>
-    <w:uiPriority w:val="11"/>
     <w:qFormat/>
-    <w:rsid w:val="00A10FD9"/>
     <w:pPr>
-      <w:numPr>
-        <w:ilvl w:val="1"/>
-      </w:numPr>
+      <w:keepNext/>
+      <w:keepLines/>
+      <w:spacing w:after="240" w:before="240"/>
+      <w:jc w:val="center"/>
     </w:pPr>
     <w:rPr>
-      <w:rFonts w:cstheme="majorBidi" w:eastAsiaTheme="majorEastAsia"/>
-      <w:spacing w:val="15"/>
-      <w:sz w:val="28"/>
-      <w:szCs w:val="28"/>
-    </w:rPr>
-  </w:style>
-  <w:style w:customStyle="1" w:styleId="SubtitleChar" w:type="character">
-    <w:name w:val="Subtitle Char"/>
-    <w:basedOn w:val="DefaultParagraphFont"/>
-    <w:link w:val="Subtitle"/>
-    <w:uiPriority w:val="11"/>
-    <w:rsid w:val="00A10FD9"/>
-    <w:rPr>
-      <w:rFonts w:cstheme="majorBidi" w:eastAsiaTheme="majorEastAsia"/>
-      <w:color w:themeColor="text1" w:themeTint="A6" w:val="595959"/>
-      <w:spacing w:val="15"/>
-      <w:sz w:val="28"/>
-      <w:szCs w:val="28"/>
+      <w:sz w:val="30"/>
+      <w:szCs w:val="30"/>
     </w:rPr>
   </w:style>
   <w:style w:customStyle="1" w:styleId="Author" w:type="paragraph">
     <w:name w:val="Author"/>
-    <w:basedOn w:val="Title"/>
     <w:next w:val="BodyText"/>
     <w:qFormat/>
     <w:pPr>
       <w:keepNext/>
       <w:keepLines/>
+      <w:jc w:val="center"/>
     </w:pPr>
-    <w:rPr>
-      <w:sz w:val="24"/>
-      <w:szCs w:val="24"/>
-    </w:rPr>
   </w:style>
   <w:style w:styleId="Date" w:type="paragraph">
     <w:name w:val="Date"/>
-    <w:basedOn w:val="Title"/>
     <w:next w:val="BodyText"/>
     <w:qFormat/>
     <w:pPr>
       <w:keepNext/>
       <w:keepLines/>
+      <w:jc w:val="center"/>
     </w:pPr>
-    <w:rPr>
-      <w:sz w:val="24"/>
-      <w:szCs w:val="24"/>
-    </w:rPr>
   </w:style>
   <w:style w:customStyle="1" w:styleId="AbstractTitle" w:type="paragraph">
     <w:name w:val="Abstract Title"/>
@@ -10227,13 +10535,15 @@
     <w:pPr>
       <w:keepNext/>
       <w:keepLines/>
+      <w:jc w:val="center"/>
       <w:spacing w:after="0" w:before="300"/>
-      <w:jc w:val="center"/>
     </w:pPr>
     <w:rPr>
-      <w:b/>
       <w:sz w:val="20"/>
       <w:szCs w:val="20"/>
+      <w:b/>
+      <w:color w:val="345A8A"/>
+      &gt;
     </w:rPr>
   </w:style>
   <w:style w:customStyle="1" w:styleId="Abstract" w:type="paragraph">
@@ -10260,321 +10570,191 @@
     <w:rPr/>
   </w:style>
   <w:style w:styleId="Heading1" w:type="paragraph">
-    <w:name w:val="heading 1"/>
+    <w:name w:val="Heading 1"/>
     <w:basedOn w:val="Normal"/>
     <w:next w:val="BodyText"/>
-    <w:link w:val="Heading1Char"/>
     <w:uiPriority w:val="9"/>
     <w:qFormat/>
-    <w:rsid w:val="00A10FD9"/>
     <w:pPr>
       <w:keepNext/>
       <w:keepLines/>
-      <w:spacing w:after="80" w:before="360"/>
+      <w:spacing w:after="0" w:before="480"/>
       <w:outlineLvl w:val="0"/>
     </w:pPr>
     <w:rPr>
       <w:rFonts w:asciiTheme="majorHAnsi" w:cstheme="majorBidi" w:eastAsiaTheme="majorEastAsia" w:hAnsiTheme="majorHAnsi"/>
-      <w:color w:themeColor="accent1" w:themeShade="BF" w:val="0F4761"/>
-      <w:sz w:val="40"/>
-      <w:szCs w:val="40"/>
+      <w:b/>
+      <w:bCs/>
+      <w:color w:themeColor="accent1" w:val="4F81BD"/>
+      <w:sz w:val="32"/>
+      <w:szCs w:val="32"/>
     </w:rPr>
   </w:style>
   <w:style w:styleId="Heading2" w:type="paragraph">
-    <w:name w:val="heading 2"/>
+    <w:name w:val="Heading 2"/>
     <w:basedOn w:val="Normal"/>
     <w:next w:val="BodyText"/>
-    <w:link w:val="Heading2Char"/>
     <w:uiPriority w:val="9"/>
-    <w:semiHidden/>
     <w:unhideWhenUsed/>
     <w:qFormat/>
-    <w:rsid w:val="00A10FD9"/>
     <w:pPr>
       <w:keepNext/>
       <w:keepLines/>
-      <w:spacing w:after="80" w:before="160"/>
+      <w:spacing w:after="0" w:before="200"/>
       <w:outlineLvl w:val="1"/>
     </w:pPr>
     <w:rPr>
       <w:rFonts w:asciiTheme="majorHAnsi" w:cstheme="majorBidi" w:eastAsiaTheme="majorEastAsia" w:hAnsiTheme="majorHAnsi"/>
-      <w:color w:themeColor="accent1" w:themeShade="BF" w:val="0F4761"/>
-      <w:sz w:val="32"/>
-      <w:szCs w:val="32"/>
-    </w:rPr>
-  </w:style>
-  <w:style w:styleId="Heading3" w:type="paragraph">
-    <w:name w:val="heading 3"/>
-    <w:basedOn w:val="Normal"/>
-    <w:next w:val="BodyText"/>
-    <w:link w:val="Heading3Char"/>
-    <w:uiPriority w:val="9"/>
-    <w:semiHidden/>
-    <w:unhideWhenUsed/>
-    <w:qFormat/>
-    <w:rsid w:val="00A10FD9"/>
-    <w:pPr>
-      <w:keepNext/>
-      <w:keepLines/>
-      <w:spacing w:after="80" w:before="160"/>
-      <w:outlineLvl w:val="2"/>
-    </w:pPr>
-    <w:rPr>
-      <w:rFonts w:cstheme="majorBidi" w:eastAsiaTheme="majorEastAsia"/>
-      <w:color w:themeColor="accent1" w:themeShade="BF" w:val="0F4761"/>
+      <w:b/>
+      <w:bCs/>
+      <w:color w:themeColor="accent1" w:val="4F81BD"/>
       <w:sz w:val="28"/>
       <w:szCs w:val="28"/>
     </w:rPr>
   </w:style>
-  <w:style w:styleId="Heading4" w:type="paragraph">
-    <w:name w:val="heading 4"/>
+  <w:style w:styleId="Heading3" w:type="paragraph">
+    <w:name w:val="Heading 3"/>
     <w:basedOn w:val="Normal"/>
     <w:next w:val="BodyText"/>
-    <w:link w:val="Heading4Char"/>
     <w:uiPriority w:val="9"/>
-    <w:semiHidden/>
     <w:unhideWhenUsed/>
     <w:qFormat/>
-    <w:rsid w:val="00A10FD9"/>
     <w:pPr>
       <w:keepNext/>
       <w:keepLines/>
-      <w:spacing w:after="40" w:before="80"/>
+      <w:spacing w:after="0" w:before="200"/>
+      <w:outlineLvl w:val="2"/>
+    </w:pPr>
+    <w:rPr>
+      <w:rFonts w:asciiTheme="majorHAnsi" w:cstheme="majorBidi" w:eastAsiaTheme="majorEastAsia" w:hAnsiTheme="majorHAnsi"/>
+      <w:b/>
+      <w:bCs/>
+      <w:color w:themeColor="accent1" w:val="4F81BD"/>
+      <w:sz w:val="24"/>
+      <w:szCs w:val="24"/>
+    </w:rPr>
+  </w:style>
+  <w:style w:styleId="Heading4" w:type="paragraph">
+    <w:name w:val="Heading 4"/>
+    <w:basedOn w:val="Normal"/>
+    <w:next w:val="BodyText"/>
+    <w:uiPriority w:val="9"/>
+    <w:unhideWhenUsed/>
+    <w:qFormat/>
+    <w:pPr>
+      <w:keepNext/>
+      <w:keepLines/>
+      <w:spacing w:after="0" w:before="200"/>
       <w:outlineLvl w:val="3"/>
     </w:pPr>
     <w:rPr>
-      <w:rFonts w:cstheme="majorBidi" w:eastAsiaTheme="majorEastAsia"/>
+      <w:rFonts w:asciiTheme="majorHAnsi" w:cstheme="majorBidi" w:eastAsiaTheme="majorEastAsia" w:hAnsiTheme="majorHAnsi"/>
       <w:i/>
-      <w:iCs/>
-      <w:color w:themeColor="accent1" w:themeShade="BF" w:val="0F4761"/>
+      <w:bCs/>
+      <w:color w:themeColor="accent1" w:val="4F81BD"/>
+      <w:sz w:val="24"/>
+      <w:szCs w:val="24"/>
     </w:rPr>
   </w:style>
   <w:style w:styleId="Heading5" w:type="paragraph">
-    <w:name w:val="heading 5"/>
+    <w:name w:val="Heading 5"/>
     <w:basedOn w:val="Normal"/>
     <w:next w:val="BodyText"/>
-    <w:link w:val="Heading5Char"/>
     <w:uiPriority w:val="9"/>
-    <w:semiHidden/>
     <w:unhideWhenUsed/>
     <w:qFormat/>
-    <w:rsid w:val="00A10FD9"/>
     <w:pPr>
       <w:keepNext/>
       <w:keepLines/>
-      <w:spacing w:after="40" w:before="80"/>
+      <w:spacing w:after="0" w:before="200"/>
       <w:outlineLvl w:val="4"/>
     </w:pPr>
     <w:rPr>
-      <w:rFonts w:cstheme="majorBidi" w:eastAsiaTheme="majorEastAsia"/>
-      <w:color w:themeColor="accent1" w:themeShade="BF" w:val="0F4761"/>
+      <w:rFonts w:asciiTheme="majorHAnsi" w:cstheme="majorBidi" w:eastAsiaTheme="majorEastAsia" w:hAnsiTheme="majorHAnsi"/>
+      <w:iCs/>
+      <w:color w:themeColor="accent1" w:val="4F81BD"/>
+      <w:sz w:val="24"/>
+      <w:szCs w:val="24"/>
     </w:rPr>
   </w:style>
   <w:style w:styleId="Heading6" w:type="paragraph">
-    <w:name w:val="heading 6"/>
+    <w:name w:val="Heading 6"/>
     <w:basedOn w:val="Normal"/>
     <w:next w:val="BodyText"/>
-    <w:link w:val="Heading6Char"/>
     <w:uiPriority w:val="9"/>
-    <w:semiHidden/>
     <w:unhideWhenUsed/>
     <w:qFormat/>
-    <w:rsid w:val="00A10FD9"/>
     <w:pPr>
       <w:keepNext/>
       <w:keepLines/>
-      <w:spacing w:after="0" w:before="40"/>
+      <w:spacing w:after="0" w:before="200"/>
       <w:outlineLvl w:val="5"/>
     </w:pPr>
     <w:rPr>
-      <w:rFonts w:cstheme="majorBidi" w:eastAsiaTheme="majorEastAsia"/>
-      <w:i/>
-      <w:iCs/>
-      <w:color w:themeColor="text1" w:themeTint="A6" w:val="595959"/>
+      <w:rFonts w:asciiTheme="majorHAnsi" w:cstheme="majorBidi" w:eastAsiaTheme="majorEastAsia" w:hAnsiTheme="majorHAnsi"/>
+      <w:color w:themeColor="accent1" w:val="4F81BD"/>
+      <w:sz w:val="24"/>
+      <w:szCs w:val="24"/>
     </w:rPr>
   </w:style>
   <w:style w:styleId="Heading7" w:type="paragraph">
-    <w:name w:val="heading 7"/>
+    <w:name w:val="Heading 7"/>
     <w:basedOn w:val="Normal"/>
     <w:next w:val="BodyText"/>
-    <w:link w:val="Heading7Char"/>
     <w:uiPriority w:val="9"/>
-    <w:semiHidden/>
     <w:unhideWhenUsed/>
     <w:qFormat/>
-    <w:rsid w:val="00A10FD9"/>
     <w:pPr>
       <w:keepNext/>
       <w:keepLines/>
-      <w:spacing w:after="0" w:before="40"/>
+      <w:spacing w:after="0" w:before="200"/>
       <w:outlineLvl w:val="6"/>
     </w:pPr>
     <w:rPr>
-      <w:rFonts w:cstheme="majorBidi" w:eastAsiaTheme="majorEastAsia"/>
-      <w:color w:themeColor="text1" w:themeTint="A6" w:val="595959"/>
+      <w:rFonts w:asciiTheme="majorHAnsi" w:cstheme="majorBidi" w:eastAsiaTheme="majorEastAsia" w:hAnsiTheme="majorHAnsi"/>
+      <w:color w:themeColor="accent1" w:val="4F81BD"/>
+      <w:sz w:val="24"/>
+      <w:szCs w:val="24"/>
     </w:rPr>
   </w:style>
   <w:style w:styleId="Heading8" w:type="paragraph">
-    <w:name w:val="heading 8"/>
+    <w:name w:val="Heading 8"/>
     <w:basedOn w:val="Normal"/>
     <w:next w:val="BodyText"/>
-    <w:link w:val="Heading8Char"/>
     <w:uiPriority w:val="9"/>
-    <w:semiHidden/>
     <w:unhideWhenUsed/>
     <w:qFormat/>
-    <w:rsid w:val="00A10FD9"/>
     <w:pPr>
       <w:keepNext/>
       <w:keepLines/>
-      <w:spacing w:after="0"/>
+      <w:spacing w:after="0" w:before="200"/>
       <w:outlineLvl w:val="7"/>
     </w:pPr>
     <w:rPr>
-      <w:rFonts w:cstheme="majorBidi" w:eastAsiaTheme="majorEastAsia"/>
-      <w:i/>
-      <w:iCs/>
-      <w:color w:themeColor="text1" w:themeTint="D8" w:val="272727"/>
+      <w:rFonts w:asciiTheme="majorHAnsi" w:cstheme="majorBidi" w:eastAsiaTheme="majorEastAsia" w:hAnsiTheme="majorHAnsi"/>
+      <w:color w:themeColor="accent1" w:val="4F81BD"/>
+      <w:sz w:val="24"/>
+      <w:szCs w:val="24"/>
     </w:rPr>
   </w:style>
   <w:style w:styleId="Heading9" w:type="paragraph">
-    <w:name w:val="heading 9"/>
+    <w:name w:val="Heading 9"/>
     <w:basedOn w:val="Normal"/>
     <w:next w:val="BodyText"/>
-    <w:link w:val="Heading9Char"/>
     <w:uiPriority w:val="9"/>
-    <w:semiHidden/>
     <w:unhideWhenUsed/>
     <w:qFormat/>
-    <w:rsid w:val="00A10FD9"/>
     <w:pPr>
       <w:keepNext/>
       <w:keepLines/>
-      <w:spacing w:after="0"/>
+      <w:spacing w:after="0" w:before="200"/>
       <w:outlineLvl w:val="8"/>
     </w:pPr>
     <w:rPr>
-      <w:rFonts w:cstheme="majorBidi" w:eastAsiaTheme="majorEastAsia"/>
-      <w:color w:themeColor="text1" w:themeTint="D8" w:val="272727"/>
-    </w:rPr>
-  </w:style>
-  <w:style w:customStyle="1" w:styleId="Heading1Char" w:type="character">
-    <w:name w:val="Heading 1 Char"/>
-    <w:basedOn w:val="DefaultParagraphFont"/>
-    <w:link w:val="Heading1"/>
-    <w:uiPriority w:val="9"/>
-    <w:rsid w:val="00A10FD9"/>
-    <w:rPr>
       <w:rFonts w:asciiTheme="majorHAnsi" w:cstheme="majorBidi" w:eastAsiaTheme="majorEastAsia" w:hAnsiTheme="majorHAnsi"/>
-      <w:color w:themeColor="accent1" w:themeShade="BF" w:val="0F4761"/>
-      <w:sz w:val="40"/>
-      <w:szCs w:val="40"/>
-    </w:rPr>
-  </w:style>
-  <w:style w:customStyle="1" w:styleId="Heading2Char" w:type="character">
-    <w:name w:val="Heading 2 Char"/>
-    <w:basedOn w:val="DefaultParagraphFont"/>
-    <w:link w:val="Heading2"/>
-    <w:uiPriority w:val="9"/>
-    <w:semiHidden/>
-    <w:rsid w:val="00A10FD9"/>
-    <w:rPr>
-      <w:rFonts w:asciiTheme="majorHAnsi" w:cstheme="majorBidi" w:eastAsiaTheme="majorEastAsia" w:hAnsiTheme="majorHAnsi"/>
-      <w:color w:themeColor="accent1" w:themeShade="BF" w:val="0F4761"/>
-      <w:sz w:val="32"/>
-      <w:szCs w:val="32"/>
-    </w:rPr>
-  </w:style>
-  <w:style w:customStyle="1" w:styleId="Heading3Char" w:type="character">
-    <w:name w:val="Heading 3 Char"/>
-    <w:basedOn w:val="DefaultParagraphFont"/>
-    <w:link w:val="Heading3"/>
-    <w:uiPriority w:val="9"/>
-    <w:semiHidden/>
-    <w:rsid w:val="00A10FD9"/>
-    <w:rPr>
-      <w:rFonts w:cstheme="majorBidi" w:eastAsiaTheme="majorEastAsia"/>
-      <w:color w:themeColor="accent1" w:themeShade="BF" w:val="0F4761"/>
-      <w:sz w:val="28"/>
-      <w:szCs w:val="28"/>
-    </w:rPr>
-  </w:style>
-  <w:style w:customStyle="1" w:styleId="Heading4Char" w:type="character">
-    <w:name w:val="Heading 4 Char"/>
-    <w:basedOn w:val="DefaultParagraphFont"/>
-    <w:link w:val="Heading4"/>
-    <w:uiPriority w:val="9"/>
-    <w:semiHidden/>
-    <w:rsid w:val="00A10FD9"/>
-    <w:rPr>
-      <w:rFonts w:cstheme="majorBidi" w:eastAsiaTheme="majorEastAsia"/>
-      <w:i/>
-      <w:iCs/>
-      <w:color w:themeColor="accent1" w:themeShade="BF" w:val="0F4761"/>
-    </w:rPr>
-  </w:style>
-  <w:style w:customStyle="1" w:styleId="Heading5Char" w:type="character">
-    <w:name w:val="Heading 5 Char"/>
-    <w:basedOn w:val="DefaultParagraphFont"/>
-    <w:link w:val="Heading5"/>
-    <w:uiPriority w:val="9"/>
-    <w:semiHidden/>
-    <w:rsid w:val="00A10FD9"/>
-    <w:rPr>
-      <w:rFonts w:cstheme="majorBidi" w:eastAsiaTheme="majorEastAsia"/>
-      <w:color w:themeColor="accent1" w:themeShade="BF" w:val="0F4761"/>
-    </w:rPr>
-  </w:style>
-  <w:style w:customStyle="1" w:styleId="Heading6Char" w:type="character">
-    <w:name w:val="Heading 6 Char"/>
-    <w:basedOn w:val="DefaultParagraphFont"/>
-    <w:link w:val="Heading6"/>
-    <w:uiPriority w:val="9"/>
-    <w:semiHidden/>
-    <w:rsid w:val="00A10FD9"/>
-    <w:rPr>
-      <w:rFonts w:cstheme="majorBidi" w:eastAsiaTheme="majorEastAsia"/>
-      <w:i/>
-      <w:iCs/>
-      <w:color w:themeColor="text1" w:themeTint="A6" w:val="595959"/>
-    </w:rPr>
-  </w:style>
-  <w:style w:customStyle="1" w:styleId="Heading7Char" w:type="character">
-    <w:name w:val="Heading 7 Char"/>
-    <w:basedOn w:val="DefaultParagraphFont"/>
-    <w:link w:val="Heading7"/>
-    <w:uiPriority w:val="9"/>
-    <w:semiHidden/>
-    <w:rsid w:val="00A10FD9"/>
-    <w:rPr>
-      <w:rFonts w:cstheme="majorBidi" w:eastAsiaTheme="majorEastAsia"/>
-      <w:color w:themeColor="text1" w:themeTint="A6" w:val="595959"/>
-    </w:rPr>
-  </w:style>
-  <w:style w:customStyle="1" w:styleId="Heading8Char" w:type="character">
-    <w:name w:val="Heading 8 Char"/>
-    <w:basedOn w:val="DefaultParagraphFont"/>
-    <w:link w:val="Heading8"/>
-    <w:uiPriority w:val="9"/>
-    <w:semiHidden/>
-    <w:rsid w:val="00A10FD9"/>
-    <w:rPr>
-      <w:rFonts w:cstheme="majorBidi" w:eastAsiaTheme="majorEastAsia"/>
-      <w:i/>
-      <w:iCs/>
-      <w:color w:themeColor="text1" w:themeTint="D8" w:val="272727"/>
-    </w:rPr>
-  </w:style>
-  <w:style w:customStyle="1" w:styleId="Heading9Char" w:type="character">
-    <w:name w:val="Heading 9 Char"/>
-    <w:basedOn w:val="DefaultParagraphFont"/>
-    <w:link w:val="Heading9"/>
-    <w:uiPriority w:val="9"/>
-    <w:semiHidden/>
-    <w:rsid w:val="00A10FD9"/>
-    <w:rPr>
-      <w:rFonts w:cstheme="majorBidi" w:eastAsiaTheme="majorEastAsia"/>
-      <w:color w:themeColor="text1" w:themeTint="D8" w:val="272727"/>
+      <w:color w:themeColor="accent1" w:val="4F81BD"/>
+      <w:sz w:val="24"/>
+      <w:szCs w:val="24"/>
     </w:rPr>
   </w:style>
   <w:style w:styleId="BlockText" w:type="paragraph">
@@ -10597,18 +10777,6 @@
     <w:unhideWhenUsed/>
     <w:qFormat/>
   </w:style>
-  <w:style w:styleId="FootnoteBlockText" w:type="paragraph">
-    <w:name w:val="Footnote Block Text"/>
-    <w:basedOn w:val="FootnoteText"/>
-    <w:next w:val="FootnoteText"/>
-    <w:uiPriority w:val="9"/>
-    <w:unhideWhenUsed/>
-    <w:qFormat/>
-    <w:pPr>
-      <w:spacing w:after="100" w:before="100"/>
-      <w:ind w:firstLine="0" w:left="480" w:right="480"/>
-    </w:pPr>
-  </w:style>
   <w:style w:default="1" w:styleId="DefaultParagraphFont" w:type="character">
     <w:name w:val="Default Paragraph Font"/>
     <w:semiHidden/>
@@ -10630,11 +10798,18 @@
       </w:tblCellMar>
     </w:tblPr>
     <w:tblStylePr w:type="firstRow">
+      <w:tblPr>
+        <w:jc w:val="left"/>
+        <w:tblInd w:type="dxa" w:w="0"/>
+      </w:tblPr>
+      <w:trPr>
+        <w:jc w:val="left"/>
+      </w:trPr>
       <w:tcPr>
+        <w:vAlign w:val="bottom"/>
         <w:tcBorders>
           <w:bottom w:val="single"/>
         </w:tcBorders>
-        <w:vAlign w:val="bottom"/>
       </w:tcPr>
     </w:tblStylePr>
   </w:style>
@@ -10749,8 +10924,8 @@
     <w:name w:val="KeywordTok"/>
     <w:basedOn w:val="VerbatimChar"/>
     <w:rPr>
+      <w:color w:val="007020"/>
       <w:b/>
-      <w:color w:val="007020"/>
     </w:rPr>
   </w:style>
   <w:style w:type="character" w:customStyle="1" w:styleId="DataTypeTok">
@@ -10827,42 +11002,42 @@
     <w:name w:val="ImportTok"/>
     <w:basedOn w:val="VerbatimChar"/>
     <w:rPr>
+      <w:color w:val="008000"/>
       <w:b/>
-      <w:color w:val="008000"/>
     </w:rPr>
   </w:style>
   <w:style w:type="character" w:customStyle="1" w:styleId="CommentTok">
     <w:name w:val="CommentTok"/>
     <w:basedOn w:val="VerbatimChar"/>
     <w:rPr>
+      <w:color w:val="60a0b0"/>
       <w:i/>
-      <w:color w:val="60a0b0"/>
     </w:rPr>
   </w:style>
   <w:style w:type="character" w:customStyle="1" w:styleId="DocumentationTok">
     <w:name w:val="DocumentationTok"/>
     <w:basedOn w:val="VerbatimChar"/>
     <w:rPr>
+      <w:color w:val="ba2121"/>
       <w:i/>
-      <w:color w:val="ba2121"/>
     </w:rPr>
   </w:style>
   <w:style w:type="character" w:customStyle="1" w:styleId="AnnotationTok">
     <w:name w:val="AnnotationTok"/>
     <w:basedOn w:val="VerbatimChar"/>
     <w:rPr>
+      <w:color w:val="60a0b0"/>
       <w:b/>
       <w:i/>
-      <w:color w:val="60a0b0"/>
     </w:rPr>
   </w:style>
   <w:style w:type="character" w:customStyle="1" w:styleId="CommentVarTok">
     <w:name w:val="CommentVarTok"/>
     <w:basedOn w:val="VerbatimChar"/>
     <w:rPr>
+      <w:color w:val="60a0b0"/>
       <w:b/>
       <w:i/>
-      <w:color w:val="60a0b0"/>
     </w:rPr>
   </w:style>
   <w:style w:type="character" w:customStyle="1" w:styleId="OtherTok">
@@ -10890,8 +11065,8 @@
     <w:name w:val="ControlFlowTok"/>
     <w:basedOn w:val="VerbatimChar"/>
     <w:rPr>
+      <w:color w:val="007020"/>
       <w:b/>
-      <w:color w:val="007020"/>
     </w:rPr>
   </w:style>
   <w:style w:type="character" w:customStyle="1" w:styleId="OperatorTok">
@@ -10936,34 +11111,34 @@
     <w:name w:val="InformationTok"/>
     <w:basedOn w:val="VerbatimChar"/>
     <w:rPr>
+      <w:color w:val="60a0b0"/>
       <w:b/>
       <w:i/>
-      <w:color w:val="60a0b0"/>
     </w:rPr>
   </w:style>
   <w:style w:type="character" w:customStyle="1" w:styleId="WarningTok">
     <w:name w:val="WarningTok"/>
     <w:basedOn w:val="VerbatimChar"/>
     <w:rPr>
+      <w:color w:val="60a0b0"/>
       <w:b/>
       <w:i/>
-      <w:color w:val="60a0b0"/>
     </w:rPr>
   </w:style>
   <w:style w:type="character" w:customStyle="1" w:styleId="AlertTok">
     <w:name w:val="AlertTok"/>
     <w:basedOn w:val="VerbatimChar"/>
     <w:rPr>
+      <w:color w:val="ff0000"/>
       <w:b/>
-      <w:color w:val="ff0000"/>
     </w:rPr>
   </w:style>
   <w:style w:type="character" w:customStyle="1" w:styleId="ErrorTok">
     <w:name w:val="ErrorTok"/>
     <w:basedOn w:val="VerbatimChar"/>
     <w:rPr>
+      <w:color w:val="ff0000"/>
       <w:b/>
-      <w:color w:val="ff0000"/>
     </w:rPr>
   </w:style>
   <w:style w:type="character" w:customStyle="1" w:styleId="NormalTok">
@@ -10985,44 +11160,44 @@
         <a:sysClr val="window" lastClr="FFFFFF"/>
       </a:lt1>
       <a:dk2>
-        <a:srgbClr val="0E2841"/>
+        <a:srgbClr val="1F497D"/>
       </a:dk2>
       <a:lt2>
-        <a:srgbClr val="E8E8E8"/>
+        <a:srgbClr val="EEECE1"/>
       </a:lt2>
       <a:accent1>
-        <a:srgbClr val="156082"/>
+        <a:srgbClr val="4F81BD"/>
       </a:accent1>
       <a:accent2>
-        <a:srgbClr val="E97132"/>
+        <a:srgbClr val="C0504D"/>
       </a:accent2>
       <a:accent3>
-        <a:srgbClr val="196B24"/>
+        <a:srgbClr val="9BBB59"/>
       </a:accent3>
       <a:accent4>
-        <a:srgbClr val="0F9ED5"/>
+        <a:srgbClr val="8064A2"/>
       </a:accent4>
       <a:accent5>
-        <a:srgbClr val="A02B93"/>
+        <a:srgbClr val="4BACC6"/>
       </a:accent5>
       <a:accent6>
-        <a:srgbClr val="4EA72E"/>
+        <a:srgbClr val="F79646"/>
       </a:accent6>
       <a:hlink>
-        <a:srgbClr val="467886"/>
+        <a:srgbClr val="0000FF"/>
       </a:hlink>
       <a:folHlink>
-        <a:srgbClr val="96607D"/>
+        <a:srgbClr val="800080"/>
       </a:folHlink>
     </a:clrScheme>
     <a:fontScheme name="Office">
       <a:majorFont>
-        <a:latin typeface="Aptos Display" panose="02110004020202020204"/>
+        <a:latin typeface="Calibri"/>
         <a:ea typeface=""/>
         <a:cs typeface=""/>
-        <a:font script="Jpan" typeface="游ゴシック Light"/>
+        <a:font script="Jpan" typeface="ＭＳ ゴシック"/>
         <a:font script="Hang" typeface="맑은 고딕"/>
-        <a:font script="Hans" typeface="等线 Light"/>
+        <a:font script="Hans" typeface="宋体"/>
         <a:font script="Hant" typeface="新細明體"/>
         <a:font script="Arab" typeface="Times New Roman"/>
         <a:font script="Hebr" typeface="Times New Roman"/>
@@ -11049,32 +11224,14 @@
         <a:font script="Mong" typeface="Mongolian Baiti"/>
         <a:font script="Viet" typeface="Times New Roman"/>
         <a:font script="Uigh" typeface="Microsoft Uighur"/>
-        <a:font script="Geor" typeface="Sylfaen"/>
-        <a:font script="Armn" typeface="Arial"/>
-        <a:font script="Bugi" typeface="Leelawadee UI"/>
-        <a:font script="Bopo" typeface="Microsoft JhengHei"/>
-        <a:font script="Java" typeface="Javanese Text"/>
-        <a:font script="Lisu" typeface="Segoe UI"/>
-        <a:font script="Mymr" typeface="Myanmar Text"/>
-        <a:font script="Nkoo" typeface="Ebrima"/>
-        <a:font script="Olck" typeface="Nirmala UI"/>
-        <a:font script="Osma" typeface="Ebrima"/>
-        <a:font script="Phag" typeface="Phagspa"/>
-        <a:font script="Syrn" typeface="Estrangelo Edessa"/>
-        <a:font script="Syrj" typeface="Estrangelo Edessa"/>
-        <a:font script="Syre" typeface="Estrangelo Edessa"/>
-        <a:font script="Sora" typeface="Nirmala UI"/>
-        <a:font script="Tale" typeface="Microsoft Tai Le"/>
-        <a:font script="Talu" typeface="Microsoft New Tai Lue"/>
-        <a:font script="Tfng" typeface="Ebrima"/>
       </a:majorFont>
       <a:minorFont>
-        <a:latin typeface="Aptos" panose="02110004020202020204"/>
+        <a:latin typeface="Cambria"/>
         <a:ea typeface=""/>
         <a:cs typeface=""/>
-        <a:font script="Jpan" typeface="游明朝"/>
+        <a:font script="Jpan" typeface="ＭＳ 明朝"/>
         <a:font script="Hang" typeface="맑은 고딕"/>
-        <a:font script="Hans" typeface="等线"/>
+        <a:font script="Hans" typeface="宋体"/>
         <a:font script="Hant" typeface="新細明體"/>
         <a:font script="Arab" typeface="Arial"/>
         <a:font script="Hebr" typeface="Arial"/>
@@ -11101,24 +11258,6 @@
         <a:font script="Mong" typeface="Mongolian Baiti"/>
         <a:font script="Viet" typeface="Arial"/>
         <a:font script="Uigh" typeface="Microsoft Uighur"/>
-        <a:font script="Geor" typeface="Sylfaen"/>
-        <a:font script="Armn" typeface="Arial"/>
-        <a:font script="Bugi" typeface="Leelawadee UI"/>
-        <a:font script="Bopo" typeface="Microsoft JhengHei"/>
-        <a:font script="Java" typeface="Javanese Text"/>
-        <a:font script="Lisu" typeface="Segoe UI"/>
-        <a:font script="Mymr" typeface="Myanmar Text"/>
-        <a:font script="Nkoo" typeface="Ebrima"/>
-        <a:font script="Olck" typeface="Nirmala UI"/>
-        <a:font script="Osma" typeface="Ebrima"/>
-        <a:font script="Phag" typeface="Phagspa"/>
-        <a:font script="Syrn" typeface="Estrangelo Edessa"/>
-        <a:font script="Syrj" typeface="Estrangelo Edessa"/>
-        <a:font script="Syre" typeface="Estrangelo Edessa"/>
-        <a:font script="Sora" typeface="Nirmala UI"/>
-        <a:font script="Tale" typeface="Microsoft Tai Le"/>
-        <a:font script="Talu" typeface="Microsoft New Tai Lue"/>
-        <a:font script="Tfng" typeface="Ebrima"/>
       </a:minorFont>
     </a:fontScheme>
     <a:fmtScheme name="Office">
@@ -11130,141 +11269,200 @@
           <a:gsLst>
             <a:gs pos="0">
               <a:schemeClr val="phClr">
-                <a:lumMod val="110000"/>
-                <a:satMod val="105000"/>
-                <a:tint val="67000"/>
+                <a:tint val="50000"/>
+                <a:satMod val="300000"/>
               </a:schemeClr>
             </a:gs>
-            <a:gs pos="50000">
+            <a:gs pos="35000">
               <a:schemeClr val="phClr">
-                <a:lumMod val="105000"/>
-                <a:satMod val="103000"/>
-                <a:tint val="73000"/>
+                <a:tint val="37000"/>
+                <a:satMod val="300000"/>
               </a:schemeClr>
             </a:gs>
             <a:gs pos="100000">
               <a:schemeClr val="phClr">
-                <a:lumMod val="105000"/>
-                <a:satMod val="109000"/>
-                <a:tint val="81000"/>
+                <a:tint val="15000"/>
+                <a:satMod val="350000"/>
               </a:schemeClr>
             </a:gs>
           </a:gsLst>
-          <a:lin ang="5400000" scaled="0"/>
+          <a:lin ang="16200000" scaled="1"/>
         </a:gradFill>
         <a:gradFill rotWithShape="1">
           <a:gsLst>
             <a:gs pos="0">
               <a:schemeClr val="phClr">
-                <a:satMod val="103000"/>
-                <a:lumMod val="102000"/>
-                <a:tint val="94000"/>
-              </a:schemeClr>
-            </a:gs>
-            <a:gs pos="50000">
-              <a:schemeClr val="phClr">
-                <a:satMod val="110000"/>
-                <a:lumMod val="100000"/>
+                <a:tint val="100000"/>
                 <a:shade val="100000"/>
+                <a:satMod val="130000"/>
               </a:schemeClr>
             </a:gs>
             <a:gs pos="100000">
               <a:schemeClr val="phClr">
-                <a:lumMod val="99000"/>
-                <a:satMod val="120000"/>
-                <a:shade val="78000"/>
+                <a:tint val="50000"/>
+                <a:shade val="100000"/>
+                <a:satMod val="350000"/>
               </a:schemeClr>
             </a:gs>
           </a:gsLst>
-          <a:lin ang="5400000" scaled="0"/>
+          <a:lin ang="16200000" scaled="0"/>
         </a:gradFill>
       </a:fillStyleLst>
       <a:lnStyleLst>
-        <a:ln w="6350" cap="flat" cmpd="sng" algn="ctr">
+        <a:ln w="9525" cap="flat" cmpd="sng" algn="ctr">
+          <a:solidFill>
+            <a:schemeClr val="phClr">
+              <a:shade val="95000"/>
+              <a:satMod val="105000"/>
+            </a:schemeClr>
+          </a:solidFill>
+          <a:prstDash val="solid"/>
+        </a:ln>
+        <a:ln w="25400" cap="flat" cmpd="sng" algn="ctr">
           <a:solidFill>
             <a:schemeClr val="phClr"/>
           </a:solidFill>
           <a:prstDash val="solid"/>
-          <a:miter lim="800000"/>
         </a:ln>
-        <a:ln w="12700" cap="flat" cmpd="sng" algn="ctr">
+        <a:ln w="38100" cap="flat" cmpd="sng" algn="ctr">
           <a:solidFill>
             <a:schemeClr val="phClr"/>
           </a:solidFill>
           <a:prstDash val="solid"/>
-          <a:miter lim="800000"/>
-        </a:ln>
-        <a:ln w="19050" cap="flat" cmpd="sng" algn="ctr">
-          <a:solidFill>
-            <a:schemeClr val="phClr"/>
-          </a:solidFill>
-          <a:prstDash val="solid"/>
-          <a:miter lim="800000"/>
         </a:ln>
       </a:lnStyleLst>
       <a:effectStyleLst>
         <a:effectStyle>
-          <a:effectLst/>
-        </a:effectStyle>
-        <a:effectStyle>
-          <a:effectLst/>
+          <a:effectLst>
+            <a:outerShdw blurRad="40000" dist="20000" dir="5400000" rotWithShape="0">
+              <a:srgbClr val="000000">
+                <a:alpha val="38000"/>
+              </a:srgbClr>
+            </a:outerShdw>
+          </a:effectLst>
         </a:effectStyle>
         <a:effectStyle>
           <a:effectLst>
-            <a:outerShdw blurRad="57150" dist="19050" dir="5400000" algn="ctr" rotWithShape="0">
+            <a:outerShdw blurRad="40000" dist="23000" dir="5400000" rotWithShape="0">
               <a:srgbClr val="000000">
-                <a:alpha val="63000"/>
+                <a:alpha val="35000"/>
               </a:srgbClr>
             </a:outerShdw>
           </a:effectLst>
+        </a:effectStyle>
+        <a:effectStyle>
+          <a:effectLst>
+            <a:outerShdw blurRad="40000" dist="23000" dir="5400000" rotWithShape="0">
+              <a:srgbClr val="000000">
+                <a:alpha val="35000"/>
+              </a:srgbClr>
+            </a:outerShdw>
+          </a:effectLst>
+          <a:scene3d>
+            <a:camera prst="orthographicFront">
+              <a:rot lat="0" lon="0" rev="0"/>
+            </a:camera>
+            <a:lightRig rig="threePt" dir="t">
+              <a:rot lat="0" lon="0" rev="1200000"/>
+            </a:lightRig>
+          </a:scene3d>
+          <a:sp3d>
+            <a:bevelT w="63500" h="25400"/>
+          </a:sp3d>
         </a:effectStyle>
       </a:effectStyleLst>
       <a:bgFillStyleLst>
         <a:solidFill>
           <a:schemeClr val="phClr"/>
         </a:solidFill>
-        <a:solidFill>
-          <a:schemeClr val="phClr">
-            <a:tint val="95000"/>
-            <a:satMod val="170000"/>
-          </a:schemeClr>
-        </a:solidFill>
         <a:gradFill rotWithShape="1">
           <a:gsLst>
             <a:gs pos="0">
               <a:schemeClr val="phClr">
-                <a:tint val="93000"/>
-                <a:satMod val="150000"/>
-                <a:shade val="98000"/>
-                <a:lumMod val="102000"/>
+                <a:tint val="40000"/>
+                <a:satMod val="350000"/>
               </a:schemeClr>
             </a:gs>
-            <a:gs pos="50000">
+            <a:gs pos="40000">
               <a:schemeClr val="phClr">
-                <a:tint val="98000"/>
-                <a:satMod val="130000"/>
-                <a:shade val="90000"/>
-                <a:lumMod val="103000"/>
+                <a:tint val="45000"/>
+                <a:shade val="99000"/>
+                <a:satMod val="350000"/>
               </a:schemeClr>
             </a:gs>
             <a:gs pos="100000">
               <a:schemeClr val="phClr">
-                <a:shade val="63000"/>
-                <a:satMod val="120000"/>
+                <a:shade val="20000"/>
+                <a:satMod val="255000"/>
               </a:schemeClr>
             </a:gs>
           </a:gsLst>
-          <a:lin ang="5400000" scaled="0"/>
+          <a:path path="circle">
+            <a:fillToRect l="50000" t="-80000" r="50000" b="180000"/>
+          </a:path>
+        </a:gradFill>
+        <a:gradFill rotWithShape="1">
+          <a:gsLst>
+            <a:gs pos="0">
+              <a:schemeClr val="phClr">
+                <a:tint val="80000"/>
+                <a:satMod val="300000"/>
+              </a:schemeClr>
+            </a:gs>
+            <a:gs pos="100000">
+              <a:schemeClr val="phClr">
+                <a:shade val="30000"/>
+                <a:satMod val="200000"/>
+              </a:schemeClr>
+            </a:gs>
+          </a:gsLst>
+          <a:path path="circle">
+            <a:fillToRect l="50000" t="50000" r="50000" b="50000"/>
+          </a:path>
         </a:gradFill>
       </a:bgFillStyleLst>
     </a:fmtScheme>
   </a:themeElements>
-  <a:objectDefaults/>
+  <a:objectDefaults>
+    <a:spDef>
+      <a:spPr/>
+      <a:bodyPr/>
+      <a:lstStyle/>
+      <a:style>
+        <a:lnRef idx="1">
+          <a:schemeClr val="accent1"/>
+        </a:lnRef>
+        <a:fillRef idx="3">
+          <a:schemeClr val="accent1"/>
+        </a:fillRef>
+        <a:effectRef idx="2">
+          <a:schemeClr val="accent1"/>
+        </a:effectRef>
+        <a:fontRef idx="minor">
+          <a:schemeClr val="lt1"/>
+        </a:fontRef>
+      </a:style>
+    </a:spDef>
+    <a:lnDef>
+      <a:spPr/>
+      <a:bodyPr/>
+      <a:lstStyle/>
+      <a:style>
+        <a:lnRef idx="2">
+          <a:schemeClr val="accent1"/>
+        </a:lnRef>
+        <a:fillRef idx="0">
+          <a:schemeClr val="accent1"/>
+        </a:fillRef>
+        <a:effectRef idx="1">
+          <a:schemeClr val="accent1"/>
+        </a:effectRef>
+        <a:fontRef idx="minor">
+          <a:schemeClr val="tx1"/>
+        </a:fontRef>
+      </a:style>
+    </a:lnDef>
+  </a:objectDefaults>
   <a:extraClrSchemeLst/>
-  <a:extLst>
-    <a:ext uri="{05A4C25C-085E-4340-85A3-A5531E510DB2}">
-      <thm15:themeFamily xmlns:thm15="http://schemas.microsoft.com/office/thememl/2012/main" name="Office Theme" id="{2E142A2C-CD16-42D6-873A-C26D2A0506FA}" vid="{1BDDFF52-6CD6-40A5-AB3C-68EB2F1E4D0A}"/>
-    </a:ext>
-  </a:extLst>
 </a:theme>
 </file>
--- a/01-foundations/NIST_RMF_SP_800-53/Espanol/NIST_RMF_and_SP_800-53_Release_5.2.0_Practical_Manual_Espanol_v1.0.docx
+++ b/01-foundations/NIST_RMF_SP_800-53/Espanol/NIST_RMF_and_SP_800-53_Release_5.2.0_Practical_Manual_Espanol_v1.0.docx
@@ -10460,7 +10460,7 @@
         <w:rFonts w:asciiTheme="minorHAnsi" w:cstheme="minorBidi" w:eastAsiaTheme="minorHAnsi" w:hAnsiTheme="minorHAnsi"/>
         <w:sz w:val="24"/>
         <w:szCs w:val="24"/>
-        <w:lang w:bidi="ar-SA" w:eastAsia="en-US" w:val="en-US"/>
+        <w:lang w:bidi="ar-SA" w:eastAsia="es-419" w:val="es-419"/>
       </w:rPr>
     </w:rPrDefault>
     <w:pPrDefault>
